--- a/4.质量管理/1.流程制度规范类文件/TXHS-04-01-运维服务质量管理制度.docx
+++ b/4.质量管理/1.流程制度规范类文件/TXHS-04-01-运维服务质量管理制度.docx
@@ -608,8 +608,6 @@
               </w:rPr>
               <w:t>审核时间</w:t>
             </w:r>
-            <w:bookmarkStart w:id="34" w:name="_GoBack"/>
-            <w:bookmarkEnd w:id="34"/>
             <w:r>
               <w:rPr>
                 <w:rFonts w:hint="eastAsia" w:asciiTheme="minorAscii" w:hAnsiTheme="minorAscii" w:eastAsiaTheme="minorEastAsia"/>
@@ -4996,7 +4994,16 @@
           <w:rFonts w:hint="eastAsia"/>
           <w:lang w:val="en-US" w:eastAsia="zh-CN"/>
         </w:rPr>
-        <w:t>本制度适用于公司范围内所有与软件运维服务相关的质量管理活动。其指导范围涵盖所有服务管理流程、相关文档、人员、技术、资源、过程、交付和应急。涉及部门包括运维部、研发部、人力资源部、质量管理部及应急管理部。</w:t>
+        <w:t>本制度适用于公司范围内所有与</w:t>
+      </w:r>
+      <w:bookmarkStart w:id="34" w:name="_GoBack"/>
+      <w:bookmarkEnd w:id="34"/>
+      <w:r>
+        <w:rPr>
+          <w:rFonts w:hint="eastAsia"/>
+          <w:lang w:val="en-US" w:eastAsia="zh-CN"/>
+        </w:rPr>
+        <w:t>运维服务相关的质量管理活动。其指导范围涵盖所有服务管理流程、相关文档、人员、技术、资源、过程、交付和应急。涉及部门包括运维部、研发部、人力资源部、质量管理部及应急管理部。</w:t>
       </w:r>
     </w:p>
     <w:p>
@@ -7989,6 +7996,7 @@
             <w:insideH w:val="none" w:color="auto" w:sz="0" w:space="0"/>
             <w:insideV w:val="none" w:color="auto" w:sz="0" w:space="0"/>
           </w:tblBorders>
+          <w:shd w:val="clear" w:color="auto" w:fill="auto"/>
           <w:tblCellMar>
             <w:top w:w="0" w:type="dxa"/>
             <w:left w:w="108" w:type="dxa"/>
@@ -8214,6 +8222,7 @@
             <w:insideH w:val="none" w:color="auto" w:sz="0" w:space="0"/>
             <w:insideV w:val="none" w:color="auto" w:sz="0" w:space="0"/>
           </w:tblBorders>
+          <w:shd w:val="clear" w:color="auto" w:fill="auto"/>
           <w:tblCellMar>
             <w:top w:w="0" w:type="dxa"/>
             <w:left w:w="108" w:type="dxa"/>
@@ -8667,6 +8676,7 @@
             <w:insideH w:val="none" w:color="auto" w:sz="0" w:space="0"/>
             <w:insideV w:val="none" w:color="auto" w:sz="0" w:space="0"/>
           </w:tblBorders>
+          <w:shd w:val="clear" w:color="auto" w:fill="auto"/>
           <w:tblCellMar>
             <w:top w:w="0" w:type="dxa"/>
             <w:left w:w="108" w:type="dxa"/>
@@ -8917,6 +8927,7 @@
             <w:insideH w:val="none" w:color="auto" w:sz="0" w:space="0"/>
             <w:insideV w:val="none" w:color="auto" w:sz="0" w:space="0"/>
           </w:tblBorders>
+          <w:shd w:val="clear" w:color="auto" w:fill="auto"/>
           <w:tblCellMar>
             <w:top w:w="0" w:type="dxa"/>
             <w:left w:w="108" w:type="dxa"/>

--- a/4.质量管理/1.流程制度规范类文件/TXHS-04-01-运维服务质量管理制度.docx
+++ b/4.质量管理/1.流程制度规范类文件/TXHS-04-01-运维服务质量管理制度.docx
@@ -1,10 +1,11 @@
 
 <file path=word/document.xml><?xml version="1.0" encoding="utf-8"?>
-<w:document xmlns:wpc="http://schemas.microsoft.com/office/word/2010/wordprocessingCanvas" xmlns:mc="http://schemas.openxmlformats.org/markup-compatibility/2006" xmlns:o="urn:schemas-microsoft-com:office:office" xmlns:r="http://schemas.openxmlformats.org/officeDocument/2006/relationships" xmlns:m="http://schemas.openxmlformats.org/officeDocument/2006/math" xmlns:v="urn:schemas-microsoft-com:vml" xmlns:wp14="http://schemas.microsoft.com/office/word/2010/wordprocessingDrawing" xmlns:wp="http://schemas.openxmlformats.org/drawingml/2006/wordprocessingDrawing" xmlns:w="http://schemas.openxmlformats.org/wordprocessingml/2006/main" xmlns:w14="http://schemas.microsoft.com/office/word/2010/wordml" xmlns:w10="urn:schemas-microsoft-com:office:word" xmlns:w15="http://schemas.microsoft.com/office/word/2012/wordml" xmlns:wpg="http://schemas.microsoft.com/office/word/2010/wordprocessingGroup" xmlns:wpi="http://schemas.microsoft.com/office/word/2010/wordprocessingInk" xmlns:wne="http://schemas.microsoft.com/office/word/2006/wordml" xmlns:wps="http://schemas.microsoft.com/office/word/2010/wordprocessingShape" xmlns:wpsCustomData="http://www.wps.cn/officeDocument/2013/wpsCustomData" mc:Ignorable="w14 w15 wp14">
+<w:document xmlns:wpc="http://schemas.microsoft.com/office/word/2010/wordprocessingCanvas" xmlns:mc="http://schemas.openxmlformats.org/markup-compatibility/2006" xmlns:o="urn:schemas-microsoft-com:office:office" xmlns:r="http://schemas.openxmlformats.org/officeDocument/2006/relationships" xmlns:m="http://schemas.openxmlformats.org/officeDocument/2006/math" xmlns:v="urn:schemas-microsoft-com:vml" xmlns:wp14="http://schemas.microsoft.com/office/word/2010/wordprocessingDrawing" xmlns:wp="http://schemas.openxmlformats.org/drawingml/2006/wordprocessingDrawing" xmlns:w10="urn:schemas-microsoft-com:office:word" xmlns:w="http://schemas.openxmlformats.org/wordprocessingml/2006/main" xmlns:w14="http://schemas.microsoft.com/office/word/2010/wordml" xmlns:w15="http://schemas.microsoft.com/office/word/2012/wordml" xmlns:wne="http://schemas.microsoft.com/office/word/2006/wordml" xmlns:wpg="http://schemas.microsoft.com/office/word/2010/wordprocessingGroup" xmlns:wpi="http://schemas.microsoft.com/office/word/2010/wordprocessingInk" xmlns:wps="http://schemas.microsoft.com/office/word/2010/wordprocessingShape" mc:Ignorable="w14 w15 wp14">
+  <!-- Generated by Aspose.Words for .NET 13.3.0.1 -->
   <w:body>
     <w:p>
       <w:pPr>
-        <w:pStyle w:val="24"/>
+        <w:pStyle w:val="a"/>
         <w:keepNext w:val="0"/>
         <w:keepLines w:val="0"/>
         <w:pageBreakBefore w:val="0"/>
@@ -24,7 +25,7 @@
       <w:bookmarkStart w:id="0" w:name="_Toc20736"/>
       <w:r>
         <w:drawing>
-          <wp:anchor distT="0" distB="0" distL="114300" distR="114300" simplePos="0" relativeHeight="251661312" behindDoc="1" locked="0" layoutInCell="1" allowOverlap="1">
+          <wp:anchor distT="0" distB="0" distL="114300" distR="114300" simplePos="0" relativeHeight="251660288" behindDoc="1" locked="0" layoutInCell="1" allowOverlap="1">
             <wp:simplePos x="0" y="0"/>
             <wp:positionH relativeFrom="column">
               <wp:posOffset>-19050</wp:posOffset>
@@ -49,7 +50,7 @@
                     </pic:cNvPicPr>
                   </pic:nvPicPr>
                   <pic:blipFill>
-                    <a:blip r:embed="rId7"/>
+                    <a:blip xmlns:r="http://schemas.openxmlformats.org/officeDocument/2006/relationships" r:embed="rId4"/>
                     <a:stretch>
                       <a:fillRect/>
                     </a:stretch>
@@ -75,7 +76,7 @@
       </w:r>
       <w:r>
         <w:drawing>
-          <wp:anchor distT="0" distB="0" distL="114300" distR="114300" simplePos="0" relativeHeight="251660288" behindDoc="1" locked="0" layoutInCell="1" allowOverlap="1">
+          <wp:anchor distT="0" distB="0" distL="114300" distR="114300" simplePos="0" relativeHeight="251659264" behindDoc="1" locked="0" layoutInCell="1" allowOverlap="1">
             <wp:simplePos x="0" y="0"/>
             <wp:positionH relativeFrom="column">
               <wp:posOffset>0</wp:posOffset>
@@ -100,7 +101,7 @@
                     </pic:cNvPicPr>
                   </pic:nvPicPr>
                   <pic:blipFill>
-                    <a:blip r:embed="rId8"/>
+                    <a:blip xmlns:r="http://schemas.openxmlformats.org/officeDocument/2006/relationships" r:embed="rId5"/>
                     <a:stretch>
                       <a:fillRect/>
                     </a:stretch>
@@ -130,7 +131,7 @@
           <w:lang w:val="en-US" w:eastAsia="zh-CN"/>
         </w:rPr>
         <w:drawing>
-          <wp:anchor distT="0" distB="0" distL="114300" distR="114300" simplePos="0" relativeHeight="251659264" behindDoc="1" locked="0" layoutInCell="1" allowOverlap="1">
+          <wp:anchor distT="0" distB="0" distL="114300" distR="114300" simplePos="0" relativeHeight="251658240" behindDoc="1" locked="0" layoutInCell="1" allowOverlap="1">
             <wp:simplePos x="0" y="0"/>
             <wp:positionH relativeFrom="column">
               <wp:posOffset>635</wp:posOffset>
@@ -155,7 +156,7 @@
                     </pic:cNvPicPr>
                   </pic:nvPicPr>
                   <pic:blipFill>
-                    <a:blip r:embed="rId9">
+                    <a:blip xmlns:r="http://schemas.openxmlformats.org/officeDocument/2006/relationships" r:embed="rId6">
                       <a:alphaModFix amt="58000"/>
                       <a:lum contrast="-52000"/>
                     </a:blip>
@@ -189,7 +190,7 @@
     </w:p>
     <w:p>
       <w:pPr>
-        <w:pStyle w:val="25"/>
+        <w:pStyle w:val="a0"/>
         <w:keepNext w:val="0"/>
         <w:keepLines w:val="0"/>
         <w:pageBreakBefore w:val="0"/>
@@ -236,11 +237,11 @@
         <w:adjustRightInd w:val="0"/>
         <w:snapToGrid w:val="0"/>
         <w:spacing w:after="624" w:afterLines="200" w:line="219" w:lineRule="auto"/>
-        <w:ind w:left="0" w:leftChars="0" w:right="0" w:rightChars="0" w:firstLine="0" w:firstLineChars="0"/>
+        <w:ind w:left="0" w:right="0" w:firstLine="0" w:leftChars="0" w:rightChars="0" w:firstLineChars="0"/>
         <w:jc w:val="center"/>
         <w:textAlignment w:val="baseline"/>
         <w:rPr>
-          <w:rFonts w:hint="default" w:ascii="宋体" w:hAnsi="宋体" w:eastAsia="宋体" w:cs="宋体"/>
+          <w:rFonts w:ascii="宋体" w:eastAsia="宋体" w:hAnsi="宋体" w:cs="宋体" w:hint="default"/>
           <w:sz w:val="24"/>
           <w:szCs w:val="24"/>
           <w:lang w:val="en-US" w:eastAsia="zh-CN"/>
@@ -248,7 +249,7 @@
       </w:pPr>
       <w:r>
         <w:rPr>
-          <w:rFonts w:ascii="宋体" w:hAnsi="宋体" w:eastAsia="宋体" w:cs="宋体"/>
+          <w:rFonts w:ascii="宋体" w:eastAsia="宋体" w:hAnsi="宋体" w:cs="宋体"/>
           <w:b/>
           <w:bCs/>
           <w:spacing w:val="-3"/>
@@ -259,7 +260,7 @@
       </w:r>
       <w:r>
         <w:rPr>
-          <w:rFonts w:hint="eastAsia" w:ascii="宋体" w:hAnsi="宋体" w:eastAsia="宋体" w:cs="宋体"/>
+          <w:rFonts w:ascii="宋体" w:eastAsia="宋体" w:hAnsi="宋体" w:cs="宋体" w:hint="eastAsia"/>
           <w:b/>
           <w:bCs/>
           <w:spacing w:val="-3"/>
@@ -271,7 +272,7 @@
       </w:r>
       <w:r>
         <w:rPr>
-          <w:rFonts w:ascii="宋体" w:hAnsi="宋体" w:eastAsia="宋体" w:cs="宋体"/>
+          <w:rFonts w:ascii="宋体" w:eastAsia="宋体" w:hAnsi="宋体" w:cs="宋体"/>
           <w:b/>
           <w:bCs/>
           <w:spacing w:val="-3"/>
@@ -282,7 +283,7 @@
       </w:r>
       <w:r>
         <w:rPr>
-          <w:rFonts w:hint="eastAsia" w:ascii="宋体" w:hAnsi="宋体" w:cs="宋体"/>
+          <w:rFonts w:ascii="宋体" w:hAnsi="宋体" w:cs="宋体" w:hint="eastAsia"/>
           <w:b/>
           <w:bCs/>
           <w:spacing w:val="-3"/>
@@ -294,7 +295,7 @@
       </w:r>
       <w:r>
         <w:rPr>
-          <w:rFonts w:ascii="宋体" w:hAnsi="宋体" w:eastAsia="宋体" w:cs="宋体"/>
+          <w:rFonts w:ascii="宋体" w:eastAsia="宋体" w:hAnsi="宋体" w:cs="宋体"/>
           <w:b/>
           <w:bCs/>
           <w:spacing w:val="-3"/>
@@ -306,18 +307,17 @@
     </w:p>
     <w:tbl>
       <w:tblPr>
-        <w:tblStyle w:val="21"/>
+        <w:tblStyle w:val="TableGrid"/>
         <w:tblW w:w="0" w:type="auto"/>
         <w:jc w:val="center"/>
         <w:tblBorders>
-          <w:top w:val="none" w:color="auto" w:sz="0" w:space="0"/>
-          <w:left w:val="none" w:color="auto" w:sz="0" w:space="0"/>
-          <w:bottom w:val="none" w:color="auto" w:sz="0" w:space="0"/>
-          <w:right w:val="none" w:color="auto" w:sz="0" w:space="0"/>
-          <w:insideH w:val="none" w:color="auto" w:sz="0" w:space="0"/>
-          <w:insideV w:val="none" w:color="auto" w:sz="0" w:space="0"/>
+          <w:top w:val="nil"/>
+          <w:left w:val="nil"/>
+          <w:bottom w:val="nil"/>
+          <w:right w:val="nil"/>
+          <w:insideH w:val="nil"/>
+          <w:insideV w:val="nil"/>
         </w:tblBorders>
-        <w:tblLayout w:type="autofit"/>
         <w:tblCellMar>
           <w:top w:w="0" w:type="dxa"/>
           <w:left w:w="108" w:type="dxa"/>
@@ -331,13 +331,15 @@
       </w:tblGrid>
       <w:tr>
         <w:tblPrEx>
+          <w:tblW w:w="0" w:type="auto"/>
+          <w:jc w:val="center"/>
           <w:tblBorders>
-            <w:top w:val="none" w:color="auto" w:sz="0" w:space="0"/>
-            <w:left w:val="none" w:color="auto" w:sz="0" w:space="0"/>
-            <w:bottom w:val="none" w:color="auto" w:sz="0" w:space="0"/>
-            <w:right w:val="none" w:color="auto" w:sz="0" w:space="0"/>
-            <w:insideH w:val="none" w:color="auto" w:sz="0" w:space="0"/>
-            <w:insideV w:val="none" w:color="auto" w:sz="0" w:space="0"/>
+            <w:top w:val="nil"/>
+            <w:left w:val="nil"/>
+            <w:bottom w:val="nil"/>
+            <w:right w:val="nil"/>
+            <w:insideH w:val="nil"/>
+            <w:insideV w:val="nil"/>
           </w:tblBorders>
           <w:tblCellMar>
             <w:top w:w="0" w:type="dxa"/>
@@ -347,7 +349,7 @@
           </w:tblCellMar>
         </w:tblPrEx>
         <w:trPr>
-          <w:trHeight w:val="810" w:hRule="atLeast"/>
+          <w:trHeight w:val="810"/>
           <w:jc w:val="center"/>
         </w:trPr>
         <w:tc>
@@ -386,7 +388,7 @@
             </w:r>
             <w:r>
               <w:rPr>
-                <w:rFonts w:hint="default" w:asciiTheme="minorAscii" w:hAnsiTheme="minorAscii" w:eastAsiaTheme="minorEastAsia"/>
+                <w:rFonts w:asciiTheme="minorAscii" w:eastAsiaTheme="minorEastAsia" w:hAnsiTheme="minorAscii" w:hint="default"/>
                 <w:spacing w:val="227"/>
                 <w:sz w:val="21"/>
                 <w:vertAlign w:val="baseline"/>
@@ -441,7 +443,7 @@
             </w:r>
             <w:r>
               <w:rPr>
-                <w:rFonts w:hint="eastAsia" w:asciiTheme="minorAscii" w:hAnsiTheme="minorAscii" w:eastAsiaTheme="minorEastAsia"/>
+                <w:rFonts w:asciiTheme="minorAscii" w:eastAsiaTheme="minorEastAsia" w:hAnsiTheme="minorAscii" w:hint="eastAsia"/>
                 <w:spacing w:val="227"/>
                 <w:sz w:val="21"/>
                 <w:vertAlign w:val="baseline"/>
@@ -463,14 +465,8 @@
       </w:tr>
       <w:tr>
         <w:tblPrEx>
-          <w:tblBorders>
-            <w:top w:val="none" w:color="auto" w:sz="0" w:space="0"/>
-            <w:left w:val="none" w:color="auto" w:sz="0" w:space="0"/>
-            <w:bottom w:val="none" w:color="auto" w:sz="0" w:space="0"/>
-            <w:right w:val="none" w:color="auto" w:sz="0" w:space="0"/>
-            <w:insideH w:val="none" w:color="auto" w:sz="0" w:space="0"/>
-            <w:insideV w:val="none" w:color="auto" w:sz="0" w:space="0"/>
-          </w:tblBorders>
+          <w:tblW w:w="0" w:type="auto"/>
+          <w:jc w:val="center"/>
           <w:tblCellMar>
             <w:top w:w="0" w:type="dxa"/>
             <w:left w:w="108" w:type="dxa"/>
@@ -479,7 +475,7 @@
           </w:tblCellMar>
         </w:tblPrEx>
         <w:trPr>
-          <w:trHeight w:val="810" w:hRule="atLeast"/>
+          <w:trHeight w:val="810"/>
           <w:jc w:val="center"/>
         </w:trPr>
         <w:tc>
@@ -504,7 +500,7 @@
               <w:snapToGrid w:val="0"/>
               <w:textAlignment w:val="baseline"/>
               <w:rPr>
-                <w:rFonts w:hint="default" w:ascii="Arial" w:hAnsi="Arial" w:eastAsia="Arial" w:cs="Arial"/>
+                <w:rFonts w:ascii="Arial" w:eastAsia="Arial" w:hAnsi="Arial" w:cs="Arial" w:hint="default"/>
                 <w:snapToGrid w:val="0"/>
                 <w:color w:val="000000"/>
                 <w:kern w:val="0"/>
@@ -536,7 +532,7 @@
             </w:r>
             <w:r>
               <w:rPr>
-                <w:rFonts w:hint="default" w:asciiTheme="minorAscii" w:hAnsiTheme="minorAscii" w:eastAsiaTheme="minorEastAsia"/>
+                <w:rFonts w:asciiTheme="minorAscii" w:eastAsiaTheme="minorEastAsia" w:hAnsiTheme="minorAscii" w:hint="default"/>
                 <w:spacing w:val="227"/>
                 <w:sz w:val="21"/>
                 <w:vertAlign w:val="baseline"/>
@@ -553,18 +549,7 @@
                 <w:vertAlign w:val="baseline"/>
                 <w:lang w:val="en-US" w:eastAsia="zh-CN"/>
               </w:rPr>
-              <w:t>V2.</w:t>
-            </w:r>
-            <w:r>
-              <w:rPr>
-                <w:rFonts w:hint="eastAsia"/>
-                <w:spacing w:val="0"/>
-                <w:kern w:val="0"/>
-                <w:u w:val="single"/>
-                <w:vertAlign w:val="baseline"/>
-                <w:lang w:val="en-US" w:eastAsia="zh-CN"/>
-              </w:rPr>
-              <w:t>0</w:t>
+              <w:t>V1.0</w:t>
             </w:r>
           </w:p>
         </w:tc>
@@ -590,7 +575,7 @@
               <w:snapToGrid w:val="0"/>
               <w:textAlignment w:val="baseline"/>
               <w:rPr>
-                <w:rFonts w:hint="default" w:ascii="Arial" w:hAnsi="Arial" w:eastAsia="Arial" w:cs="Arial"/>
+                <w:rFonts w:ascii="Arial" w:eastAsia="Arial" w:hAnsi="Arial" w:cs="Arial" w:hint="default"/>
                 <w:snapToGrid w:val="0"/>
                 <w:color w:val="000000"/>
                 <w:kern w:val="0"/>
@@ -610,7 +595,7 @@
             </w:r>
             <w:r>
               <w:rPr>
-                <w:rFonts w:hint="eastAsia" w:asciiTheme="minorAscii" w:hAnsiTheme="minorAscii" w:eastAsiaTheme="minorEastAsia"/>
+                <w:rFonts w:asciiTheme="minorAscii" w:eastAsiaTheme="minorEastAsia" w:hAnsiTheme="minorAscii" w:hint="eastAsia"/>
                 <w:spacing w:val="227"/>
                 <w:sz w:val="21"/>
                 <w:vertAlign w:val="baseline"/>
@@ -632,14 +617,8 @@
       </w:tr>
       <w:tr>
         <w:tblPrEx>
-          <w:tblBorders>
-            <w:top w:val="none" w:color="auto" w:sz="0" w:space="0"/>
-            <w:left w:val="none" w:color="auto" w:sz="0" w:space="0"/>
-            <w:bottom w:val="none" w:color="auto" w:sz="0" w:space="0"/>
-            <w:right w:val="none" w:color="auto" w:sz="0" w:space="0"/>
-            <w:insideH w:val="none" w:color="auto" w:sz="0" w:space="0"/>
-            <w:insideV w:val="none" w:color="auto" w:sz="0" w:space="0"/>
-          </w:tblBorders>
+          <w:tblW w:w="0" w:type="auto"/>
+          <w:jc w:val="center"/>
           <w:tblCellMar>
             <w:top w:w="0" w:type="dxa"/>
             <w:left w:w="108" w:type="dxa"/>
@@ -648,7 +627,7 @@
           </w:tblCellMar>
         </w:tblPrEx>
         <w:trPr>
-          <w:trHeight w:val="635" w:hRule="atLeast"/>
+          <w:trHeight w:val="635"/>
           <w:jc w:val="center"/>
         </w:trPr>
         <w:tc>
@@ -699,7 +678,7 @@
             </w:r>
             <w:r>
               <w:rPr>
-                <w:rFonts w:hint="eastAsia" w:asciiTheme="minorAscii" w:hAnsiTheme="minorAscii" w:eastAsiaTheme="minorEastAsia"/>
+                <w:rFonts w:asciiTheme="minorAscii" w:eastAsiaTheme="minorEastAsia" w:hAnsiTheme="minorAscii" w:hint="eastAsia"/>
                 <w:spacing w:val="227"/>
                 <w:sz w:val="21"/>
                 <w:vertAlign w:val="baseline"/>
@@ -753,7 +732,7 @@
             </w:r>
             <w:r>
               <w:rPr>
-                <w:rFonts w:hint="eastAsia" w:asciiTheme="minorAscii" w:hAnsiTheme="minorAscii" w:eastAsiaTheme="minorEastAsia"/>
+                <w:rFonts w:asciiTheme="minorAscii" w:eastAsiaTheme="minorEastAsia" w:hAnsiTheme="minorAscii" w:hint="eastAsia"/>
                 <w:spacing w:val="227"/>
                 <w:sz w:val="21"/>
                 <w:vertAlign w:val="baseline"/>
@@ -814,14 +793,14 @@
         <w:ind w:left="3634"/>
         <w:textAlignment w:val="baseline"/>
         <w:rPr>
-          <w:rFonts w:ascii="宋体" w:hAnsi="宋体" w:eastAsia="宋体" w:cs="宋体"/>
+          <w:rFonts w:ascii="宋体" w:eastAsia="宋体" w:hAnsi="宋体" w:cs="宋体"/>
           <w:sz w:val="31"/>
           <w:szCs w:val="31"/>
         </w:rPr>
       </w:pPr>
       <w:r>
         <w:rPr>
-          <w:rFonts w:ascii="宋体" w:hAnsi="宋体" w:eastAsia="宋体" w:cs="宋体"/>
+          <w:rFonts w:ascii="宋体" w:eastAsia="宋体" w:hAnsi="宋体" w:cs="宋体"/>
           <w:b/>
           <w:bCs/>
           <w:spacing w:val="4"/>
@@ -833,16 +812,16 @@
     </w:p>
     <w:tbl>
       <w:tblPr>
-        <w:tblStyle w:val="26"/>
+        <w:tblStyle w:val="TableNormal0"/>
         <w:tblW w:w="8214" w:type="dxa"/>
         <w:jc w:val="center"/>
         <w:tblBorders>
-          <w:top w:val="single" w:color="000000" w:sz="2" w:space="0"/>
-          <w:left w:val="single" w:color="000000" w:sz="2" w:space="0"/>
-          <w:bottom w:val="single" w:color="000000" w:sz="2" w:space="0"/>
-          <w:right w:val="single" w:color="000000" w:sz="2" w:space="0"/>
-          <w:insideH w:val="single" w:color="000000" w:sz="2" w:space="0"/>
-          <w:insideV w:val="single" w:color="000000" w:sz="2" w:space="0"/>
+          <w:top w:val="single" w:sz="2" w:space="0" w:color="000000"/>
+          <w:left w:val="single" w:sz="2" w:space="0" w:color="000000"/>
+          <w:bottom w:val="single" w:sz="2" w:space="0" w:color="000000"/>
+          <w:right w:val="single" w:sz="2" w:space="0" w:color="000000"/>
+          <w:insideH w:val="single" w:sz="2" w:space="0" w:color="000000"/>
+          <w:insideV w:val="single" w:sz="2" w:space="0" w:color="000000"/>
         </w:tblBorders>
         <w:tblLayout w:type="fixed"/>
         <w:tblCellMar>
@@ -862,14 +841,17 @@
       </w:tblGrid>
       <w:tr>
         <w:tblPrEx>
+          <w:tblW w:w="8214" w:type="dxa"/>
+          <w:jc w:val="center"/>
           <w:tblBorders>
-            <w:top w:val="single" w:color="000000" w:sz="2" w:space="0"/>
-            <w:left w:val="single" w:color="000000" w:sz="2" w:space="0"/>
-            <w:bottom w:val="single" w:color="000000" w:sz="2" w:space="0"/>
-            <w:right w:val="single" w:color="000000" w:sz="2" w:space="0"/>
-            <w:insideH w:val="single" w:color="000000" w:sz="2" w:space="0"/>
-            <w:insideV w:val="single" w:color="000000" w:sz="2" w:space="0"/>
+            <w:top w:val="single" w:sz="2" w:space="0" w:color="000000"/>
+            <w:left w:val="single" w:sz="2" w:space="0" w:color="000000"/>
+            <w:bottom w:val="single" w:sz="2" w:space="0" w:color="000000"/>
+            <w:right w:val="single" w:sz="2" w:space="0" w:color="000000"/>
+            <w:insideH w:val="single" w:sz="2" w:space="0" w:color="000000"/>
+            <w:insideV w:val="single" w:sz="2" w:space="0" w:color="000000"/>
           </w:tblBorders>
+          <w:tblLayout w:type="fixed"/>
           <w:tblCellMar>
             <w:top w:w="0" w:type="dxa"/>
             <w:left w:w="0" w:type="dxa"/>
@@ -878,7 +860,7 @@
           </w:tblCellMar>
         </w:tblPrEx>
         <w:trPr>
-          <w:trHeight w:val="593" w:hRule="atLeast"/>
+          <w:trHeight w:val="593"/>
           <w:jc w:val="center"/>
         </w:trPr>
         <w:tc>
@@ -900,18 +882,18 @@
               <w:adjustRightInd w:val="0"/>
               <w:snapToGrid w:val="0"/>
               <w:spacing w:before="176" w:line="228" w:lineRule="auto"/>
-              <w:ind w:left="0" w:leftChars="0" w:right="0" w:rightChars="0" w:firstLine="0" w:firstLineChars="0"/>
+              <w:ind w:left="0" w:right="0" w:firstLine="0" w:leftChars="0" w:rightChars="0" w:firstLineChars="0"/>
               <w:jc w:val="center"/>
               <w:textAlignment w:val="baseline"/>
               <w:rPr>
-                <w:rFonts w:ascii="宋体" w:hAnsi="宋体" w:eastAsia="宋体" w:cs="宋体"/>
+                <w:rFonts w:ascii="宋体" w:eastAsia="宋体" w:hAnsi="宋体" w:cs="宋体"/>
                 <w:sz w:val="20"/>
                 <w:szCs w:val="20"/>
               </w:rPr>
             </w:pPr>
             <w:r>
               <w:rPr>
-                <w:rFonts w:hint="eastAsia" w:ascii="宋体" w:hAnsi="宋体" w:cs="宋体"/>
+                <w:rFonts w:ascii="宋体" w:hAnsi="宋体" w:cs="宋体" w:hint="eastAsia"/>
                 <w:spacing w:val="-14"/>
                 <w:sz w:val="20"/>
                 <w:szCs w:val="20"/>
@@ -921,7 +903,7 @@
             </w:r>
             <w:r>
               <w:rPr>
-                <w:rFonts w:ascii="宋体" w:hAnsi="宋体" w:eastAsia="宋体" w:cs="宋体"/>
+                <w:rFonts w:ascii="宋体" w:eastAsia="宋体" w:hAnsi="宋体" w:cs="宋体"/>
                 <w:spacing w:val="-14"/>
                 <w:sz w:val="20"/>
                 <w:szCs w:val="20"/>
@@ -949,18 +931,18 @@
               <w:adjustRightInd w:val="0"/>
               <w:snapToGrid w:val="0"/>
               <w:spacing w:before="175" w:line="227" w:lineRule="auto"/>
-              <w:ind w:left="0" w:leftChars="0" w:right="0" w:rightChars="0" w:firstLine="0" w:firstLineChars="0"/>
+              <w:ind w:left="0" w:right="0" w:firstLine="0" w:leftChars="0" w:rightChars="0" w:firstLineChars="0"/>
               <w:jc w:val="center"/>
               <w:textAlignment w:val="baseline"/>
               <w:rPr>
-                <w:rFonts w:ascii="宋体" w:hAnsi="宋体" w:eastAsia="宋体" w:cs="宋体"/>
+                <w:rFonts w:ascii="宋体" w:eastAsia="宋体" w:hAnsi="宋体" w:cs="宋体"/>
                 <w:sz w:val="20"/>
                 <w:szCs w:val="20"/>
               </w:rPr>
             </w:pPr>
             <w:r>
               <w:rPr>
-                <w:rFonts w:ascii="宋体" w:hAnsi="宋体" w:eastAsia="宋体" w:cs="宋体"/>
+                <w:rFonts w:ascii="宋体" w:eastAsia="宋体" w:hAnsi="宋体" w:cs="宋体"/>
                 <w:spacing w:val="4"/>
                 <w:sz w:val="20"/>
                 <w:szCs w:val="20"/>
@@ -988,18 +970,18 @@
               <w:adjustRightInd w:val="0"/>
               <w:snapToGrid w:val="0"/>
               <w:spacing w:before="175" w:line="228" w:lineRule="auto"/>
-              <w:ind w:left="0" w:leftChars="0" w:right="0" w:rightChars="0" w:firstLine="0" w:firstLineChars="0"/>
+              <w:ind w:left="0" w:right="0" w:firstLine="0" w:leftChars="0" w:rightChars="0" w:firstLineChars="0"/>
               <w:jc w:val="center"/>
               <w:textAlignment w:val="baseline"/>
               <w:rPr>
-                <w:rFonts w:ascii="宋体" w:hAnsi="宋体" w:eastAsia="宋体" w:cs="宋体"/>
+                <w:rFonts w:ascii="宋体" w:eastAsia="宋体" w:hAnsi="宋体" w:cs="宋体"/>
                 <w:sz w:val="20"/>
                 <w:szCs w:val="20"/>
               </w:rPr>
             </w:pPr>
             <w:r>
               <w:rPr>
-                <w:rFonts w:ascii="宋体" w:hAnsi="宋体" w:eastAsia="宋体" w:cs="宋体"/>
+                <w:rFonts w:ascii="宋体" w:eastAsia="宋体" w:hAnsi="宋体" w:cs="宋体"/>
                 <w:spacing w:val="7"/>
                 <w:sz w:val="20"/>
                 <w:szCs w:val="20"/>
@@ -1027,11 +1009,11 @@
               <w:adjustRightInd w:val="0"/>
               <w:snapToGrid w:val="0"/>
               <w:spacing w:before="175" w:line="228" w:lineRule="auto"/>
-              <w:ind w:left="0" w:leftChars="0" w:right="0" w:rightChars="0" w:firstLine="0" w:firstLineChars="0"/>
+              <w:ind w:left="0" w:right="0" w:firstLine="0" w:leftChars="0" w:rightChars="0" w:firstLineChars="0"/>
               <w:jc w:val="center"/>
               <w:textAlignment w:val="baseline"/>
               <w:rPr>
-                <w:rFonts w:hint="eastAsia" w:ascii="宋体" w:hAnsi="宋体" w:eastAsia="宋体" w:cs="宋体"/>
+                <w:rFonts w:ascii="宋体" w:eastAsia="宋体" w:hAnsi="宋体" w:cs="宋体" w:hint="eastAsia"/>
                 <w:spacing w:val="7"/>
                 <w:sz w:val="20"/>
                 <w:szCs w:val="20"/>
@@ -1040,7 +1022,7 @@
             </w:pPr>
             <w:r>
               <w:rPr>
-                <w:rFonts w:hint="eastAsia" w:ascii="宋体" w:hAnsi="宋体" w:cs="宋体"/>
+                <w:rFonts w:ascii="宋体" w:hAnsi="宋体" w:cs="宋体" w:hint="eastAsia"/>
                 <w:spacing w:val="7"/>
                 <w:sz w:val="20"/>
                 <w:szCs w:val="20"/>
@@ -1069,11 +1051,11 @@
               <w:adjustRightInd w:val="0"/>
               <w:snapToGrid w:val="0"/>
               <w:spacing w:before="175" w:line="228" w:lineRule="auto"/>
-              <w:ind w:left="0" w:leftChars="0" w:right="0" w:rightChars="0" w:firstLine="0" w:firstLineChars="0"/>
+              <w:ind w:left="0" w:right="0" w:firstLine="0" w:leftChars="0" w:rightChars="0" w:firstLineChars="0"/>
               <w:jc w:val="center"/>
               <w:textAlignment w:val="baseline"/>
               <w:rPr>
-                <w:rFonts w:hint="default" w:ascii="宋体" w:hAnsi="宋体" w:cs="宋体"/>
+                <w:rFonts w:ascii="宋体" w:hAnsi="宋体" w:cs="宋体" w:hint="default"/>
                 <w:spacing w:val="7"/>
                 <w:sz w:val="20"/>
                 <w:szCs w:val="20"/>
@@ -1082,7 +1064,7 @@
             </w:pPr>
             <w:r>
               <w:rPr>
-                <w:rFonts w:hint="eastAsia" w:ascii="宋体" w:hAnsi="宋体" w:cs="宋体"/>
+                <w:rFonts w:ascii="宋体" w:hAnsi="宋体" w:cs="宋体" w:hint="eastAsia"/>
                 <w:spacing w:val="7"/>
                 <w:sz w:val="20"/>
                 <w:szCs w:val="20"/>
@@ -1111,18 +1093,18 @@
               <w:adjustRightInd w:val="0"/>
               <w:snapToGrid w:val="0"/>
               <w:spacing w:before="176" w:line="229" w:lineRule="auto"/>
-              <w:ind w:left="0" w:leftChars="0" w:right="0" w:rightChars="0" w:firstLine="0" w:firstLineChars="0"/>
+              <w:ind w:left="0" w:right="0" w:firstLine="0" w:leftChars="0" w:rightChars="0" w:firstLineChars="0"/>
               <w:jc w:val="center"/>
               <w:textAlignment w:val="baseline"/>
               <w:rPr>
-                <w:rFonts w:ascii="宋体" w:hAnsi="宋体" w:eastAsia="宋体" w:cs="宋体"/>
+                <w:rFonts w:ascii="宋体" w:eastAsia="宋体" w:hAnsi="宋体" w:cs="宋体"/>
                 <w:sz w:val="20"/>
                 <w:szCs w:val="20"/>
               </w:rPr>
             </w:pPr>
             <w:r>
               <w:rPr>
-                <w:rFonts w:ascii="宋体" w:hAnsi="宋体" w:eastAsia="宋体" w:cs="宋体"/>
+                <w:rFonts w:ascii="宋体" w:eastAsia="宋体" w:hAnsi="宋体" w:cs="宋体"/>
                 <w:spacing w:val="7"/>
                 <w:sz w:val="20"/>
                 <w:szCs w:val="20"/>
@@ -1134,14 +1116,9 @@
       </w:tr>
       <w:tr>
         <w:tblPrEx>
-          <w:tblBorders>
-            <w:top w:val="single" w:color="000000" w:sz="2" w:space="0"/>
-            <w:left w:val="single" w:color="000000" w:sz="2" w:space="0"/>
-            <w:bottom w:val="single" w:color="000000" w:sz="2" w:space="0"/>
-            <w:right w:val="single" w:color="000000" w:sz="2" w:space="0"/>
-            <w:insideH w:val="single" w:color="000000" w:sz="2" w:space="0"/>
-            <w:insideV w:val="single" w:color="000000" w:sz="2" w:space="0"/>
-          </w:tblBorders>
+          <w:tblW w:w="8214" w:type="dxa"/>
+          <w:jc w:val="center"/>
+          <w:tblLayout w:type="fixed"/>
           <w:tblCellMar>
             <w:top w:w="0" w:type="dxa"/>
             <w:left w:w="0" w:type="dxa"/>
@@ -1150,308 +1127,7 @@
           </w:tblCellMar>
         </w:tblPrEx>
         <w:trPr>
-          <w:trHeight w:val="516" w:hRule="atLeast"/>
-          <w:jc w:val="center"/>
-        </w:trPr>
-        <w:tc>
-          <w:tcPr>
-            <w:tcW w:w="1317" w:type="dxa"/>
-          </w:tcPr>
-          <w:p>
-            <w:pPr>
-              <w:keepNext w:val="0"/>
-              <w:keepLines w:val="0"/>
-              <w:pageBreakBefore w:val="0"/>
-              <w:widowControl w:val="0"/>
-              <w:kinsoku w:val="0"/>
-              <w:wordWrap/>
-              <w:overflowPunct/>
-              <w:autoSpaceDE w:val="0"/>
-              <w:autoSpaceDN w:val="0"/>
-              <w:bidi w:val="0"/>
-              <w:adjustRightInd w:val="0"/>
-              <w:snapToGrid w:val="0"/>
-              <w:spacing w:before="173" w:line="267" w:lineRule="exact"/>
-              <w:ind w:left="0" w:leftChars="0" w:right="0" w:rightChars="0" w:firstLine="0" w:firstLineChars="0"/>
-              <w:jc w:val="center"/>
-              <w:textAlignment w:val="baseline"/>
-              <w:rPr>
-                <w:rFonts w:hint="default" w:ascii="宋体" w:hAnsi="宋体" w:eastAsia="宋体" w:cs="宋体"/>
-                <w:sz w:val="20"/>
-                <w:szCs w:val="20"/>
-                <w:lang w:val="en-US"/>
-              </w:rPr>
-            </w:pPr>
-            <w:r>
-              <w:rPr>
-                <w:rFonts w:ascii="宋体" w:hAnsi="宋体" w:eastAsia="宋体" w:cs="宋体"/>
-                <w:spacing w:val="3"/>
-                <w:position w:val="1"/>
-                <w:sz w:val="20"/>
-                <w:szCs w:val="20"/>
-              </w:rPr>
-              <w:t>2022.06.20</w:t>
-            </w:r>
-          </w:p>
-        </w:tc>
-        <w:tc>
-          <w:tcPr>
-            <w:tcW w:w="972" w:type="dxa"/>
-          </w:tcPr>
-          <w:p>
-            <w:pPr>
-              <w:keepNext w:val="0"/>
-              <w:keepLines w:val="0"/>
-              <w:pageBreakBefore w:val="0"/>
-              <w:widowControl w:val="0"/>
-              <w:kinsoku w:val="0"/>
-              <w:wordWrap/>
-              <w:overflowPunct/>
-              <w:autoSpaceDE w:val="0"/>
-              <w:autoSpaceDN w:val="0"/>
-              <w:bidi w:val="0"/>
-              <w:adjustRightInd w:val="0"/>
-              <w:snapToGrid w:val="0"/>
-              <w:spacing w:before="173" w:line="267" w:lineRule="exact"/>
-              <w:ind w:left="0" w:leftChars="0" w:right="0" w:rightChars="0" w:firstLine="0" w:firstLineChars="0"/>
-              <w:jc w:val="center"/>
-              <w:textAlignment w:val="baseline"/>
-              <w:rPr>
-                <w:rFonts w:ascii="宋体" w:hAnsi="宋体" w:eastAsia="宋体" w:cs="宋体"/>
-                <w:sz w:val="20"/>
-                <w:szCs w:val="20"/>
-              </w:rPr>
-            </w:pPr>
-            <w:r>
-              <w:rPr>
-                <w:rFonts w:ascii="宋体" w:hAnsi="宋体" w:eastAsia="宋体" w:cs="宋体"/>
-                <w:spacing w:val="4"/>
-                <w:position w:val="1"/>
-                <w:sz w:val="20"/>
-                <w:szCs w:val="20"/>
-              </w:rPr>
-              <w:t>V</w:t>
-            </w:r>
-            <w:r>
-              <w:rPr>
-                <w:rFonts w:hint="eastAsia" w:ascii="宋体" w:hAnsi="宋体" w:cs="宋体"/>
-                <w:spacing w:val="4"/>
-                <w:position w:val="1"/>
-                <w:sz w:val="20"/>
-                <w:szCs w:val="20"/>
-                <w:lang w:val="en-US" w:eastAsia="zh-CN"/>
-              </w:rPr>
-              <w:t>1</w:t>
-            </w:r>
-            <w:r>
-              <w:rPr>
-                <w:rFonts w:ascii="宋体" w:hAnsi="宋体" w:eastAsia="宋体" w:cs="宋体"/>
-                <w:spacing w:val="4"/>
-                <w:position w:val="1"/>
-                <w:sz w:val="20"/>
-                <w:szCs w:val="20"/>
-              </w:rPr>
-              <w:t>.0</w:t>
-            </w:r>
-          </w:p>
-        </w:tc>
-        <w:tc>
-          <w:tcPr>
-            <w:tcW w:w="1575" w:type="dxa"/>
-          </w:tcPr>
-          <w:p>
-            <w:pPr>
-              <w:keepNext w:val="0"/>
-              <w:keepLines w:val="0"/>
-              <w:pageBreakBefore w:val="0"/>
-              <w:widowControl w:val="0"/>
-              <w:kinsoku w:val="0"/>
-              <w:wordWrap/>
-              <w:overflowPunct/>
-              <w:autoSpaceDE w:val="0"/>
-              <w:autoSpaceDN w:val="0"/>
-              <w:bidi w:val="0"/>
-              <w:adjustRightInd w:val="0"/>
-              <w:snapToGrid w:val="0"/>
-              <w:spacing w:before="172" w:line="228" w:lineRule="auto"/>
-              <w:ind w:left="0" w:leftChars="0" w:right="0" w:rightChars="0" w:firstLine="0" w:firstLineChars="0"/>
-              <w:jc w:val="center"/>
-              <w:textAlignment w:val="baseline"/>
-              <w:rPr>
-                <w:rFonts w:ascii="宋体" w:hAnsi="宋体" w:eastAsia="宋体" w:cs="宋体"/>
-                <w:sz w:val="20"/>
-                <w:szCs w:val="20"/>
-              </w:rPr>
-            </w:pPr>
-            <w:r>
-              <w:rPr>
-                <w:rFonts w:ascii="宋体" w:hAnsi="宋体" w:eastAsia="宋体" w:cs="宋体"/>
-                <w:spacing w:val="200"/>
-                <w:kern w:val="0"/>
-                <w:sz w:val="20"/>
-                <w:szCs w:val="20"/>
-              </w:rPr>
-              <w:t>新</w:t>
-            </w:r>
-            <w:r>
-              <w:rPr>
-                <w:rFonts w:ascii="宋体" w:hAnsi="宋体" w:eastAsia="宋体" w:cs="宋体"/>
-                <w:spacing w:val="0"/>
-                <w:kern w:val="0"/>
-                <w:sz w:val="20"/>
-                <w:szCs w:val="20"/>
-              </w:rPr>
-              <w:t>建</w:t>
-            </w:r>
-          </w:p>
-        </w:tc>
-        <w:tc>
-          <w:tcPr>
-            <w:tcW w:w="1829" w:type="dxa"/>
-          </w:tcPr>
-          <w:p>
-            <w:pPr>
-              <w:keepNext w:val="0"/>
-              <w:keepLines w:val="0"/>
-              <w:pageBreakBefore w:val="0"/>
-              <w:widowControl w:val="0"/>
-              <w:kinsoku w:val="0"/>
-              <w:wordWrap/>
-              <w:overflowPunct/>
-              <w:autoSpaceDE w:val="0"/>
-              <w:autoSpaceDN w:val="0"/>
-              <w:bidi w:val="0"/>
-              <w:adjustRightInd w:val="0"/>
-              <w:snapToGrid w:val="0"/>
-              <w:spacing w:before="173" w:line="229" w:lineRule="auto"/>
-              <w:ind w:left="0" w:leftChars="0" w:right="0" w:rightChars="0" w:firstLine="0" w:firstLineChars="0"/>
-              <w:jc w:val="center"/>
-              <w:textAlignment w:val="baseline"/>
-              <w:rPr>
-                <w:rFonts w:ascii="宋体" w:hAnsi="宋体" w:eastAsia="宋体" w:cs="宋体"/>
-                <w:spacing w:val="200"/>
-                <w:kern w:val="0"/>
-                <w:sz w:val="20"/>
-                <w:szCs w:val="20"/>
-              </w:rPr>
-            </w:pPr>
-            <w:r>
-              <w:rPr>
-                <w:rFonts w:hint="eastAsia" w:asciiTheme="minorAscii" w:hAnsiTheme="minorAscii" w:eastAsiaTheme="minorEastAsia"/>
-                <w:spacing w:val="0"/>
-                <w:kern w:val="0"/>
-                <w:sz w:val="21"/>
-                <w:vertAlign w:val="baseline"/>
-                <w:lang w:val="en-US" w:eastAsia="zh-CN"/>
-              </w:rPr>
-              <w:t>沈坚</w:t>
-            </w:r>
-          </w:p>
-        </w:tc>
-        <w:tc>
-          <w:tcPr>
-            <w:tcW w:w="1606" w:type="dxa"/>
-          </w:tcPr>
-          <w:p>
-            <w:pPr>
-              <w:keepNext w:val="0"/>
-              <w:keepLines w:val="0"/>
-              <w:pageBreakBefore w:val="0"/>
-              <w:widowControl w:val="0"/>
-              <w:kinsoku w:val="0"/>
-              <w:wordWrap/>
-              <w:overflowPunct/>
-              <w:autoSpaceDE w:val="0"/>
-              <w:autoSpaceDN w:val="0"/>
-              <w:bidi w:val="0"/>
-              <w:adjustRightInd w:val="0"/>
-              <w:snapToGrid w:val="0"/>
-              <w:spacing w:before="173" w:line="229" w:lineRule="auto"/>
-              <w:ind w:left="0" w:leftChars="0" w:right="0" w:rightChars="0" w:firstLine="0" w:firstLineChars="0"/>
-              <w:jc w:val="center"/>
-              <w:textAlignment w:val="baseline"/>
-              <w:rPr>
-                <w:rFonts w:ascii="宋体" w:hAnsi="宋体" w:eastAsia="宋体" w:cs="宋体"/>
-                <w:spacing w:val="200"/>
-                <w:kern w:val="0"/>
-                <w:sz w:val="20"/>
-                <w:szCs w:val="20"/>
-              </w:rPr>
-            </w:pPr>
-            <w:r>
-              <w:rPr>
-                <w:rFonts w:hint="eastAsia" w:asciiTheme="minorAscii" w:hAnsiTheme="minorAscii" w:eastAsiaTheme="minorEastAsia"/>
-                <w:spacing w:val="0"/>
-                <w:kern w:val="0"/>
-                <w:sz w:val="21"/>
-                <w:vertAlign w:val="baseline"/>
-                <w:lang w:val="en-US" w:eastAsia="zh-CN"/>
-              </w:rPr>
-              <w:t>茅建根</w:t>
-            </w:r>
-          </w:p>
-        </w:tc>
-        <w:tc>
-          <w:tcPr>
-            <w:tcW w:w="915" w:type="dxa"/>
-          </w:tcPr>
-          <w:p>
-            <w:pPr>
-              <w:keepNext w:val="0"/>
-              <w:keepLines w:val="0"/>
-              <w:pageBreakBefore w:val="0"/>
-              <w:widowControl w:val="0"/>
-              <w:kinsoku w:val="0"/>
-              <w:wordWrap/>
-              <w:overflowPunct/>
-              <w:autoSpaceDE w:val="0"/>
-              <w:autoSpaceDN w:val="0"/>
-              <w:bidi w:val="0"/>
-              <w:adjustRightInd w:val="0"/>
-              <w:snapToGrid w:val="0"/>
-              <w:spacing w:before="173" w:line="229" w:lineRule="auto"/>
-              <w:ind w:left="0" w:leftChars="0" w:right="0" w:rightChars="0" w:firstLine="0" w:firstLineChars="0"/>
-              <w:jc w:val="center"/>
-              <w:textAlignment w:val="baseline"/>
-              <w:rPr>
-                <w:rFonts w:ascii="宋体" w:hAnsi="宋体" w:eastAsia="宋体" w:cs="宋体"/>
-                <w:sz w:val="20"/>
-                <w:szCs w:val="20"/>
-              </w:rPr>
-            </w:pPr>
-            <w:r>
-              <w:rPr>
-                <w:rFonts w:hint="eastAsia" w:asciiTheme="minorAscii" w:hAnsiTheme="minorAscii" w:eastAsiaTheme="minorEastAsia"/>
-                <w:spacing w:val="0"/>
-                <w:kern w:val="0"/>
-                <w:sz w:val="21"/>
-                <w:vertAlign w:val="baseline"/>
-                <w:lang w:val="en-US" w:eastAsia="zh-CN"/>
-              </w:rPr>
-              <w:t>吴亚红</w:t>
-            </w:r>
-          </w:p>
-        </w:tc>
-      </w:tr>
-      <w:tr>
-        <w:tblPrEx>
-          <w:tblBorders>
-            <w:top w:val="single" w:color="000000" w:sz="2" w:space="0"/>
-            <w:left w:val="single" w:color="000000" w:sz="2" w:space="0"/>
-            <w:bottom w:val="single" w:color="000000" w:sz="2" w:space="0"/>
-            <w:right w:val="single" w:color="000000" w:sz="2" w:space="0"/>
-            <w:insideH w:val="single" w:color="000000" w:sz="2" w:space="0"/>
-            <w:insideV w:val="single" w:color="000000" w:sz="2" w:space="0"/>
-          </w:tblBorders>
-          <w:tblCellMar>
-            <w:top w:w="0" w:type="dxa"/>
-            <w:left w:w="0" w:type="dxa"/>
-            <w:bottom w:w="0" w:type="dxa"/>
-            <w:right w:w="0" w:type="dxa"/>
-          </w:tblCellMar>
-        </w:tblPrEx>
-        <w:trPr>
-          <w:trHeight w:val="556" w:hRule="atLeast"/>
+          <w:trHeight w:val="516"/>
           <w:jc w:val="center"/>
         </w:trPr>
         <w:tc>
@@ -1468,17 +1144,18 @@
               <w:kinsoku w:val="0"/>
               <w:wordWrap/>
               <w:overflowPunct/>
+              <w:topLinePunct w:val="0"/>
               <w:autoSpaceDE w:val="0"/>
               <w:autoSpaceDN w:val="0"/>
               <w:bidi w:val="0"/>
               <w:adjustRightInd w:val="0"/>
               <w:snapToGrid w:val="0"/>
               <w:spacing w:before="173" w:line="267" w:lineRule="exact"/>
-              <w:ind w:left="0" w:leftChars="0" w:right="0" w:rightChars="0" w:firstLine="0" w:firstLineChars="0"/>
+              <w:ind w:left="0" w:right="0" w:firstLine="0" w:leftChars="0" w:rightChars="0" w:firstLineChars="0"/>
               <w:jc w:val="center"/>
               <w:textAlignment w:val="baseline"/>
               <w:rPr>
-                <w:rFonts w:hint="default" w:ascii="宋体" w:hAnsi="宋体" w:eastAsia="宋体" w:cs="宋体"/>
+                <w:rFonts w:ascii="宋体" w:eastAsia="宋体" w:hAnsi="宋体" w:cs="宋体" w:hint="default"/>
                 <w:snapToGrid w:val="0"/>
                 <w:color w:val="000000"/>
                 <w:kern w:val="0"/>
@@ -1487,9 +1164,10 @@
                 <w:lang w:val="en-US" w:eastAsia="en-US" w:bidi="ar-SA"/>
               </w:rPr>
             </w:pPr>
+            <w:bookmarkStart w:id="2" w:name="_GoBack" w:colFirst="0" w:colLast="5"/>
             <w:r>
               <w:rPr>
-                <w:rFonts w:ascii="宋体" w:hAnsi="宋体" w:eastAsia="宋体" w:cs="宋体"/>
+                <w:rFonts w:ascii="宋体" w:eastAsia="宋体" w:hAnsi="宋体" w:cs="宋体"/>
                 <w:spacing w:val="3"/>
                 <w:position w:val="1"/>
                 <w:sz w:val="20"/>
@@ -1499,7 +1177,7 @@
             </w:r>
             <w:r>
               <w:rPr>
-                <w:rFonts w:hint="eastAsia" w:ascii="宋体" w:hAnsi="宋体" w:cs="宋体"/>
+                <w:rFonts w:ascii="宋体" w:hAnsi="宋体" w:cs="宋体" w:hint="eastAsia"/>
                 <w:spacing w:val="3"/>
                 <w:position w:val="1"/>
                 <w:sz w:val="20"/>
@@ -1524,17 +1202,18 @@
               <w:kinsoku w:val="0"/>
               <w:wordWrap/>
               <w:overflowPunct/>
+              <w:topLinePunct w:val="0"/>
               <w:autoSpaceDE w:val="0"/>
               <w:autoSpaceDN w:val="0"/>
               <w:bidi w:val="0"/>
               <w:adjustRightInd w:val="0"/>
               <w:snapToGrid w:val="0"/>
               <w:spacing w:before="173" w:line="267" w:lineRule="exact"/>
-              <w:ind w:left="0" w:leftChars="0" w:right="0" w:rightChars="0" w:firstLine="0" w:firstLineChars="0"/>
+              <w:ind w:left="0" w:right="0" w:firstLine="0" w:leftChars="0" w:rightChars="0" w:firstLineChars="0"/>
               <w:jc w:val="center"/>
               <w:textAlignment w:val="baseline"/>
               <w:rPr>
-                <w:rFonts w:ascii="宋体" w:hAnsi="宋体" w:eastAsia="宋体" w:cs="宋体"/>
+                <w:rFonts w:ascii="宋体" w:eastAsia="宋体" w:hAnsi="宋体" w:cs="宋体"/>
                 <w:snapToGrid w:val="0"/>
                 <w:color w:val="000000"/>
                 <w:kern w:val="0"/>
@@ -1545,35 +1224,301 @@
             </w:pPr>
             <w:r>
               <w:rPr>
-                <w:rFonts w:ascii="宋体" w:hAnsi="宋体" w:eastAsia="宋体" w:cs="宋体"/>
+                <w:rFonts w:ascii="宋体" w:eastAsia="宋体" w:hAnsi="宋体" w:cs="宋体"/>
                 <w:spacing w:val="4"/>
                 <w:position w:val="1"/>
                 <w:sz w:val="20"/>
                 <w:szCs w:val="20"/>
               </w:rPr>
-              <w:t>V</w:t>
+              <w:t>V1.0</w:t>
+            </w:r>
+          </w:p>
+        </w:tc>
+        <w:tc>
+          <w:tcPr>
+            <w:tcW w:w="1575" w:type="dxa"/>
+            <w:shd w:val="clear" w:color="auto" w:fill="auto"/>
+          </w:tcPr>
+          <w:p>
+            <w:pPr>
+              <w:keepNext w:val="0"/>
+              <w:keepLines w:val="0"/>
+              <w:pageBreakBefore w:val="0"/>
+              <w:widowControl w:val="0"/>
+              <w:kinsoku w:val="0"/>
+              <w:wordWrap/>
+              <w:overflowPunct/>
+              <w:topLinePunct w:val="0"/>
+              <w:autoSpaceDE w:val="0"/>
+              <w:autoSpaceDN w:val="0"/>
+              <w:bidi w:val="0"/>
+              <w:adjustRightInd w:val="0"/>
+              <w:snapToGrid w:val="0"/>
+              <w:spacing w:before="172" w:line="228" w:lineRule="auto"/>
+              <w:ind w:left="0" w:right="0" w:firstLine="0" w:leftChars="0" w:rightChars="0" w:firstLineChars="0"/>
+              <w:jc w:val="center"/>
+              <w:textAlignment w:val="baseline"/>
+              <w:rPr>
+                <w:rFonts w:ascii="宋体" w:eastAsia="宋体" w:hAnsi="宋体" w:cs="宋体"/>
+                <w:snapToGrid w:val="0"/>
+                <w:color w:val="000000"/>
+                <w:kern w:val="0"/>
+                <w:sz w:val="20"/>
+                <w:szCs w:val="20"/>
+                <w:lang w:val="en-US" w:eastAsia="en-US" w:bidi="ar-SA"/>
+              </w:rPr>
+            </w:pPr>
+            <w:r>
+              <w:rPr>
+                <w:rFonts w:ascii="宋体" w:eastAsia="宋体" w:hAnsi="宋体" w:cs="宋体"/>
+                <w:spacing w:val="200"/>
+                <w:kern w:val="0"/>
+                <w:sz w:val="20"/>
+                <w:szCs w:val="20"/>
+              </w:rPr>
+              <w:t>新</w:t>
             </w:r>
             <w:r>
               <w:rPr>
-                <w:rFonts w:hint="eastAsia" w:ascii="宋体" w:hAnsi="宋体" w:cs="宋体"/>
-                <w:spacing w:val="4"/>
-                <w:position w:val="1"/>
-                <w:sz w:val="20"/>
-                <w:szCs w:val="20"/>
-                <w:lang w:val="en-US" w:eastAsia="zh-CN"/>
-              </w:rPr>
-              <w:t>2</w:t>
-            </w:r>
-            <w:r>
-              <w:rPr>
-                <w:rFonts w:ascii="宋体" w:hAnsi="宋体" w:eastAsia="宋体" w:cs="宋体"/>
-                <w:spacing w:val="4"/>
-                <w:position w:val="1"/>
+                <w:rFonts w:ascii="宋体" w:eastAsia="宋体" w:hAnsi="宋体" w:cs="宋体"/>
+                <w:spacing w:val="0"/>
+                <w:kern w:val="0"/>
                 <w:sz w:val="20"/>
                 <w:szCs w:val="20"/>
               </w:rPr>
-              <w:t>.0</w:t>
+              <w:t>建</w:t>
             </w:r>
+          </w:p>
+        </w:tc>
+        <w:tc>
+          <w:tcPr>
+            <w:tcW w:w="1829" w:type="dxa"/>
+            <w:shd w:val="clear" w:color="auto" w:fill="auto"/>
+          </w:tcPr>
+          <w:p>
+            <w:pPr>
+              <w:keepNext w:val="0"/>
+              <w:keepLines w:val="0"/>
+              <w:pageBreakBefore w:val="0"/>
+              <w:widowControl w:val="0"/>
+              <w:kinsoku w:val="0"/>
+              <w:wordWrap/>
+              <w:overflowPunct/>
+              <w:topLinePunct w:val="0"/>
+              <w:autoSpaceDE w:val="0"/>
+              <w:autoSpaceDN w:val="0"/>
+              <w:bidi w:val="0"/>
+              <w:adjustRightInd w:val="0"/>
+              <w:snapToGrid w:val="0"/>
+              <w:spacing w:before="173" w:line="229" w:lineRule="auto"/>
+              <w:ind w:left="0" w:right="0" w:firstLine="0" w:leftChars="0" w:rightChars="0" w:firstLineChars="0"/>
+              <w:jc w:val="center"/>
+              <w:textAlignment w:val="baseline"/>
+              <w:rPr>
+                <w:rFonts w:ascii="宋体" w:eastAsia="宋体" w:hAnsi="宋体" w:cs="宋体"/>
+                <w:snapToGrid w:val="0"/>
+                <w:color w:val="000000"/>
+                <w:spacing w:val="200"/>
+                <w:kern w:val="0"/>
+                <w:sz w:val="20"/>
+                <w:szCs w:val="20"/>
+                <w:lang w:val="en-US" w:eastAsia="en-US" w:bidi="ar-SA"/>
+              </w:rPr>
+            </w:pPr>
+            <w:r>
+              <w:rPr>
+                <w:rFonts w:asciiTheme="minorAscii" w:eastAsiaTheme="minorEastAsia" w:hAnsiTheme="minorAscii" w:hint="eastAsia"/>
+                <w:spacing w:val="0"/>
+                <w:kern w:val="0"/>
+                <w:sz w:val="21"/>
+                <w:vertAlign w:val="baseline"/>
+                <w:lang w:val="en-US" w:eastAsia="zh-CN"/>
+              </w:rPr>
+              <w:t>李伟</w:t>
+            </w:r>
+          </w:p>
+        </w:tc>
+        <w:tc>
+          <w:tcPr>
+            <w:tcW w:w="1606" w:type="dxa"/>
+            <w:shd w:val="clear" w:color="auto" w:fill="auto"/>
+          </w:tcPr>
+          <w:p>
+            <w:pPr>
+              <w:keepNext w:val="0"/>
+              <w:keepLines w:val="0"/>
+              <w:pageBreakBefore w:val="0"/>
+              <w:widowControl w:val="0"/>
+              <w:kinsoku w:val="0"/>
+              <w:wordWrap/>
+              <w:overflowPunct/>
+              <w:topLinePunct w:val="0"/>
+              <w:autoSpaceDE w:val="0"/>
+              <w:autoSpaceDN w:val="0"/>
+              <w:bidi w:val="0"/>
+              <w:adjustRightInd w:val="0"/>
+              <w:snapToGrid w:val="0"/>
+              <w:spacing w:before="172" w:line="228" w:lineRule="auto"/>
+              <w:ind w:left="0" w:right="0" w:firstLine="0" w:leftChars="0" w:rightChars="0" w:firstLineChars="0"/>
+              <w:jc w:val="center"/>
+              <w:textAlignment w:val="baseline"/>
+              <w:rPr>
+                <w:rFonts w:ascii="宋体" w:eastAsia="宋体" w:hAnsi="宋体" w:cs="宋体"/>
+                <w:snapToGrid w:val="0"/>
+                <w:color w:val="000000"/>
+                <w:spacing w:val="200"/>
+                <w:kern w:val="0"/>
+                <w:sz w:val="20"/>
+                <w:szCs w:val="20"/>
+                <w:lang w:val="en-US" w:eastAsia="en-US" w:bidi="ar-SA"/>
+              </w:rPr>
+            </w:pPr>
+            <w:r>
+              <w:rPr>
+                <w:rFonts w:asciiTheme="minorAscii" w:eastAsiaTheme="minorEastAsia" w:hAnsiTheme="minorAscii" w:hint="eastAsia"/>
+                <w:spacing w:val="0"/>
+                <w:kern w:val="0"/>
+                <w:sz w:val="21"/>
+                <w:vertAlign w:val="baseline"/>
+                <w:lang w:val="en-US" w:eastAsia="zh-CN"/>
+              </w:rPr>
+              <w:t>陈凯</w:t>
+            </w:r>
+          </w:p>
+        </w:tc>
+        <w:tc>
+          <w:tcPr>
+            <w:tcW w:w="915" w:type="dxa"/>
+            <w:shd w:val="clear" w:color="auto" w:fill="auto"/>
+          </w:tcPr>
+          <w:p>
+            <w:pPr>
+              <w:keepNext w:val="0"/>
+              <w:keepLines w:val="0"/>
+              <w:pageBreakBefore w:val="0"/>
+              <w:widowControl w:val="0"/>
+              <w:kinsoku w:val="0"/>
+              <w:wordWrap/>
+              <w:overflowPunct/>
+              <w:topLinePunct w:val="0"/>
+              <w:autoSpaceDE w:val="0"/>
+              <w:autoSpaceDN w:val="0"/>
+              <w:bidi w:val="0"/>
+              <w:adjustRightInd w:val="0"/>
+              <w:snapToGrid w:val="0"/>
+              <w:spacing w:before="173" w:line="229" w:lineRule="auto"/>
+              <w:ind w:left="0" w:right="0" w:firstLine="0" w:leftChars="0" w:rightChars="0" w:firstLineChars="0"/>
+              <w:jc w:val="center"/>
+              <w:textAlignment w:val="baseline"/>
+              <w:rPr>
+                <w:rFonts w:ascii="宋体" w:eastAsia="宋体" w:hAnsi="宋体" w:cs="宋体"/>
+                <w:snapToGrid w:val="0"/>
+                <w:color w:val="000000"/>
+                <w:kern w:val="0"/>
+                <w:sz w:val="20"/>
+                <w:szCs w:val="20"/>
+                <w:lang w:val="en-US" w:eastAsia="en-US" w:bidi="ar-SA"/>
+              </w:rPr>
+            </w:pPr>
+            <w:r>
+              <w:rPr>
+                <w:rFonts w:asciiTheme="minorAscii" w:eastAsiaTheme="minorEastAsia" w:hAnsiTheme="minorAscii" w:hint="eastAsia"/>
+                <w:spacing w:val="0"/>
+                <w:kern w:val="0"/>
+                <w:sz w:val="21"/>
+                <w:vertAlign w:val="baseline"/>
+                <w:lang w:val="en-US" w:eastAsia="zh-CN"/>
+              </w:rPr>
+              <w:t>吴亚红</w:t>
+            </w:r>
+          </w:p>
+        </w:tc>
+      </w:tr>
+      <w:tr>
+        <w:tblPrEx>
+          <w:tblW w:w="8214" w:type="dxa"/>
+          <w:jc w:val="center"/>
+          <w:tblLayout w:type="fixed"/>
+          <w:tblCellMar>
+            <w:top w:w="0" w:type="dxa"/>
+            <w:left w:w="0" w:type="dxa"/>
+            <w:bottom w:w="0" w:type="dxa"/>
+            <w:right w:w="0" w:type="dxa"/>
+          </w:tblCellMar>
+        </w:tblPrEx>
+        <w:trPr>
+          <w:trHeight w:val="556"/>
+          <w:jc w:val="center"/>
+        </w:trPr>
+        <w:tc>
+          <w:tcPr>
+            <w:tcW w:w="1317" w:type="dxa"/>
+            <w:shd w:val="clear" w:color="auto" w:fill="auto"/>
+          </w:tcPr>
+          <w:p>
+            <w:pPr>
+              <w:keepNext w:val="0"/>
+              <w:keepLines w:val="0"/>
+              <w:pageBreakBefore w:val="0"/>
+              <w:widowControl w:val="0"/>
+              <w:kinsoku w:val="0"/>
+              <w:wordWrap/>
+              <w:overflowPunct/>
+              <w:autoSpaceDE w:val="0"/>
+              <w:autoSpaceDN w:val="0"/>
+              <w:bidi w:val="0"/>
+              <w:adjustRightInd w:val="0"/>
+              <w:snapToGrid w:val="0"/>
+              <w:spacing w:before="173" w:line="267" w:lineRule="exact"/>
+              <w:ind w:left="0" w:right="0" w:firstLine="0" w:leftChars="0" w:rightChars="0" w:firstLineChars="0"/>
+              <w:jc w:val="center"/>
+              <w:textAlignment w:val="baseline"/>
+              <w:rPr>
+                <w:rFonts w:ascii="宋体" w:eastAsia="宋体" w:hAnsi="宋体" w:cs="宋体" w:hint="default"/>
+                <w:snapToGrid w:val="0"/>
+                <w:color w:val="000000"/>
+                <w:kern w:val="0"/>
+                <w:sz w:val="20"/>
+                <w:szCs w:val="20"/>
+                <w:lang w:val="en-US" w:eastAsia="en-US" w:bidi="ar-SA"/>
+              </w:rPr>
+            </w:pPr>
+            <w:bookmarkEnd w:id="2"/>
+          </w:p>
+        </w:tc>
+        <w:tc>
+          <w:tcPr>
+            <w:tcW w:w="972" w:type="dxa"/>
+            <w:shd w:val="clear" w:color="auto" w:fill="auto"/>
+          </w:tcPr>
+          <w:p>
+            <w:pPr>
+              <w:keepNext w:val="0"/>
+              <w:keepLines w:val="0"/>
+              <w:pageBreakBefore w:val="0"/>
+              <w:widowControl w:val="0"/>
+              <w:kinsoku w:val="0"/>
+              <w:wordWrap/>
+              <w:overflowPunct/>
+              <w:autoSpaceDE w:val="0"/>
+              <w:autoSpaceDN w:val="0"/>
+              <w:bidi w:val="0"/>
+              <w:adjustRightInd w:val="0"/>
+              <w:snapToGrid w:val="0"/>
+              <w:spacing w:before="173" w:line="267" w:lineRule="exact"/>
+              <w:ind w:left="0" w:right="0" w:firstLine="0" w:leftChars="0" w:rightChars="0" w:firstLineChars="0"/>
+              <w:jc w:val="center"/>
+              <w:textAlignment w:val="baseline"/>
+              <w:rPr>
+                <w:rFonts w:ascii="宋体" w:eastAsia="宋体" w:hAnsi="宋体" w:cs="宋体"/>
+                <w:snapToGrid w:val="0"/>
+                <w:color w:val="000000"/>
+                <w:kern w:val="0"/>
+                <w:sz w:val="20"/>
+                <w:szCs w:val="20"/>
+                <w:lang w:val="en-US" w:eastAsia="en-US" w:bidi="ar-SA"/>
+              </w:rPr>
+            </w:pPr>
           </w:p>
         </w:tc>
         <w:tc>
@@ -1596,11 +1541,11 @@
               <w:adjustRightInd w:val="0"/>
               <w:snapToGrid w:val="0"/>
               <w:spacing w:before="172" w:line="228" w:lineRule="auto"/>
-              <w:ind w:left="0" w:leftChars="0" w:right="0" w:rightChars="0" w:firstLine="0" w:firstLineChars="0"/>
+              <w:ind w:left="0" w:right="0" w:firstLine="0" w:leftChars="0" w:rightChars="0" w:firstLineChars="0"/>
               <w:jc w:val="center"/>
               <w:textAlignment w:val="baseline"/>
               <w:rPr>
-                <w:rFonts w:hint="default" w:ascii="宋体" w:hAnsi="宋体" w:eastAsia="宋体" w:cs="宋体"/>
+                <w:rFonts w:ascii="宋体" w:eastAsia="宋体" w:hAnsi="宋体" w:cs="宋体" w:hint="default"/>
                 <w:snapToGrid w:val="0"/>
                 <w:color w:val="000000"/>
                 <w:kern w:val="0"/>
@@ -1609,18 +1554,6 @@
                 <w:lang w:val="en-US" w:eastAsia="zh-CN" w:bidi="ar-SA"/>
               </w:rPr>
             </w:pPr>
-            <w:r>
-              <w:rPr>
-                <w:rFonts w:hint="eastAsia" w:ascii="宋体" w:hAnsi="宋体" w:cs="宋体"/>
-                <w:snapToGrid w:val="0"/>
-                <w:color w:val="000000"/>
-                <w:kern w:val="0"/>
-                <w:sz w:val="20"/>
-                <w:szCs w:val="20"/>
-                <w:lang w:val="en-US" w:eastAsia="zh-CN" w:bidi="ar-SA"/>
-              </w:rPr>
-              <w:t>完善满意度调查</w:t>
-            </w:r>
           </w:p>
         </w:tc>
         <w:tc>
@@ -1643,11 +1576,11 @@
               <w:adjustRightInd w:val="0"/>
               <w:snapToGrid w:val="0"/>
               <w:spacing w:before="173" w:line="229" w:lineRule="auto"/>
-              <w:ind w:left="0" w:leftChars="0" w:right="0" w:rightChars="0" w:firstLine="0" w:firstLineChars="0"/>
+              <w:ind w:left="0" w:right="0" w:firstLine="0" w:leftChars="0" w:rightChars="0" w:firstLineChars="0"/>
               <w:jc w:val="center"/>
               <w:textAlignment w:val="baseline"/>
               <w:rPr>
-                <w:rFonts w:ascii="宋体" w:hAnsi="宋体" w:eastAsia="宋体" w:cs="宋体"/>
+                <w:rFonts w:ascii="宋体" w:eastAsia="宋体" w:hAnsi="宋体" w:cs="宋体"/>
                 <w:snapToGrid w:val="0"/>
                 <w:color w:val="000000"/>
                 <w:spacing w:val="200"/>
@@ -1657,17 +1590,6 @@
                 <w:lang w:val="en-US" w:eastAsia="en-US" w:bidi="ar-SA"/>
               </w:rPr>
             </w:pPr>
-            <w:r>
-              <w:rPr>
-                <w:rFonts w:hint="eastAsia" w:asciiTheme="minorAscii" w:hAnsiTheme="minorAscii" w:eastAsiaTheme="minorEastAsia"/>
-                <w:spacing w:val="0"/>
-                <w:kern w:val="0"/>
-                <w:sz w:val="21"/>
-                <w:vertAlign w:val="baseline"/>
-                <w:lang w:val="en-US" w:eastAsia="zh-CN"/>
-              </w:rPr>
-              <w:t>沈坚</w:t>
-            </w:r>
           </w:p>
         </w:tc>
         <w:tc>
@@ -1690,11 +1612,11 @@
               <w:adjustRightInd w:val="0"/>
               <w:snapToGrid w:val="0"/>
               <w:spacing w:before="173" w:line="229" w:lineRule="auto"/>
-              <w:ind w:left="0" w:leftChars="0" w:right="0" w:rightChars="0" w:firstLine="0" w:firstLineChars="0"/>
+              <w:ind w:left="0" w:right="0" w:firstLine="0" w:leftChars="0" w:rightChars="0" w:firstLineChars="0"/>
               <w:jc w:val="center"/>
               <w:textAlignment w:val="baseline"/>
               <w:rPr>
-                <w:rFonts w:ascii="宋体" w:hAnsi="宋体" w:eastAsia="宋体" w:cs="宋体"/>
+                <w:rFonts w:ascii="宋体" w:eastAsia="宋体" w:hAnsi="宋体" w:cs="宋体"/>
                 <w:snapToGrid w:val="0"/>
                 <w:color w:val="000000"/>
                 <w:spacing w:val="200"/>
@@ -1704,17 +1626,6 @@
                 <w:lang w:val="en-US" w:eastAsia="en-US" w:bidi="ar-SA"/>
               </w:rPr>
             </w:pPr>
-            <w:r>
-              <w:rPr>
-                <w:rFonts w:hint="eastAsia" w:asciiTheme="minorAscii" w:hAnsiTheme="minorAscii" w:eastAsiaTheme="minorEastAsia"/>
-                <w:spacing w:val="0"/>
-                <w:kern w:val="0"/>
-                <w:sz w:val="21"/>
-                <w:vertAlign w:val="baseline"/>
-                <w:lang w:val="en-US" w:eastAsia="zh-CN"/>
-              </w:rPr>
-              <w:t>茅建根</w:t>
-            </w:r>
           </w:p>
         </w:tc>
         <w:tc>
@@ -1737,11 +1648,11 @@
               <w:adjustRightInd w:val="0"/>
               <w:snapToGrid w:val="0"/>
               <w:spacing w:before="173" w:line="229" w:lineRule="auto"/>
-              <w:ind w:left="0" w:leftChars="0" w:right="0" w:rightChars="0" w:firstLine="0" w:firstLineChars="0"/>
+              <w:ind w:left="0" w:right="0" w:firstLine="0" w:leftChars="0" w:rightChars="0" w:firstLineChars="0"/>
               <w:jc w:val="center"/>
               <w:textAlignment w:val="baseline"/>
               <w:rPr>
-                <w:rFonts w:ascii="宋体" w:hAnsi="宋体" w:eastAsia="宋体" w:cs="宋体"/>
+                <w:rFonts w:ascii="宋体" w:eastAsia="宋体" w:hAnsi="宋体" w:cs="宋体"/>
                 <w:snapToGrid w:val="0"/>
                 <w:color w:val="000000"/>
                 <w:kern w:val="0"/>
@@ -1750,30 +1661,14 @@
                 <w:lang w:val="en-US" w:eastAsia="en-US" w:bidi="ar-SA"/>
               </w:rPr>
             </w:pPr>
-            <w:r>
-              <w:rPr>
-                <w:rFonts w:hint="eastAsia" w:asciiTheme="minorAscii" w:hAnsiTheme="minorAscii" w:eastAsiaTheme="minorEastAsia"/>
-                <w:spacing w:val="0"/>
-                <w:kern w:val="0"/>
-                <w:sz w:val="21"/>
-                <w:vertAlign w:val="baseline"/>
-                <w:lang w:val="en-US" w:eastAsia="zh-CN"/>
-              </w:rPr>
-              <w:t>吴亚红</w:t>
-            </w:r>
           </w:p>
         </w:tc>
       </w:tr>
       <w:tr>
         <w:tblPrEx>
-          <w:tblBorders>
-            <w:top w:val="single" w:color="000000" w:sz="2" w:space="0"/>
-            <w:left w:val="single" w:color="000000" w:sz="2" w:space="0"/>
-            <w:bottom w:val="single" w:color="000000" w:sz="2" w:space="0"/>
-            <w:right w:val="single" w:color="000000" w:sz="2" w:space="0"/>
-            <w:insideH w:val="single" w:color="000000" w:sz="2" w:space="0"/>
-            <w:insideV w:val="single" w:color="000000" w:sz="2" w:space="0"/>
-          </w:tblBorders>
+          <w:tblW w:w="8214" w:type="dxa"/>
+          <w:jc w:val="center"/>
+          <w:tblLayout w:type="fixed"/>
           <w:tblCellMar>
             <w:top w:w="0" w:type="dxa"/>
             <w:left w:w="0" w:type="dxa"/>
@@ -1782,7 +1677,7 @@
           </w:tblCellMar>
         </w:tblPrEx>
         <w:trPr>
-          <w:trHeight w:val="556" w:hRule="atLeast"/>
+          <w:trHeight w:val="556"/>
           <w:jc w:val="center"/>
         </w:trPr>
         <w:tc>
@@ -1791,7 +1686,7 @@
           </w:tcPr>
           <w:p>
             <w:pPr>
-              <w:pStyle w:val="27"/>
+              <w:pStyle w:val="TableText"/>
               <w:keepNext w:val="0"/>
               <w:keepLines w:val="0"/>
               <w:pageBreakBefore w:val="0"/>
@@ -1804,7 +1699,7 @@
               <w:bidi w:val="0"/>
               <w:adjustRightInd w:val="0"/>
               <w:snapToGrid w:val="0"/>
-              <w:ind w:left="0" w:leftChars="0" w:right="0" w:rightChars="0" w:firstLine="0" w:firstLineChars="0"/>
+              <w:ind w:left="0" w:right="0" w:firstLine="0" w:leftChars="0" w:rightChars="0" w:firstLineChars="0"/>
               <w:jc w:val="center"/>
               <w:textAlignment w:val="baseline"/>
             </w:pPr>
@@ -1816,7 +1711,7 @@
           </w:tcPr>
           <w:p>
             <w:pPr>
-              <w:pStyle w:val="27"/>
+              <w:pStyle w:val="TableText"/>
               <w:keepNext w:val="0"/>
               <w:keepLines w:val="0"/>
               <w:pageBreakBefore w:val="0"/>
@@ -1829,7 +1724,7 @@
               <w:bidi w:val="0"/>
               <w:adjustRightInd w:val="0"/>
               <w:snapToGrid w:val="0"/>
-              <w:ind w:left="0" w:leftChars="0" w:right="0" w:rightChars="0" w:firstLine="0" w:firstLineChars="0"/>
+              <w:ind w:left="0" w:right="0" w:firstLine="0" w:leftChars="0" w:rightChars="0" w:firstLineChars="0"/>
               <w:jc w:val="center"/>
               <w:textAlignment w:val="baseline"/>
             </w:pPr>
@@ -1841,7 +1736,7 @@
           </w:tcPr>
           <w:p>
             <w:pPr>
-              <w:pStyle w:val="27"/>
+              <w:pStyle w:val="TableText"/>
               <w:keepNext w:val="0"/>
               <w:keepLines w:val="0"/>
               <w:pageBreakBefore w:val="0"/>
@@ -1854,7 +1749,7 @@
               <w:bidi w:val="0"/>
               <w:adjustRightInd w:val="0"/>
               <w:snapToGrid w:val="0"/>
-              <w:ind w:left="0" w:leftChars="0" w:right="0" w:rightChars="0" w:firstLine="0" w:firstLineChars="0"/>
+              <w:ind w:left="0" w:right="0" w:firstLine="0" w:leftChars="0" w:rightChars="0" w:firstLineChars="0"/>
               <w:jc w:val="center"/>
               <w:textAlignment w:val="baseline"/>
             </w:pPr>
@@ -1866,7 +1761,7 @@
           </w:tcPr>
           <w:p>
             <w:pPr>
-              <w:pStyle w:val="27"/>
+              <w:pStyle w:val="TableText"/>
               <w:keepNext w:val="0"/>
               <w:keepLines w:val="0"/>
               <w:pageBreakBefore w:val="0"/>
@@ -1879,7 +1774,7 @@
               <w:bidi w:val="0"/>
               <w:adjustRightInd w:val="0"/>
               <w:snapToGrid w:val="0"/>
-              <w:ind w:left="0" w:leftChars="0" w:right="0" w:rightChars="0" w:firstLine="0" w:firstLineChars="0"/>
+              <w:ind w:left="0" w:right="0" w:firstLine="0" w:leftChars="0" w:rightChars="0" w:firstLineChars="0"/>
               <w:jc w:val="center"/>
               <w:textAlignment w:val="baseline"/>
             </w:pPr>
@@ -1891,7 +1786,7 @@
           </w:tcPr>
           <w:p>
             <w:pPr>
-              <w:pStyle w:val="27"/>
+              <w:pStyle w:val="TableText"/>
               <w:keepNext w:val="0"/>
               <w:keepLines w:val="0"/>
               <w:pageBreakBefore w:val="0"/>
@@ -1904,7 +1799,7 @@
               <w:bidi w:val="0"/>
               <w:adjustRightInd w:val="0"/>
               <w:snapToGrid w:val="0"/>
-              <w:ind w:left="0" w:leftChars="0" w:right="0" w:rightChars="0" w:firstLine="0" w:firstLineChars="0"/>
+              <w:ind w:left="0" w:right="0" w:firstLine="0" w:leftChars="0" w:rightChars="0" w:firstLineChars="0"/>
               <w:jc w:val="center"/>
               <w:textAlignment w:val="baseline"/>
             </w:pPr>
@@ -1916,7 +1811,7 @@
           </w:tcPr>
           <w:p>
             <w:pPr>
-              <w:pStyle w:val="27"/>
+              <w:pStyle w:val="TableText"/>
               <w:keepNext w:val="0"/>
               <w:keepLines w:val="0"/>
               <w:pageBreakBefore w:val="0"/>
@@ -1929,7 +1824,7 @@
               <w:bidi w:val="0"/>
               <w:adjustRightInd w:val="0"/>
               <w:snapToGrid w:val="0"/>
-              <w:ind w:left="0" w:leftChars="0" w:right="0" w:rightChars="0" w:firstLine="0" w:firstLineChars="0"/>
+              <w:ind w:left="0" w:right="0" w:firstLine="0" w:leftChars="0" w:rightChars="0" w:firstLineChars="0"/>
               <w:jc w:val="center"/>
               <w:textAlignment w:val="baseline"/>
             </w:pPr>
@@ -1938,14 +1833,9 @@
       </w:tr>
       <w:tr>
         <w:tblPrEx>
-          <w:tblBorders>
-            <w:top w:val="single" w:color="000000" w:sz="2" w:space="0"/>
-            <w:left w:val="single" w:color="000000" w:sz="2" w:space="0"/>
-            <w:bottom w:val="single" w:color="000000" w:sz="2" w:space="0"/>
-            <w:right w:val="single" w:color="000000" w:sz="2" w:space="0"/>
-            <w:insideH w:val="single" w:color="000000" w:sz="2" w:space="0"/>
-            <w:insideV w:val="single" w:color="000000" w:sz="2" w:space="0"/>
-          </w:tblBorders>
+          <w:tblW w:w="8214" w:type="dxa"/>
+          <w:jc w:val="center"/>
+          <w:tblLayout w:type="fixed"/>
           <w:tblCellMar>
             <w:top w:w="0" w:type="dxa"/>
             <w:left w:w="0" w:type="dxa"/>
@@ -1954,7 +1844,7 @@
           </w:tblCellMar>
         </w:tblPrEx>
         <w:trPr>
-          <w:trHeight w:val="557" w:hRule="atLeast"/>
+          <w:trHeight w:val="557"/>
           <w:jc w:val="center"/>
         </w:trPr>
         <w:tc>
@@ -1963,7 +1853,7 @@
           </w:tcPr>
           <w:p>
             <w:pPr>
-              <w:pStyle w:val="27"/>
+              <w:pStyle w:val="TableText"/>
               <w:keepNext w:val="0"/>
               <w:keepLines w:val="0"/>
               <w:pageBreakBefore w:val="0"/>
@@ -1976,7 +1866,7 @@
               <w:bidi w:val="0"/>
               <w:adjustRightInd w:val="0"/>
               <w:snapToGrid w:val="0"/>
-              <w:ind w:left="0" w:leftChars="0" w:right="0" w:rightChars="0" w:firstLine="0" w:firstLineChars="0"/>
+              <w:ind w:left="0" w:right="0" w:firstLine="0" w:leftChars="0" w:rightChars="0" w:firstLineChars="0"/>
               <w:jc w:val="center"/>
               <w:textAlignment w:val="baseline"/>
             </w:pPr>
@@ -1988,7 +1878,7 @@
           </w:tcPr>
           <w:p>
             <w:pPr>
-              <w:pStyle w:val="27"/>
+              <w:pStyle w:val="TableText"/>
               <w:keepNext w:val="0"/>
               <w:keepLines w:val="0"/>
               <w:pageBreakBefore w:val="0"/>
@@ -2001,7 +1891,7 @@
               <w:bidi w:val="0"/>
               <w:adjustRightInd w:val="0"/>
               <w:snapToGrid w:val="0"/>
-              <w:ind w:left="0" w:leftChars="0" w:right="0" w:rightChars="0" w:firstLine="0" w:firstLineChars="0"/>
+              <w:ind w:left="0" w:right="0" w:firstLine="0" w:leftChars="0" w:rightChars="0" w:firstLineChars="0"/>
               <w:jc w:val="center"/>
               <w:textAlignment w:val="baseline"/>
             </w:pPr>
@@ -2013,7 +1903,7 @@
           </w:tcPr>
           <w:p>
             <w:pPr>
-              <w:pStyle w:val="27"/>
+              <w:pStyle w:val="TableText"/>
               <w:keepNext w:val="0"/>
               <w:keepLines w:val="0"/>
               <w:pageBreakBefore w:val="0"/>
@@ -2026,7 +1916,7 @@
               <w:bidi w:val="0"/>
               <w:adjustRightInd w:val="0"/>
               <w:snapToGrid w:val="0"/>
-              <w:ind w:left="0" w:leftChars="0" w:right="0" w:rightChars="0" w:firstLine="0" w:firstLineChars="0"/>
+              <w:ind w:left="0" w:right="0" w:firstLine="0" w:leftChars="0" w:rightChars="0" w:firstLineChars="0"/>
               <w:jc w:val="center"/>
               <w:textAlignment w:val="baseline"/>
             </w:pPr>
@@ -2038,7 +1928,7 @@
           </w:tcPr>
           <w:p>
             <w:pPr>
-              <w:pStyle w:val="27"/>
+              <w:pStyle w:val="TableText"/>
               <w:keepNext w:val="0"/>
               <w:keepLines w:val="0"/>
               <w:pageBreakBefore w:val="0"/>
@@ -2051,7 +1941,7 @@
               <w:bidi w:val="0"/>
               <w:adjustRightInd w:val="0"/>
               <w:snapToGrid w:val="0"/>
-              <w:ind w:left="0" w:leftChars="0" w:right="0" w:rightChars="0" w:firstLine="0" w:firstLineChars="0"/>
+              <w:ind w:left="0" w:right="0" w:firstLine="0" w:leftChars="0" w:rightChars="0" w:firstLineChars="0"/>
               <w:jc w:val="center"/>
               <w:textAlignment w:val="baseline"/>
             </w:pPr>
@@ -2063,7 +1953,7 @@
           </w:tcPr>
           <w:p>
             <w:pPr>
-              <w:pStyle w:val="27"/>
+              <w:pStyle w:val="TableText"/>
               <w:keepNext w:val="0"/>
               <w:keepLines w:val="0"/>
               <w:pageBreakBefore w:val="0"/>
@@ -2076,7 +1966,7 @@
               <w:bidi w:val="0"/>
               <w:adjustRightInd w:val="0"/>
               <w:snapToGrid w:val="0"/>
-              <w:ind w:left="0" w:leftChars="0" w:right="0" w:rightChars="0" w:firstLine="0" w:firstLineChars="0"/>
+              <w:ind w:left="0" w:right="0" w:firstLine="0" w:leftChars="0" w:rightChars="0" w:firstLineChars="0"/>
               <w:jc w:val="center"/>
               <w:textAlignment w:val="baseline"/>
             </w:pPr>
@@ -2088,7 +1978,7 @@
           </w:tcPr>
           <w:p>
             <w:pPr>
-              <w:pStyle w:val="27"/>
+              <w:pStyle w:val="TableText"/>
               <w:keepNext w:val="0"/>
               <w:keepLines w:val="0"/>
               <w:pageBreakBefore w:val="0"/>
@@ -2101,7 +1991,7 @@
               <w:bidi w:val="0"/>
               <w:adjustRightInd w:val="0"/>
               <w:snapToGrid w:val="0"/>
-              <w:ind w:left="0" w:leftChars="0" w:right="0" w:rightChars="0" w:firstLine="0" w:firstLineChars="0"/>
+              <w:ind w:left="0" w:right="0" w:firstLine="0" w:leftChars="0" w:rightChars="0" w:firstLineChars="0"/>
               <w:jc w:val="center"/>
               <w:textAlignment w:val="baseline"/>
             </w:pPr>
@@ -2133,7 +2023,7 @@
     <w:sdt>
       <w:sdtPr>
         <w:rPr>
-          <w:rFonts w:hint="eastAsia" w:ascii="宋体" w:hAnsi="宋体" w:eastAsia="宋体" w:cs="宋体"/>
+          <w:rFonts w:ascii="宋体" w:eastAsia="宋体" w:hAnsi="宋体" w:cs="宋体" w:hint="eastAsia"/>
           <w:snapToGrid w:val="0"/>
           <w:color w:val="000000"/>
           <w:kern w:val="0"/>
@@ -2149,7 +2039,7 @@
       </w:sdtPr>
       <w:sdtEndPr>
         <w:rPr>
-          <w:rFonts w:hint="eastAsia" w:ascii="宋体" w:hAnsi="宋体" w:eastAsia="宋体" w:cs="宋体"/>
+          <w:rFonts w:ascii="宋体" w:eastAsia="宋体" w:hAnsi="宋体" w:cs="宋体" w:hint="eastAsia"/>
           <w:snapToGrid w:val="0"/>
           <w:color w:val="000000"/>
           <w:kern w:val="0"/>
@@ -2175,18 +2065,18 @@
             <w:adjustRightInd w:val="0"/>
             <w:snapToGrid w:val="0"/>
             <w:spacing w:before="0" w:beforeLines="0" w:after="0" w:afterLines="0" w:line="336" w:lineRule="auto"/>
-            <w:ind w:left="0" w:leftChars="0" w:right="0" w:rightChars="0" w:firstLine="0" w:firstLineChars="0"/>
+            <w:ind w:left="0" w:right="0" w:firstLine="0" w:leftChars="0" w:rightChars="0" w:firstLineChars="0"/>
             <w:jc w:val="center"/>
             <w:textAlignment w:val="baseline"/>
             <w:rPr>
-              <w:rFonts w:hint="eastAsia" w:ascii="宋体" w:hAnsi="宋体" w:eastAsia="宋体" w:cs="宋体"/>
+              <w:rFonts w:ascii="宋体" w:eastAsia="宋体" w:hAnsi="宋体" w:cs="宋体" w:hint="eastAsia"/>
               <w:sz w:val="21"/>
               <w:szCs w:val="21"/>
             </w:rPr>
           </w:pPr>
           <w:r>
             <w:rPr>
-              <w:rFonts w:hint="eastAsia" w:ascii="宋体" w:hAnsi="宋体" w:eastAsia="宋体" w:cs="宋体"/>
+              <w:rFonts w:ascii="宋体" w:eastAsia="宋体" w:hAnsi="宋体" w:cs="宋体" w:hint="eastAsia"/>
               <w:sz w:val="21"/>
               <w:szCs w:val="21"/>
             </w:rPr>
@@ -2195,14 +2085,14 @@
         </w:p>
         <w:p>
           <w:pPr>
-            <w:pStyle w:val="16"/>
+            <w:pStyle w:val="TOC1"/>
             <w:tabs>
               <w:tab w:val="right" w:leader="dot" w:pos="8306"/>
             </w:tabs>
           </w:pPr>
           <w:r>
             <w:rPr>
-              <w:rFonts w:hint="eastAsia" w:ascii="宋体" w:hAnsi="宋体" w:eastAsia="宋体" w:cs="宋体"/>
+              <w:rFonts w:ascii="宋体" w:eastAsia="宋体" w:hAnsi="宋体" w:cs="宋体" w:hint="eastAsia"/>
               <w:sz w:val="21"/>
               <w:szCs w:val="21"/>
             </w:rPr>
@@ -2210,7 +2100,7 @@
           </w:r>
           <w:r>
             <w:rPr>
-              <w:rFonts w:hint="eastAsia" w:ascii="宋体" w:hAnsi="宋体" w:eastAsia="宋体" w:cs="宋体"/>
+              <w:rFonts w:ascii="宋体" w:eastAsia="宋体" w:hAnsi="宋体" w:cs="宋体" w:hint="eastAsia"/>
               <w:sz w:val="21"/>
               <w:szCs w:val="21"/>
             </w:rPr>
@@ -2218,7 +2108,7 @@
           </w:r>
           <w:r>
             <w:rPr>
-              <w:rFonts w:hint="eastAsia" w:ascii="宋体" w:hAnsi="宋体" w:eastAsia="宋体" w:cs="宋体"/>
+              <w:rFonts w:ascii="宋体" w:eastAsia="宋体" w:hAnsi="宋体" w:cs="宋体" w:hint="eastAsia"/>
               <w:sz w:val="21"/>
               <w:szCs w:val="21"/>
             </w:rPr>
@@ -2226,21 +2116,21 @@
           </w:r>
           <w:r>
             <w:rPr>
-              <w:rFonts w:hint="eastAsia" w:ascii="宋体" w:hAnsi="宋体" w:eastAsia="宋体" w:cs="宋体"/>
+              <w:rFonts w:ascii="宋体" w:eastAsia="宋体" w:hAnsi="宋体" w:cs="宋体" w:hint="eastAsia"/>
               <w:szCs w:val="21"/>
             </w:rPr>
             <w:fldChar w:fldCharType="begin"/>
           </w:r>
           <w:r>
             <w:rPr>
-              <w:rFonts w:hint="eastAsia" w:ascii="宋体" w:hAnsi="宋体" w:eastAsia="宋体" w:cs="宋体"/>
+              <w:rFonts w:ascii="宋体" w:eastAsia="宋体" w:hAnsi="宋体" w:cs="宋体" w:hint="eastAsia"/>
               <w:szCs w:val="21"/>
             </w:rPr>
             <w:instrText xml:space="preserve"> HYPERLINK \l _Toc20736 </w:instrText>
           </w:r>
           <w:r>
             <w:rPr>
-              <w:rFonts w:hint="eastAsia" w:ascii="宋体" w:hAnsi="宋体" w:eastAsia="宋体" w:cs="宋体"/>
+              <w:rFonts w:ascii="宋体" w:eastAsia="宋体" w:hAnsi="宋体" w:cs="宋体" w:hint="eastAsia"/>
               <w:szCs w:val="21"/>
             </w:rPr>
             <w:fldChar w:fldCharType="separate"/>
@@ -2272,7 +2162,7 @@
           </w:r>
           <w:r>
             <w:rPr>
-              <w:rFonts w:hint="eastAsia" w:ascii="宋体" w:hAnsi="宋体" w:eastAsia="宋体" w:cs="宋体"/>
+              <w:rFonts w:ascii="宋体" w:eastAsia="宋体" w:hAnsi="宋体" w:cs="宋体" w:hint="eastAsia"/>
               <w:szCs w:val="21"/>
             </w:rPr>
             <w:fldChar w:fldCharType="end"/>
@@ -2280,28 +2170,28 @@
         </w:p>
         <w:p>
           <w:pPr>
-            <w:pStyle w:val="16"/>
+            <w:pStyle w:val="TOC1"/>
             <w:tabs>
               <w:tab w:val="right" w:leader="dot" w:pos="8306"/>
             </w:tabs>
           </w:pPr>
           <w:r>
             <w:rPr>
-              <w:rFonts w:hint="eastAsia" w:ascii="宋体" w:hAnsi="宋体" w:eastAsia="宋体" w:cs="宋体"/>
+              <w:rFonts w:ascii="宋体" w:eastAsia="宋体" w:hAnsi="宋体" w:cs="宋体" w:hint="eastAsia"/>
               <w:szCs w:val="21"/>
             </w:rPr>
             <w:fldChar w:fldCharType="begin"/>
           </w:r>
           <w:r>
             <w:rPr>
-              <w:rFonts w:hint="eastAsia" w:ascii="宋体" w:hAnsi="宋体" w:eastAsia="宋体" w:cs="宋体"/>
+              <w:rFonts w:ascii="宋体" w:eastAsia="宋体" w:hAnsi="宋体" w:cs="宋体" w:hint="eastAsia"/>
               <w:szCs w:val="21"/>
             </w:rPr>
             <w:instrText xml:space="preserve"> HYPERLINK \l _Toc11880 </w:instrText>
           </w:r>
           <w:r>
             <w:rPr>
-              <w:rFonts w:hint="eastAsia" w:ascii="宋体" w:hAnsi="宋体" w:eastAsia="宋体" w:cs="宋体"/>
+              <w:rFonts w:ascii="宋体" w:eastAsia="宋体" w:hAnsi="宋体" w:cs="宋体" w:hint="eastAsia"/>
               <w:szCs w:val="21"/>
             </w:rPr>
             <w:fldChar w:fldCharType="separate"/>
@@ -2333,7 +2223,7 @@
           </w:r>
           <w:r>
             <w:rPr>
-              <w:rFonts w:hint="eastAsia" w:ascii="宋体" w:hAnsi="宋体" w:eastAsia="宋体" w:cs="宋体"/>
+              <w:rFonts w:ascii="宋体" w:eastAsia="宋体" w:hAnsi="宋体" w:cs="宋体" w:hint="eastAsia"/>
               <w:szCs w:val="21"/>
             </w:rPr>
             <w:fldChar w:fldCharType="end"/>
@@ -2341,28 +2231,28 @@
         </w:p>
         <w:p>
           <w:pPr>
-            <w:pStyle w:val="16"/>
+            <w:pStyle w:val="TOC1"/>
             <w:tabs>
               <w:tab w:val="right" w:leader="dot" w:pos="8306"/>
             </w:tabs>
           </w:pPr>
           <w:r>
             <w:rPr>
-              <w:rFonts w:hint="eastAsia" w:ascii="宋体" w:hAnsi="宋体" w:eastAsia="宋体" w:cs="宋体"/>
+              <w:rFonts w:ascii="宋体" w:eastAsia="宋体" w:hAnsi="宋体" w:cs="宋体" w:hint="eastAsia"/>
               <w:szCs w:val="21"/>
             </w:rPr>
             <w:fldChar w:fldCharType="begin"/>
           </w:r>
           <w:r>
             <w:rPr>
-              <w:rFonts w:hint="eastAsia" w:ascii="宋体" w:hAnsi="宋体" w:eastAsia="宋体" w:cs="宋体"/>
+              <w:rFonts w:ascii="宋体" w:eastAsia="宋体" w:hAnsi="宋体" w:cs="宋体" w:hint="eastAsia"/>
               <w:szCs w:val="21"/>
             </w:rPr>
             <w:instrText xml:space="preserve"> HYPERLINK \l _Toc8260 </w:instrText>
           </w:r>
           <w:r>
             <w:rPr>
-              <w:rFonts w:hint="eastAsia" w:ascii="宋体" w:hAnsi="宋体" w:eastAsia="宋体" w:cs="宋体"/>
+              <w:rFonts w:ascii="宋体" w:eastAsia="宋体" w:hAnsi="宋体" w:cs="宋体" w:hint="eastAsia"/>
               <w:szCs w:val="21"/>
             </w:rPr>
             <w:fldChar w:fldCharType="separate"/>
@@ -2401,7 +2291,7 @@
           </w:r>
           <w:r>
             <w:rPr>
-              <w:rFonts w:hint="eastAsia" w:ascii="宋体" w:hAnsi="宋体" w:eastAsia="宋体" w:cs="宋体"/>
+              <w:rFonts w:ascii="宋体" w:eastAsia="宋体" w:hAnsi="宋体" w:cs="宋体" w:hint="eastAsia"/>
               <w:szCs w:val="21"/>
             </w:rPr>
             <w:fldChar w:fldCharType="end"/>
@@ -2409,28 +2299,28 @@
         </w:p>
         <w:p>
           <w:pPr>
-            <w:pStyle w:val="17"/>
+            <w:pStyle w:val="TOC2"/>
             <w:tabs>
               <w:tab w:val="right" w:leader="dot" w:pos="8306"/>
             </w:tabs>
           </w:pPr>
           <w:r>
             <w:rPr>
-              <w:rFonts w:hint="eastAsia" w:ascii="宋体" w:hAnsi="宋体" w:eastAsia="宋体" w:cs="宋体"/>
+              <w:rFonts w:ascii="宋体" w:eastAsia="宋体" w:hAnsi="宋体" w:cs="宋体" w:hint="eastAsia"/>
               <w:szCs w:val="21"/>
             </w:rPr>
             <w:fldChar w:fldCharType="begin"/>
           </w:r>
           <w:r>
             <w:rPr>
-              <w:rFonts w:hint="eastAsia" w:ascii="宋体" w:hAnsi="宋体" w:eastAsia="宋体" w:cs="宋体"/>
+              <w:rFonts w:ascii="宋体" w:eastAsia="宋体" w:hAnsi="宋体" w:cs="宋体" w:hint="eastAsia"/>
               <w:szCs w:val="21"/>
             </w:rPr>
             <w:instrText xml:space="preserve"> HYPERLINK \l _Toc5096 </w:instrText>
           </w:r>
           <w:r>
             <w:rPr>
-              <w:rFonts w:hint="eastAsia" w:ascii="宋体" w:hAnsi="宋体" w:eastAsia="宋体" w:cs="宋体"/>
+              <w:rFonts w:ascii="宋体" w:eastAsia="宋体" w:hAnsi="宋体" w:cs="宋体" w:hint="eastAsia"/>
               <w:szCs w:val="21"/>
             </w:rPr>
             <w:fldChar w:fldCharType="separate"/>
@@ -2469,7 +2359,7 @@
           </w:r>
           <w:r>
             <w:rPr>
-              <w:rFonts w:hint="eastAsia" w:ascii="宋体" w:hAnsi="宋体" w:eastAsia="宋体" w:cs="宋体"/>
+              <w:rFonts w:ascii="宋体" w:eastAsia="宋体" w:hAnsi="宋体" w:cs="宋体" w:hint="eastAsia"/>
               <w:szCs w:val="21"/>
             </w:rPr>
             <w:fldChar w:fldCharType="end"/>
@@ -2477,28 +2367,28 @@
         </w:p>
         <w:p>
           <w:pPr>
-            <w:pStyle w:val="17"/>
+            <w:pStyle w:val="TOC2"/>
             <w:tabs>
               <w:tab w:val="right" w:leader="dot" w:pos="8306"/>
             </w:tabs>
           </w:pPr>
           <w:r>
             <w:rPr>
-              <w:rFonts w:hint="eastAsia" w:ascii="宋体" w:hAnsi="宋体" w:eastAsia="宋体" w:cs="宋体"/>
+              <w:rFonts w:ascii="宋体" w:eastAsia="宋体" w:hAnsi="宋体" w:cs="宋体" w:hint="eastAsia"/>
               <w:szCs w:val="21"/>
             </w:rPr>
             <w:fldChar w:fldCharType="begin"/>
           </w:r>
           <w:r>
             <w:rPr>
-              <w:rFonts w:hint="eastAsia" w:ascii="宋体" w:hAnsi="宋体" w:eastAsia="宋体" w:cs="宋体"/>
+              <w:rFonts w:ascii="宋体" w:eastAsia="宋体" w:hAnsi="宋体" w:cs="宋体" w:hint="eastAsia"/>
               <w:szCs w:val="21"/>
             </w:rPr>
             <w:instrText xml:space="preserve"> HYPERLINK \l _Toc26376 </w:instrText>
           </w:r>
           <w:r>
             <w:rPr>
-              <w:rFonts w:hint="eastAsia" w:ascii="宋体" w:hAnsi="宋体" w:eastAsia="宋体" w:cs="宋体"/>
+              <w:rFonts w:ascii="宋体" w:eastAsia="宋体" w:hAnsi="宋体" w:cs="宋体" w:hint="eastAsia"/>
               <w:szCs w:val="21"/>
             </w:rPr>
             <w:fldChar w:fldCharType="separate"/>
@@ -2537,7 +2427,7 @@
           </w:r>
           <w:r>
             <w:rPr>
-              <w:rFonts w:hint="eastAsia" w:ascii="宋体" w:hAnsi="宋体" w:eastAsia="宋体" w:cs="宋体"/>
+              <w:rFonts w:ascii="宋体" w:eastAsia="宋体" w:hAnsi="宋体" w:cs="宋体" w:hint="eastAsia"/>
               <w:szCs w:val="21"/>
             </w:rPr>
             <w:fldChar w:fldCharType="end"/>
@@ -2545,28 +2435,28 @@
         </w:p>
         <w:p>
           <w:pPr>
-            <w:pStyle w:val="17"/>
+            <w:pStyle w:val="TOC2"/>
             <w:tabs>
               <w:tab w:val="right" w:leader="dot" w:pos="8306"/>
             </w:tabs>
           </w:pPr>
           <w:r>
             <w:rPr>
-              <w:rFonts w:hint="eastAsia" w:ascii="宋体" w:hAnsi="宋体" w:eastAsia="宋体" w:cs="宋体"/>
+              <w:rFonts w:ascii="宋体" w:eastAsia="宋体" w:hAnsi="宋体" w:cs="宋体" w:hint="eastAsia"/>
               <w:szCs w:val="21"/>
             </w:rPr>
             <w:fldChar w:fldCharType="begin"/>
           </w:r>
           <w:r>
             <w:rPr>
-              <w:rFonts w:hint="eastAsia" w:ascii="宋体" w:hAnsi="宋体" w:eastAsia="宋体" w:cs="宋体"/>
+              <w:rFonts w:ascii="宋体" w:eastAsia="宋体" w:hAnsi="宋体" w:cs="宋体" w:hint="eastAsia"/>
               <w:szCs w:val="21"/>
             </w:rPr>
             <w:instrText xml:space="preserve"> HYPERLINK \l _Toc1650 </w:instrText>
           </w:r>
           <w:r>
             <w:rPr>
-              <w:rFonts w:hint="eastAsia" w:ascii="宋体" w:hAnsi="宋体" w:eastAsia="宋体" w:cs="宋体"/>
+              <w:rFonts w:ascii="宋体" w:eastAsia="宋体" w:hAnsi="宋体" w:cs="宋体" w:hint="eastAsia"/>
               <w:szCs w:val="21"/>
             </w:rPr>
             <w:fldChar w:fldCharType="separate"/>
@@ -2605,7 +2495,7 @@
           </w:r>
           <w:r>
             <w:rPr>
-              <w:rFonts w:hint="eastAsia" w:ascii="宋体" w:hAnsi="宋体" w:eastAsia="宋体" w:cs="宋体"/>
+              <w:rFonts w:ascii="宋体" w:eastAsia="宋体" w:hAnsi="宋体" w:cs="宋体" w:hint="eastAsia"/>
               <w:szCs w:val="21"/>
             </w:rPr>
             <w:fldChar w:fldCharType="end"/>
@@ -2613,28 +2503,28 @@
         </w:p>
         <w:p>
           <w:pPr>
-            <w:pStyle w:val="17"/>
+            <w:pStyle w:val="TOC2"/>
             <w:tabs>
               <w:tab w:val="right" w:leader="dot" w:pos="8306"/>
             </w:tabs>
           </w:pPr>
           <w:r>
             <w:rPr>
-              <w:rFonts w:hint="eastAsia" w:ascii="宋体" w:hAnsi="宋体" w:eastAsia="宋体" w:cs="宋体"/>
+              <w:rFonts w:ascii="宋体" w:eastAsia="宋体" w:hAnsi="宋体" w:cs="宋体" w:hint="eastAsia"/>
               <w:szCs w:val="21"/>
             </w:rPr>
             <w:fldChar w:fldCharType="begin"/>
           </w:r>
           <w:r>
             <w:rPr>
-              <w:rFonts w:hint="eastAsia" w:ascii="宋体" w:hAnsi="宋体" w:eastAsia="宋体" w:cs="宋体"/>
+              <w:rFonts w:ascii="宋体" w:eastAsia="宋体" w:hAnsi="宋体" w:cs="宋体" w:hint="eastAsia"/>
               <w:szCs w:val="21"/>
             </w:rPr>
             <w:instrText xml:space="preserve"> HYPERLINK \l _Toc13569 </w:instrText>
           </w:r>
           <w:r>
             <w:rPr>
-              <w:rFonts w:hint="eastAsia" w:ascii="宋体" w:hAnsi="宋体" w:eastAsia="宋体" w:cs="宋体"/>
+              <w:rFonts w:ascii="宋体" w:eastAsia="宋体" w:hAnsi="宋体" w:cs="宋体" w:hint="eastAsia"/>
               <w:szCs w:val="21"/>
             </w:rPr>
             <w:fldChar w:fldCharType="separate"/>
@@ -2673,7 +2563,7 @@
           </w:r>
           <w:r>
             <w:rPr>
-              <w:rFonts w:hint="eastAsia" w:ascii="宋体" w:hAnsi="宋体" w:eastAsia="宋体" w:cs="宋体"/>
+              <w:rFonts w:ascii="宋体" w:eastAsia="宋体" w:hAnsi="宋体" w:cs="宋体" w:hint="eastAsia"/>
               <w:szCs w:val="21"/>
             </w:rPr>
             <w:fldChar w:fldCharType="end"/>
@@ -2681,28 +2571,28 @@
         </w:p>
         <w:p>
           <w:pPr>
-            <w:pStyle w:val="16"/>
+            <w:pStyle w:val="TOC1"/>
             <w:tabs>
               <w:tab w:val="right" w:leader="dot" w:pos="8306"/>
             </w:tabs>
           </w:pPr>
           <w:r>
             <w:rPr>
-              <w:rFonts w:hint="eastAsia" w:ascii="宋体" w:hAnsi="宋体" w:eastAsia="宋体" w:cs="宋体"/>
+              <w:rFonts w:ascii="宋体" w:eastAsia="宋体" w:hAnsi="宋体" w:cs="宋体" w:hint="eastAsia"/>
               <w:szCs w:val="21"/>
             </w:rPr>
             <w:fldChar w:fldCharType="begin"/>
           </w:r>
           <w:r>
             <w:rPr>
-              <w:rFonts w:hint="eastAsia" w:ascii="宋体" w:hAnsi="宋体" w:eastAsia="宋体" w:cs="宋体"/>
+              <w:rFonts w:ascii="宋体" w:eastAsia="宋体" w:hAnsi="宋体" w:cs="宋体" w:hint="eastAsia"/>
               <w:szCs w:val="21"/>
             </w:rPr>
             <w:instrText xml:space="preserve"> HYPERLINK \l _Toc15713 </w:instrText>
           </w:r>
           <w:r>
             <w:rPr>
-              <w:rFonts w:hint="eastAsia" w:ascii="宋体" w:hAnsi="宋体" w:eastAsia="宋体" w:cs="宋体"/>
+              <w:rFonts w:ascii="宋体" w:eastAsia="宋体" w:hAnsi="宋体" w:cs="宋体" w:hint="eastAsia"/>
               <w:szCs w:val="21"/>
             </w:rPr>
             <w:fldChar w:fldCharType="separate"/>
@@ -2741,7 +2631,7 @@
           </w:r>
           <w:r>
             <w:rPr>
-              <w:rFonts w:hint="eastAsia" w:ascii="宋体" w:hAnsi="宋体" w:eastAsia="宋体" w:cs="宋体"/>
+              <w:rFonts w:ascii="宋体" w:eastAsia="宋体" w:hAnsi="宋体" w:cs="宋体" w:hint="eastAsia"/>
               <w:szCs w:val="21"/>
             </w:rPr>
             <w:fldChar w:fldCharType="end"/>
@@ -2749,28 +2639,28 @@
         </w:p>
         <w:p>
           <w:pPr>
-            <w:pStyle w:val="16"/>
+            <w:pStyle w:val="TOC1"/>
             <w:tabs>
               <w:tab w:val="right" w:leader="dot" w:pos="8306"/>
             </w:tabs>
           </w:pPr>
           <w:r>
             <w:rPr>
-              <w:rFonts w:hint="eastAsia" w:ascii="宋体" w:hAnsi="宋体" w:eastAsia="宋体" w:cs="宋体"/>
+              <w:rFonts w:ascii="宋体" w:eastAsia="宋体" w:hAnsi="宋体" w:cs="宋体" w:hint="eastAsia"/>
               <w:szCs w:val="21"/>
             </w:rPr>
             <w:fldChar w:fldCharType="begin"/>
           </w:r>
           <w:r>
             <w:rPr>
-              <w:rFonts w:hint="eastAsia" w:ascii="宋体" w:hAnsi="宋体" w:eastAsia="宋体" w:cs="宋体"/>
+              <w:rFonts w:ascii="宋体" w:eastAsia="宋体" w:hAnsi="宋体" w:cs="宋体" w:hint="eastAsia"/>
               <w:szCs w:val="21"/>
             </w:rPr>
             <w:instrText xml:space="preserve"> HYPERLINK \l _Toc30924 </w:instrText>
           </w:r>
           <w:r>
             <w:rPr>
-              <w:rFonts w:hint="eastAsia" w:ascii="宋体" w:hAnsi="宋体" w:eastAsia="宋体" w:cs="宋体"/>
+              <w:rFonts w:ascii="宋体" w:eastAsia="宋体" w:hAnsi="宋体" w:cs="宋体" w:hint="eastAsia"/>
               <w:szCs w:val="21"/>
             </w:rPr>
             <w:fldChar w:fldCharType="separate"/>
@@ -2809,7 +2699,7 @@
           </w:r>
           <w:r>
             <w:rPr>
-              <w:rFonts w:hint="eastAsia" w:ascii="宋体" w:hAnsi="宋体" w:eastAsia="宋体" w:cs="宋体"/>
+              <w:rFonts w:ascii="宋体" w:eastAsia="宋体" w:hAnsi="宋体" w:cs="宋体" w:hint="eastAsia"/>
               <w:szCs w:val="21"/>
             </w:rPr>
             <w:fldChar w:fldCharType="end"/>
@@ -2817,28 +2707,28 @@
         </w:p>
         <w:p>
           <w:pPr>
-            <w:pStyle w:val="17"/>
+            <w:pStyle w:val="TOC2"/>
             <w:tabs>
               <w:tab w:val="right" w:leader="dot" w:pos="8306"/>
             </w:tabs>
           </w:pPr>
           <w:r>
             <w:rPr>
-              <w:rFonts w:hint="eastAsia" w:ascii="宋体" w:hAnsi="宋体" w:eastAsia="宋体" w:cs="宋体"/>
+              <w:rFonts w:ascii="宋体" w:eastAsia="宋体" w:hAnsi="宋体" w:cs="宋体" w:hint="eastAsia"/>
               <w:szCs w:val="21"/>
             </w:rPr>
             <w:fldChar w:fldCharType="begin"/>
           </w:r>
           <w:r>
             <w:rPr>
-              <w:rFonts w:hint="eastAsia" w:ascii="宋体" w:hAnsi="宋体" w:eastAsia="宋体" w:cs="宋体"/>
+              <w:rFonts w:ascii="宋体" w:eastAsia="宋体" w:hAnsi="宋体" w:cs="宋体" w:hint="eastAsia"/>
               <w:szCs w:val="21"/>
             </w:rPr>
             <w:instrText xml:space="preserve"> HYPERLINK \l _Toc22234 </w:instrText>
           </w:r>
           <w:r>
             <w:rPr>
-              <w:rFonts w:hint="eastAsia" w:ascii="宋体" w:hAnsi="宋体" w:eastAsia="宋体" w:cs="宋体"/>
+              <w:rFonts w:ascii="宋体" w:eastAsia="宋体" w:hAnsi="宋体" w:cs="宋体" w:hint="eastAsia"/>
               <w:szCs w:val="21"/>
             </w:rPr>
             <w:fldChar w:fldCharType="separate"/>
@@ -2877,7 +2767,7 @@
           </w:r>
           <w:r>
             <w:rPr>
-              <w:rFonts w:hint="eastAsia" w:ascii="宋体" w:hAnsi="宋体" w:eastAsia="宋体" w:cs="宋体"/>
+              <w:rFonts w:ascii="宋体" w:eastAsia="宋体" w:hAnsi="宋体" w:cs="宋体" w:hint="eastAsia"/>
               <w:szCs w:val="21"/>
             </w:rPr>
             <w:fldChar w:fldCharType="end"/>
@@ -2885,28 +2775,28 @@
         </w:p>
         <w:p>
           <w:pPr>
-            <w:pStyle w:val="17"/>
+            <w:pStyle w:val="TOC2"/>
             <w:tabs>
               <w:tab w:val="right" w:leader="dot" w:pos="8306"/>
             </w:tabs>
           </w:pPr>
           <w:r>
             <w:rPr>
-              <w:rFonts w:hint="eastAsia" w:ascii="宋体" w:hAnsi="宋体" w:eastAsia="宋体" w:cs="宋体"/>
+              <w:rFonts w:ascii="宋体" w:eastAsia="宋体" w:hAnsi="宋体" w:cs="宋体" w:hint="eastAsia"/>
               <w:szCs w:val="21"/>
             </w:rPr>
             <w:fldChar w:fldCharType="begin"/>
           </w:r>
           <w:r>
             <w:rPr>
-              <w:rFonts w:hint="eastAsia" w:ascii="宋体" w:hAnsi="宋体" w:eastAsia="宋体" w:cs="宋体"/>
+              <w:rFonts w:ascii="宋体" w:eastAsia="宋体" w:hAnsi="宋体" w:cs="宋体" w:hint="eastAsia"/>
               <w:szCs w:val="21"/>
             </w:rPr>
             <w:instrText xml:space="preserve"> HYPERLINK \l _Toc8689 </w:instrText>
           </w:r>
           <w:r>
             <w:rPr>
-              <w:rFonts w:hint="eastAsia" w:ascii="宋体" w:hAnsi="宋体" w:eastAsia="宋体" w:cs="宋体"/>
+              <w:rFonts w:ascii="宋体" w:eastAsia="宋体" w:hAnsi="宋体" w:cs="宋体" w:hint="eastAsia"/>
               <w:szCs w:val="21"/>
             </w:rPr>
             <w:fldChar w:fldCharType="separate"/>
@@ -2945,7 +2835,7 @@
           </w:r>
           <w:r>
             <w:rPr>
-              <w:rFonts w:hint="eastAsia" w:ascii="宋体" w:hAnsi="宋体" w:eastAsia="宋体" w:cs="宋体"/>
+              <w:rFonts w:ascii="宋体" w:eastAsia="宋体" w:hAnsi="宋体" w:cs="宋体" w:hint="eastAsia"/>
               <w:szCs w:val="21"/>
             </w:rPr>
             <w:fldChar w:fldCharType="end"/>
@@ -2953,28 +2843,28 @@
         </w:p>
         <w:p>
           <w:pPr>
-            <w:pStyle w:val="17"/>
+            <w:pStyle w:val="TOC2"/>
             <w:tabs>
               <w:tab w:val="right" w:leader="dot" w:pos="8306"/>
             </w:tabs>
           </w:pPr>
           <w:r>
             <w:rPr>
-              <w:rFonts w:hint="eastAsia" w:ascii="宋体" w:hAnsi="宋体" w:eastAsia="宋体" w:cs="宋体"/>
+              <w:rFonts w:ascii="宋体" w:eastAsia="宋体" w:hAnsi="宋体" w:cs="宋体" w:hint="eastAsia"/>
               <w:szCs w:val="21"/>
             </w:rPr>
             <w:fldChar w:fldCharType="begin"/>
           </w:r>
           <w:r>
             <w:rPr>
-              <w:rFonts w:hint="eastAsia" w:ascii="宋体" w:hAnsi="宋体" w:eastAsia="宋体" w:cs="宋体"/>
+              <w:rFonts w:ascii="宋体" w:eastAsia="宋体" w:hAnsi="宋体" w:cs="宋体" w:hint="eastAsia"/>
               <w:szCs w:val="21"/>
             </w:rPr>
             <w:instrText xml:space="preserve"> HYPERLINK \l _Toc3673 </w:instrText>
           </w:r>
           <w:r>
             <w:rPr>
-              <w:rFonts w:hint="eastAsia" w:ascii="宋体" w:hAnsi="宋体" w:eastAsia="宋体" w:cs="宋体"/>
+              <w:rFonts w:ascii="宋体" w:eastAsia="宋体" w:hAnsi="宋体" w:cs="宋体" w:hint="eastAsia"/>
               <w:szCs w:val="21"/>
             </w:rPr>
             <w:fldChar w:fldCharType="separate"/>
@@ -3013,7 +2903,7 @@
           </w:r>
           <w:r>
             <w:rPr>
-              <w:rFonts w:hint="eastAsia" w:ascii="宋体" w:hAnsi="宋体" w:eastAsia="宋体" w:cs="宋体"/>
+              <w:rFonts w:ascii="宋体" w:eastAsia="宋体" w:hAnsi="宋体" w:cs="宋体" w:hint="eastAsia"/>
               <w:szCs w:val="21"/>
             </w:rPr>
             <w:fldChar w:fldCharType="end"/>
@@ -3021,28 +2911,28 @@
         </w:p>
         <w:p>
           <w:pPr>
-            <w:pStyle w:val="16"/>
+            <w:pStyle w:val="TOC1"/>
             <w:tabs>
               <w:tab w:val="right" w:leader="dot" w:pos="8306"/>
             </w:tabs>
           </w:pPr>
           <w:r>
             <w:rPr>
-              <w:rFonts w:hint="eastAsia" w:ascii="宋体" w:hAnsi="宋体" w:eastAsia="宋体" w:cs="宋体"/>
+              <w:rFonts w:ascii="宋体" w:eastAsia="宋体" w:hAnsi="宋体" w:cs="宋体" w:hint="eastAsia"/>
               <w:szCs w:val="21"/>
             </w:rPr>
             <w:fldChar w:fldCharType="begin"/>
           </w:r>
           <w:r>
             <w:rPr>
-              <w:rFonts w:hint="eastAsia" w:ascii="宋体" w:hAnsi="宋体" w:eastAsia="宋体" w:cs="宋体"/>
+              <w:rFonts w:ascii="宋体" w:eastAsia="宋体" w:hAnsi="宋体" w:cs="宋体" w:hint="eastAsia"/>
               <w:szCs w:val="21"/>
             </w:rPr>
             <w:instrText xml:space="preserve"> HYPERLINK \l _Toc10182 </w:instrText>
           </w:r>
           <w:r>
             <w:rPr>
-              <w:rFonts w:hint="eastAsia" w:ascii="宋体" w:hAnsi="宋体" w:eastAsia="宋体" w:cs="宋体"/>
+              <w:rFonts w:ascii="宋体" w:eastAsia="宋体" w:hAnsi="宋体" w:cs="宋体" w:hint="eastAsia"/>
               <w:szCs w:val="21"/>
             </w:rPr>
             <w:fldChar w:fldCharType="separate"/>
@@ -3081,7 +2971,7 @@
           </w:r>
           <w:r>
             <w:rPr>
-              <w:rFonts w:hint="eastAsia" w:ascii="宋体" w:hAnsi="宋体" w:eastAsia="宋体" w:cs="宋体"/>
+              <w:rFonts w:ascii="宋体" w:eastAsia="宋体" w:hAnsi="宋体" w:cs="宋体" w:hint="eastAsia"/>
               <w:szCs w:val="21"/>
             </w:rPr>
             <w:fldChar w:fldCharType="end"/>
@@ -3089,28 +2979,28 @@
         </w:p>
         <w:p>
           <w:pPr>
-            <w:pStyle w:val="17"/>
+            <w:pStyle w:val="TOC2"/>
             <w:tabs>
               <w:tab w:val="right" w:leader="dot" w:pos="8306"/>
             </w:tabs>
           </w:pPr>
           <w:r>
             <w:rPr>
-              <w:rFonts w:hint="eastAsia" w:ascii="宋体" w:hAnsi="宋体" w:eastAsia="宋体" w:cs="宋体"/>
+              <w:rFonts w:ascii="宋体" w:eastAsia="宋体" w:hAnsi="宋体" w:cs="宋体" w:hint="eastAsia"/>
               <w:szCs w:val="21"/>
             </w:rPr>
             <w:fldChar w:fldCharType="begin"/>
           </w:r>
           <w:r>
             <w:rPr>
-              <w:rFonts w:hint="eastAsia" w:ascii="宋体" w:hAnsi="宋体" w:eastAsia="宋体" w:cs="宋体"/>
+              <w:rFonts w:ascii="宋体" w:eastAsia="宋体" w:hAnsi="宋体" w:cs="宋体" w:hint="eastAsia"/>
               <w:szCs w:val="21"/>
             </w:rPr>
             <w:instrText xml:space="preserve"> HYPERLINK \l _Toc10366 </w:instrText>
           </w:r>
           <w:r>
             <w:rPr>
-              <w:rFonts w:hint="eastAsia" w:ascii="宋体" w:hAnsi="宋体" w:eastAsia="宋体" w:cs="宋体"/>
+              <w:rFonts w:ascii="宋体" w:eastAsia="宋体" w:hAnsi="宋体" w:cs="宋体" w:hint="eastAsia"/>
               <w:szCs w:val="21"/>
             </w:rPr>
             <w:fldChar w:fldCharType="separate"/>
@@ -3149,7 +3039,7 @@
           </w:r>
           <w:r>
             <w:rPr>
-              <w:rFonts w:hint="eastAsia" w:ascii="宋体" w:hAnsi="宋体" w:eastAsia="宋体" w:cs="宋体"/>
+              <w:rFonts w:ascii="宋体" w:eastAsia="宋体" w:hAnsi="宋体" w:cs="宋体" w:hint="eastAsia"/>
               <w:szCs w:val="21"/>
             </w:rPr>
             <w:fldChar w:fldCharType="end"/>
@@ -3157,28 +3047,28 @@
         </w:p>
         <w:p>
           <w:pPr>
-            <w:pStyle w:val="17"/>
+            <w:pStyle w:val="TOC2"/>
             <w:tabs>
               <w:tab w:val="right" w:leader="dot" w:pos="8306"/>
             </w:tabs>
           </w:pPr>
           <w:r>
             <w:rPr>
-              <w:rFonts w:hint="eastAsia" w:ascii="宋体" w:hAnsi="宋体" w:eastAsia="宋体" w:cs="宋体"/>
+              <w:rFonts w:ascii="宋体" w:eastAsia="宋体" w:hAnsi="宋体" w:cs="宋体" w:hint="eastAsia"/>
               <w:szCs w:val="21"/>
             </w:rPr>
             <w:fldChar w:fldCharType="begin"/>
           </w:r>
           <w:r>
             <w:rPr>
-              <w:rFonts w:hint="eastAsia" w:ascii="宋体" w:hAnsi="宋体" w:eastAsia="宋体" w:cs="宋体"/>
+              <w:rFonts w:ascii="宋体" w:eastAsia="宋体" w:hAnsi="宋体" w:cs="宋体" w:hint="eastAsia"/>
               <w:szCs w:val="21"/>
             </w:rPr>
             <w:instrText xml:space="preserve"> HYPERLINK \l _Toc17544 </w:instrText>
           </w:r>
           <w:r>
             <w:rPr>
-              <w:rFonts w:hint="eastAsia" w:ascii="宋体" w:hAnsi="宋体" w:eastAsia="宋体" w:cs="宋体"/>
+              <w:rFonts w:ascii="宋体" w:eastAsia="宋体" w:hAnsi="宋体" w:cs="宋体" w:hint="eastAsia"/>
               <w:szCs w:val="21"/>
             </w:rPr>
             <w:fldChar w:fldCharType="separate"/>
@@ -3217,7 +3107,7 @@
           </w:r>
           <w:r>
             <w:rPr>
-              <w:rFonts w:hint="eastAsia" w:ascii="宋体" w:hAnsi="宋体" w:eastAsia="宋体" w:cs="宋体"/>
+              <w:rFonts w:ascii="宋体" w:eastAsia="宋体" w:hAnsi="宋体" w:cs="宋体" w:hint="eastAsia"/>
               <w:szCs w:val="21"/>
             </w:rPr>
             <w:fldChar w:fldCharType="end"/>
@@ -3225,28 +3115,28 @@
         </w:p>
         <w:p>
           <w:pPr>
-            <w:pStyle w:val="17"/>
+            <w:pStyle w:val="TOC2"/>
             <w:tabs>
               <w:tab w:val="right" w:leader="dot" w:pos="8306"/>
             </w:tabs>
           </w:pPr>
           <w:r>
             <w:rPr>
-              <w:rFonts w:hint="eastAsia" w:ascii="宋体" w:hAnsi="宋体" w:eastAsia="宋体" w:cs="宋体"/>
+              <w:rFonts w:ascii="宋体" w:eastAsia="宋体" w:hAnsi="宋体" w:cs="宋体" w:hint="eastAsia"/>
               <w:szCs w:val="21"/>
             </w:rPr>
             <w:fldChar w:fldCharType="begin"/>
           </w:r>
           <w:r>
             <w:rPr>
-              <w:rFonts w:hint="eastAsia" w:ascii="宋体" w:hAnsi="宋体" w:eastAsia="宋体" w:cs="宋体"/>
+              <w:rFonts w:ascii="宋体" w:eastAsia="宋体" w:hAnsi="宋体" w:cs="宋体" w:hint="eastAsia"/>
               <w:szCs w:val="21"/>
             </w:rPr>
             <w:instrText xml:space="preserve"> HYPERLINK \l _Toc17990 </w:instrText>
           </w:r>
           <w:r>
             <w:rPr>
-              <w:rFonts w:hint="eastAsia" w:ascii="宋体" w:hAnsi="宋体" w:eastAsia="宋体" w:cs="宋体"/>
+              <w:rFonts w:ascii="宋体" w:eastAsia="宋体" w:hAnsi="宋体" w:cs="宋体" w:hint="eastAsia"/>
               <w:szCs w:val="21"/>
             </w:rPr>
             <w:fldChar w:fldCharType="separate"/>
@@ -3285,7 +3175,7 @@
           </w:r>
           <w:r>
             <w:rPr>
-              <w:rFonts w:hint="eastAsia" w:ascii="宋体" w:hAnsi="宋体" w:eastAsia="宋体" w:cs="宋体"/>
+              <w:rFonts w:ascii="宋体" w:eastAsia="宋体" w:hAnsi="宋体" w:cs="宋体" w:hint="eastAsia"/>
               <w:szCs w:val="21"/>
             </w:rPr>
             <w:fldChar w:fldCharType="end"/>
@@ -3293,28 +3183,28 @@
         </w:p>
         <w:p>
           <w:pPr>
-            <w:pStyle w:val="16"/>
+            <w:pStyle w:val="TOC1"/>
             <w:tabs>
               <w:tab w:val="right" w:leader="dot" w:pos="8306"/>
             </w:tabs>
           </w:pPr>
           <w:r>
             <w:rPr>
-              <w:rFonts w:hint="eastAsia" w:ascii="宋体" w:hAnsi="宋体" w:eastAsia="宋体" w:cs="宋体"/>
+              <w:rFonts w:ascii="宋体" w:eastAsia="宋体" w:hAnsi="宋体" w:cs="宋体" w:hint="eastAsia"/>
               <w:szCs w:val="21"/>
             </w:rPr>
             <w:fldChar w:fldCharType="begin"/>
           </w:r>
           <w:r>
             <w:rPr>
-              <w:rFonts w:hint="eastAsia" w:ascii="宋体" w:hAnsi="宋体" w:eastAsia="宋体" w:cs="宋体"/>
+              <w:rFonts w:ascii="宋体" w:eastAsia="宋体" w:hAnsi="宋体" w:cs="宋体" w:hint="eastAsia"/>
               <w:szCs w:val="21"/>
             </w:rPr>
             <w:instrText xml:space="preserve"> HYPERLINK \l _Toc28201 </w:instrText>
           </w:r>
           <w:r>
             <w:rPr>
-              <w:rFonts w:hint="eastAsia" w:ascii="宋体" w:hAnsi="宋体" w:eastAsia="宋体" w:cs="宋体"/>
+              <w:rFonts w:ascii="宋体" w:eastAsia="宋体" w:hAnsi="宋体" w:cs="宋体" w:hint="eastAsia"/>
               <w:szCs w:val="21"/>
             </w:rPr>
             <w:fldChar w:fldCharType="separate"/>
@@ -3353,7 +3243,7 @@
           </w:r>
           <w:r>
             <w:rPr>
-              <w:rFonts w:hint="eastAsia" w:ascii="宋体" w:hAnsi="宋体" w:eastAsia="宋体" w:cs="宋体"/>
+              <w:rFonts w:ascii="宋体" w:eastAsia="宋体" w:hAnsi="宋体" w:cs="宋体" w:hint="eastAsia"/>
               <w:szCs w:val="21"/>
             </w:rPr>
             <w:fldChar w:fldCharType="end"/>
@@ -3361,28 +3251,28 @@
         </w:p>
         <w:p>
           <w:pPr>
-            <w:pStyle w:val="17"/>
+            <w:pStyle w:val="TOC2"/>
             <w:tabs>
               <w:tab w:val="right" w:leader="dot" w:pos="8306"/>
             </w:tabs>
           </w:pPr>
           <w:r>
             <w:rPr>
-              <w:rFonts w:hint="eastAsia" w:ascii="宋体" w:hAnsi="宋体" w:eastAsia="宋体" w:cs="宋体"/>
+              <w:rFonts w:ascii="宋体" w:eastAsia="宋体" w:hAnsi="宋体" w:cs="宋体" w:hint="eastAsia"/>
               <w:szCs w:val="21"/>
             </w:rPr>
             <w:fldChar w:fldCharType="begin"/>
           </w:r>
           <w:r>
             <w:rPr>
-              <w:rFonts w:hint="eastAsia" w:ascii="宋体" w:hAnsi="宋体" w:eastAsia="宋体" w:cs="宋体"/>
+              <w:rFonts w:ascii="宋体" w:eastAsia="宋体" w:hAnsi="宋体" w:cs="宋体" w:hint="eastAsia"/>
               <w:szCs w:val="21"/>
             </w:rPr>
             <w:instrText xml:space="preserve"> HYPERLINK \l _Toc8987 </w:instrText>
           </w:r>
           <w:r>
             <w:rPr>
-              <w:rFonts w:hint="eastAsia" w:ascii="宋体" w:hAnsi="宋体" w:eastAsia="宋体" w:cs="宋体"/>
+              <w:rFonts w:ascii="宋体" w:eastAsia="宋体" w:hAnsi="宋体" w:cs="宋体" w:hint="eastAsia"/>
               <w:szCs w:val="21"/>
             </w:rPr>
             <w:fldChar w:fldCharType="separate"/>
@@ -3421,7 +3311,7 @@
           </w:r>
           <w:r>
             <w:rPr>
-              <w:rFonts w:hint="eastAsia" w:ascii="宋体" w:hAnsi="宋体" w:eastAsia="宋体" w:cs="宋体"/>
+              <w:rFonts w:ascii="宋体" w:eastAsia="宋体" w:hAnsi="宋体" w:cs="宋体" w:hint="eastAsia"/>
               <w:szCs w:val="21"/>
             </w:rPr>
             <w:fldChar w:fldCharType="end"/>
@@ -3429,28 +3319,28 @@
         </w:p>
         <w:p>
           <w:pPr>
-            <w:pStyle w:val="17"/>
+            <w:pStyle w:val="TOC2"/>
             <w:tabs>
               <w:tab w:val="right" w:leader="dot" w:pos="8306"/>
             </w:tabs>
           </w:pPr>
           <w:r>
             <w:rPr>
-              <w:rFonts w:hint="eastAsia" w:ascii="宋体" w:hAnsi="宋体" w:eastAsia="宋体" w:cs="宋体"/>
+              <w:rFonts w:ascii="宋体" w:eastAsia="宋体" w:hAnsi="宋体" w:cs="宋体" w:hint="eastAsia"/>
               <w:szCs w:val="21"/>
             </w:rPr>
             <w:fldChar w:fldCharType="begin"/>
           </w:r>
           <w:r>
             <w:rPr>
-              <w:rFonts w:hint="eastAsia" w:ascii="宋体" w:hAnsi="宋体" w:eastAsia="宋体" w:cs="宋体"/>
+              <w:rFonts w:ascii="宋体" w:eastAsia="宋体" w:hAnsi="宋体" w:cs="宋体" w:hint="eastAsia"/>
               <w:szCs w:val="21"/>
             </w:rPr>
             <w:instrText xml:space="preserve"> HYPERLINK \l _Toc8866 </w:instrText>
           </w:r>
           <w:r>
             <w:rPr>
-              <w:rFonts w:hint="eastAsia" w:ascii="宋体" w:hAnsi="宋体" w:eastAsia="宋体" w:cs="宋体"/>
+              <w:rFonts w:ascii="宋体" w:eastAsia="宋体" w:hAnsi="宋体" w:cs="宋体" w:hint="eastAsia"/>
               <w:szCs w:val="21"/>
             </w:rPr>
             <w:fldChar w:fldCharType="separate"/>
@@ -3489,7 +3379,7 @@
           </w:r>
           <w:r>
             <w:rPr>
-              <w:rFonts w:hint="eastAsia" w:ascii="宋体" w:hAnsi="宋体" w:eastAsia="宋体" w:cs="宋体"/>
+              <w:rFonts w:ascii="宋体" w:eastAsia="宋体" w:hAnsi="宋体" w:cs="宋体" w:hint="eastAsia"/>
               <w:szCs w:val="21"/>
             </w:rPr>
             <w:fldChar w:fldCharType="end"/>
@@ -3497,28 +3387,28 @@
         </w:p>
         <w:p>
           <w:pPr>
-            <w:pStyle w:val="17"/>
+            <w:pStyle w:val="TOC2"/>
             <w:tabs>
               <w:tab w:val="right" w:leader="dot" w:pos="8306"/>
             </w:tabs>
           </w:pPr>
           <w:r>
             <w:rPr>
-              <w:rFonts w:hint="eastAsia" w:ascii="宋体" w:hAnsi="宋体" w:eastAsia="宋体" w:cs="宋体"/>
+              <w:rFonts w:ascii="宋体" w:eastAsia="宋体" w:hAnsi="宋体" w:cs="宋体" w:hint="eastAsia"/>
               <w:szCs w:val="21"/>
             </w:rPr>
             <w:fldChar w:fldCharType="begin"/>
           </w:r>
           <w:r>
             <w:rPr>
-              <w:rFonts w:hint="eastAsia" w:ascii="宋体" w:hAnsi="宋体" w:eastAsia="宋体" w:cs="宋体"/>
+              <w:rFonts w:ascii="宋体" w:eastAsia="宋体" w:hAnsi="宋体" w:cs="宋体" w:hint="eastAsia"/>
               <w:szCs w:val="21"/>
             </w:rPr>
             <w:instrText xml:space="preserve"> HYPERLINK \l _Toc7267 </w:instrText>
           </w:r>
           <w:r>
             <w:rPr>
-              <w:rFonts w:hint="eastAsia" w:ascii="宋体" w:hAnsi="宋体" w:eastAsia="宋体" w:cs="宋体"/>
+              <w:rFonts w:ascii="宋体" w:eastAsia="宋体" w:hAnsi="宋体" w:cs="宋体" w:hint="eastAsia"/>
               <w:szCs w:val="21"/>
             </w:rPr>
             <w:fldChar w:fldCharType="separate"/>
@@ -3557,7 +3447,7 @@
           </w:r>
           <w:r>
             <w:rPr>
-              <w:rFonts w:hint="eastAsia" w:ascii="宋体" w:hAnsi="宋体" w:eastAsia="宋体" w:cs="宋体"/>
+              <w:rFonts w:ascii="宋体" w:eastAsia="宋体" w:hAnsi="宋体" w:cs="宋体" w:hint="eastAsia"/>
               <w:szCs w:val="21"/>
             </w:rPr>
             <w:fldChar w:fldCharType="end"/>
@@ -3565,28 +3455,28 @@
         </w:p>
         <w:p>
           <w:pPr>
-            <w:pStyle w:val="16"/>
+            <w:pStyle w:val="TOC1"/>
             <w:tabs>
               <w:tab w:val="right" w:leader="dot" w:pos="8306"/>
             </w:tabs>
           </w:pPr>
           <w:r>
             <w:rPr>
-              <w:rFonts w:hint="eastAsia" w:ascii="宋体" w:hAnsi="宋体" w:eastAsia="宋体" w:cs="宋体"/>
+              <w:rFonts w:ascii="宋体" w:eastAsia="宋体" w:hAnsi="宋体" w:cs="宋体" w:hint="eastAsia"/>
               <w:szCs w:val="21"/>
             </w:rPr>
             <w:fldChar w:fldCharType="begin"/>
           </w:r>
           <w:r>
             <w:rPr>
-              <w:rFonts w:hint="eastAsia" w:ascii="宋体" w:hAnsi="宋体" w:eastAsia="宋体" w:cs="宋体"/>
+              <w:rFonts w:ascii="宋体" w:eastAsia="宋体" w:hAnsi="宋体" w:cs="宋体" w:hint="eastAsia"/>
               <w:szCs w:val="21"/>
             </w:rPr>
             <w:instrText xml:space="preserve"> HYPERLINK \l _Toc3023 </w:instrText>
           </w:r>
           <w:r>
             <w:rPr>
-              <w:rFonts w:hint="eastAsia" w:ascii="宋体" w:hAnsi="宋体" w:eastAsia="宋体" w:cs="宋体"/>
+              <w:rFonts w:ascii="宋体" w:eastAsia="宋体" w:hAnsi="宋体" w:cs="宋体" w:hint="eastAsia"/>
               <w:szCs w:val="21"/>
             </w:rPr>
             <w:fldChar w:fldCharType="separate"/>
@@ -3625,7 +3515,7 @@
           </w:r>
           <w:r>
             <w:rPr>
-              <w:rFonts w:hint="eastAsia" w:ascii="宋体" w:hAnsi="宋体" w:eastAsia="宋体" w:cs="宋体"/>
+              <w:rFonts w:ascii="宋体" w:eastAsia="宋体" w:hAnsi="宋体" w:cs="宋体" w:hint="eastAsia"/>
               <w:szCs w:val="21"/>
             </w:rPr>
             <w:fldChar w:fldCharType="end"/>
@@ -3633,28 +3523,28 @@
         </w:p>
         <w:p>
           <w:pPr>
-            <w:pStyle w:val="17"/>
+            <w:pStyle w:val="TOC2"/>
             <w:tabs>
               <w:tab w:val="right" w:leader="dot" w:pos="8306"/>
             </w:tabs>
           </w:pPr>
           <w:r>
             <w:rPr>
-              <w:rFonts w:hint="eastAsia" w:ascii="宋体" w:hAnsi="宋体" w:eastAsia="宋体" w:cs="宋体"/>
+              <w:rFonts w:ascii="宋体" w:eastAsia="宋体" w:hAnsi="宋体" w:cs="宋体" w:hint="eastAsia"/>
               <w:szCs w:val="21"/>
             </w:rPr>
             <w:fldChar w:fldCharType="begin"/>
           </w:r>
           <w:r>
             <w:rPr>
-              <w:rFonts w:hint="eastAsia" w:ascii="宋体" w:hAnsi="宋体" w:eastAsia="宋体" w:cs="宋体"/>
+              <w:rFonts w:ascii="宋体" w:eastAsia="宋体" w:hAnsi="宋体" w:cs="宋体" w:hint="eastAsia"/>
               <w:szCs w:val="21"/>
             </w:rPr>
             <w:instrText xml:space="preserve"> HYPERLINK \l _Toc5743 </w:instrText>
           </w:r>
           <w:r>
             <w:rPr>
-              <w:rFonts w:hint="eastAsia" w:ascii="宋体" w:hAnsi="宋体" w:eastAsia="宋体" w:cs="宋体"/>
+              <w:rFonts w:ascii="宋体" w:eastAsia="宋体" w:hAnsi="宋体" w:cs="宋体" w:hint="eastAsia"/>
               <w:szCs w:val="21"/>
             </w:rPr>
             <w:fldChar w:fldCharType="separate"/>
@@ -3693,7 +3583,7 @@
           </w:r>
           <w:r>
             <w:rPr>
-              <w:rFonts w:hint="eastAsia" w:ascii="宋体" w:hAnsi="宋体" w:eastAsia="宋体" w:cs="宋体"/>
+              <w:rFonts w:ascii="宋体" w:eastAsia="宋体" w:hAnsi="宋体" w:cs="宋体" w:hint="eastAsia"/>
               <w:szCs w:val="21"/>
             </w:rPr>
             <w:fldChar w:fldCharType="end"/>
@@ -3701,28 +3591,28 @@
         </w:p>
         <w:p>
           <w:pPr>
-            <w:pStyle w:val="17"/>
+            <w:pStyle w:val="TOC2"/>
             <w:tabs>
               <w:tab w:val="right" w:leader="dot" w:pos="8306"/>
             </w:tabs>
           </w:pPr>
           <w:r>
             <w:rPr>
-              <w:rFonts w:hint="eastAsia" w:ascii="宋体" w:hAnsi="宋体" w:eastAsia="宋体" w:cs="宋体"/>
+              <w:rFonts w:ascii="宋体" w:eastAsia="宋体" w:hAnsi="宋体" w:cs="宋体" w:hint="eastAsia"/>
               <w:szCs w:val="21"/>
             </w:rPr>
             <w:fldChar w:fldCharType="begin"/>
           </w:r>
           <w:r>
             <w:rPr>
-              <w:rFonts w:hint="eastAsia" w:ascii="宋体" w:hAnsi="宋体" w:eastAsia="宋体" w:cs="宋体"/>
+              <w:rFonts w:ascii="宋体" w:eastAsia="宋体" w:hAnsi="宋体" w:cs="宋体" w:hint="eastAsia"/>
               <w:szCs w:val="21"/>
             </w:rPr>
             <w:instrText xml:space="preserve"> HYPERLINK \l _Toc24343 </w:instrText>
           </w:r>
           <w:r>
             <w:rPr>
-              <w:rFonts w:hint="eastAsia" w:ascii="宋体" w:hAnsi="宋体" w:eastAsia="宋体" w:cs="宋体"/>
+              <w:rFonts w:ascii="宋体" w:eastAsia="宋体" w:hAnsi="宋体" w:cs="宋体" w:hint="eastAsia"/>
               <w:szCs w:val="21"/>
             </w:rPr>
             <w:fldChar w:fldCharType="separate"/>
@@ -3761,7 +3651,7 @@
           </w:r>
           <w:r>
             <w:rPr>
-              <w:rFonts w:hint="eastAsia" w:ascii="宋体" w:hAnsi="宋体" w:eastAsia="宋体" w:cs="宋体"/>
+              <w:rFonts w:ascii="宋体" w:eastAsia="宋体" w:hAnsi="宋体" w:cs="宋体" w:hint="eastAsia"/>
               <w:szCs w:val="21"/>
             </w:rPr>
             <w:fldChar w:fldCharType="end"/>
@@ -3769,28 +3659,28 @@
         </w:p>
         <w:p>
           <w:pPr>
-            <w:pStyle w:val="17"/>
+            <w:pStyle w:val="TOC2"/>
             <w:tabs>
               <w:tab w:val="right" w:leader="dot" w:pos="8306"/>
             </w:tabs>
           </w:pPr>
           <w:r>
             <w:rPr>
-              <w:rFonts w:hint="eastAsia" w:ascii="宋体" w:hAnsi="宋体" w:eastAsia="宋体" w:cs="宋体"/>
+              <w:rFonts w:ascii="宋体" w:eastAsia="宋体" w:hAnsi="宋体" w:cs="宋体" w:hint="eastAsia"/>
               <w:szCs w:val="21"/>
             </w:rPr>
             <w:fldChar w:fldCharType="begin"/>
           </w:r>
           <w:r>
             <w:rPr>
-              <w:rFonts w:hint="eastAsia" w:ascii="宋体" w:hAnsi="宋体" w:eastAsia="宋体" w:cs="宋体"/>
+              <w:rFonts w:ascii="宋体" w:eastAsia="宋体" w:hAnsi="宋体" w:cs="宋体" w:hint="eastAsia"/>
               <w:szCs w:val="21"/>
             </w:rPr>
             <w:instrText xml:space="preserve"> HYPERLINK \l _Toc12792 </w:instrText>
           </w:r>
           <w:r>
             <w:rPr>
-              <w:rFonts w:hint="eastAsia" w:ascii="宋体" w:hAnsi="宋体" w:eastAsia="宋体" w:cs="宋体"/>
+              <w:rFonts w:ascii="宋体" w:eastAsia="宋体" w:hAnsi="宋体" w:cs="宋体" w:hint="eastAsia"/>
               <w:szCs w:val="21"/>
             </w:rPr>
             <w:fldChar w:fldCharType="separate"/>
@@ -3829,7 +3719,7 @@
           </w:r>
           <w:r>
             <w:rPr>
-              <w:rFonts w:hint="eastAsia" w:ascii="宋体" w:hAnsi="宋体" w:eastAsia="宋体" w:cs="宋体"/>
+              <w:rFonts w:ascii="宋体" w:eastAsia="宋体" w:hAnsi="宋体" w:cs="宋体" w:hint="eastAsia"/>
               <w:szCs w:val="21"/>
             </w:rPr>
             <w:fldChar w:fldCharType="end"/>
@@ -3837,28 +3727,28 @@
         </w:p>
         <w:p>
           <w:pPr>
-            <w:pStyle w:val="17"/>
+            <w:pStyle w:val="TOC2"/>
             <w:tabs>
               <w:tab w:val="right" w:leader="dot" w:pos="8306"/>
             </w:tabs>
           </w:pPr>
           <w:r>
             <w:rPr>
-              <w:rFonts w:hint="eastAsia" w:ascii="宋体" w:hAnsi="宋体" w:eastAsia="宋体" w:cs="宋体"/>
+              <w:rFonts w:ascii="宋体" w:eastAsia="宋体" w:hAnsi="宋体" w:cs="宋体" w:hint="eastAsia"/>
               <w:szCs w:val="21"/>
             </w:rPr>
             <w:fldChar w:fldCharType="begin"/>
           </w:r>
           <w:r>
             <w:rPr>
-              <w:rFonts w:hint="eastAsia" w:ascii="宋体" w:hAnsi="宋体" w:eastAsia="宋体" w:cs="宋体"/>
+              <w:rFonts w:ascii="宋体" w:eastAsia="宋体" w:hAnsi="宋体" w:cs="宋体" w:hint="eastAsia"/>
               <w:szCs w:val="21"/>
             </w:rPr>
             <w:instrText xml:space="preserve"> HYPERLINK \l _Toc16243 </w:instrText>
           </w:r>
           <w:r>
             <w:rPr>
-              <w:rFonts w:hint="eastAsia" w:ascii="宋体" w:hAnsi="宋体" w:eastAsia="宋体" w:cs="宋体"/>
+              <w:rFonts w:ascii="宋体" w:eastAsia="宋体" w:hAnsi="宋体" w:cs="宋体" w:hint="eastAsia"/>
               <w:szCs w:val="21"/>
             </w:rPr>
             <w:fldChar w:fldCharType="separate"/>
@@ -3897,7 +3787,7 @@
           </w:r>
           <w:r>
             <w:rPr>
-              <w:rFonts w:hint="eastAsia" w:ascii="宋体" w:hAnsi="宋体" w:eastAsia="宋体" w:cs="宋体"/>
+              <w:rFonts w:ascii="宋体" w:eastAsia="宋体" w:hAnsi="宋体" w:cs="宋体" w:hint="eastAsia"/>
               <w:szCs w:val="21"/>
             </w:rPr>
             <w:fldChar w:fldCharType="end"/>
@@ -3905,28 +3795,28 @@
         </w:p>
         <w:p>
           <w:pPr>
-            <w:pStyle w:val="16"/>
+            <w:pStyle w:val="TOC1"/>
             <w:tabs>
               <w:tab w:val="right" w:leader="dot" w:pos="8306"/>
             </w:tabs>
           </w:pPr>
           <w:r>
             <w:rPr>
-              <w:rFonts w:hint="eastAsia" w:ascii="宋体" w:hAnsi="宋体" w:eastAsia="宋体" w:cs="宋体"/>
+              <w:rFonts w:ascii="宋体" w:eastAsia="宋体" w:hAnsi="宋体" w:cs="宋体" w:hint="eastAsia"/>
               <w:szCs w:val="21"/>
             </w:rPr>
             <w:fldChar w:fldCharType="begin"/>
           </w:r>
           <w:r>
             <w:rPr>
-              <w:rFonts w:hint="eastAsia" w:ascii="宋体" w:hAnsi="宋体" w:eastAsia="宋体" w:cs="宋体"/>
+              <w:rFonts w:ascii="宋体" w:eastAsia="宋体" w:hAnsi="宋体" w:cs="宋体" w:hint="eastAsia"/>
               <w:szCs w:val="21"/>
             </w:rPr>
             <w:instrText xml:space="preserve"> HYPERLINK \l _Toc7834 </w:instrText>
           </w:r>
           <w:r>
             <w:rPr>
-              <w:rFonts w:hint="eastAsia" w:ascii="宋体" w:hAnsi="宋体" w:eastAsia="宋体" w:cs="宋体"/>
+              <w:rFonts w:ascii="宋体" w:eastAsia="宋体" w:hAnsi="宋体" w:cs="宋体" w:hint="eastAsia"/>
               <w:szCs w:val="21"/>
             </w:rPr>
             <w:fldChar w:fldCharType="separate"/>
@@ -3965,7 +3855,7 @@
           </w:r>
           <w:r>
             <w:rPr>
-              <w:rFonts w:hint="eastAsia" w:ascii="宋体" w:hAnsi="宋体" w:eastAsia="宋体" w:cs="宋体"/>
+              <w:rFonts w:ascii="宋体" w:eastAsia="宋体" w:hAnsi="宋体" w:cs="宋体" w:hint="eastAsia"/>
               <w:szCs w:val="21"/>
             </w:rPr>
             <w:fldChar w:fldCharType="end"/>
@@ -3973,28 +3863,28 @@
         </w:p>
         <w:p>
           <w:pPr>
-            <w:pStyle w:val="17"/>
+            <w:pStyle w:val="TOC2"/>
             <w:tabs>
               <w:tab w:val="right" w:leader="dot" w:pos="8306"/>
             </w:tabs>
           </w:pPr>
           <w:r>
             <w:rPr>
-              <w:rFonts w:hint="eastAsia" w:ascii="宋体" w:hAnsi="宋体" w:eastAsia="宋体" w:cs="宋体"/>
+              <w:rFonts w:ascii="宋体" w:eastAsia="宋体" w:hAnsi="宋体" w:cs="宋体" w:hint="eastAsia"/>
               <w:szCs w:val="21"/>
             </w:rPr>
             <w:fldChar w:fldCharType="begin"/>
           </w:r>
           <w:r>
             <w:rPr>
-              <w:rFonts w:hint="eastAsia" w:ascii="宋体" w:hAnsi="宋体" w:eastAsia="宋体" w:cs="宋体"/>
+              <w:rFonts w:ascii="宋体" w:eastAsia="宋体" w:hAnsi="宋体" w:cs="宋体" w:hint="eastAsia"/>
               <w:szCs w:val="21"/>
             </w:rPr>
             <w:instrText xml:space="preserve"> HYPERLINK \l _Toc23696 </w:instrText>
           </w:r>
           <w:r>
             <w:rPr>
-              <w:rFonts w:hint="eastAsia" w:ascii="宋体" w:hAnsi="宋体" w:eastAsia="宋体" w:cs="宋体"/>
+              <w:rFonts w:ascii="宋体" w:eastAsia="宋体" w:hAnsi="宋体" w:cs="宋体" w:hint="eastAsia"/>
               <w:szCs w:val="21"/>
             </w:rPr>
             <w:fldChar w:fldCharType="separate"/>
@@ -4033,7 +3923,7 @@
           </w:r>
           <w:r>
             <w:rPr>
-              <w:rFonts w:hint="eastAsia" w:ascii="宋体" w:hAnsi="宋体" w:eastAsia="宋体" w:cs="宋体"/>
+              <w:rFonts w:ascii="宋体" w:eastAsia="宋体" w:hAnsi="宋体" w:cs="宋体" w:hint="eastAsia"/>
               <w:szCs w:val="21"/>
             </w:rPr>
             <w:fldChar w:fldCharType="end"/>
@@ -4041,28 +3931,28 @@
         </w:p>
         <w:p>
           <w:pPr>
-            <w:pStyle w:val="17"/>
+            <w:pStyle w:val="TOC2"/>
             <w:tabs>
               <w:tab w:val="right" w:leader="dot" w:pos="8306"/>
             </w:tabs>
           </w:pPr>
           <w:r>
             <w:rPr>
-              <w:rFonts w:hint="eastAsia" w:ascii="宋体" w:hAnsi="宋体" w:eastAsia="宋体" w:cs="宋体"/>
+              <w:rFonts w:ascii="宋体" w:eastAsia="宋体" w:hAnsi="宋体" w:cs="宋体" w:hint="eastAsia"/>
               <w:szCs w:val="21"/>
             </w:rPr>
             <w:fldChar w:fldCharType="begin"/>
           </w:r>
           <w:r>
             <w:rPr>
-              <w:rFonts w:hint="eastAsia" w:ascii="宋体" w:hAnsi="宋体" w:eastAsia="宋体" w:cs="宋体"/>
+              <w:rFonts w:ascii="宋体" w:eastAsia="宋体" w:hAnsi="宋体" w:cs="宋体" w:hint="eastAsia"/>
               <w:szCs w:val="21"/>
             </w:rPr>
             <w:instrText xml:space="preserve"> HYPERLINK \l _Toc31196 </w:instrText>
           </w:r>
           <w:r>
             <w:rPr>
-              <w:rFonts w:hint="eastAsia" w:ascii="宋体" w:hAnsi="宋体" w:eastAsia="宋体" w:cs="宋体"/>
+              <w:rFonts w:ascii="宋体" w:eastAsia="宋体" w:hAnsi="宋体" w:cs="宋体" w:hint="eastAsia"/>
               <w:szCs w:val="21"/>
             </w:rPr>
             <w:fldChar w:fldCharType="separate"/>
@@ -4101,7 +3991,7 @@
           </w:r>
           <w:r>
             <w:rPr>
-              <w:rFonts w:hint="eastAsia" w:ascii="宋体" w:hAnsi="宋体" w:eastAsia="宋体" w:cs="宋体"/>
+              <w:rFonts w:ascii="宋体" w:eastAsia="宋体" w:hAnsi="宋体" w:cs="宋体" w:hint="eastAsia"/>
               <w:szCs w:val="21"/>
             </w:rPr>
             <w:fldChar w:fldCharType="end"/>
@@ -4109,28 +3999,28 @@
         </w:p>
         <w:p>
           <w:pPr>
-            <w:pStyle w:val="17"/>
+            <w:pStyle w:val="TOC2"/>
             <w:tabs>
               <w:tab w:val="right" w:leader="dot" w:pos="8306"/>
             </w:tabs>
           </w:pPr>
           <w:r>
             <w:rPr>
-              <w:rFonts w:hint="eastAsia" w:ascii="宋体" w:hAnsi="宋体" w:eastAsia="宋体" w:cs="宋体"/>
+              <w:rFonts w:ascii="宋体" w:eastAsia="宋体" w:hAnsi="宋体" w:cs="宋体" w:hint="eastAsia"/>
               <w:szCs w:val="21"/>
             </w:rPr>
             <w:fldChar w:fldCharType="begin"/>
           </w:r>
           <w:r>
             <w:rPr>
-              <w:rFonts w:hint="eastAsia" w:ascii="宋体" w:hAnsi="宋体" w:eastAsia="宋体" w:cs="宋体"/>
+              <w:rFonts w:ascii="宋体" w:eastAsia="宋体" w:hAnsi="宋体" w:cs="宋体" w:hint="eastAsia"/>
               <w:szCs w:val="21"/>
             </w:rPr>
             <w:instrText xml:space="preserve"> HYPERLINK \l _Toc8224 </w:instrText>
           </w:r>
           <w:r>
             <w:rPr>
-              <w:rFonts w:hint="eastAsia" w:ascii="宋体" w:hAnsi="宋体" w:eastAsia="宋体" w:cs="宋体"/>
+              <w:rFonts w:ascii="宋体" w:eastAsia="宋体" w:hAnsi="宋体" w:cs="宋体" w:hint="eastAsia"/>
               <w:szCs w:val="21"/>
             </w:rPr>
             <w:fldChar w:fldCharType="separate"/>
@@ -4169,7 +4059,7 @@
           </w:r>
           <w:r>
             <w:rPr>
-              <w:rFonts w:hint="eastAsia" w:ascii="宋体" w:hAnsi="宋体" w:eastAsia="宋体" w:cs="宋体"/>
+              <w:rFonts w:ascii="宋体" w:eastAsia="宋体" w:hAnsi="宋体" w:cs="宋体" w:hint="eastAsia"/>
               <w:szCs w:val="21"/>
             </w:rPr>
             <w:fldChar w:fldCharType="end"/>
@@ -4177,28 +4067,28 @@
         </w:p>
         <w:p>
           <w:pPr>
-            <w:pStyle w:val="17"/>
+            <w:pStyle w:val="TOC2"/>
             <w:tabs>
               <w:tab w:val="right" w:leader="dot" w:pos="8306"/>
             </w:tabs>
           </w:pPr>
           <w:r>
             <w:rPr>
-              <w:rFonts w:hint="eastAsia" w:ascii="宋体" w:hAnsi="宋体" w:eastAsia="宋体" w:cs="宋体"/>
+              <w:rFonts w:ascii="宋体" w:eastAsia="宋体" w:hAnsi="宋体" w:cs="宋体" w:hint="eastAsia"/>
               <w:szCs w:val="21"/>
             </w:rPr>
             <w:fldChar w:fldCharType="begin"/>
           </w:r>
           <w:r>
             <w:rPr>
-              <w:rFonts w:hint="eastAsia" w:ascii="宋体" w:hAnsi="宋体" w:eastAsia="宋体" w:cs="宋体"/>
+              <w:rFonts w:ascii="宋体" w:eastAsia="宋体" w:hAnsi="宋体" w:cs="宋体" w:hint="eastAsia"/>
               <w:szCs w:val="21"/>
             </w:rPr>
             <w:instrText xml:space="preserve"> HYPERLINK \l _Toc26570 </w:instrText>
           </w:r>
           <w:r>
             <w:rPr>
-              <w:rFonts w:hint="eastAsia" w:ascii="宋体" w:hAnsi="宋体" w:eastAsia="宋体" w:cs="宋体"/>
+              <w:rFonts w:ascii="宋体" w:eastAsia="宋体" w:hAnsi="宋体" w:cs="宋体" w:hint="eastAsia"/>
               <w:szCs w:val="21"/>
             </w:rPr>
             <w:fldChar w:fldCharType="separate"/>
@@ -4237,7 +4127,7 @@
           </w:r>
           <w:r>
             <w:rPr>
-              <w:rFonts w:hint="eastAsia" w:ascii="宋体" w:hAnsi="宋体" w:eastAsia="宋体" w:cs="宋体"/>
+              <w:rFonts w:ascii="宋体" w:eastAsia="宋体" w:hAnsi="宋体" w:cs="宋体" w:hint="eastAsia"/>
               <w:szCs w:val="21"/>
             </w:rPr>
             <w:fldChar w:fldCharType="end"/>
@@ -4245,28 +4135,28 @@
         </w:p>
         <w:p>
           <w:pPr>
-            <w:pStyle w:val="17"/>
+            <w:pStyle w:val="TOC2"/>
             <w:tabs>
               <w:tab w:val="right" w:leader="dot" w:pos="8306"/>
             </w:tabs>
           </w:pPr>
           <w:r>
             <w:rPr>
-              <w:rFonts w:hint="eastAsia" w:ascii="宋体" w:hAnsi="宋体" w:eastAsia="宋体" w:cs="宋体"/>
+              <w:rFonts w:ascii="宋体" w:eastAsia="宋体" w:hAnsi="宋体" w:cs="宋体" w:hint="eastAsia"/>
               <w:szCs w:val="21"/>
             </w:rPr>
             <w:fldChar w:fldCharType="begin"/>
           </w:r>
           <w:r>
             <w:rPr>
-              <w:rFonts w:hint="eastAsia" w:ascii="宋体" w:hAnsi="宋体" w:eastAsia="宋体" w:cs="宋体"/>
+              <w:rFonts w:ascii="宋体" w:eastAsia="宋体" w:hAnsi="宋体" w:cs="宋体" w:hint="eastAsia"/>
               <w:szCs w:val="21"/>
             </w:rPr>
             <w:instrText xml:space="preserve"> HYPERLINK \l _Toc665 </w:instrText>
           </w:r>
           <w:r>
             <w:rPr>
-              <w:rFonts w:hint="eastAsia" w:ascii="宋体" w:hAnsi="宋体" w:eastAsia="宋体" w:cs="宋体"/>
+              <w:rFonts w:ascii="宋体" w:eastAsia="宋体" w:hAnsi="宋体" w:cs="宋体" w:hint="eastAsia"/>
               <w:szCs w:val="21"/>
             </w:rPr>
             <w:fldChar w:fldCharType="separate"/>
@@ -4305,7 +4195,7 @@
           </w:r>
           <w:r>
             <w:rPr>
-              <w:rFonts w:hint="eastAsia" w:ascii="宋体" w:hAnsi="宋体" w:eastAsia="宋体" w:cs="宋体"/>
+              <w:rFonts w:ascii="宋体" w:eastAsia="宋体" w:hAnsi="宋体" w:cs="宋体" w:hint="eastAsia"/>
               <w:szCs w:val="21"/>
             </w:rPr>
             <w:fldChar w:fldCharType="end"/>
@@ -4313,28 +4203,28 @@
         </w:p>
         <w:p>
           <w:pPr>
-            <w:pStyle w:val="17"/>
+            <w:pStyle w:val="TOC2"/>
             <w:tabs>
               <w:tab w:val="right" w:leader="dot" w:pos="8306"/>
             </w:tabs>
           </w:pPr>
           <w:r>
             <w:rPr>
-              <w:rFonts w:hint="eastAsia" w:ascii="宋体" w:hAnsi="宋体" w:eastAsia="宋体" w:cs="宋体"/>
+              <w:rFonts w:ascii="宋体" w:eastAsia="宋体" w:hAnsi="宋体" w:cs="宋体" w:hint="eastAsia"/>
               <w:szCs w:val="21"/>
             </w:rPr>
             <w:fldChar w:fldCharType="begin"/>
           </w:r>
           <w:r>
             <w:rPr>
-              <w:rFonts w:hint="eastAsia" w:ascii="宋体" w:hAnsi="宋体" w:eastAsia="宋体" w:cs="宋体"/>
+              <w:rFonts w:ascii="宋体" w:eastAsia="宋体" w:hAnsi="宋体" w:cs="宋体" w:hint="eastAsia"/>
               <w:szCs w:val="21"/>
             </w:rPr>
             <w:instrText xml:space="preserve"> HYPERLINK \l _Toc14648 </w:instrText>
           </w:r>
           <w:r>
             <w:rPr>
-              <w:rFonts w:hint="eastAsia" w:ascii="宋体" w:hAnsi="宋体" w:eastAsia="宋体" w:cs="宋体"/>
+              <w:rFonts w:ascii="宋体" w:eastAsia="宋体" w:hAnsi="宋体" w:cs="宋体" w:hint="eastAsia"/>
               <w:szCs w:val="21"/>
             </w:rPr>
             <w:fldChar w:fldCharType="separate"/>
@@ -4373,7 +4263,7 @@
           </w:r>
           <w:r>
             <w:rPr>
-              <w:rFonts w:hint="eastAsia" w:ascii="宋体" w:hAnsi="宋体" w:eastAsia="宋体" w:cs="宋体"/>
+              <w:rFonts w:ascii="宋体" w:eastAsia="宋体" w:hAnsi="宋体" w:cs="宋体" w:hint="eastAsia"/>
               <w:szCs w:val="21"/>
             </w:rPr>
             <w:fldChar w:fldCharType="end"/>
@@ -4381,28 +4271,28 @@
         </w:p>
         <w:p>
           <w:pPr>
-            <w:pStyle w:val="16"/>
+            <w:pStyle w:val="TOC1"/>
             <w:tabs>
               <w:tab w:val="right" w:leader="dot" w:pos="8306"/>
             </w:tabs>
           </w:pPr>
           <w:r>
             <w:rPr>
-              <w:rFonts w:hint="eastAsia" w:ascii="宋体" w:hAnsi="宋体" w:eastAsia="宋体" w:cs="宋体"/>
+              <w:rFonts w:ascii="宋体" w:eastAsia="宋体" w:hAnsi="宋体" w:cs="宋体" w:hint="eastAsia"/>
               <w:szCs w:val="21"/>
             </w:rPr>
             <w:fldChar w:fldCharType="begin"/>
           </w:r>
           <w:r>
             <w:rPr>
-              <w:rFonts w:hint="eastAsia" w:ascii="宋体" w:hAnsi="宋体" w:eastAsia="宋体" w:cs="宋体"/>
+              <w:rFonts w:ascii="宋体" w:eastAsia="宋体" w:hAnsi="宋体" w:cs="宋体" w:hint="eastAsia"/>
               <w:szCs w:val="21"/>
             </w:rPr>
             <w:instrText xml:space="preserve"> HYPERLINK \l _Toc10985 </w:instrText>
           </w:r>
           <w:r>
             <w:rPr>
-              <w:rFonts w:hint="eastAsia" w:ascii="宋体" w:hAnsi="宋体" w:eastAsia="宋体" w:cs="宋体"/>
+              <w:rFonts w:ascii="宋体" w:eastAsia="宋体" w:hAnsi="宋体" w:cs="宋体" w:hint="eastAsia"/>
               <w:szCs w:val="21"/>
             </w:rPr>
             <w:fldChar w:fldCharType="separate"/>
@@ -4441,7 +4331,7 @@
           </w:r>
           <w:r>
             <w:rPr>
-              <w:rFonts w:hint="eastAsia" w:ascii="宋体" w:hAnsi="宋体" w:eastAsia="宋体" w:cs="宋体"/>
+              <w:rFonts w:ascii="宋体" w:eastAsia="宋体" w:hAnsi="宋体" w:cs="宋体" w:hint="eastAsia"/>
               <w:szCs w:val="21"/>
             </w:rPr>
             <w:fldChar w:fldCharType="end"/>
@@ -4449,28 +4339,28 @@
         </w:p>
         <w:p>
           <w:pPr>
-            <w:pStyle w:val="16"/>
+            <w:pStyle w:val="TOC1"/>
             <w:tabs>
               <w:tab w:val="right" w:leader="dot" w:pos="8306"/>
             </w:tabs>
           </w:pPr>
           <w:r>
             <w:rPr>
-              <w:rFonts w:hint="eastAsia" w:ascii="宋体" w:hAnsi="宋体" w:eastAsia="宋体" w:cs="宋体"/>
+              <w:rFonts w:ascii="宋体" w:eastAsia="宋体" w:hAnsi="宋体" w:cs="宋体" w:hint="eastAsia"/>
               <w:szCs w:val="21"/>
             </w:rPr>
             <w:fldChar w:fldCharType="begin"/>
           </w:r>
           <w:r>
             <w:rPr>
-              <w:rFonts w:hint="eastAsia" w:ascii="宋体" w:hAnsi="宋体" w:eastAsia="宋体" w:cs="宋体"/>
+              <w:rFonts w:ascii="宋体" w:eastAsia="宋体" w:hAnsi="宋体" w:cs="宋体" w:hint="eastAsia"/>
               <w:szCs w:val="21"/>
             </w:rPr>
             <w:instrText xml:space="preserve"> HYPERLINK \l _Toc21783 </w:instrText>
           </w:r>
           <w:r>
             <w:rPr>
-              <w:rFonts w:hint="eastAsia" w:ascii="宋体" w:hAnsi="宋体" w:eastAsia="宋体" w:cs="宋体"/>
+              <w:rFonts w:ascii="宋体" w:eastAsia="宋体" w:hAnsi="宋体" w:cs="宋体" w:hint="eastAsia"/>
               <w:szCs w:val="21"/>
             </w:rPr>
             <w:fldChar w:fldCharType="separate"/>
@@ -4509,7 +4399,7 @@
           </w:r>
           <w:r>
             <w:rPr>
-              <w:rFonts w:hint="eastAsia" w:ascii="宋体" w:hAnsi="宋体" w:eastAsia="宋体" w:cs="宋体"/>
+              <w:rFonts w:ascii="宋体" w:eastAsia="宋体" w:hAnsi="宋体" w:cs="宋体" w:hint="eastAsia"/>
               <w:szCs w:val="21"/>
             </w:rPr>
             <w:fldChar w:fldCharType="end"/>
@@ -4533,7 +4423,7 @@
             <w:spacing w:line="336" w:lineRule="auto"/>
             <w:textAlignment w:val="baseline"/>
             <w:rPr>
-              <w:rFonts w:hint="eastAsia" w:ascii="宋体" w:hAnsi="宋体" w:eastAsia="宋体" w:cs="宋体"/>
+              <w:rFonts w:ascii="宋体" w:eastAsia="宋体" w:hAnsi="宋体" w:cs="宋体" w:hint="eastAsia"/>
               <w:snapToGrid w:val="0"/>
               <w:color w:val="000000"/>
               <w:kern w:val="0"/>
@@ -4544,7 +4434,7 @@
           </w:pPr>
           <w:r>
             <w:rPr>
-              <w:rFonts w:hint="eastAsia" w:ascii="宋体" w:hAnsi="宋体" w:eastAsia="宋体" w:cs="宋体"/>
+              <w:rFonts w:ascii="宋体" w:eastAsia="宋体" w:hAnsi="宋体" w:cs="宋体" w:hint="eastAsia"/>
               <w:szCs w:val="21"/>
             </w:rPr>
             <w:fldChar w:fldCharType="end"/>
@@ -4579,27 +4469,27 @@
     </w:p>
     <w:p>
       <w:pPr>
-        <w:pStyle w:val="28"/>
-        <w:keepNext w:val="0"/>
-        <w:keepLines w:val="0"/>
-        <w:pageBreakBefore w:val="0"/>
-        <w:widowControl w:val="0"/>
-        <w:kinsoku w:val="0"/>
-        <w:wordWrap/>
-        <w:overflowPunct/>
-        <w:topLinePunct w:val="0"/>
-        <w:autoSpaceDE w:val="0"/>
-        <w:autoSpaceDN w:val="0"/>
-        <w:bidi w:val="0"/>
-        <w:adjustRightInd w:val="0"/>
-        <w:snapToGrid w:val="0"/>
-        <w:textAlignment w:val="baseline"/>
-        <w:rPr>
-          <w:rFonts w:hint="eastAsia"/>
-          <w:lang w:val="en-US" w:eastAsia="zh-CN"/>
-        </w:rPr>
-      </w:pPr>
-      <w:bookmarkStart w:id="2" w:name="_Toc8260"/>
+        <w:pStyle w:val="1"/>
+        <w:keepNext w:val="0"/>
+        <w:keepLines w:val="0"/>
+        <w:pageBreakBefore w:val="0"/>
+        <w:widowControl w:val="0"/>
+        <w:kinsoku w:val="0"/>
+        <w:wordWrap/>
+        <w:overflowPunct/>
+        <w:topLinePunct w:val="0"/>
+        <w:autoSpaceDE w:val="0"/>
+        <w:autoSpaceDN w:val="0"/>
+        <w:bidi w:val="0"/>
+        <w:adjustRightInd w:val="0"/>
+        <w:snapToGrid w:val="0"/>
+        <w:textAlignment w:val="baseline"/>
+        <w:rPr>
+          <w:rFonts w:hint="eastAsia"/>
+          <w:lang w:val="en-US" w:eastAsia="zh-CN"/>
+        </w:rPr>
+      </w:pPr>
+      <w:bookmarkStart w:id="3" w:name="_Toc8260"/>
       <w:r>
         <w:rPr>
           <w:rFonts w:hint="eastAsia"/>
@@ -4607,31 +4497,31 @@
         </w:rPr>
         <w:t>总则</w:t>
       </w:r>
-      <w:bookmarkEnd w:id="2"/>
-    </w:p>
-    <w:p>
-      <w:pPr>
-        <w:pStyle w:val="30"/>
-        <w:keepNext w:val="0"/>
-        <w:keepLines w:val="0"/>
-        <w:pageBreakBefore w:val="0"/>
-        <w:widowControl w:val="0"/>
-        <w:kinsoku w:val="0"/>
-        <w:wordWrap/>
-        <w:overflowPunct/>
-        <w:topLinePunct w:val="0"/>
-        <w:autoSpaceDE w:val="0"/>
-        <w:autoSpaceDN w:val="0"/>
-        <w:bidi w:val="0"/>
-        <w:adjustRightInd w:val="0"/>
-        <w:snapToGrid w:val="0"/>
-        <w:textAlignment w:val="baseline"/>
-        <w:rPr>
-          <w:rFonts w:hint="eastAsia"/>
-          <w:lang w:val="en-US" w:eastAsia="zh-CN"/>
-        </w:rPr>
-      </w:pPr>
-      <w:bookmarkStart w:id="3" w:name="_Toc5096"/>
+      <w:bookmarkEnd w:id="3"/>
+    </w:p>
+    <w:p>
+      <w:pPr>
+        <w:pStyle w:val="2"/>
+        <w:keepNext w:val="0"/>
+        <w:keepLines w:val="0"/>
+        <w:pageBreakBefore w:val="0"/>
+        <w:widowControl w:val="0"/>
+        <w:kinsoku w:val="0"/>
+        <w:wordWrap/>
+        <w:overflowPunct/>
+        <w:topLinePunct w:val="0"/>
+        <w:autoSpaceDE w:val="0"/>
+        <w:autoSpaceDN w:val="0"/>
+        <w:bidi w:val="0"/>
+        <w:adjustRightInd w:val="0"/>
+        <w:snapToGrid w:val="0"/>
+        <w:textAlignment w:val="baseline"/>
+        <w:rPr>
+          <w:rFonts w:hint="eastAsia"/>
+          <w:lang w:val="en-US" w:eastAsia="zh-CN"/>
+        </w:rPr>
+      </w:pPr>
+      <w:bookmarkStart w:id="4" w:name="_Toc5096"/>
       <w:r>
         <w:rPr>
           <w:rFonts w:hint="eastAsia"/>
@@ -4639,11 +4529,11 @@
         </w:rPr>
         <w:t>制度简介</w:t>
       </w:r>
-      <w:bookmarkEnd w:id="3"/>
-    </w:p>
-    <w:p>
-      <w:pPr>
-        <w:pStyle w:val="29"/>
+      <w:bookmarkEnd w:id="4"/>
+    </w:p>
+    <w:p>
+      <w:pPr>
+        <w:pStyle w:val="a1"/>
         <w:keepNext w:val="0"/>
         <w:keepLines w:val="0"/>
         <w:pageBreakBefore w:val="0"/>
@@ -4673,27 +4563,27 @@
     </w:p>
     <w:p>
       <w:pPr>
-        <w:pStyle w:val="30"/>
-        <w:keepNext w:val="0"/>
-        <w:keepLines w:val="0"/>
-        <w:pageBreakBefore w:val="0"/>
-        <w:widowControl w:val="0"/>
-        <w:kinsoku w:val="0"/>
-        <w:wordWrap/>
-        <w:overflowPunct/>
-        <w:topLinePunct w:val="0"/>
-        <w:autoSpaceDE w:val="0"/>
-        <w:autoSpaceDN w:val="0"/>
-        <w:bidi w:val="0"/>
-        <w:adjustRightInd w:val="0"/>
-        <w:snapToGrid w:val="0"/>
-        <w:textAlignment w:val="baseline"/>
-        <w:rPr>
-          <w:rFonts w:hint="eastAsia"/>
-          <w:lang w:val="en-US" w:eastAsia="zh-CN"/>
-        </w:rPr>
-      </w:pPr>
-      <w:bookmarkStart w:id="4" w:name="_Toc26376"/>
+        <w:pStyle w:val="2"/>
+        <w:keepNext w:val="0"/>
+        <w:keepLines w:val="0"/>
+        <w:pageBreakBefore w:val="0"/>
+        <w:widowControl w:val="0"/>
+        <w:kinsoku w:val="0"/>
+        <w:wordWrap/>
+        <w:overflowPunct/>
+        <w:topLinePunct w:val="0"/>
+        <w:autoSpaceDE w:val="0"/>
+        <w:autoSpaceDN w:val="0"/>
+        <w:bidi w:val="0"/>
+        <w:adjustRightInd w:val="0"/>
+        <w:snapToGrid w:val="0"/>
+        <w:textAlignment w:val="baseline"/>
+        <w:rPr>
+          <w:rFonts w:hint="eastAsia"/>
+          <w:lang w:val="en-US" w:eastAsia="zh-CN"/>
+        </w:rPr>
+      </w:pPr>
+      <w:bookmarkStart w:id="5" w:name="_Toc26376"/>
       <w:r>
         <w:rPr>
           <w:rFonts w:hint="eastAsia"/>
@@ -4701,11 +4591,11 @@
         </w:rPr>
         <w:t>制度目标</w:t>
       </w:r>
-      <w:bookmarkEnd w:id="4"/>
-    </w:p>
-    <w:p>
-      <w:pPr>
-        <w:pStyle w:val="29"/>
+      <w:bookmarkEnd w:id="5"/>
+    </w:p>
+    <w:p>
+      <w:pPr>
+        <w:pStyle w:val="a1"/>
         <w:keepNext w:val="0"/>
         <w:keepLines w:val="0"/>
         <w:pageBreakBefore w:val="0"/>
@@ -4735,7 +4625,7 @@
     </w:p>
     <w:p>
       <w:pPr>
-        <w:pStyle w:val="29"/>
+        <w:pStyle w:val="a1"/>
         <w:keepNext w:val="0"/>
         <w:keepLines w:val="0"/>
         <w:pageBreakBefore w:val="0"/>
@@ -4753,7 +4643,7 @@
         <w:bidi w:val="0"/>
         <w:adjustRightInd w:val="0"/>
         <w:snapToGrid w:val="0"/>
-        <w:ind w:left="425" w:leftChars="0" w:hanging="425" w:firstLineChars="0"/>
+        <w:ind w:left="425" w:hanging="425" w:leftChars="0" w:firstLineChars="0"/>
         <w:textAlignment w:val="baseline"/>
         <w:rPr>
           <w:rFonts w:hint="eastAsia"/>
@@ -4770,7 +4660,7 @@
     </w:p>
     <w:p>
       <w:pPr>
-        <w:pStyle w:val="29"/>
+        <w:pStyle w:val="a1"/>
         <w:keepNext w:val="0"/>
         <w:keepLines w:val="0"/>
         <w:pageBreakBefore w:val="0"/>
@@ -4788,7 +4678,7 @@
         <w:bidi w:val="0"/>
         <w:adjustRightInd w:val="0"/>
         <w:snapToGrid w:val="0"/>
-        <w:ind w:left="425" w:leftChars="0" w:hanging="425" w:firstLineChars="0"/>
+        <w:ind w:left="425" w:hanging="425" w:leftChars="0" w:firstLineChars="0"/>
         <w:textAlignment w:val="baseline"/>
         <w:rPr>
           <w:rFonts w:hint="eastAsia"/>
@@ -4805,7 +4695,7 @@
     </w:p>
     <w:p>
       <w:pPr>
-        <w:pStyle w:val="29"/>
+        <w:pStyle w:val="a1"/>
         <w:keepNext w:val="0"/>
         <w:keepLines w:val="0"/>
         <w:pageBreakBefore w:val="0"/>
@@ -4823,7 +4713,7 @@
         <w:bidi w:val="0"/>
         <w:adjustRightInd w:val="0"/>
         <w:snapToGrid w:val="0"/>
-        <w:ind w:left="425" w:leftChars="0" w:hanging="425" w:firstLineChars="0"/>
+        <w:ind w:left="425" w:hanging="425" w:leftChars="0" w:firstLineChars="0"/>
         <w:textAlignment w:val="baseline"/>
         <w:rPr>
           <w:rFonts w:hint="eastAsia"/>
@@ -4840,7 +4730,7 @@
     </w:p>
     <w:p>
       <w:pPr>
-        <w:pStyle w:val="29"/>
+        <w:pStyle w:val="a1"/>
         <w:keepNext w:val="0"/>
         <w:keepLines w:val="0"/>
         <w:pageBreakBefore w:val="0"/>
@@ -4858,7 +4748,7 @@
         <w:bidi w:val="0"/>
         <w:adjustRightInd w:val="0"/>
         <w:snapToGrid w:val="0"/>
-        <w:ind w:left="425" w:leftChars="0" w:hanging="425" w:firstLineChars="0"/>
+        <w:ind w:left="425" w:hanging="425" w:leftChars="0" w:firstLineChars="0"/>
         <w:textAlignment w:val="baseline"/>
         <w:rPr>
           <w:rFonts w:hint="eastAsia"/>
@@ -4875,27 +4765,27 @@
     </w:p>
     <w:p>
       <w:pPr>
-        <w:pStyle w:val="30"/>
-        <w:keepNext w:val="0"/>
-        <w:keepLines w:val="0"/>
-        <w:pageBreakBefore w:val="0"/>
-        <w:widowControl w:val="0"/>
-        <w:kinsoku w:val="0"/>
-        <w:wordWrap/>
-        <w:overflowPunct/>
-        <w:topLinePunct w:val="0"/>
-        <w:autoSpaceDE w:val="0"/>
-        <w:autoSpaceDN w:val="0"/>
-        <w:bidi w:val="0"/>
-        <w:adjustRightInd w:val="0"/>
-        <w:snapToGrid w:val="0"/>
-        <w:textAlignment w:val="baseline"/>
-        <w:rPr>
-          <w:rFonts w:hint="eastAsia"/>
-          <w:lang w:val="en-US" w:eastAsia="zh-CN"/>
-        </w:rPr>
-      </w:pPr>
-      <w:bookmarkStart w:id="5" w:name="_Toc1650"/>
+        <w:pStyle w:val="2"/>
+        <w:keepNext w:val="0"/>
+        <w:keepLines w:val="0"/>
+        <w:pageBreakBefore w:val="0"/>
+        <w:widowControl w:val="0"/>
+        <w:kinsoku w:val="0"/>
+        <w:wordWrap/>
+        <w:overflowPunct/>
+        <w:topLinePunct w:val="0"/>
+        <w:autoSpaceDE w:val="0"/>
+        <w:autoSpaceDN w:val="0"/>
+        <w:bidi w:val="0"/>
+        <w:adjustRightInd w:val="0"/>
+        <w:snapToGrid w:val="0"/>
+        <w:textAlignment w:val="baseline"/>
+        <w:rPr>
+          <w:rFonts w:hint="eastAsia"/>
+          <w:lang w:val="en-US" w:eastAsia="zh-CN"/>
+        </w:rPr>
+      </w:pPr>
+      <w:bookmarkStart w:id="6" w:name="_Toc1650"/>
       <w:r>
         <w:rPr>
           <w:rFonts w:hint="eastAsia"/>
@@ -4903,11 +4793,11 @@
         </w:rPr>
         <w:t>管理概述</w:t>
       </w:r>
-      <w:bookmarkEnd w:id="5"/>
-    </w:p>
-    <w:p>
-      <w:pPr>
-        <w:pStyle w:val="29"/>
+      <w:bookmarkEnd w:id="6"/>
+    </w:p>
+    <w:p>
+      <w:pPr>
+        <w:pStyle w:val="a1"/>
         <w:keepNext w:val="0"/>
         <w:keepLines w:val="0"/>
         <w:pageBreakBefore w:val="0"/>
@@ -4937,27 +4827,27 @@
     </w:p>
     <w:p>
       <w:pPr>
-        <w:pStyle w:val="30"/>
-        <w:keepNext w:val="0"/>
-        <w:keepLines w:val="0"/>
-        <w:pageBreakBefore w:val="0"/>
-        <w:widowControl w:val="0"/>
-        <w:kinsoku w:val="0"/>
-        <w:wordWrap/>
-        <w:overflowPunct/>
-        <w:topLinePunct w:val="0"/>
-        <w:autoSpaceDE w:val="0"/>
-        <w:autoSpaceDN w:val="0"/>
-        <w:bidi w:val="0"/>
-        <w:adjustRightInd w:val="0"/>
-        <w:snapToGrid w:val="0"/>
-        <w:textAlignment w:val="baseline"/>
-        <w:rPr>
-          <w:rFonts w:hint="eastAsia"/>
-          <w:lang w:val="en-US" w:eastAsia="zh-CN"/>
-        </w:rPr>
-      </w:pPr>
-      <w:bookmarkStart w:id="6" w:name="_Toc13569"/>
+        <w:pStyle w:val="2"/>
+        <w:keepNext w:val="0"/>
+        <w:keepLines w:val="0"/>
+        <w:pageBreakBefore w:val="0"/>
+        <w:widowControl w:val="0"/>
+        <w:kinsoku w:val="0"/>
+        <w:wordWrap/>
+        <w:overflowPunct/>
+        <w:topLinePunct w:val="0"/>
+        <w:autoSpaceDE w:val="0"/>
+        <w:autoSpaceDN w:val="0"/>
+        <w:bidi w:val="0"/>
+        <w:adjustRightInd w:val="0"/>
+        <w:snapToGrid w:val="0"/>
+        <w:textAlignment w:val="baseline"/>
+        <w:rPr>
+          <w:rFonts w:hint="eastAsia"/>
+          <w:lang w:val="en-US" w:eastAsia="zh-CN"/>
+        </w:rPr>
+      </w:pPr>
+      <w:bookmarkStart w:id="7" w:name="_Toc13569"/>
       <w:r>
         <w:rPr>
           <w:rFonts w:hint="eastAsia"/>
@@ -4965,70 +4855,61 @@
         </w:rPr>
         <w:t>适用范围</w:t>
       </w:r>
-      <w:bookmarkEnd w:id="6"/>
-    </w:p>
-    <w:p>
-      <w:pPr>
-        <w:pStyle w:val="29"/>
-        <w:keepNext w:val="0"/>
-        <w:keepLines w:val="0"/>
-        <w:pageBreakBefore w:val="0"/>
-        <w:widowControl w:val="0"/>
-        <w:kinsoku w:val="0"/>
-        <w:wordWrap/>
-        <w:overflowPunct/>
-        <w:topLinePunct w:val="0"/>
-        <w:autoSpaceDE w:val="0"/>
-        <w:autoSpaceDN w:val="0"/>
-        <w:bidi w:val="0"/>
-        <w:adjustRightInd w:val="0"/>
-        <w:snapToGrid w:val="0"/>
-        <w:textAlignment w:val="baseline"/>
-        <w:rPr>
-          <w:rFonts w:hint="eastAsia"/>
-          <w:lang w:val="en-US" w:eastAsia="zh-CN"/>
-        </w:rPr>
-      </w:pPr>
-      <w:r>
-        <w:rPr>
-          <w:rFonts w:hint="eastAsia"/>
-          <w:lang w:val="en-US" w:eastAsia="zh-CN"/>
-        </w:rPr>
-        <w:t>本制度适用于公司范围内所有与</w:t>
-      </w:r>
-      <w:bookmarkStart w:id="34" w:name="_GoBack"/>
-      <w:bookmarkEnd w:id="34"/>
-      <w:r>
-        <w:rPr>
-          <w:rFonts w:hint="eastAsia"/>
-          <w:lang w:val="en-US" w:eastAsia="zh-CN"/>
-        </w:rPr>
-        <w:t>运维服务相关的质量管理活动。其指导范围涵盖所有服务管理流程、相关文档、人员、技术、资源、过程、交付和应急。涉及部门包括运维部、研发部、人力资源部、质量管理部及应急管理部。</w:t>
-      </w:r>
-    </w:p>
-    <w:p>
-      <w:pPr>
-        <w:pStyle w:val="28"/>
-        <w:keepNext w:val="0"/>
-        <w:keepLines w:val="0"/>
-        <w:pageBreakBefore w:val="0"/>
-        <w:widowControl w:val="0"/>
-        <w:kinsoku w:val="0"/>
-        <w:wordWrap/>
-        <w:overflowPunct/>
-        <w:topLinePunct w:val="0"/>
-        <w:autoSpaceDE w:val="0"/>
-        <w:autoSpaceDN w:val="0"/>
-        <w:bidi w:val="0"/>
-        <w:adjustRightInd w:val="0"/>
-        <w:snapToGrid w:val="0"/>
-        <w:textAlignment w:val="baseline"/>
-        <w:rPr>
-          <w:rFonts w:hint="eastAsia"/>
-          <w:lang w:val="en-US" w:eastAsia="zh-CN"/>
-        </w:rPr>
-      </w:pPr>
-      <w:bookmarkStart w:id="7" w:name="_Toc15713"/>
+      <w:bookmarkEnd w:id="7"/>
+    </w:p>
+    <w:p>
+      <w:pPr>
+        <w:pStyle w:val="a1"/>
+        <w:keepNext w:val="0"/>
+        <w:keepLines w:val="0"/>
+        <w:pageBreakBefore w:val="0"/>
+        <w:widowControl w:val="0"/>
+        <w:kinsoku w:val="0"/>
+        <w:wordWrap/>
+        <w:overflowPunct/>
+        <w:topLinePunct w:val="0"/>
+        <w:autoSpaceDE w:val="0"/>
+        <w:autoSpaceDN w:val="0"/>
+        <w:bidi w:val="0"/>
+        <w:adjustRightInd w:val="0"/>
+        <w:snapToGrid w:val="0"/>
+        <w:textAlignment w:val="baseline"/>
+        <w:rPr>
+          <w:rFonts w:hint="eastAsia"/>
+          <w:lang w:val="en-US" w:eastAsia="zh-CN"/>
+        </w:rPr>
+      </w:pPr>
+      <w:r>
+        <w:rPr>
+          <w:rFonts w:hint="eastAsia"/>
+          <w:lang w:val="en-US" w:eastAsia="zh-CN"/>
+        </w:rPr>
+        <w:t>本制度适用于公司范围内所有与运维服务相关的质量管理活动。其指导范围涵盖所有服务管理流程、相关文档、人员、技术、资源、过程、交付和应急。涉及部门包括运维部、研发部、人力资源部、质量管理部及应急管理部。</w:t>
+      </w:r>
+    </w:p>
+    <w:p>
+      <w:pPr>
+        <w:pStyle w:val="1"/>
+        <w:keepNext w:val="0"/>
+        <w:keepLines w:val="0"/>
+        <w:pageBreakBefore w:val="0"/>
+        <w:widowControl w:val="0"/>
+        <w:kinsoku w:val="0"/>
+        <w:wordWrap/>
+        <w:overflowPunct/>
+        <w:topLinePunct w:val="0"/>
+        <w:autoSpaceDE w:val="0"/>
+        <w:autoSpaceDN w:val="0"/>
+        <w:bidi w:val="0"/>
+        <w:adjustRightInd w:val="0"/>
+        <w:snapToGrid w:val="0"/>
+        <w:textAlignment w:val="baseline"/>
+        <w:rPr>
+          <w:rFonts w:hint="eastAsia"/>
+          <w:lang w:val="en-US" w:eastAsia="zh-CN"/>
+        </w:rPr>
+      </w:pPr>
+      <w:bookmarkStart w:id="8" w:name="_Toc15713"/>
       <w:r>
         <w:rPr>
           <w:rFonts w:hint="eastAsia"/>
@@ -5036,11 +4917,11 @@
         </w:rPr>
         <w:t>管理目标与原则</w:t>
       </w:r>
-      <w:bookmarkEnd w:id="7"/>
-    </w:p>
-    <w:p>
-      <w:pPr>
-        <w:pStyle w:val="29"/>
+      <w:bookmarkEnd w:id="8"/>
+    </w:p>
+    <w:p>
+      <w:pPr>
+        <w:pStyle w:val="a1"/>
         <w:keepNext w:val="0"/>
         <w:keepLines w:val="0"/>
         <w:pageBreakBefore w:val="0"/>
@@ -5070,7 +4951,7 @@
     </w:p>
     <w:p>
       <w:pPr>
-        <w:pStyle w:val="29"/>
+        <w:pStyle w:val="a1"/>
         <w:keepNext w:val="0"/>
         <w:keepLines w:val="0"/>
         <w:pageBreakBefore w:val="0"/>
@@ -5088,7 +4969,7 @@
         <w:bidi w:val="0"/>
         <w:adjustRightInd w:val="0"/>
         <w:snapToGrid w:val="0"/>
-        <w:ind w:left="425" w:leftChars="0" w:hanging="425" w:firstLineChars="0"/>
+        <w:ind w:left="425" w:hanging="425" w:leftChars="0" w:firstLineChars="0"/>
         <w:textAlignment w:val="baseline"/>
         <w:rPr>
           <w:rFonts w:hint="eastAsia"/>
@@ -5105,7 +4986,7 @@
     </w:p>
     <w:p>
       <w:pPr>
-        <w:pStyle w:val="29"/>
+        <w:pStyle w:val="a1"/>
         <w:keepNext w:val="0"/>
         <w:keepLines w:val="0"/>
         <w:pageBreakBefore w:val="0"/>
@@ -5123,7 +5004,7 @@
         <w:bidi w:val="0"/>
         <w:adjustRightInd w:val="0"/>
         <w:snapToGrid w:val="0"/>
-        <w:ind w:left="425" w:leftChars="0" w:hanging="425" w:firstLineChars="0"/>
+        <w:ind w:left="425" w:hanging="425" w:leftChars="0" w:firstLineChars="0"/>
         <w:textAlignment w:val="baseline"/>
         <w:rPr>
           <w:rFonts w:hint="eastAsia"/>
@@ -5140,7 +5021,7 @@
     </w:p>
     <w:p>
       <w:pPr>
-        <w:pStyle w:val="29"/>
+        <w:pStyle w:val="a1"/>
         <w:keepNext w:val="0"/>
         <w:keepLines w:val="0"/>
         <w:pageBreakBefore w:val="0"/>
@@ -5158,7 +5039,7 @@
         <w:bidi w:val="0"/>
         <w:adjustRightInd w:val="0"/>
         <w:snapToGrid w:val="0"/>
-        <w:ind w:left="425" w:leftChars="0" w:hanging="425" w:firstLineChars="0"/>
+        <w:ind w:left="425" w:hanging="425" w:leftChars="0" w:firstLineChars="0"/>
         <w:textAlignment w:val="baseline"/>
         <w:rPr>
           <w:rFonts w:hint="eastAsia"/>
@@ -5175,7 +5056,7 @@
     </w:p>
     <w:p>
       <w:pPr>
-        <w:pStyle w:val="29"/>
+        <w:pStyle w:val="a1"/>
         <w:keepNext w:val="0"/>
         <w:keepLines w:val="0"/>
         <w:pageBreakBefore w:val="0"/>
@@ -5193,7 +5074,7 @@
         <w:bidi w:val="0"/>
         <w:adjustRightInd w:val="0"/>
         <w:snapToGrid w:val="0"/>
-        <w:ind w:left="425" w:leftChars="0" w:hanging="425" w:firstLineChars="0"/>
+        <w:ind w:left="425" w:hanging="425" w:leftChars="0" w:firstLineChars="0"/>
         <w:textAlignment w:val="baseline"/>
         <w:rPr>
           <w:rFonts w:hint="eastAsia"/>
@@ -5210,7 +5091,7 @@
     </w:p>
     <w:p>
       <w:pPr>
-        <w:pStyle w:val="29"/>
+        <w:pStyle w:val="a1"/>
         <w:keepNext w:val="0"/>
         <w:keepLines w:val="0"/>
         <w:pageBreakBefore w:val="0"/>
@@ -5228,7 +5109,7 @@
         <w:bidi w:val="0"/>
         <w:adjustRightInd w:val="0"/>
         <w:snapToGrid w:val="0"/>
-        <w:ind w:left="425" w:leftChars="0" w:hanging="425" w:firstLineChars="0"/>
+        <w:ind w:left="425" w:hanging="425" w:leftChars="0" w:firstLineChars="0"/>
         <w:textAlignment w:val="baseline"/>
         <w:rPr>
           <w:rFonts w:hint="eastAsia"/>
@@ -5245,27 +5126,27 @@
     </w:p>
     <w:p>
       <w:pPr>
-        <w:pStyle w:val="28"/>
-        <w:keepNext w:val="0"/>
-        <w:keepLines w:val="0"/>
-        <w:pageBreakBefore w:val="0"/>
-        <w:widowControl w:val="0"/>
-        <w:kinsoku w:val="0"/>
-        <w:wordWrap/>
-        <w:overflowPunct/>
-        <w:topLinePunct w:val="0"/>
-        <w:autoSpaceDE w:val="0"/>
-        <w:autoSpaceDN w:val="0"/>
-        <w:bidi w:val="0"/>
-        <w:adjustRightInd w:val="0"/>
-        <w:snapToGrid w:val="0"/>
-        <w:textAlignment w:val="baseline"/>
-        <w:rPr>
-          <w:rFonts w:hint="eastAsia"/>
-          <w:lang w:val="en-US" w:eastAsia="zh-CN"/>
-        </w:rPr>
-      </w:pPr>
-      <w:bookmarkStart w:id="8" w:name="_Toc30924"/>
+        <w:pStyle w:val="1"/>
+        <w:keepNext w:val="0"/>
+        <w:keepLines w:val="0"/>
+        <w:pageBreakBefore w:val="0"/>
+        <w:widowControl w:val="0"/>
+        <w:kinsoku w:val="0"/>
+        <w:wordWrap/>
+        <w:overflowPunct/>
+        <w:topLinePunct w:val="0"/>
+        <w:autoSpaceDE w:val="0"/>
+        <w:autoSpaceDN w:val="0"/>
+        <w:bidi w:val="0"/>
+        <w:adjustRightInd w:val="0"/>
+        <w:snapToGrid w:val="0"/>
+        <w:textAlignment w:val="baseline"/>
+        <w:rPr>
+          <w:rFonts w:hint="eastAsia"/>
+          <w:lang w:val="en-US" w:eastAsia="zh-CN"/>
+        </w:rPr>
+      </w:pPr>
+      <w:bookmarkStart w:id="9" w:name="_Toc30924"/>
       <w:r>
         <w:rPr>
           <w:rFonts w:hint="eastAsia"/>
@@ -5273,31 +5154,31 @@
         </w:rPr>
         <w:t>组织与职责</w:t>
       </w:r>
-      <w:bookmarkEnd w:id="8"/>
-    </w:p>
-    <w:p>
-      <w:pPr>
-        <w:pStyle w:val="30"/>
-        <w:keepNext w:val="0"/>
-        <w:keepLines w:val="0"/>
-        <w:pageBreakBefore w:val="0"/>
-        <w:widowControl w:val="0"/>
-        <w:kinsoku w:val="0"/>
-        <w:wordWrap/>
-        <w:overflowPunct/>
-        <w:topLinePunct w:val="0"/>
-        <w:autoSpaceDE w:val="0"/>
-        <w:autoSpaceDN w:val="0"/>
-        <w:bidi w:val="0"/>
-        <w:adjustRightInd w:val="0"/>
-        <w:snapToGrid w:val="0"/>
-        <w:textAlignment w:val="baseline"/>
-        <w:rPr>
-          <w:rFonts w:hint="eastAsia"/>
-          <w:lang w:val="en-US" w:eastAsia="zh-CN"/>
-        </w:rPr>
-      </w:pPr>
-      <w:bookmarkStart w:id="9" w:name="_Toc22234"/>
+      <w:bookmarkEnd w:id="9"/>
+    </w:p>
+    <w:p>
+      <w:pPr>
+        <w:pStyle w:val="2"/>
+        <w:keepNext w:val="0"/>
+        <w:keepLines w:val="0"/>
+        <w:pageBreakBefore w:val="0"/>
+        <w:widowControl w:val="0"/>
+        <w:kinsoku w:val="0"/>
+        <w:wordWrap/>
+        <w:overflowPunct/>
+        <w:topLinePunct w:val="0"/>
+        <w:autoSpaceDE w:val="0"/>
+        <w:autoSpaceDN w:val="0"/>
+        <w:bidi w:val="0"/>
+        <w:adjustRightInd w:val="0"/>
+        <w:snapToGrid w:val="0"/>
+        <w:textAlignment w:val="baseline"/>
+        <w:rPr>
+          <w:rFonts w:hint="eastAsia"/>
+          <w:lang w:val="en-US" w:eastAsia="zh-CN"/>
+        </w:rPr>
+      </w:pPr>
+      <w:bookmarkStart w:id="10" w:name="_Toc22234"/>
       <w:r>
         <w:rPr>
           <w:rFonts w:hint="eastAsia"/>
@@ -5305,11 +5186,11 @@
         </w:rPr>
         <w:t>质量管理部</w:t>
       </w:r>
-      <w:bookmarkEnd w:id="9"/>
-    </w:p>
-    <w:p>
-      <w:pPr>
-        <w:pStyle w:val="29"/>
+      <w:bookmarkEnd w:id="10"/>
+    </w:p>
+    <w:p>
+      <w:pPr>
+        <w:pStyle w:val="a1"/>
         <w:keepNext w:val="0"/>
         <w:keepLines w:val="0"/>
         <w:pageBreakBefore w:val="0"/>
@@ -5339,27 +5220,27 @@
     </w:p>
     <w:p>
       <w:pPr>
-        <w:pStyle w:val="30"/>
-        <w:keepNext w:val="0"/>
-        <w:keepLines w:val="0"/>
-        <w:pageBreakBefore w:val="0"/>
-        <w:widowControl w:val="0"/>
-        <w:kinsoku w:val="0"/>
-        <w:wordWrap/>
-        <w:overflowPunct/>
-        <w:topLinePunct w:val="0"/>
-        <w:autoSpaceDE w:val="0"/>
-        <w:autoSpaceDN w:val="0"/>
-        <w:bidi w:val="0"/>
-        <w:adjustRightInd w:val="0"/>
-        <w:snapToGrid w:val="0"/>
-        <w:textAlignment w:val="baseline"/>
-        <w:rPr>
-          <w:rFonts w:hint="eastAsia"/>
-          <w:lang w:val="en-US" w:eastAsia="zh-CN"/>
-        </w:rPr>
-      </w:pPr>
-      <w:bookmarkStart w:id="10" w:name="_Toc8689"/>
+        <w:pStyle w:val="2"/>
+        <w:keepNext w:val="0"/>
+        <w:keepLines w:val="0"/>
+        <w:pageBreakBefore w:val="0"/>
+        <w:widowControl w:val="0"/>
+        <w:kinsoku w:val="0"/>
+        <w:wordWrap/>
+        <w:overflowPunct/>
+        <w:topLinePunct w:val="0"/>
+        <w:autoSpaceDE w:val="0"/>
+        <w:autoSpaceDN w:val="0"/>
+        <w:bidi w:val="0"/>
+        <w:adjustRightInd w:val="0"/>
+        <w:snapToGrid w:val="0"/>
+        <w:textAlignment w:val="baseline"/>
+        <w:rPr>
+          <w:rFonts w:hint="eastAsia"/>
+          <w:lang w:val="en-US" w:eastAsia="zh-CN"/>
+        </w:rPr>
+      </w:pPr>
+      <w:bookmarkStart w:id="11" w:name="_Toc8689"/>
       <w:r>
         <w:rPr>
           <w:rFonts w:hint="eastAsia"/>
@@ -5367,11 +5248,11 @@
         </w:rPr>
         <w:t>质量管理部经理</w:t>
       </w:r>
-      <w:bookmarkEnd w:id="10"/>
-    </w:p>
-    <w:p>
-      <w:pPr>
-        <w:pStyle w:val="29"/>
+      <w:bookmarkEnd w:id="11"/>
+    </w:p>
+    <w:p>
+      <w:pPr>
+        <w:pStyle w:val="a1"/>
         <w:keepNext w:val="0"/>
         <w:keepLines w:val="0"/>
         <w:pageBreakBefore w:val="0"/>
@@ -5401,7 +5282,7 @@
     </w:p>
     <w:p>
       <w:pPr>
-        <w:pStyle w:val="29"/>
+        <w:pStyle w:val="a1"/>
         <w:keepNext w:val="0"/>
         <w:keepLines w:val="0"/>
         <w:pageBreakBefore w:val="0"/>
@@ -5431,7 +5312,7 @@
     </w:p>
     <w:p>
       <w:pPr>
-        <w:pStyle w:val="29"/>
+        <w:pStyle w:val="a1"/>
         <w:keepNext w:val="0"/>
         <w:keepLines w:val="0"/>
         <w:pageBreakBefore w:val="0"/>
@@ -5461,7 +5342,7 @@
     </w:p>
     <w:p>
       <w:pPr>
-        <w:pStyle w:val="29"/>
+        <w:pStyle w:val="a1"/>
         <w:keepNext w:val="0"/>
         <w:keepLines w:val="0"/>
         <w:pageBreakBefore w:val="0"/>
@@ -5491,7 +5372,7 @@
     </w:p>
     <w:p>
       <w:pPr>
-        <w:pStyle w:val="29"/>
+        <w:pStyle w:val="a1"/>
         <w:keepNext w:val="0"/>
         <w:keepLines w:val="0"/>
         <w:pageBreakBefore w:val="0"/>
@@ -5521,7 +5402,7 @@
     </w:p>
     <w:p>
       <w:pPr>
-        <w:pStyle w:val="29"/>
+        <w:pStyle w:val="a1"/>
         <w:keepNext w:val="0"/>
         <w:keepLines w:val="0"/>
         <w:pageBreakBefore w:val="0"/>
@@ -5551,27 +5432,27 @@
     </w:p>
     <w:p>
       <w:pPr>
-        <w:pStyle w:val="30"/>
-        <w:keepNext w:val="0"/>
-        <w:keepLines w:val="0"/>
-        <w:pageBreakBefore w:val="0"/>
-        <w:widowControl w:val="0"/>
-        <w:kinsoku w:val="0"/>
-        <w:wordWrap/>
-        <w:overflowPunct/>
-        <w:topLinePunct w:val="0"/>
-        <w:autoSpaceDE w:val="0"/>
-        <w:autoSpaceDN w:val="0"/>
-        <w:bidi w:val="0"/>
-        <w:adjustRightInd w:val="0"/>
-        <w:snapToGrid w:val="0"/>
-        <w:textAlignment w:val="baseline"/>
-        <w:rPr>
-          <w:rFonts w:hint="eastAsia"/>
-          <w:lang w:val="en-US" w:eastAsia="zh-CN"/>
-        </w:rPr>
-      </w:pPr>
-      <w:bookmarkStart w:id="11" w:name="_Toc3673"/>
+        <w:pStyle w:val="2"/>
+        <w:keepNext w:val="0"/>
+        <w:keepLines w:val="0"/>
+        <w:pageBreakBefore w:val="0"/>
+        <w:widowControl w:val="0"/>
+        <w:kinsoku w:val="0"/>
+        <w:wordWrap/>
+        <w:overflowPunct/>
+        <w:topLinePunct w:val="0"/>
+        <w:autoSpaceDE w:val="0"/>
+        <w:autoSpaceDN w:val="0"/>
+        <w:bidi w:val="0"/>
+        <w:adjustRightInd w:val="0"/>
+        <w:snapToGrid w:val="0"/>
+        <w:textAlignment w:val="baseline"/>
+        <w:rPr>
+          <w:rFonts w:hint="eastAsia"/>
+          <w:lang w:val="en-US" w:eastAsia="zh-CN"/>
+        </w:rPr>
+      </w:pPr>
+      <w:bookmarkStart w:id="12" w:name="_Toc3673"/>
       <w:r>
         <w:rPr>
           <w:rFonts w:hint="eastAsia"/>
@@ -5579,11 +5460,11 @@
         </w:rPr>
         <w:t>质量管理专员</w:t>
       </w:r>
-      <w:bookmarkEnd w:id="11"/>
-    </w:p>
-    <w:p>
-      <w:pPr>
-        <w:pStyle w:val="29"/>
+      <w:bookmarkEnd w:id="12"/>
+    </w:p>
+    <w:p>
+      <w:pPr>
+        <w:pStyle w:val="a1"/>
         <w:keepNext w:val="0"/>
         <w:keepLines w:val="0"/>
         <w:pageBreakBefore w:val="0"/>
@@ -5613,7 +5494,7 @@
     </w:p>
     <w:p>
       <w:pPr>
-        <w:pStyle w:val="29"/>
+        <w:pStyle w:val="a1"/>
         <w:keepNext w:val="0"/>
         <w:keepLines w:val="0"/>
         <w:pageBreakBefore w:val="0"/>
@@ -5643,7 +5524,7 @@
     </w:p>
     <w:p>
       <w:pPr>
-        <w:pStyle w:val="29"/>
+        <w:pStyle w:val="a1"/>
         <w:keepNext w:val="0"/>
         <w:keepLines w:val="0"/>
         <w:pageBreakBefore w:val="0"/>
@@ -5673,7 +5554,7 @@
     </w:p>
     <w:p>
       <w:pPr>
-        <w:pStyle w:val="29"/>
+        <w:pStyle w:val="a1"/>
         <w:keepNext w:val="0"/>
         <w:keepLines w:val="0"/>
         <w:pageBreakBefore w:val="0"/>
@@ -5703,27 +5584,27 @@
     </w:p>
     <w:p>
       <w:pPr>
-        <w:pStyle w:val="28"/>
-        <w:keepNext w:val="0"/>
-        <w:keepLines w:val="0"/>
-        <w:pageBreakBefore w:val="0"/>
-        <w:widowControl w:val="0"/>
-        <w:kinsoku w:val="0"/>
-        <w:wordWrap/>
-        <w:overflowPunct/>
-        <w:topLinePunct w:val="0"/>
-        <w:autoSpaceDE w:val="0"/>
-        <w:autoSpaceDN w:val="0"/>
-        <w:bidi w:val="0"/>
-        <w:adjustRightInd w:val="0"/>
-        <w:snapToGrid w:val="0"/>
-        <w:textAlignment w:val="baseline"/>
-        <w:rPr>
-          <w:rFonts w:hint="eastAsia"/>
-          <w:lang w:val="en-US" w:eastAsia="zh-CN"/>
-        </w:rPr>
-      </w:pPr>
-      <w:bookmarkStart w:id="12" w:name="_Toc10182"/>
+        <w:pStyle w:val="1"/>
+        <w:keepNext w:val="0"/>
+        <w:keepLines w:val="0"/>
+        <w:pageBreakBefore w:val="0"/>
+        <w:widowControl w:val="0"/>
+        <w:kinsoku w:val="0"/>
+        <w:wordWrap/>
+        <w:overflowPunct/>
+        <w:topLinePunct w:val="0"/>
+        <w:autoSpaceDE w:val="0"/>
+        <w:autoSpaceDN w:val="0"/>
+        <w:bidi w:val="0"/>
+        <w:adjustRightInd w:val="0"/>
+        <w:snapToGrid w:val="0"/>
+        <w:textAlignment w:val="baseline"/>
+        <w:rPr>
+          <w:rFonts w:hint="eastAsia"/>
+          <w:lang w:val="en-US" w:eastAsia="zh-CN"/>
+        </w:rPr>
+      </w:pPr>
+      <w:bookmarkStart w:id="13" w:name="_Toc10182"/>
       <w:r>
         <w:rPr>
           <w:rFonts w:hint="eastAsia"/>
@@ -5731,31 +5612,31 @@
         </w:rPr>
         <w:t>客户满意度管理</w:t>
       </w:r>
-      <w:bookmarkEnd w:id="12"/>
-    </w:p>
-    <w:p>
-      <w:pPr>
-        <w:pStyle w:val="30"/>
-        <w:keepNext w:val="0"/>
-        <w:keepLines w:val="0"/>
-        <w:pageBreakBefore w:val="0"/>
-        <w:widowControl w:val="0"/>
-        <w:kinsoku w:val="0"/>
-        <w:wordWrap/>
-        <w:overflowPunct/>
-        <w:topLinePunct w:val="0"/>
-        <w:autoSpaceDE w:val="0"/>
-        <w:autoSpaceDN w:val="0"/>
-        <w:bidi w:val="0"/>
-        <w:adjustRightInd w:val="0"/>
-        <w:snapToGrid w:val="0"/>
-        <w:textAlignment w:val="baseline"/>
-        <w:rPr>
-          <w:rFonts w:hint="eastAsia"/>
-          <w:lang w:val="en-US" w:eastAsia="zh-CN"/>
-        </w:rPr>
-      </w:pPr>
-      <w:bookmarkStart w:id="13" w:name="_Toc10366"/>
+      <w:bookmarkEnd w:id="13"/>
+    </w:p>
+    <w:p>
+      <w:pPr>
+        <w:pStyle w:val="2"/>
+        <w:keepNext w:val="0"/>
+        <w:keepLines w:val="0"/>
+        <w:pageBreakBefore w:val="0"/>
+        <w:widowControl w:val="0"/>
+        <w:kinsoku w:val="0"/>
+        <w:wordWrap/>
+        <w:overflowPunct/>
+        <w:topLinePunct w:val="0"/>
+        <w:autoSpaceDE w:val="0"/>
+        <w:autoSpaceDN w:val="0"/>
+        <w:bidi w:val="0"/>
+        <w:adjustRightInd w:val="0"/>
+        <w:snapToGrid w:val="0"/>
+        <w:textAlignment w:val="baseline"/>
+        <w:rPr>
+          <w:rFonts w:hint="eastAsia"/>
+          <w:lang w:val="en-US" w:eastAsia="zh-CN"/>
+        </w:rPr>
+      </w:pPr>
+      <w:bookmarkStart w:id="14" w:name="_Toc10366"/>
       <w:r>
         <w:rPr>
           <w:rFonts w:hint="eastAsia"/>
@@ -5763,11 +5644,11 @@
         </w:rPr>
         <w:t>管理职责</w:t>
       </w:r>
-      <w:bookmarkEnd w:id="13"/>
-    </w:p>
-    <w:p>
-      <w:pPr>
-        <w:pStyle w:val="29"/>
+      <w:bookmarkEnd w:id="14"/>
+    </w:p>
+    <w:p>
+      <w:pPr>
+        <w:pStyle w:val="a1"/>
         <w:keepNext w:val="0"/>
         <w:keepLines w:val="0"/>
         <w:pageBreakBefore w:val="0"/>
@@ -5797,27 +5678,27 @@
     </w:p>
     <w:p>
       <w:pPr>
-        <w:pStyle w:val="30"/>
-        <w:keepNext w:val="0"/>
-        <w:keepLines w:val="0"/>
-        <w:pageBreakBefore w:val="0"/>
-        <w:widowControl w:val="0"/>
-        <w:kinsoku w:val="0"/>
-        <w:wordWrap/>
-        <w:overflowPunct/>
-        <w:topLinePunct w:val="0"/>
-        <w:autoSpaceDE w:val="0"/>
-        <w:autoSpaceDN w:val="0"/>
-        <w:bidi w:val="0"/>
-        <w:adjustRightInd w:val="0"/>
-        <w:snapToGrid w:val="0"/>
-        <w:textAlignment w:val="baseline"/>
-        <w:rPr>
-          <w:rFonts w:hint="eastAsia"/>
-          <w:lang w:val="en-US" w:eastAsia="zh-CN"/>
-        </w:rPr>
-      </w:pPr>
-      <w:bookmarkStart w:id="14" w:name="_Toc17544"/>
+        <w:pStyle w:val="2"/>
+        <w:keepNext w:val="0"/>
+        <w:keepLines w:val="0"/>
+        <w:pageBreakBefore w:val="0"/>
+        <w:widowControl w:val="0"/>
+        <w:kinsoku w:val="0"/>
+        <w:wordWrap/>
+        <w:overflowPunct/>
+        <w:topLinePunct w:val="0"/>
+        <w:autoSpaceDE w:val="0"/>
+        <w:autoSpaceDN w:val="0"/>
+        <w:bidi w:val="0"/>
+        <w:adjustRightInd w:val="0"/>
+        <w:snapToGrid w:val="0"/>
+        <w:textAlignment w:val="baseline"/>
+        <w:rPr>
+          <w:rFonts w:hint="eastAsia"/>
+          <w:lang w:val="en-US" w:eastAsia="zh-CN"/>
+        </w:rPr>
+      </w:pPr>
+      <w:bookmarkStart w:id="15" w:name="_Toc17544"/>
       <w:r>
         <w:rPr>
           <w:rFonts w:hint="eastAsia"/>
@@ -5825,11 +5706,11 @@
         </w:rPr>
         <w:t>调查实施</w:t>
       </w:r>
-      <w:bookmarkEnd w:id="14"/>
-    </w:p>
-    <w:p>
-      <w:pPr>
-        <w:pStyle w:val="29"/>
+      <w:bookmarkEnd w:id="15"/>
+    </w:p>
+    <w:p>
+      <w:pPr>
+        <w:pStyle w:val="a1"/>
         <w:keepNext w:val="0"/>
         <w:keepLines w:val="0"/>
         <w:pageBreakBefore w:val="0"/>
@@ -5859,7 +5740,7 @@
     </w:p>
     <w:p>
       <w:pPr>
-        <w:pStyle w:val="29"/>
+        <w:pStyle w:val="a1"/>
         <w:keepNext w:val="0"/>
         <w:keepLines w:val="0"/>
         <w:pageBreakBefore w:val="0"/>
@@ -5889,7 +5770,7 @@
     </w:p>
     <w:p>
       <w:pPr>
-        <w:pStyle w:val="29"/>
+        <w:pStyle w:val="a1"/>
         <w:keepNext w:val="0"/>
         <w:keepLines w:val="0"/>
         <w:pageBreakBefore w:val="0"/>
@@ -5919,7 +5800,7 @@
     </w:p>
     <w:p>
       <w:pPr>
-        <w:pStyle w:val="29"/>
+        <w:pStyle w:val="a1"/>
         <w:keepNext w:val="0"/>
         <w:keepLines w:val="0"/>
         <w:pageBreakBefore w:val="0"/>
@@ -5949,27 +5830,27 @@
     </w:p>
     <w:p>
       <w:pPr>
-        <w:pStyle w:val="30"/>
-        <w:keepNext w:val="0"/>
-        <w:keepLines w:val="0"/>
-        <w:pageBreakBefore w:val="0"/>
-        <w:widowControl w:val="0"/>
-        <w:kinsoku w:val="0"/>
-        <w:wordWrap/>
-        <w:overflowPunct/>
-        <w:topLinePunct w:val="0"/>
-        <w:autoSpaceDE w:val="0"/>
-        <w:autoSpaceDN w:val="0"/>
-        <w:bidi w:val="0"/>
-        <w:adjustRightInd w:val="0"/>
-        <w:snapToGrid w:val="0"/>
-        <w:textAlignment w:val="baseline"/>
-        <w:rPr>
-          <w:rFonts w:hint="eastAsia"/>
-          <w:lang w:val="en-US" w:eastAsia="zh-CN"/>
-        </w:rPr>
-      </w:pPr>
-      <w:bookmarkStart w:id="15" w:name="_Toc17990"/>
+        <w:pStyle w:val="2"/>
+        <w:keepNext w:val="0"/>
+        <w:keepLines w:val="0"/>
+        <w:pageBreakBefore w:val="0"/>
+        <w:widowControl w:val="0"/>
+        <w:kinsoku w:val="0"/>
+        <w:wordWrap/>
+        <w:overflowPunct/>
+        <w:topLinePunct w:val="0"/>
+        <w:autoSpaceDE w:val="0"/>
+        <w:autoSpaceDN w:val="0"/>
+        <w:bidi w:val="0"/>
+        <w:adjustRightInd w:val="0"/>
+        <w:snapToGrid w:val="0"/>
+        <w:textAlignment w:val="baseline"/>
+        <w:rPr>
+          <w:rFonts w:hint="eastAsia"/>
+          <w:lang w:val="en-US" w:eastAsia="zh-CN"/>
+        </w:rPr>
+      </w:pPr>
+      <w:bookmarkStart w:id="16" w:name="_Toc17990"/>
       <w:r>
         <w:rPr>
           <w:rFonts w:hint="eastAsia"/>
@@ -5977,11 +5858,11 @@
         </w:rPr>
         <w:t>结果分析与应用</w:t>
       </w:r>
-      <w:bookmarkEnd w:id="15"/>
-    </w:p>
-    <w:p>
-      <w:pPr>
-        <w:pStyle w:val="29"/>
+      <w:bookmarkEnd w:id="16"/>
+    </w:p>
+    <w:p>
+      <w:pPr>
+        <w:pStyle w:val="a1"/>
         <w:keepNext w:val="0"/>
         <w:keepLines w:val="0"/>
         <w:pageBreakBefore w:val="0"/>
@@ -6011,7 +5892,7 @@
     </w:p>
     <w:p>
       <w:pPr>
-        <w:pStyle w:val="29"/>
+        <w:pStyle w:val="a1"/>
         <w:keepNext w:val="0"/>
         <w:keepLines w:val="0"/>
         <w:pageBreakBefore w:val="0"/>
@@ -6041,7 +5922,7 @@
     </w:p>
     <w:p>
       <w:pPr>
-        <w:pStyle w:val="29"/>
+        <w:pStyle w:val="a1"/>
         <w:keepNext w:val="0"/>
         <w:keepLines w:val="0"/>
         <w:pageBreakBefore w:val="0"/>
@@ -6071,7 +5952,7 @@
     </w:p>
     <w:p>
       <w:pPr>
-        <w:pStyle w:val="29"/>
+        <w:pStyle w:val="a1"/>
         <w:keepNext w:val="0"/>
         <w:keepLines w:val="0"/>
         <w:pageBreakBefore w:val="0"/>
@@ -6101,27 +5982,27 @@
     </w:p>
     <w:p>
       <w:pPr>
-        <w:pStyle w:val="28"/>
-        <w:keepNext w:val="0"/>
-        <w:keepLines w:val="0"/>
-        <w:pageBreakBefore w:val="0"/>
-        <w:widowControl w:val="0"/>
-        <w:kinsoku w:val="0"/>
-        <w:wordWrap/>
-        <w:overflowPunct/>
-        <w:topLinePunct w:val="0"/>
-        <w:autoSpaceDE w:val="0"/>
-        <w:autoSpaceDN w:val="0"/>
-        <w:bidi w:val="0"/>
-        <w:adjustRightInd w:val="0"/>
-        <w:snapToGrid w:val="0"/>
-        <w:textAlignment w:val="baseline"/>
-        <w:rPr>
-          <w:rFonts w:hint="eastAsia"/>
-          <w:lang w:val="en-US" w:eastAsia="zh-CN"/>
-        </w:rPr>
-      </w:pPr>
-      <w:bookmarkStart w:id="16" w:name="_Toc28201"/>
+        <w:pStyle w:val="1"/>
+        <w:keepNext w:val="0"/>
+        <w:keepLines w:val="0"/>
+        <w:pageBreakBefore w:val="0"/>
+        <w:widowControl w:val="0"/>
+        <w:kinsoku w:val="0"/>
+        <w:wordWrap/>
+        <w:overflowPunct/>
+        <w:topLinePunct w:val="0"/>
+        <w:autoSpaceDE w:val="0"/>
+        <w:autoSpaceDN w:val="0"/>
+        <w:bidi w:val="0"/>
+        <w:adjustRightInd w:val="0"/>
+        <w:snapToGrid w:val="0"/>
+        <w:textAlignment w:val="baseline"/>
+        <w:rPr>
+          <w:rFonts w:hint="eastAsia"/>
+          <w:lang w:val="en-US" w:eastAsia="zh-CN"/>
+        </w:rPr>
+      </w:pPr>
+      <w:bookmarkStart w:id="17" w:name="_Toc28201"/>
       <w:r>
         <w:rPr>
           <w:rFonts w:hint="eastAsia"/>
@@ -6129,31 +6010,31 @@
         </w:rPr>
         <w:t>内部审核管理</w:t>
       </w:r>
-      <w:bookmarkEnd w:id="16"/>
-    </w:p>
-    <w:p>
-      <w:pPr>
-        <w:pStyle w:val="30"/>
-        <w:keepNext w:val="0"/>
-        <w:keepLines w:val="0"/>
-        <w:pageBreakBefore w:val="0"/>
-        <w:widowControl w:val="0"/>
-        <w:kinsoku w:val="0"/>
-        <w:wordWrap/>
-        <w:overflowPunct/>
-        <w:topLinePunct w:val="0"/>
-        <w:autoSpaceDE w:val="0"/>
-        <w:autoSpaceDN w:val="0"/>
-        <w:bidi w:val="0"/>
-        <w:adjustRightInd w:val="0"/>
-        <w:snapToGrid w:val="0"/>
-        <w:textAlignment w:val="baseline"/>
-        <w:rPr>
-          <w:rFonts w:hint="eastAsia"/>
-          <w:lang w:val="en-US" w:eastAsia="zh-CN"/>
-        </w:rPr>
-      </w:pPr>
-      <w:bookmarkStart w:id="17" w:name="_Toc8987"/>
+      <w:bookmarkEnd w:id="17"/>
+    </w:p>
+    <w:p>
+      <w:pPr>
+        <w:pStyle w:val="2"/>
+        <w:keepNext w:val="0"/>
+        <w:keepLines w:val="0"/>
+        <w:pageBreakBefore w:val="0"/>
+        <w:widowControl w:val="0"/>
+        <w:kinsoku w:val="0"/>
+        <w:wordWrap/>
+        <w:overflowPunct/>
+        <w:topLinePunct w:val="0"/>
+        <w:autoSpaceDE w:val="0"/>
+        <w:autoSpaceDN w:val="0"/>
+        <w:bidi w:val="0"/>
+        <w:adjustRightInd w:val="0"/>
+        <w:snapToGrid w:val="0"/>
+        <w:textAlignment w:val="baseline"/>
+        <w:rPr>
+          <w:rFonts w:hint="eastAsia"/>
+          <w:lang w:val="en-US" w:eastAsia="zh-CN"/>
+        </w:rPr>
+      </w:pPr>
+      <w:bookmarkStart w:id="18" w:name="_Toc8987"/>
       <w:r>
         <w:rPr>
           <w:rFonts w:hint="eastAsia"/>
@@ -6161,11 +6042,11 @@
         </w:rPr>
         <w:t>审核策划</w:t>
       </w:r>
-      <w:bookmarkEnd w:id="17"/>
-    </w:p>
-    <w:p>
-      <w:pPr>
-        <w:pStyle w:val="29"/>
+      <w:bookmarkEnd w:id="18"/>
+    </w:p>
+    <w:p>
+      <w:pPr>
+        <w:pStyle w:val="a1"/>
         <w:keepNext w:val="0"/>
         <w:keepLines w:val="0"/>
         <w:pageBreakBefore w:val="0"/>
@@ -6195,7 +6076,7 @@
     </w:p>
     <w:p>
       <w:pPr>
-        <w:pStyle w:val="29"/>
+        <w:pStyle w:val="a1"/>
         <w:keepNext w:val="0"/>
         <w:keepLines w:val="0"/>
         <w:pageBreakBefore w:val="0"/>
@@ -6225,27 +6106,27 @@
     </w:p>
     <w:p>
       <w:pPr>
-        <w:pStyle w:val="30"/>
-        <w:keepNext w:val="0"/>
-        <w:keepLines w:val="0"/>
-        <w:pageBreakBefore w:val="0"/>
-        <w:widowControl w:val="0"/>
-        <w:kinsoku w:val="0"/>
-        <w:wordWrap/>
-        <w:overflowPunct/>
-        <w:topLinePunct w:val="0"/>
-        <w:autoSpaceDE w:val="0"/>
-        <w:autoSpaceDN w:val="0"/>
-        <w:bidi w:val="0"/>
-        <w:adjustRightInd w:val="0"/>
-        <w:snapToGrid w:val="0"/>
-        <w:textAlignment w:val="baseline"/>
-        <w:rPr>
-          <w:rFonts w:hint="eastAsia"/>
-          <w:lang w:val="en-US" w:eastAsia="zh-CN"/>
-        </w:rPr>
-      </w:pPr>
-      <w:bookmarkStart w:id="18" w:name="_Toc8866"/>
+        <w:pStyle w:val="2"/>
+        <w:keepNext w:val="0"/>
+        <w:keepLines w:val="0"/>
+        <w:pageBreakBefore w:val="0"/>
+        <w:widowControl w:val="0"/>
+        <w:kinsoku w:val="0"/>
+        <w:wordWrap/>
+        <w:overflowPunct/>
+        <w:topLinePunct w:val="0"/>
+        <w:autoSpaceDE w:val="0"/>
+        <w:autoSpaceDN w:val="0"/>
+        <w:bidi w:val="0"/>
+        <w:adjustRightInd w:val="0"/>
+        <w:snapToGrid w:val="0"/>
+        <w:textAlignment w:val="baseline"/>
+        <w:rPr>
+          <w:rFonts w:hint="eastAsia"/>
+          <w:lang w:val="en-US" w:eastAsia="zh-CN"/>
+        </w:rPr>
+      </w:pPr>
+      <w:bookmarkStart w:id="19" w:name="_Toc8866"/>
       <w:r>
         <w:rPr>
           <w:rFonts w:hint="eastAsia"/>
@@ -6253,11 +6134,11 @@
         </w:rPr>
         <w:t>审核实施</w:t>
       </w:r>
-      <w:bookmarkEnd w:id="18"/>
-    </w:p>
-    <w:p>
-      <w:pPr>
-        <w:pStyle w:val="29"/>
+      <w:bookmarkEnd w:id="19"/>
+    </w:p>
+    <w:p>
+      <w:pPr>
+        <w:pStyle w:val="a1"/>
         <w:keepNext w:val="0"/>
         <w:keepLines w:val="0"/>
         <w:pageBreakBefore w:val="0"/>
@@ -6287,7 +6168,7 @@
     </w:p>
     <w:p>
       <w:pPr>
-        <w:pStyle w:val="29"/>
+        <w:pStyle w:val="a1"/>
         <w:keepNext w:val="0"/>
         <w:keepLines w:val="0"/>
         <w:pageBreakBefore w:val="0"/>
@@ -6317,7 +6198,7 @@
     </w:p>
     <w:p>
       <w:pPr>
-        <w:pStyle w:val="29"/>
+        <w:pStyle w:val="a1"/>
         <w:keepNext w:val="0"/>
         <w:keepLines w:val="0"/>
         <w:pageBreakBefore w:val="0"/>
@@ -6347,27 +6228,27 @@
     </w:p>
     <w:p>
       <w:pPr>
-        <w:pStyle w:val="30"/>
-        <w:keepNext w:val="0"/>
-        <w:keepLines w:val="0"/>
-        <w:pageBreakBefore w:val="0"/>
-        <w:widowControl w:val="0"/>
-        <w:kinsoku w:val="0"/>
-        <w:wordWrap/>
-        <w:overflowPunct/>
-        <w:topLinePunct w:val="0"/>
-        <w:autoSpaceDE w:val="0"/>
-        <w:autoSpaceDN w:val="0"/>
-        <w:bidi w:val="0"/>
-        <w:adjustRightInd w:val="0"/>
-        <w:snapToGrid w:val="0"/>
-        <w:textAlignment w:val="baseline"/>
-        <w:rPr>
-          <w:rFonts w:hint="eastAsia"/>
-          <w:lang w:val="en-US" w:eastAsia="zh-CN"/>
-        </w:rPr>
-      </w:pPr>
-      <w:bookmarkStart w:id="19" w:name="_Toc7267"/>
+        <w:pStyle w:val="2"/>
+        <w:keepNext w:val="0"/>
+        <w:keepLines w:val="0"/>
+        <w:pageBreakBefore w:val="0"/>
+        <w:widowControl w:val="0"/>
+        <w:kinsoku w:val="0"/>
+        <w:wordWrap/>
+        <w:overflowPunct/>
+        <w:topLinePunct w:val="0"/>
+        <w:autoSpaceDE w:val="0"/>
+        <w:autoSpaceDN w:val="0"/>
+        <w:bidi w:val="0"/>
+        <w:adjustRightInd w:val="0"/>
+        <w:snapToGrid w:val="0"/>
+        <w:textAlignment w:val="baseline"/>
+        <w:rPr>
+          <w:rFonts w:hint="eastAsia"/>
+          <w:lang w:val="en-US" w:eastAsia="zh-CN"/>
+        </w:rPr>
+      </w:pPr>
+      <w:bookmarkStart w:id="20" w:name="_Toc7267"/>
       <w:r>
         <w:rPr>
           <w:rFonts w:hint="eastAsia"/>
@@ -6375,11 +6256,11 @@
         </w:rPr>
         <w:t>审核报告与改进</w:t>
       </w:r>
-      <w:bookmarkEnd w:id="19"/>
-    </w:p>
-    <w:p>
-      <w:pPr>
-        <w:pStyle w:val="29"/>
+      <w:bookmarkEnd w:id="20"/>
+    </w:p>
+    <w:p>
+      <w:pPr>
+        <w:pStyle w:val="a1"/>
         <w:keepNext w:val="0"/>
         <w:keepLines w:val="0"/>
         <w:pageBreakBefore w:val="0"/>
@@ -6409,7 +6290,7 @@
     </w:p>
     <w:p>
       <w:pPr>
-        <w:pStyle w:val="29"/>
+        <w:pStyle w:val="a1"/>
         <w:keepNext w:val="0"/>
         <w:keepLines w:val="0"/>
         <w:pageBreakBefore w:val="0"/>
@@ -6439,7 +6320,7 @@
     </w:p>
     <w:p>
       <w:pPr>
-        <w:pStyle w:val="29"/>
+        <w:pStyle w:val="a1"/>
         <w:keepNext w:val="0"/>
         <w:keepLines w:val="0"/>
         <w:pageBreakBefore w:val="0"/>
@@ -6469,7 +6350,7 @@
     </w:p>
     <w:p>
       <w:pPr>
-        <w:pStyle w:val="29"/>
+        <w:pStyle w:val="a1"/>
         <w:keepNext w:val="0"/>
         <w:keepLines w:val="0"/>
         <w:pageBreakBefore w:val="0"/>
@@ -6499,27 +6380,27 @@
     </w:p>
     <w:p>
       <w:pPr>
-        <w:pStyle w:val="28"/>
-        <w:keepNext w:val="0"/>
-        <w:keepLines w:val="0"/>
-        <w:pageBreakBefore w:val="0"/>
-        <w:widowControl w:val="0"/>
-        <w:kinsoku w:val="0"/>
-        <w:wordWrap/>
-        <w:overflowPunct/>
-        <w:topLinePunct w:val="0"/>
-        <w:autoSpaceDE w:val="0"/>
-        <w:autoSpaceDN w:val="0"/>
-        <w:bidi w:val="0"/>
-        <w:adjustRightInd w:val="0"/>
-        <w:snapToGrid w:val="0"/>
-        <w:textAlignment w:val="baseline"/>
-        <w:rPr>
-          <w:rFonts w:hint="eastAsia"/>
-          <w:lang w:val="en-US" w:eastAsia="zh-CN"/>
-        </w:rPr>
-      </w:pPr>
-      <w:bookmarkStart w:id="20" w:name="_Toc3023"/>
+        <w:pStyle w:val="1"/>
+        <w:keepNext w:val="0"/>
+        <w:keepLines w:val="0"/>
+        <w:pageBreakBefore w:val="0"/>
+        <w:widowControl w:val="0"/>
+        <w:kinsoku w:val="0"/>
+        <w:wordWrap/>
+        <w:overflowPunct/>
+        <w:topLinePunct w:val="0"/>
+        <w:autoSpaceDE w:val="0"/>
+        <w:autoSpaceDN w:val="0"/>
+        <w:bidi w:val="0"/>
+        <w:adjustRightInd w:val="0"/>
+        <w:snapToGrid w:val="0"/>
+        <w:textAlignment w:val="baseline"/>
+        <w:rPr>
+          <w:rFonts w:hint="eastAsia"/>
+          <w:lang w:val="en-US" w:eastAsia="zh-CN"/>
+        </w:rPr>
+      </w:pPr>
+      <w:bookmarkStart w:id="21" w:name="_Toc3023"/>
       <w:r>
         <w:rPr>
           <w:rFonts w:hint="eastAsia"/>
@@ -6527,31 +6408,31 @@
         </w:rPr>
         <w:t>管理评审</w:t>
       </w:r>
-      <w:bookmarkEnd w:id="20"/>
-    </w:p>
-    <w:p>
-      <w:pPr>
-        <w:pStyle w:val="30"/>
-        <w:keepNext w:val="0"/>
-        <w:keepLines w:val="0"/>
-        <w:pageBreakBefore w:val="0"/>
-        <w:widowControl w:val="0"/>
-        <w:kinsoku w:val="0"/>
-        <w:wordWrap/>
-        <w:overflowPunct/>
-        <w:topLinePunct w:val="0"/>
-        <w:autoSpaceDE w:val="0"/>
-        <w:autoSpaceDN w:val="0"/>
-        <w:bidi w:val="0"/>
-        <w:adjustRightInd w:val="0"/>
-        <w:snapToGrid w:val="0"/>
-        <w:textAlignment w:val="baseline"/>
-        <w:rPr>
-          <w:rFonts w:hint="eastAsia"/>
-          <w:lang w:val="en-US" w:eastAsia="zh-CN"/>
-        </w:rPr>
-      </w:pPr>
-      <w:bookmarkStart w:id="21" w:name="_Toc5743"/>
+      <w:bookmarkEnd w:id="21"/>
+    </w:p>
+    <w:p>
+      <w:pPr>
+        <w:pStyle w:val="2"/>
+        <w:keepNext w:val="0"/>
+        <w:keepLines w:val="0"/>
+        <w:pageBreakBefore w:val="0"/>
+        <w:widowControl w:val="0"/>
+        <w:kinsoku w:val="0"/>
+        <w:wordWrap/>
+        <w:overflowPunct/>
+        <w:topLinePunct w:val="0"/>
+        <w:autoSpaceDE w:val="0"/>
+        <w:autoSpaceDN w:val="0"/>
+        <w:bidi w:val="0"/>
+        <w:adjustRightInd w:val="0"/>
+        <w:snapToGrid w:val="0"/>
+        <w:textAlignment w:val="baseline"/>
+        <w:rPr>
+          <w:rFonts w:hint="eastAsia"/>
+          <w:lang w:val="en-US" w:eastAsia="zh-CN"/>
+        </w:rPr>
+      </w:pPr>
+      <w:bookmarkStart w:id="22" w:name="_Toc5743"/>
       <w:r>
         <w:rPr>
           <w:rFonts w:hint="eastAsia"/>
@@ -6559,11 +6440,11 @@
         </w:rPr>
         <w:t>评审组织与策划</w:t>
       </w:r>
-      <w:bookmarkEnd w:id="21"/>
-    </w:p>
-    <w:p>
-      <w:pPr>
-        <w:pStyle w:val="29"/>
+      <w:bookmarkEnd w:id="22"/>
+    </w:p>
+    <w:p>
+      <w:pPr>
+        <w:pStyle w:val="a1"/>
         <w:keepNext w:val="0"/>
         <w:keepLines w:val="0"/>
         <w:pageBreakBefore w:val="0"/>
@@ -6593,7 +6474,7 @@
     </w:p>
     <w:p>
       <w:pPr>
-        <w:pStyle w:val="29"/>
+        <w:pStyle w:val="a1"/>
         <w:keepNext w:val="0"/>
         <w:keepLines w:val="0"/>
         <w:pageBreakBefore w:val="0"/>
@@ -6623,7 +6504,7 @@
     </w:p>
     <w:p>
       <w:pPr>
-        <w:pStyle w:val="29"/>
+        <w:pStyle w:val="a1"/>
         <w:keepNext w:val="0"/>
         <w:keepLines w:val="0"/>
         <w:pageBreakBefore w:val="0"/>
@@ -6653,27 +6534,27 @@
     </w:p>
     <w:p>
       <w:pPr>
-        <w:pStyle w:val="30"/>
-        <w:keepNext w:val="0"/>
-        <w:keepLines w:val="0"/>
-        <w:pageBreakBefore w:val="0"/>
-        <w:widowControl w:val="0"/>
-        <w:kinsoku w:val="0"/>
-        <w:wordWrap/>
-        <w:overflowPunct/>
-        <w:topLinePunct w:val="0"/>
-        <w:autoSpaceDE w:val="0"/>
-        <w:autoSpaceDN w:val="0"/>
-        <w:bidi w:val="0"/>
-        <w:adjustRightInd w:val="0"/>
-        <w:snapToGrid w:val="0"/>
-        <w:textAlignment w:val="baseline"/>
-        <w:rPr>
-          <w:rFonts w:hint="eastAsia"/>
-          <w:lang w:val="en-US" w:eastAsia="zh-CN"/>
-        </w:rPr>
-      </w:pPr>
-      <w:bookmarkStart w:id="22" w:name="_Toc24343"/>
+        <w:pStyle w:val="2"/>
+        <w:keepNext w:val="0"/>
+        <w:keepLines w:val="0"/>
+        <w:pageBreakBefore w:val="0"/>
+        <w:widowControl w:val="0"/>
+        <w:kinsoku w:val="0"/>
+        <w:wordWrap/>
+        <w:overflowPunct/>
+        <w:topLinePunct w:val="0"/>
+        <w:autoSpaceDE w:val="0"/>
+        <w:autoSpaceDN w:val="0"/>
+        <w:bidi w:val="0"/>
+        <w:adjustRightInd w:val="0"/>
+        <w:snapToGrid w:val="0"/>
+        <w:textAlignment w:val="baseline"/>
+        <w:rPr>
+          <w:rFonts w:hint="eastAsia"/>
+          <w:lang w:val="en-US" w:eastAsia="zh-CN"/>
+        </w:rPr>
+      </w:pPr>
+      <w:bookmarkStart w:id="23" w:name="_Toc24343"/>
       <w:r>
         <w:rPr>
           <w:rFonts w:hint="eastAsia"/>
@@ -6681,11 +6562,11 @@
         </w:rPr>
         <w:t>评审输入与准备</w:t>
       </w:r>
-      <w:bookmarkEnd w:id="22"/>
-    </w:p>
-    <w:p>
-      <w:pPr>
-        <w:pStyle w:val="29"/>
+      <w:bookmarkEnd w:id="23"/>
+    </w:p>
+    <w:p>
+      <w:pPr>
+        <w:pStyle w:val="a1"/>
         <w:keepNext w:val="0"/>
         <w:keepLines w:val="0"/>
         <w:pageBreakBefore w:val="0"/>
@@ -6715,7 +6596,7 @@
     </w:p>
     <w:p>
       <w:pPr>
-        <w:pStyle w:val="29"/>
+        <w:pStyle w:val="a1"/>
         <w:keepNext w:val="0"/>
         <w:keepLines w:val="0"/>
         <w:pageBreakBefore w:val="0"/>
@@ -6733,7 +6614,7 @@
         <w:bidi w:val="0"/>
         <w:adjustRightInd w:val="0"/>
         <w:snapToGrid w:val="0"/>
-        <w:ind w:left="425" w:leftChars="0" w:hanging="425" w:firstLineChars="0"/>
+        <w:ind w:left="425" w:hanging="425" w:leftChars="0" w:firstLineChars="0"/>
         <w:textAlignment w:val="baseline"/>
         <w:rPr>
           <w:rFonts w:hint="eastAsia"/>
@@ -6750,7 +6631,7 @@
     </w:p>
     <w:p>
       <w:pPr>
-        <w:pStyle w:val="29"/>
+        <w:pStyle w:val="a1"/>
         <w:keepNext w:val="0"/>
         <w:keepLines w:val="0"/>
         <w:pageBreakBefore w:val="0"/>
@@ -6768,7 +6649,7 @@
         <w:bidi w:val="0"/>
         <w:adjustRightInd w:val="0"/>
         <w:snapToGrid w:val="0"/>
-        <w:ind w:left="425" w:leftChars="0" w:hanging="425" w:firstLineChars="0"/>
+        <w:ind w:left="425" w:hanging="425" w:leftChars="0" w:firstLineChars="0"/>
         <w:textAlignment w:val="baseline"/>
         <w:rPr>
           <w:rFonts w:hint="eastAsia"/>
@@ -6785,7 +6666,7 @@
     </w:p>
     <w:p>
       <w:pPr>
-        <w:pStyle w:val="29"/>
+        <w:pStyle w:val="a1"/>
         <w:keepNext w:val="0"/>
         <w:keepLines w:val="0"/>
         <w:pageBreakBefore w:val="0"/>
@@ -6803,7 +6684,7 @@
         <w:bidi w:val="0"/>
         <w:adjustRightInd w:val="0"/>
         <w:snapToGrid w:val="0"/>
-        <w:ind w:left="425" w:leftChars="0" w:hanging="425" w:firstLineChars="0"/>
+        <w:ind w:left="425" w:hanging="425" w:leftChars="0" w:firstLineChars="0"/>
         <w:textAlignment w:val="baseline"/>
         <w:rPr>
           <w:rFonts w:hint="eastAsia"/>
@@ -6820,7 +6701,7 @@
     </w:p>
     <w:p>
       <w:pPr>
-        <w:pStyle w:val="29"/>
+        <w:pStyle w:val="a1"/>
         <w:keepNext w:val="0"/>
         <w:keepLines w:val="0"/>
         <w:pageBreakBefore w:val="0"/>
@@ -6838,7 +6719,7 @@
         <w:bidi w:val="0"/>
         <w:adjustRightInd w:val="0"/>
         <w:snapToGrid w:val="0"/>
-        <w:ind w:left="425" w:leftChars="0" w:hanging="425" w:firstLineChars="0"/>
+        <w:ind w:left="425" w:hanging="425" w:leftChars="0" w:firstLineChars="0"/>
         <w:textAlignment w:val="baseline"/>
         <w:rPr>
           <w:rFonts w:hint="eastAsia"/>
@@ -6855,7 +6736,7 @@
     </w:p>
     <w:p>
       <w:pPr>
-        <w:pStyle w:val="29"/>
+        <w:pStyle w:val="a1"/>
         <w:keepNext w:val="0"/>
         <w:keepLines w:val="0"/>
         <w:pageBreakBefore w:val="0"/>
@@ -6873,7 +6754,7 @@
         <w:bidi w:val="0"/>
         <w:adjustRightInd w:val="0"/>
         <w:snapToGrid w:val="0"/>
-        <w:ind w:left="425" w:leftChars="0" w:hanging="425" w:firstLineChars="0"/>
+        <w:ind w:left="425" w:hanging="425" w:leftChars="0" w:firstLineChars="0"/>
         <w:textAlignment w:val="baseline"/>
         <w:rPr>
           <w:rFonts w:hint="eastAsia"/>
@@ -6890,7 +6771,7 @@
     </w:p>
     <w:p>
       <w:pPr>
-        <w:pStyle w:val="29"/>
+        <w:pStyle w:val="a1"/>
         <w:keepNext w:val="0"/>
         <w:keepLines w:val="0"/>
         <w:pageBreakBefore w:val="0"/>
@@ -6908,7 +6789,7 @@
         <w:bidi w:val="0"/>
         <w:adjustRightInd w:val="0"/>
         <w:snapToGrid w:val="0"/>
-        <w:ind w:left="425" w:leftChars="0" w:hanging="425" w:firstLineChars="0"/>
+        <w:ind w:left="425" w:hanging="425" w:leftChars="0" w:firstLineChars="0"/>
         <w:textAlignment w:val="baseline"/>
         <w:rPr>
           <w:rFonts w:hint="eastAsia"/>
@@ -6925,7 +6806,7 @@
     </w:p>
     <w:p>
       <w:pPr>
-        <w:pStyle w:val="29"/>
+        <w:pStyle w:val="a1"/>
         <w:keepNext w:val="0"/>
         <w:keepLines w:val="0"/>
         <w:pageBreakBefore w:val="0"/>
@@ -6943,7 +6824,7 @@
         <w:bidi w:val="0"/>
         <w:adjustRightInd w:val="0"/>
         <w:snapToGrid w:val="0"/>
-        <w:ind w:left="425" w:leftChars="0" w:hanging="425" w:firstLineChars="0"/>
+        <w:ind w:left="425" w:hanging="425" w:leftChars="0" w:firstLineChars="0"/>
         <w:textAlignment w:val="baseline"/>
         <w:rPr>
           <w:rFonts w:hint="eastAsia"/>
@@ -6960,27 +6841,27 @@
     </w:p>
     <w:p>
       <w:pPr>
-        <w:pStyle w:val="30"/>
-        <w:keepNext w:val="0"/>
-        <w:keepLines w:val="0"/>
-        <w:pageBreakBefore w:val="0"/>
-        <w:widowControl w:val="0"/>
-        <w:kinsoku w:val="0"/>
-        <w:wordWrap/>
-        <w:overflowPunct/>
-        <w:topLinePunct w:val="0"/>
-        <w:autoSpaceDE w:val="0"/>
-        <w:autoSpaceDN w:val="0"/>
-        <w:bidi w:val="0"/>
-        <w:adjustRightInd w:val="0"/>
-        <w:snapToGrid w:val="0"/>
-        <w:textAlignment w:val="baseline"/>
-        <w:rPr>
-          <w:rFonts w:hint="eastAsia"/>
-          <w:lang w:val="en-US" w:eastAsia="zh-CN"/>
-        </w:rPr>
-      </w:pPr>
-      <w:bookmarkStart w:id="23" w:name="_Toc12792"/>
+        <w:pStyle w:val="2"/>
+        <w:keepNext w:val="0"/>
+        <w:keepLines w:val="0"/>
+        <w:pageBreakBefore w:val="0"/>
+        <w:widowControl w:val="0"/>
+        <w:kinsoku w:val="0"/>
+        <w:wordWrap/>
+        <w:overflowPunct/>
+        <w:topLinePunct w:val="0"/>
+        <w:autoSpaceDE w:val="0"/>
+        <w:autoSpaceDN w:val="0"/>
+        <w:bidi w:val="0"/>
+        <w:adjustRightInd w:val="0"/>
+        <w:snapToGrid w:val="0"/>
+        <w:textAlignment w:val="baseline"/>
+        <w:rPr>
+          <w:rFonts w:hint="eastAsia"/>
+          <w:lang w:val="en-US" w:eastAsia="zh-CN"/>
+        </w:rPr>
+      </w:pPr>
+      <w:bookmarkStart w:id="24" w:name="_Toc12792"/>
       <w:r>
         <w:rPr>
           <w:rFonts w:hint="eastAsia"/>
@@ -6988,11 +6869,11 @@
         </w:rPr>
         <w:t>评审会议与输出</w:t>
       </w:r>
-      <w:bookmarkEnd w:id="23"/>
-    </w:p>
-    <w:p>
-      <w:pPr>
-        <w:pStyle w:val="29"/>
+      <w:bookmarkEnd w:id="24"/>
+    </w:p>
+    <w:p>
+      <w:pPr>
+        <w:pStyle w:val="a1"/>
         <w:keepNext w:val="0"/>
         <w:keepLines w:val="0"/>
         <w:pageBreakBefore w:val="0"/>
@@ -7022,7 +6903,7 @@
     </w:p>
     <w:p>
       <w:pPr>
-        <w:pStyle w:val="29"/>
+        <w:pStyle w:val="a1"/>
         <w:keepNext w:val="0"/>
         <w:keepLines w:val="0"/>
         <w:pageBreakBefore w:val="0"/>
@@ -7052,7 +6933,7 @@
     </w:p>
     <w:p>
       <w:pPr>
-        <w:pStyle w:val="29"/>
+        <w:pStyle w:val="a1"/>
         <w:keepNext w:val="0"/>
         <w:keepLines w:val="0"/>
         <w:pageBreakBefore w:val="0"/>
@@ -7070,7 +6951,7 @@
         <w:bidi w:val="0"/>
         <w:adjustRightInd w:val="0"/>
         <w:snapToGrid w:val="0"/>
-        <w:ind w:left="425" w:leftChars="0" w:hanging="425" w:firstLineChars="0"/>
+        <w:ind w:left="425" w:hanging="425" w:leftChars="0" w:firstLineChars="0"/>
         <w:textAlignment w:val="baseline"/>
         <w:rPr>
           <w:rFonts w:hint="eastAsia"/>
@@ -7087,7 +6968,7 @@
     </w:p>
     <w:p>
       <w:pPr>
-        <w:pStyle w:val="29"/>
+        <w:pStyle w:val="a1"/>
         <w:keepNext w:val="0"/>
         <w:keepLines w:val="0"/>
         <w:pageBreakBefore w:val="0"/>
@@ -7105,7 +6986,7 @@
         <w:bidi w:val="0"/>
         <w:adjustRightInd w:val="0"/>
         <w:snapToGrid w:val="0"/>
-        <w:ind w:left="425" w:leftChars="0" w:hanging="425" w:firstLineChars="0"/>
+        <w:ind w:left="425" w:hanging="425" w:leftChars="0" w:firstLineChars="0"/>
         <w:textAlignment w:val="baseline"/>
         <w:rPr>
           <w:rFonts w:hint="eastAsia"/>
@@ -7122,7 +7003,7 @@
     </w:p>
     <w:p>
       <w:pPr>
-        <w:pStyle w:val="29"/>
+        <w:pStyle w:val="a1"/>
         <w:keepNext w:val="0"/>
         <w:keepLines w:val="0"/>
         <w:pageBreakBefore w:val="0"/>
@@ -7140,7 +7021,7 @@
         <w:bidi w:val="0"/>
         <w:adjustRightInd w:val="0"/>
         <w:snapToGrid w:val="0"/>
-        <w:ind w:left="425" w:leftChars="0" w:hanging="425" w:firstLineChars="0"/>
+        <w:ind w:left="425" w:hanging="425" w:leftChars="0" w:firstLineChars="0"/>
         <w:textAlignment w:val="baseline"/>
         <w:rPr>
           <w:rFonts w:hint="eastAsia"/>
@@ -7157,7 +7038,7 @@
     </w:p>
     <w:p>
       <w:pPr>
-        <w:pStyle w:val="29"/>
+        <w:pStyle w:val="a1"/>
         <w:keepNext w:val="0"/>
         <w:keepLines w:val="0"/>
         <w:pageBreakBefore w:val="0"/>
@@ -7175,7 +7056,7 @@
         <w:bidi w:val="0"/>
         <w:adjustRightInd w:val="0"/>
         <w:snapToGrid w:val="0"/>
-        <w:ind w:left="425" w:leftChars="0" w:hanging="425" w:firstLineChars="0"/>
+        <w:ind w:left="425" w:hanging="425" w:leftChars="0" w:firstLineChars="0"/>
         <w:textAlignment w:val="baseline"/>
         <w:rPr>
           <w:rFonts w:hint="eastAsia"/>
@@ -7192,7 +7073,7 @@
     </w:p>
     <w:p>
       <w:pPr>
-        <w:pStyle w:val="29"/>
+        <w:pStyle w:val="a1"/>
         <w:keepNext w:val="0"/>
         <w:keepLines w:val="0"/>
         <w:pageBreakBefore w:val="0"/>
@@ -7222,27 +7103,27 @@
     </w:p>
     <w:p>
       <w:pPr>
-        <w:pStyle w:val="30"/>
-        <w:keepNext w:val="0"/>
-        <w:keepLines w:val="0"/>
-        <w:pageBreakBefore w:val="0"/>
-        <w:widowControl w:val="0"/>
-        <w:kinsoku w:val="0"/>
-        <w:wordWrap/>
-        <w:overflowPunct/>
-        <w:topLinePunct w:val="0"/>
-        <w:autoSpaceDE w:val="0"/>
-        <w:autoSpaceDN w:val="0"/>
-        <w:bidi w:val="0"/>
-        <w:adjustRightInd w:val="0"/>
-        <w:snapToGrid w:val="0"/>
-        <w:textAlignment w:val="baseline"/>
-        <w:rPr>
-          <w:rFonts w:hint="eastAsia"/>
-          <w:lang w:val="en-US" w:eastAsia="zh-CN"/>
-        </w:rPr>
-      </w:pPr>
-      <w:bookmarkStart w:id="24" w:name="_Toc16243"/>
+        <w:pStyle w:val="2"/>
+        <w:keepNext w:val="0"/>
+        <w:keepLines w:val="0"/>
+        <w:pageBreakBefore w:val="0"/>
+        <w:widowControl w:val="0"/>
+        <w:kinsoku w:val="0"/>
+        <w:wordWrap/>
+        <w:overflowPunct/>
+        <w:topLinePunct w:val="0"/>
+        <w:autoSpaceDE w:val="0"/>
+        <w:autoSpaceDN w:val="0"/>
+        <w:bidi w:val="0"/>
+        <w:adjustRightInd w:val="0"/>
+        <w:snapToGrid w:val="0"/>
+        <w:textAlignment w:val="baseline"/>
+        <w:rPr>
+          <w:rFonts w:hint="eastAsia"/>
+          <w:lang w:val="en-US" w:eastAsia="zh-CN"/>
+        </w:rPr>
+      </w:pPr>
+      <w:bookmarkStart w:id="25" w:name="_Toc16243"/>
       <w:r>
         <w:rPr>
           <w:rFonts w:hint="eastAsia"/>
@@ -7250,11 +7131,11 @@
         </w:rPr>
         <w:t>决议跟踪与验证</w:t>
       </w:r>
-      <w:bookmarkEnd w:id="24"/>
-    </w:p>
-    <w:p>
-      <w:pPr>
-        <w:pStyle w:val="29"/>
+      <w:bookmarkEnd w:id="25"/>
+    </w:p>
+    <w:p>
+      <w:pPr>
+        <w:pStyle w:val="a1"/>
         <w:keepNext w:val="0"/>
         <w:keepLines w:val="0"/>
         <w:pageBreakBefore w:val="0"/>
@@ -7284,7 +7165,7 @@
     </w:p>
     <w:p>
       <w:pPr>
-        <w:pStyle w:val="29"/>
+        <w:pStyle w:val="a1"/>
         <w:keepNext w:val="0"/>
         <w:keepLines w:val="0"/>
         <w:pageBreakBefore w:val="0"/>
@@ -7314,7 +7195,7 @@
     </w:p>
     <w:p>
       <w:pPr>
-        <w:pStyle w:val="29"/>
+        <w:pStyle w:val="a1"/>
         <w:keepNext w:val="0"/>
         <w:keepLines w:val="0"/>
         <w:pageBreakBefore w:val="0"/>
@@ -7344,27 +7225,27 @@
     </w:p>
     <w:p>
       <w:pPr>
-        <w:pStyle w:val="28"/>
-        <w:keepNext w:val="0"/>
-        <w:keepLines w:val="0"/>
-        <w:pageBreakBefore w:val="0"/>
-        <w:widowControl w:val="0"/>
-        <w:kinsoku w:val="0"/>
-        <w:wordWrap/>
-        <w:overflowPunct/>
-        <w:topLinePunct w:val="0"/>
-        <w:autoSpaceDE w:val="0"/>
-        <w:autoSpaceDN w:val="0"/>
-        <w:bidi w:val="0"/>
-        <w:adjustRightInd w:val="0"/>
-        <w:snapToGrid w:val="0"/>
-        <w:textAlignment w:val="baseline"/>
-        <w:rPr>
-          <w:rFonts w:hint="eastAsia"/>
-          <w:lang w:val="en-US" w:eastAsia="zh-CN"/>
-        </w:rPr>
-      </w:pPr>
-      <w:bookmarkStart w:id="25" w:name="_Toc7834"/>
+        <w:pStyle w:val="1"/>
+        <w:keepNext w:val="0"/>
+        <w:keepLines w:val="0"/>
+        <w:pageBreakBefore w:val="0"/>
+        <w:widowControl w:val="0"/>
+        <w:kinsoku w:val="0"/>
+        <w:wordWrap/>
+        <w:overflowPunct/>
+        <w:topLinePunct w:val="0"/>
+        <w:autoSpaceDE w:val="0"/>
+        <w:autoSpaceDN w:val="0"/>
+        <w:bidi w:val="0"/>
+        <w:adjustRightInd w:val="0"/>
+        <w:snapToGrid w:val="0"/>
+        <w:textAlignment w:val="baseline"/>
+        <w:rPr>
+          <w:rFonts w:hint="eastAsia"/>
+          <w:lang w:val="en-US" w:eastAsia="zh-CN"/>
+        </w:rPr>
+      </w:pPr>
+      <w:bookmarkStart w:id="26" w:name="_Toc7834"/>
       <w:r>
         <w:rPr>
           <w:rFonts w:hint="eastAsia"/>
@@ -7372,31 +7253,31 @@
         </w:rPr>
         <w:t>质量管理活动流程</w:t>
       </w:r>
-      <w:bookmarkEnd w:id="25"/>
-    </w:p>
-    <w:p>
-      <w:pPr>
-        <w:pStyle w:val="30"/>
-        <w:keepNext w:val="0"/>
-        <w:keepLines w:val="0"/>
-        <w:pageBreakBefore w:val="0"/>
-        <w:widowControl w:val="0"/>
-        <w:kinsoku w:val="0"/>
-        <w:wordWrap/>
-        <w:overflowPunct/>
-        <w:topLinePunct w:val="0"/>
-        <w:autoSpaceDE w:val="0"/>
-        <w:autoSpaceDN w:val="0"/>
-        <w:bidi w:val="0"/>
-        <w:adjustRightInd w:val="0"/>
-        <w:snapToGrid w:val="0"/>
-        <w:textAlignment w:val="baseline"/>
-        <w:rPr>
-          <w:rFonts w:hint="eastAsia"/>
-          <w:lang w:val="en-US" w:eastAsia="zh-CN"/>
-        </w:rPr>
-      </w:pPr>
-      <w:bookmarkStart w:id="26" w:name="_Toc23696"/>
+      <w:bookmarkEnd w:id="26"/>
+    </w:p>
+    <w:p>
+      <w:pPr>
+        <w:pStyle w:val="2"/>
+        <w:keepNext w:val="0"/>
+        <w:keepLines w:val="0"/>
+        <w:pageBreakBefore w:val="0"/>
+        <w:widowControl w:val="0"/>
+        <w:kinsoku w:val="0"/>
+        <w:wordWrap/>
+        <w:overflowPunct/>
+        <w:topLinePunct w:val="0"/>
+        <w:autoSpaceDE w:val="0"/>
+        <w:autoSpaceDN w:val="0"/>
+        <w:bidi w:val="0"/>
+        <w:adjustRightInd w:val="0"/>
+        <w:snapToGrid w:val="0"/>
+        <w:textAlignment w:val="baseline"/>
+        <w:rPr>
+          <w:rFonts w:hint="eastAsia"/>
+          <w:lang w:val="en-US" w:eastAsia="zh-CN"/>
+        </w:rPr>
+      </w:pPr>
+      <w:bookmarkStart w:id="27" w:name="_Toc23696"/>
       <w:r>
         <w:rPr>
           <w:rFonts w:hint="eastAsia"/>
@@ -7404,11 +7285,11 @@
         </w:rPr>
         <w:t>流程总述</w:t>
       </w:r>
-      <w:bookmarkEnd w:id="26"/>
-    </w:p>
-    <w:p>
-      <w:pPr>
-        <w:pStyle w:val="29"/>
+      <w:bookmarkEnd w:id="27"/>
+    </w:p>
+    <w:p>
+      <w:pPr>
+        <w:pStyle w:val="a1"/>
         <w:keepNext w:val="0"/>
         <w:keepLines w:val="0"/>
         <w:pageBreakBefore w:val="0"/>
@@ -7438,27 +7319,27 @@
     </w:p>
     <w:p>
       <w:pPr>
-        <w:pStyle w:val="30"/>
-        <w:keepNext w:val="0"/>
-        <w:keepLines w:val="0"/>
-        <w:pageBreakBefore w:val="0"/>
-        <w:widowControl w:val="0"/>
-        <w:kinsoku w:val="0"/>
-        <w:wordWrap/>
-        <w:overflowPunct/>
-        <w:topLinePunct w:val="0"/>
-        <w:autoSpaceDE w:val="0"/>
-        <w:autoSpaceDN w:val="0"/>
-        <w:bidi w:val="0"/>
-        <w:adjustRightInd w:val="0"/>
-        <w:snapToGrid w:val="0"/>
-        <w:textAlignment w:val="baseline"/>
-        <w:rPr>
-          <w:rFonts w:hint="eastAsia"/>
-          <w:lang w:val="en-US" w:eastAsia="zh-CN"/>
-        </w:rPr>
-      </w:pPr>
-      <w:bookmarkStart w:id="27" w:name="_Toc31196"/>
+        <w:pStyle w:val="2"/>
+        <w:keepNext w:val="0"/>
+        <w:keepLines w:val="0"/>
+        <w:pageBreakBefore w:val="0"/>
+        <w:widowControl w:val="0"/>
+        <w:kinsoku w:val="0"/>
+        <w:wordWrap/>
+        <w:overflowPunct/>
+        <w:topLinePunct w:val="0"/>
+        <w:autoSpaceDE w:val="0"/>
+        <w:autoSpaceDN w:val="0"/>
+        <w:bidi w:val="0"/>
+        <w:adjustRightInd w:val="0"/>
+        <w:snapToGrid w:val="0"/>
+        <w:textAlignment w:val="baseline"/>
+        <w:rPr>
+          <w:rFonts w:hint="eastAsia"/>
+          <w:lang w:val="en-US" w:eastAsia="zh-CN"/>
+        </w:rPr>
+      </w:pPr>
+      <w:bookmarkStart w:id="28" w:name="_Toc31196"/>
       <w:r>
         <w:rPr>
           <w:rFonts w:hint="eastAsia"/>
@@ -7466,11 +7347,11 @@
         </w:rPr>
         <w:t>质量策划与目标设定</w:t>
       </w:r>
-      <w:bookmarkEnd w:id="27"/>
-    </w:p>
-    <w:p>
-      <w:pPr>
-        <w:pStyle w:val="29"/>
+      <w:bookmarkEnd w:id="28"/>
+    </w:p>
+    <w:p>
+      <w:pPr>
+        <w:pStyle w:val="a1"/>
         <w:keepNext w:val="0"/>
         <w:keepLines w:val="0"/>
         <w:pageBreakBefore w:val="0"/>
@@ -7500,27 +7381,27 @@
     </w:p>
     <w:p>
       <w:pPr>
-        <w:pStyle w:val="30"/>
-        <w:keepNext w:val="0"/>
-        <w:keepLines w:val="0"/>
-        <w:pageBreakBefore w:val="0"/>
-        <w:widowControl w:val="0"/>
-        <w:kinsoku w:val="0"/>
-        <w:wordWrap/>
-        <w:overflowPunct/>
-        <w:topLinePunct w:val="0"/>
-        <w:autoSpaceDE w:val="0"/>
-        <w:autoSpaceDN w:val="0"/>
-        <w:bidi w:val="0"/>
-        <w:adjustRightInd w:val="0"/>
-        <w:snapToGrid w:val="0"/>
-        <w:textAlignment w:val="baseline"/>
-        <w:rPr>
-          <w:rFonts w:hint="eastAsia"/>
-          <w:lang w:val="en-US" w:eastAsia="zh-CN"/>
-        </w:rPr>
-      </w:pPr>
-      <w:bookmarkStart w:id="28" w:name="_Toc8224"/>
+        <w:pStyle w:val="2"/>
+        <w:keepNext w:val="0"/>
+        <w:keepLines w:val="0"/>
+        <w:pageBreakBefore w:val="0"/>
+        <w:widowControl w:val="0"/>
+        <w:kinsoku w:val="0"/>
+        <w:wordWrap/>
+        <w:overflowPunct/>
+        <w:topLinePunct w:val="0"/>
+        <w:autoSpaceDE w:val="0"/>
+        <w:autoSpaceDN w:val="0"/>
+        <w:bidi w:val="0"/>
+        <w:adjustRightInd w:val="0"/>
+        <w:snapToGrid w:val="0"/>
+        <w:textAlignment w:val="baseline"/>
+        <w:rPr>
+          <w:rFonts w:hint="eastAsia"/>
+          <w:lang w:val="en-US" w:eastAsia="zh-CN"/>
+        </w:rPr>
+      </w:pPr>
+      <w:bookmarkStart w:id="29" w:name="_Toc8224"/>
       <w:r>
         <w:rPr>
           <w:rFonts w:hint="eastAsia"/>
@@ -7528,11 +7409,11 @@
         </w:rPr>
         <w:t>质量监控与检查</w:t>
       </w:r>
-      <w:bookmarkEnd w:id="28"/>
-    </w:p>
-    <w:p>
-      <w:pPr>
-        <w:pStyle w:val="29"/>
+      <w:bookmarkEnd w:id="29"/>
+    </w:p>
+    <w:p>
+      <w:pPr>
+        <w:pStyle w:val="a1"/>
         <w:keepNext w:val="0"/>
         <w:keepLines w:val="0"/>
         <w:pageBreakBefore w:val="0"/>
@@ -7562,7 +7443,7 @@
     </w:p>
     <w:p>
       <w:pPr>
-        <w:pStyle w:val="29"/>
+        <w:pStyle w:val="a1"/>
         <w:keepNext w:val="0"/>
         <w:keepLines w:val="0"/>
         <w:pageBreakBefore w:val="0"/>
@@ -7592,7 +7473,7 @@
     </w:p>
     <w:p>
       <w:pPr>
-        <w:pStyle w:val="29"/>
+        <w:pStyle w:val="a1"/>
         <w:keepNext w:val="0"/>
         <w:keepLines w:val="0"/>
         <w:pageBreakBefore w:val="0"/>
@@ -7622,27 +7503,27 @@
     </w:p>
     <w:p>
       <w:pPr>
-        <w:pStyle w:val="30"/>
-        <w:keepNext w:val="0"/>
-        <w:keepLines w:val="0"/>
-        <w:pageBreakBefore w:val="0"/>
-        <w:widowControl w:val="0"/>
-        <w:kinsoku w:val="0"/>
-        <w:wordWrap/>
-        <w:overflowPunct/>
-        <w:topLinePunct w:val="0"/>
-        <w:autoSpaceDE w:val="0"/>
-        <w:autoSpaceDN w:val="0"/>
-        <w:bidi w:val="0"/>
-        <w:adjustRightInd w:val="0"/>
-        <w:snapToGrid w:val="0"/>
-        <w:textAlignment w:val="baseline"/>
-        <w:rPr>
-          <w:rFonts w:hint="eastAsia"/>
-          <w:lang w:val="en-US" w:eastAsia="zh-CN"/>
-        </w:rPr>
-      </w:pPr>
-      <w:bookmarkStart w:id="29" w:name="_Toc26570"/>
+        <w:pStyle w:val="2"/>
+        <w:keepNext w:val="0"/>
+        <w:keepLines w:val="0"/>
+        <w:pageBreakBefore w:val="0"/>
+        <w:widowControl w:val="0"/>
+        <w:kinsoku w:val="0"/>
+        <w:wordWrap/>
+        <w:overflowPunct/>
+        <w:topLinePunct w:val="0"/>
+        <w:autoSpaceDE w:val="0"/>
+        <w:autoSpaceDN w:val="0"/>
+        <w:bidi w:val="0"/>
+        <w:adjustRightInd w:val="0"/>
+        <w:snapToGrid w:val="0"/>
+        <w:textAlignment w:val="baseline"/>
+        <w:rPr>
+          <w:rFonts w:hint="eastAsia"/>
+          <w:lang w:val="en-US" w:eastAsia="zh-CN"/>
+        </w:rPr>
+      </w:pPr>
+      <w:bookmarkStart w:id="30" w:name="_Toc26570"/>
       <w:r>
         <w:rPr>
           <w:rFonts w:hint="eastAsia"/>
@@ -7650,11 +7531,11 @@
         </w:rPr>
         <w:t>数据分析与改进识别</w:t>
       </w:r>
-      <w:bookmarkEnd w:id="29"/>
-    </w:p>
-    <w:p>
-      <w:pPr>
-        <w:pStyle w:val="29"/>
+      <w:bookmarkEnd w:id="30"/>
+    </w:p>
+    <w:p>
+      <w:pPr>
+        <w:pStyle w:val="a1"/>
         <w:keepNext w:val="0"/>
         <w:keepLines w:val="0"/>
         <w:pageBreakBefore w:val="0"/>
@@ -7684,7 +7565,7 @@
     </w:p>
     <w:p>
       <w:pPr>
-        <w:pStyle w:val="29"/>
+        <w:pStyle w:val="a1"/>
         <w:keepNext w:val="0"/>
         <w:keepLines w:val="0"/>
         <w:pageBreakBefore w:val="0"/>
@@ -7714,7 +7595,7 @@
     </w:p>
     <w:p>
       <w:pPr>
-        <w:pStyle w:val="29"/>
+        <w:pStyle w:val="a1"/>
         <w:keepNext w:val="0"/>
         <w:keepLines w:val="0"/>
         <w:pageBreakBefore w:val="0"/>
@@ -7744,27 +7625,27 @@
     </w:p>
     <w:p>
       <w:pPr>
-        <w:pStyle w:val="30"/>
-        <w:keepNext w:val="0"/>
-        <w:keepLines w:val="0"/>
-        <w:pageBreakBefore w:val="0"/>
-        <w:widowControl w:val="0"/>
-        <w:kinsoku w:val="0"/>
-        <w:wordWrap/>
-        <w:overflowPunct/>
-        <w:topLinePunct w:val="0"/>
-        <w:autoSpaceDE w:val="0"/>
-        <w:autoSpaceDN w:val="0"/>
-        <w:bidi w:val="0"/>
-        <w:adjustRightInd w:val="0"/>
-        <w:snapToGrid w:val="0"/>
-        <w:textAlignment w:val="baseline"/>
-        <w:rPr>
-          <w:rFonts w:hint="eastAsia"/>
-          <w:lang w:val="en-US" w:eastAsia="zh-CN"/>
-        </w:rPr>
-      </w:pPr>
-      <w:bookmarkStart w:id="30" w:name="_Toc665"/>
+        <w:pStyle w:val="2"/>
+        <w:keepNext w:val="0"/>
+        <w:keepLines w:val="0"/>
+        <w:pageBreakBefore w:val="0"/>
+        <w:widowControl w:val="0"/>
+        <w:kinsoku w:val="0"/>
+        <w:wordWrap/>
+        <w:overflowPunct/>
+        <w:topLinePunct w:val="0"/>
+        <w:autoSpaceDE w:val="0"/>
+        <w:autoSpaceDN w:val="0"/>
+        <w:bidi w:val="0"/>
+        <w:adjustRightInd w:val="0"/>
+        <w:snapToGrid w:val="0"/>
+        <w:textAlignment w:val="baseline"/>
+        <w:rPr>
+          <w:rFonts w:hint="eastAsia"/>
+          <w:lang w:val="en-US" w:eastAsia="zh-CN"/>
+        </w:rPr>
+      </w:pPr>
+      <w:bookmarkStart w:id="31" w:name="_Toc665"/>
       <w:r>
         <w:rPr>
           <w:rFonts w:hint="eastAsia"/>
@@ -7772,11 +7653,11 @@
         </w:rPr>
         <w:t>改进实施与验证</w:t>
       </w:r>
-      <w:bookmarkEnd w:id="30"/>
-    </w:p>
-    <w:p>
-      <w:pPr>
-        <w:pStyle w:val="29"/>
+      <w:bookmarkEnd w:id="31"/>
+    </w:p>
+    <w:p>
+      <w:pPr>
+        <w:pStyle w:val="a1"/>
         <w:keepNext w:val="0"/>
         <w:keepLines w:val="0"/>
         <w:pageBreakBefore w:val="0"/>
@@ -7806,7 +7687,7 @@
     </w:p>
     <w:p>
       <w:pPr>
-        <w:pStyle w:val="29"/>
+        <w:pStyle w:val="a1"/>
         <w:keepNext w:val="0"/>
         <w:keepLines w:val="0"/>
         <w:pageBreakBefore w:val="0"/>
@@ -7836,7 +7717,7 @@
     </w:p>
     <w:p>
       <w:pPr>
-        <w:pStyle w:val="29"/>
+        <w:pStyle w:val="a1"/>
         <w:keepNext w:val="0"/>
         <w:keepLines w:val="0"/>
         <w:pageBreakBefore w:val="0"/>
@@ -7866,27 +7747,27 @@
     </w:p>
     <w:p>
       <w:pPr>
-        <w:pStyle w:val="30"/>
-        <w:keepNext w:val="0"/>
-        <w:keepLines w:val="0"/>
-        <w:pageBreakBefore w:val="0"/>
-        <w:widowControl w:val="0"/>
-        <w:kinsoku w:val="0"/>
-        <w:wordWrap/>
-        <w:overflowPunct/>
-        <w:topLinePunct w:val="0"/>
-        <w:autoSpaceDE w:val="0"/>
-        <w:autoSpaceDN w:val="0"/>
-        <w:bidi w:val="0"/>
-        <w:adjustRightInd w:val="0"/>
-        <w:snapToGrid w:val="0"/>
-        <w:textAlignment w:val="baseline"/>
-        <w:rPr>
-          <w:rFonts w:hint="eastAsia"/>
-          <w:lang w:val="en-US" w:eastAsia="zh-CN"/>
-        </w:rPr>
-      </w:pPr>
-      <w:bookmarkStart w:id="31" w:name="_Toc14648"/>
+        <w:pStyle w:val="2"/>
+        <w:keepNext w:val="0"/>
+        <w:keepLines w:val="0"/>
+        <w:pageBreakBefore w:val="0"/>
+        <w:widowControl w:val="0"/>
+        <w:kinsoku w:val="0"/>
+        <w:wordWrap/>
+        <w:overflowPunct/>
+        <w:topLinePunct w:val="0"/>
+        <w:autoSpaceDE w:val="0"/>
+        <w:autoSpaceDN w:val="0"/>
+        <w:bidi w:val="0"/>
+        <w:adjustRightInd w:val="0"/>
+        <w:snapToGrid w:val="0"/>
+        <w:textAlignment w:val="baseline"/>
+        <w:rPr>
+          <w:rFonts w:hint="eastAsia"/>
+          <w:lang w:val="en-US" w:eastAsia="zh-CN"/>
+        </w:rPr>
+      </w:pPr>
+      <w:bookmarkStart w:id="32" w:name="_Toc14648"/>
       <w:r>
         <w:rPr>
           <w:rFonts w:hint="eastAsia"/>
@@ -7894,11 +7775,11 @@
         </w:rPr>
         <w:t>知识固化</w:t>
       </w:r>
-      <w:bookmarkEnd w:id="31"/>
-    </w:p>
-    <w:p>
-      <w:pPr>
-        <w:pStyle w:val="29"/>
+      <w:bookmarkEnd w:id="32"/>
+    </w:p>
+    <w:p>
+      <w:pPr>
+        <w:pStyle w:val="a1"/>
         <w:keepNext w:val="0"/>
         <w:keepLines w:val="0"/>
         <w:pageBreakBefore w:val="0"/>
@@ -7928,27 +7809,27 @@
     </w:p>
     <w:p>
       <w:pPr>
-        <w:pStyle w:val="28"/>
-        <w:keepNext w:val="0"/>
-        <w:keepLines w:val="0"/>
-        <w:pageBreakBefore w:val="0"/>
-        <w:widowControl w:val="0"/>
-        <w:kinsoku w:val="0"/>
-        <w:wordWrap/>
-        <w:overflowPunct/>
-        <w:topLinePunct w:val="0"/>
-        <w:autoSpaceDE w:val="0"/>
-        <w:autoSpaceDN w:val="0"/>
-        <w:bidi w:val="0"/>
-        <w:adjustRightInd w:val="0"/>
-        <w:snapToGrid w:val="0"/>
-        <w:textAlignment w:val="baseline"/>
-        <w:rPr>
-          <w:rFonts w:hint="eastAsia"/>
-          <w:lang w:val="en-US" w:eastAsia="zh-CN"/>
-        </w:rPr>
-      </w:pPr>
-      <w:bookmarkStart w:id="32" w:name="_Toc10985"/>
+        <w:pStyle w:val="1"/>
+        <w:keepNext w:val="0"/>
+        <w:keepLines w:val="0"/>
+        <w:pageBreakBefore w:val="0"/>
+        <w:widowControl w:val="0"/>
+        <w:kinsoku w:val="0"/>
+        <w:wordWrap/>
+        <w:overflowPunct/>
+        <w:topLinePunct w:val="0"/>
+        <w:autoSpaceDE w:val="0"/>
+        <w:autoSpaceDN w:val="0"/>
+        <w:bidi w:val="0"/>
+        <w:adjustRightInd w:val="0"/>
+        <w:snapToGrid w:val="0"/>
+        <w:textAlignment w:val="baseline"/>
+        <w:rPr>
+          <w:rFonts w:hint="eastAsia"/>
+          <w:lang w:val="en-US" w:eastAsia="zh-CN"/>
+        </w:rPr>
+      </w:pPr>
+      <w:bookmarkStart w:id="33" w:name="_Toc10985"/>
       <w:r>
         <w:rPr>
           <w:rFonts w:hint="eastAsia"/>
@@ -7956,23 +7837,22 @@
         </w:rPr>
         <w:t>考核指标</w:t>
       </w:r>
-      <w:bookmarkEnd w:id="32"/>
+      <w:bookmarkEnd w:id="33"/>
     </w:p>
     <w:tbl>
       <w:tblPr>
-        <w:tblStyle w:val="20"/>
+        <w:tblStyle w:val="TableNormal"/>
         <w:tblW w:w="7675" w:type="dxa"/>
         <w:tblInd w:w="96" w:type="dxa"/>
         <w:tblBorders>
-          <w:top w:val="none" w:color="auto" w:sz="0" w:space="0"/>
-          <w:left w:val="none" w:color="auto" w:sz="0" w:space="0"/>
-          <w:bottom w:val="none" w:color="auto" w:sz="0" w:space="0"/>
-          <w:right w:val="none" w:color="auto" w:sz="0" w:space="0"/>
-          <w:insideH w:val="none" w:color="auto" w:sz="0" w:space="0"/>
-          <w:insideV w:val="none" w:color="auto" w:sz="0" w:space="0"/>
+          <w:top w:val="nil"/>
+          <w:left w:val="nil"/>
+          <w:bottom w:val="nil"/>
+          <w:right w:val="nil"/>
+          <w:insideH w:val="nil"/>
+          <w:insideV w:val="nil"/>
         </w:tblBorders>
         <w:shd w:val="clear" w:color="auto" w:fill="auto"/>
-        <w:tblLayout w:type="autofit"/>
         <w:tblCellMar>
           <w:top w:w="0" w:type="dxa"/>
           <w:left w:w="108" w:type="dxa"/>
@@ -7988,13 +7868,15 @@
       </w:tblGrid>
       <w:tr>
         <w:tblPrEx>
+          <w:tblW w:w="7675" w:type="dxa"/>
+          <w:tblInd w:w="96" w:type="dxa"/>
           <w:tblBorders>
-            <w:top w:val="none" w:color="auto" w:sz="0" w:space="0"/>
-            <w:left w:val="none" w:color="auto" w:sz="0" w:space="0"/>
-            <w:bottom w:val="none" w:color="auto" w:sz="0" w:space="0"/>
-            <w:right w:val="none" w:color="auto" w:sz="0" w:space="0"/>
-            <w:insideH w:val="none" w:color="auto" w:sz="0" w:space="0"/>
-            <w:insideV w:val="none" w:color="auto" w:sz="0" w:space="0"/>
+            <w:top w:val="nil"/>
+            <w:left w:val="nil"/>
+            <w:bottom w:val="nil"/>
+            <w:right w:val="nil"/>
+            <w:insideH w:val="nil"/>
+            <w:insideV w:val="nil"/>
           </w:tblBorders>
           <w:shd w:val="clear" w:color="auto" w:fill="auto"/>
           <w:tblCellMar>
@@ -8005,16 +7887,16 @@
           </w:tblCellMar>
         </w:tblPrEx>
         <w:trPr>
-          <w:trHeight w:val="493" w:hRule="atLeast"/>
+          <w:trHeight w:val="493"/>
         </w:trPr>
         <w:tc>
           <w:tcPr>
             <w:tcW w:w="1663" w:type="dxa"/>
             <w:tcBorders>
-              <w:top w:val="single" w:color="000000" w:sz="4" w:space="0"/>
-              <w:left w:val="single" w:color="000000" w:sz="4" w:space="0"/>
-              <w:bottom w:val="single" w:color="000000" w:sz="4" w:space="0"/>
-              <w:right w:val="single" w:color="000000" w:sz="4" w:space="0"/>
+              <w:top w:val="single" w:sz="4" w:space="0" w:color="000000"/>
+              <w:left w:val="single" w:sz="4" w:space="0" w:color="000000"/>
+              <w:bottom w:val="single" w:sz="4" w:space="0" w:color="000000"/>
+              <w:right w:val="single" w:sz="4" w:space="0" w:color="000000"/>
             </w:tcBorders>
             <w:shd w:val="clear" w:color="auto" w:fill="C0C0C0"/>
             <w:vAlign w:val="center"/>
@@ -8028,7 +7910,7 @@
               <w:jc w:val="center"/>
               <w:textAlignment w:val="center"/>
               <w:rPr>
-                <w:rFonts w:hint="default" w:ascii="楷体_GB2312" w:hAnsi="宋体" w:eastAsia="楷体_GB2312" w:cs="楷体_GB2312"/>
+                <w:rFonts w:ascii="楷体_GB2312" w:eastAsia="楷体_GB2312" w:hAnsi="宋体" w:cs="楷体_GB2312" w:hint="default"/>
                 <w:b/>
                 <w:bCs/>
                 <w:i w:val="0"/>
@@ -8041,7 +7923,7 @@
             </w:pPr>
             <w:r>
               <w:rPr>
-                <w:rFonts w:hint="default" w:ascii="楷体_GB2312" w:hAnsi="宋体" w:eastAsia="楷体_GB2312" w:cs="楷体_GB2312"/>
+                <w:rFonts w:ascii="楷体_GB2312" w:eastAsia="楷体_GB2312" w:hAnsi="宋体" w:cs="楷体_GB2312" w:hint="default"/>
                 <w:b/>
                 <w:bCs/>
                 <w:i w:val="0"/>
@@ -8062,10 +7944,10 @@
           <w:tcPr>
             <w:tcW w:w="1152" w:type="dxa"/>
             <w:tcBorders>
-              <w:top w:val="single" w:color="000000" w:sz="4" w:space="0"/>
-              <w:left w:val="single" w:color="000000" w:sz="4" w:space="0"/>
-              <w:bottom w:val="single" w:color="000000" w:sz="4" w:space="0"/>
-              <w:right w:val="single" w:color="000000" w:sz="4" w:space="0"/>
+              <w:top w:val="single" w:sz="4" w:space="0" w:color="000000"/>
+              <w:left w:val="single" w:sz="4" w:space="0" w:color="000000"/>
+              <w:bottom w:val="single" w:sz="4" w:space="0" w:color="000000"/>
+              <w:right w:val="single" w:sz="4" w:space="0" w:color="000000"/>
             </w:tcBorders>
             <w:shd w:val="clear" w:color="auto" w:fill="C0C0C0"/>
             <w:vAlign w:val="center"/>
@@ -8079,7 +7961,7 @@
               <w:jc w:val="center"/>
               <w:textAlignment w:val="center"/>
               <w:rPr>
-                <w:rFonts w:hint="default" w:ascii="楷体_GB2312" w:hAnsi="宋体" w:eastAsia="楷体_GB2312" w:cs="楷体_GB2312"/>
+                <w:rFonts w:ascii="楷体_GB2312" w:eastAsia="楷体_GB2312" w:hAnsi="宋体" w:cs="楷体_GB2312" w:hint="default"/>
                 <w:b/>
                 <w:bCs/>
                 <w:i w:val="0"/>
@@ -8092,7 +7974,7 @@
             </w:pPr>
             <w:r>
               <w:rPr>
-                <w:rFonts w:hint="default" w:ascii="楷体_GB2312" w:hAnsi="宋体" w:eastAsia="楷体_GB2312" w:cs="楷体_GB2312"/>
+                <w:rFonts w:ascii="楷体_GB2312" w:eastAsia="楷体_GB2312" w:hAnsi="宋体" w:cs="楷体_GB2312" w:hint="default"/>
                 <w:b/>
                 <w:bCs/>
                 <w:i w:val="0"/>
@@ -8113,10 +7995,10 @@
           <w:tcPr>
             <w:tcW w:w="3552" w:type="dxa"/>
             <w:tcBorders>
-              <w:top w:val="single" w:color="000000" w:sz="4" w:space="0"/>
-              <w:left w:val="single" w:color="000000" w:sz="4" w:space="0"/>
-              <w:bottom w:val="single" w:color="000000" w:sz="4" w:space="0"/>
-              <w:right w:val="single" w:color="000000" w:sz="4" w:space="0"/>
+              <w:top w:val="single" w:sz="4" w:space="0" w:color="000000"/>
+              <w:left w:val="single" w:sz="4" w:space="0" w:color="000000"/>
+              <w:bottom w:val="single" w:sz="4" w:space="0" w:color="000000"/>
+              <w:right w:val="single" w:sz="4" w:space="0" w:color="000000"/>
             </w:tcBorders>
             <w:shd w:val="clear" w:color="auto" w:fill="C0C0C0"/>
             <w:vAlign w:val="center"/>
@@ -8130,7 +8012,7 @@
               <w:jc w:val="center"/>
               <w:textAlignment w:val="center"/>
               <w:rPr>
-                <w:rFonts w:hint="default" w:ascii="楷体_GB2312" w:hAnsi="宋体" w:eastAsia="楷体_GB2312" w:cs="楷体_GB2312"/>
+                <w:rFonts w:ascii="楷体_GB2312" w:eastAsia="楷体_GB2312" w:hAnsi="宋体" w:cs="楷体_GB2312" w:hint="default"/>
                 <w:b/>
                 <w:bCs/>
                 <w:i w:val="0"/>
@@ -8143,7 +8025,7 @@
             </w:pPr>
             <w:r>
               <w:rPr>
-                <w:rFonts w:hint="default" w:ascii="楷体_GB2312" w:hAnsi="宋体" w:eastAsia="楷体_GB2312" w:cs="楷体_GB2312"/>
+                <w:rFonts w:ascii="楷体_GB2312" w:eastAsia="楷体_GB2312" w:hAnsi="宋体" w:cs="楷体_GB2312" w:hint="default"/>
                 <w:b/>
                 <w:bCs/>
                 <w:i w:val="0"/>
@@ -8164,10 +8046,10 @@
           <w:tcPr>
             <w:tcW w:w="1308" w:type="dxa"/>
             <w:tcBorders>
-              <w:top w:val="single" w:color="000000" w:sz="4" w:space="0"/>
-              <w:left w:val="single" w:color="000000" w:sz="4" w:space="0"/>
-              <w:bottom w:val="single" w:color="000000" w:sz="4" w:space="0"/>
-              <w:right w:val="single" w:color="000000" w:sz="4" w:space="0"/>
+              <w:top w:val="single" w:sz="4" w:space="0" w:color="000000"/>
+              <w:left w:val="single" w:sz="4" w:space="0" w:color="000000"/>
+              <w:bottom w:val="single" w:sz="4" w:space="0" w:color="000000"/>
+              <w:right w:val="single" w:sz="4" w:space="0" w:color="000000"/>
             </w:tcBorders>
             <w:shd w:val="clear" w:color="auto" w:fill="C0C0C0"/>
             <w:vAlign w:val="center"/>
@@ -8181,7 +8063,7 @@
               <w:jc w:val="center"/>
               <w:textAlignment w:val="center"/>
               <w:rPr>
-                <w:rFonts w:hint="default" w:ascii="楷体_GB2312" w:hAnsi="宋体" w:eastAsia="楷体_GB2312" w:cs="楷体_GB2312"/>
+                <w:rFonts w:ascii="楷体_GB2312" w:eastAsia="楷体_GB2312" w:hAnsi="宋体" w:cs="楷体_GB2312" w:hint="default"/>
                 <w:b/>
                 <w:bCs/>
                 <w:i w:val="0"/>
@@ -8194,7 +8076,7 @@
             </w:pPr>
             <w:r>
               <w:rPr>
-                <w:rFonts w:hint="default" w:ascii="楷体_GB2312" w:hAnsi="宋体" w:eastAsia="楷体_GB2312" w:cs="楷体_GB2312"/>
+                <w:rFonts w:ascii="楷体_GB2312" w:eastAsia="楷体_GB2312" w:hAnsi="宋体" w:cs="楷体_GB2312" w:hint="default"/>
                 <w:b/>
                 <w:bCs/>
                 <w:i w:val="0"/>
@@ -8214,14 +8096,8 @@
       </w:tr>
       <w:tr>
         <w:tblPrEx>
-          <w:tblBorders>
-            <w:top w:val="none" w:color="auto" w:sz="0" w:space="0"/>
-            <w:left w:val="none" w:color="auto" w:sz="0" w:space="0"/>
-            <w:bottom w:val="none" w:color="auto" w:sz="0" w:space="0"/>
-            <w:right w:val="none" w:color="auto" w:sz="0" w:space="0"/>
-            <w:insideH w:val="none" w:color="auto" w:sz="0" w:space="0"/>
-            <w:insideV w:val="none" w:color="auto" w:sz="0" w:space="0"/>
-          </w:tblBorders>
+          <w:tblW w:w="7675" w:type="dxa"/>
+          <w:tblInd w:w="96" w:type="dxa"/>
           <w:shd w:val="clear" w:color="auto" w:fill="auto"/>
           <w:tblCellMar>
             <w:top w:w="0" w:type="dxa"/>
@@ -8231,16 +8107,16 @@
           </w:tblCellMar>
         </w:tblPrEx>
         <w:trPr>
-          <w:trHeight w:val="493" w:hRule="atLeast"/>
+          <w:trHeight w:val="493"/>
         </w:trPr>
         <w:tc>
           <w:tcPr>
             <w:tcW w:w="1663" w:type="dxa"/>
             <w:tcBorders>
-              <w:top w:val="single" w:color="000000" w:sz="4" w:space="0"/>
-              <w:left w:val="single" w:color="000000" w:sz="4" w:space="0"/>
-              <w:bottom w:val="single" w:color="000000" w:sz="4" w:space="0"/>
-              <w:right w:val="single" w:color="000000" w:sz="4" w:space="0"/>
+              <w:top w:val="single" w:sz="4" w:space="0" w:color="000000"/>
+              <w:left w:val="single" w:sz="4" w:space="0" w:color="000000"/>
+              <w:bottom w:val="single" w:sz="4" w:space="0" w:color="000000"/>
+              <w:right w:val="single" w:sz="4" w:space="0" w:color="000000"/>
             </w:tcBorders>
             <w:shd w:val="clear" w:color="auto" w:fill="auto"/>
             <w:vAlign w:val="center"/>
@@ -8251,11 +8127,11 @@
               <w:keepLines w:val="0"/>
               <w:widowControl/>
               <w:suppressLineNumbers w:val="0"/>
-              <w:ind w:left="0" w:leftChars="0" w:right="0" w:rightChars="0" w:firstLine="0" w:firstLineChars="0"/>
+              <w:ind w:left="0" w:right="0" w:firstLine="0" w:leftChars="0" w:rightChars="0" w:firstLineChars="0"/>
               <w:jc w:val="center"/>
               <w:textAlignment w:val="center"/>
               <w:rPr>
-                <w:rFonts w:hint="default" w:ascii="楷体_GB2312" w:hAnsi="宋体" w:eastAsia="楷体_GB2312" w:cs="楷体_GB2312"/>
+                <w:rFonts w:ascii="楷体_GB2312" w:eastAsia="楷体_GB2312" w:hAnsi="宋体" w:cs="楷体_GB2312" w:hint="default"/>
                 <w:b/>
                 <w:bCs/>
                 <w:i w:val="0"/>
@@ -8271,7 +8147,7 @@
             </w:pPr>
             <w:r>
               <w:rPr>
-                <w:rFonts w:hint="eastAsia" w:ascii="宋体" w:hAnsi="宋体" w:eastAsia="宋体" w:cs="宋体"/>
+                <w:rFonts w:ascii="宋体" w:eastAsia="宋体" w:hAnsi="宋体" w:cs="宋体" w:hint="eastAsia"/>
                 <w:i w:val="0"/>
                 <w:iCs w:val="0"/>
                 <w:snapToGrid w:val="0"/>
@@ -8290,10 +8166,10 @@
           <w:tcPr>
             <w:tcW w:w="1152" w:type="dxa"/>
             <w:tcBorders>
-              <w:top w:val="single" w:color="000000" w:sz="4" w:space="0"/>
-              <w:left w:val="single" w:color="000000" w:sz="4" w:space="0"/>
-              <w:bottom w:val="single" w:color="000000" w:sz="4" w:space="0"/>
-              <w:right w:val="single" w:color="000000" w:sz="4" w:space="0"/>
+              <w:top w:val="single" w:sz="4" w:space="0" w:color="000000"/>
+              <w:left w:val="single" w:sz="4" w:space="0" w:color="000000"/>
+              <w:bottom w:val="single" w:sz="4" w:space="0" w:color="000000"/>
+              <w:right w:val="single" w:sz="4" w:space="0" w:color="000000"/>
             </w:tcBorders>
             <w:shd w:val="clear" w:color="auto" w:fill="auto"/>
             <w:vAlign w:val="center"/>
@@ -8307,7 +8183,7 @@
               <w:jc w:val="left"/>
               <w:textAlignment w:val="center"/>
               <w:rPr>
-                <w:rFonts w:hint="default" w:ascii="楷体_GB2312" w:hAnsi="宋体" w:eastAsia="楷体_GB2312" w:cs="楷体_GB2312"/>
+                <w:rFonts w:ascii="楷体_GB2312" w:eastAsia="楷体_GB2312" w:hAnsi="宋体" w:cs="楷体_GB2312" w:hint="default"/>
                 <w:b/>
                 <w:bCs/>
                 <w:i w:val="0"/>
@@ -8323,7 +8199,7 @@
             </w:pPr>
             <w:r>
               <w:rPr>
-                <w:rFonts w:hint="eastAsia" w:ascii="宋体" w:hAnsi="宋体" w:eastAsia="宋体" w:cs="宋体"/>
+                <w:rFonts w:ascii="宋体" w:eastAsia="宋体" w:hAnsi="宋体" w:cs="宋体" w:hint="eastAsia"/>
                 <w:i w:val="0"/>
                 <w:iCs w:val="0"/>
                 <w:snapToGrid w:val="0"/>
@@ -8342,10 +8218,10 @@
           <w:tcPr>
             <w:tcW w:w="3552" w:type="dxa"/>
             <w:tcBorders>
-              <w:top w:val="single" w:color="000000" w:sz="4" w:space="0"/>
-              <w:left w:val="single" w:color="000000" w:sz="4" w:space="0"/>
-              <w:bottom w:val="single" w:color="000000" w:sz="4" w:space="0"/>
-              <w:right w:val="single" w:color="000000" w:sz="4" w:space="0"/>
+              <w:top w:val="single" w:sz="4" w:space="0" w:color="000000"/>
+              <w:left w:val="single" w:sz="4" w:space="0" w:color="000000"/>
+              <w:bottom w:val="single" w:sz="4" w:space="0" w:color="000000"/>
+              <w:right w:val="single" w:sz="4" w:space="0" w:color="000000"/>
             </w:tcBorders>
             <w:shd w:val="clear" w:color="auto" w:fill="auto"/>
             <w:vAlign w:val="center"/>
@@ -8359,7 +8235,7 @@
               <w:jc w:val="left"/>
               <w:textAlignment w:val="center"/>
               <w:rPr>
-                <w:rFonts w:hint="default" w:ascii="楷体_GB2312" w:hAnsi="宋体" w:eastAsia="楷体_GB2312" w:cs="楷体_GB2312"/>
+                <w:rFonts w:ascii="楷体_GB2312" w:eastAsia="楷体_GB2312" w:hAnsi="宋体" w:cs="楷体_GB2312" w:hint="default"/>
                 <w:b/>
                 <w:bCs/>
                 <w:i w:val="0"/>
@@ -8375,7 +8251,7 @@
             </w:pPr>
             <w:r>
               <w:rPr>
-                <w:rFonts w:hint="eastAsia" w:ascii="宋体" w:hAnsi="宋体" w:eastAsia="宋体" w:cs="宋体"/>
+                <w:rFonts w:ascii="宋体" w:eastAsia="宋体" w:hAnsi="宋体" w:cs="宋体" w:hint="eastAsia"/>
                 <w:i w:val="0"/>
                 <w:iCs w:val="0"/>
                 <w:snapToGrid w:val="0"/>
@@ -8394,10 +8270,10 @@
           <w:tcPr>
             <w:tcW w:w="1308" w:type="dxa"/>
             <w:tcBorders>
-              <w:top w:val="single" w:color="000000" w:sz="4" w:space="0"/>
-              <w:left w:val="single" w:color="000000" w:sz="4" w:space="0"/>
-              <w:bottom w:val="single" w:color="000000" w:sz="4" w:space="0"/>
-              <w:right w:val="single" w:color="000000" w:sz="4" w:space="0"/>
+              <w:top w:val="single" w:sz="4" w:space="0" w:color="000000"/>
+              <w:left w:val="single" w:sz="4" w:space="0" w:color="000000"/>
+              <w:bottom w:val="single" w:sz="4" w:space="0" w:color="000000"/>
+              <w:right w:val="single" w:sz="4" w:space="0" w:color="000000"/>
             </w:tcBorders>
             <w:shd w:val="clear" w:color="auto" w:fill="auto"/>
             <w:vAlign w:val="center"/>
@@ -8411,7 +8287,7 @@
               <w:jc w:val="left"/>
               <w:textAlignment w:val="center"/>
               <w:rPr>
-                <w:rFonts w:hint="default" w:ascii="楷体_GB2312" w:hAnsi="宋体" w:eastAsia="楷体_GB2312" w:cs="楷体_GB2312"/>
+                <w:rFonts w:ascii="楷体_GB2312" w:eastAsia="楷体_GB2312" w:hAnsi="宋体" w:cs="楷体_GB2312" w:hint="default"/>
                 <w:b/>
                 <w:bCs/>
                 <w:i w:val="0"/>
@@ -8427,7 +8303,7 @@
             </w:pPr>
             <w:r>
               <w:rPr>
-                <w:rFonts w:hint="eastAsia" w:ascii="宋体" w:hAnsi="宋体" w:eastAsia="宋体" w:cs="宋体"/>
+                <w:rFonts w:ascii="宋体" w:eastAsia="宋体" w:hAnsi="宋体" w:cs="宋体" w:hint="eastAsia"/>
                 <w:i w:val="0"/>
                 <w:iCs w:val="0"/>
                 <w:snapToGrid w:val="0"/>
@@ -8445,14 +8321,8 @@
       </w:tr>
       <w:tr>
         <w:tblPrEx>
-          <w:tblBorders>
-            <w:top w:val="none" w:color="auto" w:sz="0" w:space="0"/>
-            <w:left w:val="none" w:color="auto" w:sz="0" w:space="0"/>
-            <w:bottom w:val="none" w:color="auto" w:sz="0" w:space="0"/>
-            <w:right w:val="none" w:color="auto" w:sz="0" w:space="0"/>
-            <w:insideH w:val="none" w:color="auto" w:sz="0" w:space="0"/>
-            <w:insideV w:val="none" w:color="auto" w:sz="0" w:space="0"/>
-          </w:tblBorders>
+          <w:tblW w:w="7675" w:type="dxa"/>
+          <w:tblInd w:w="96" w:type="dxa"/>
           <w:shd w:val="clear" w:color="auto" w:fill="auto"/>
           <w:tblCellMar>
             <w:top w:w="0" w:type="dxa"/>
@@ -8462,16 +8332,16 @@
           </w:tblCellMar>
         </w:tblPrEx>
         <w:trPr>
-          <w:trHeight w:val="493" w:hRule="atLeast"/>
+          <w:trHeight w:val="493"/>
         </w:trPr>
         <w:tc>
           <w:tcPr>
             <w:tcW w:w="1663" w:type="dxa"/>
             <w:tcBorders>
-              <w:top w:val="single" w:color="000000" w:sz="4" w:space="0"/>
-              <w:left w:val="single" w:color="000000" w:sz="4" w:space="0"/>
-              <w:bottom w:val="single" w:color="000000" w:sz="4" w:space="0"/>
-              <w:right w:val="single" w:color="000000" w:sz="4" w:space="0"/>
+              <w:top w:val="single" w:sz="4" w:space="0" w:color="000000"/>
+              <w:left w:val="single" w:sz="4" w:space="0" w:color="000000"/>
+              <w:bottom w:val="single" w:sz="4" w:space="0" w:color="000000"/>
+              <w:right w:val="single" w:sz="4" w:space="0" w:color="000000"/>
             </w:tcBorders>
             <w:shd w:val="clear" w:color="auto" w:fill="auto"/>
             <w:vAlign w:val="center"/>
@@ -8482,11 +8352,11 @@
               <w:keepLines w:val="0"/>
               <w:widowControl/>
               <w:suppressLineNumbers w:val="0"/>
-              <w:ind w:left="0" w:leftChars="0" w:right="0" w:rightChars="0" w:firstLine="0" w:firstLineChars="0"/>
+              <w:ind w:left="0" w:right="0" w:firstLine="0" w:leftChars="0" w:rightChars="0" w:firstLineChars="0"/>
               <w:jc w:val="center"/>
               <w:textAlignment w:val="center"/>
               <w:rPr>
-                <w:rFonts w:hint="eastAsia" w:ascii="宋体" w:hAnsi="宋体" w:eastAsia="宋体" w:cs="宋体"/>
+                <w:rFonts w:ascii="宋体" w:eastAsia="宋体" w:hAnsi="宋体" w:cs="宋体" w:hint="eastAsia"/>
                 <w:i w:val="0"/>
                 <w:iCs w:val="0"/>
                 <w:snapToGrid w:val="0"/>
@@ -8500,7 +8370,7 @@
             </w:pPr>
             <w:r>
               <w:rPr>
-                <w:rFonts w:hint="eastAsia" w:ascii="宋体" w:hAnsi="宋体" w:eastAsia="宋体" w:cs="宋体"/>
+                <w:rFonts w:ascii="宋体" w:eastAsia="宋体" w:hAnsi="宋体" w:cs="宋体" w:hint="eastAsia"/>
                 <w:i w:val="0"/>
                 <w:iCs w:val="0"/>
                 <w:snapToGrid w:val="0"/>
@@ -8519,10 +8389,10 @@
           <w:tcPr>
             <w:tcW w:w="1152" w:type="dxa"/>
             <w:tcBorders>
-              <w:top w:val="single" w:color="000000" w:sz="4" w:space="0"/>
-              <w:left w:val="single" w:color="000000" w:sz="4" w:space="0"/>
-              <w:bottom w:val="single" w:color="000000" w:sz="4" w:space="0"/>
-              <w:right w:val="single" w:color="000000" w:sz="4" w:space="0"/>
+              <w:top w:val="single" w:sz="4" w:space="0" w:color="000000"/>
+              <w:left w:val="single" w:sz="4" w:space="0" w:color="000000"/>
+              <w:bottom w:val="single" w:sz="4" w:space="0" w:color="000000"/>
+              <w:right w:val="single" w:sz="4" w:space="0" w:color="000000"/>
             </w:tcBorders>
             <w:shd w:val="clear" w:color="auto" w:fill="auto"/>
             <w:vAlign w:val="center"/>
@@ -8536,7 +8406,7 @@
               <w:jc w:val="left"/>
               <w:textAlignment w:val="center"/>
               <w:rPr>
-                <w:rFonts w:hint="eastAsia" w:ascii="宋体" w:hAnsi="宋体" w:eastAsia="宋体" w:cs="宋体"/>
+                <w:rFonts w:ascii="宋体" w:eastAsia="宋体" w:hAnsi="宋体" w:cs="宋体" w:hint="eastAsia"/>
                 <w:i w:val="0"/>
                 <w:iCs w:val="0"/>
                 <w:snapToGrid w:val="0"/>
@@ -8550,7 +8420,7 @@
             </w:pPr>
             <w:r>
               <w:rPr>
-                <w:rFonts w:hint="eastAsia" w:ascii="宋体" w:hAnsi="宋体" w:eastAsia="宋体" w:cs="宋体"/>
+                <w:rFonts w:ascii="宋体" w:eastAsia="宋体" w:hAnsi="宋体" w:cs="宋体" w:hint="eastAsia"/>
                 <w:i w:val="0"/>
                 <w:iCs w:val="0"/>
                 <w:snapToGrid w:val="0"/>
@@ -8569,10 +8439,10 @@
           <w:tcPr>
             <w:tcW w:w="3552" w:type="dxa"/>
             <w:tcBorders>
-              <w:top w:val="single" w:color="000000" w:sz="4" w:space="0"/>
-              <w:left w:val="single" w:color="000000" w:sz="4" w:space="0"/>
-              <w:bottom w:val="single" w:color="000000" w:sz="4" w:space="0"/>
-              <w:right w:val="single" w:color="000000" w:sz="4" w:space="0"/>
+              <w:top w:val="single" w:sz="4" w:space="0" w:color="000000"/>
+              <w:left w:val="single" w:sz="4" w:space="0" w:color="000000"/>
+              <w:bottom w:val="single" w:sz="4" w:space="0" w:color="000000"/>
+              <w:right w:val="single" w:sz="4" w:space="0" w:color="000000"/>
             </w:tcBorders>
             <w:shd w:val="clear" w:color="auto" w:fill="auto"/>
             <w:vAlign w:val="center"/>
@@ -8586,7 +8456,7 @@
               <w:jc w:val="left"/>
               <w:textAlignment w:val="center"/>
               <w:rPr>
-                <w:rFonts w:hint="eastAsia" w:ascii="宋体" w:hAnsi="宋体" w:eastAsia="宋体" w:cs="宋体"/>
+                <w:rFonts w:ascii="宋体" w:eastAsia="宋体" w:hAnsi="宋体" w:cs="宋体" w:hint="eastAsia"/>
                 <w:i w:val="0"/>
                 <w:iCs w:val="0"/>
                 <w:snapToGrid w:val="0"/>
@@ -8600,7 +8470,7 @@
             </w:pPr>
             <w:r>
               <w:rPr>
-                <w:rFonts w:hint="eastAsia" w:ascii="宋体" w:hAnsi="宋体" w:eastAsia="宋体" w:cs="宋体"/>
+                <w:rFonts w:ascii="宋体" w:eastAsia="宋体" w:hAnsi="宋体" w:cs="宋体" w:hint="eastAsia"/>
                 <w:i w:val="0"/>
                 <w:iCs w:val="0"/>
                 <w:snapToGrid w:val="0"/>
@@ -8619,10 +8489,10 @@
           <w:tcPr>
             <w:tcW w:w="1308" w:type="dxa"/>
             <w:tcBorders>
-              <w:top w:val="single" w:color="000000" w:sz="4" w:space="0"/>
-              <w:left w:val="single" w:color="000000" w:sz="4" w:space="0"/>
-              <w:bottom w:val="single" w:color="000000" w:sz="4" w:space="0"/>
-              <w:right w:val="single" w:color="000000" w:sz="4" w:space="0"/>
+              <w:top w:val="single" w:sz="4" w:space="0" w:color="000000"/>
+              <w:left w:val="single" w:sz="4" w:space="0" w:color="000000"/>
+              <w:bottom w:val="single" w:sz="4" w:space="0" w:color="000000"/>
+              <w:right w:val="single" w:sz="4" w:space="0" w:color="000000"/>
             </w:tcBorders>
             <w:shd w:val="clear" w:color="auto" w:fill="auto"/>
             <w:vAlign w:val="center"/>
@@ -8636,7 +8506,7 @@
               <w:jc w:val="left"/>
               <w:textAlignment w:val="center"/>
               <w:rPr>
-                <w:rFonts w:hint="eastAsia" w:ascii="宋体" w:hAnsi="宋体" w:eastAsia="宋体" w:cs="宋体"/>
+                <w:rFonts w:ascii="宋体" w:eastAsia="宋体" w:hAnsi="宋体" w:cs="宋体" w:hint="eastAsia"/>
                 <w:i w:val="0"/>
                 <w:iCs w:val="0"/>
                 <w:snapToGrid w:val="0"/>
@@ -8650,7 +8520,7 @@
             </w:pPr>
             <w:r>
               <w:rPr>
-                <w:rFonts w:hint="eastAsia" w:ascii="宋体" w:hAnsi="宋体" w:eastAsia="宋体" w:cs="宋体"/>
+                <w:rFonts w:ascii="宋体" w:eastAsia="宋体" w:hAnsi="宋体" w:cs="宋体" w:hint="eastAsia"/>
                 <w:i w:val="0"/>
                 <w:iCs w:val="0"/>
                 <w:snapToGrid w:val="0"/>
@@ -8668,14 +8538,8 @@
       </w:tr>
       <w:tr>
         <w:tblPrEx>
-          <w:tblBorders>
-            <w:top w:val="none" w:color="auto" w:sz="0" w:space="0"/>
-            <w:left w:val="none" w:color="auto" w:sz="0" w:space="0"/>
-            <w:bottom w:val="none" w:color="auto" w:sz="0" w:space="0"/>
-            <w:right w:val="none" w:color="auto" w:sz="0" w:space="0"/>
-            <w:insideH w:val="none" w:color="auto" w:sz="0" w:space="0"/>
-            <w:insideV w:val="none" w:color="auto" w:sz="0" w:space="0"/>
-          </w:tblBorders>
+          <w:tblW w:w="7675" w:type="dxa"/>
+          <w:tblInd w:w="96" w:type="dxa"/>
           <w:shd w:val="clear" w:color="auto" w:fill="auto"/>
           <w:tblCellMar>
             <w:top w:w="0" w:type="dxa"/>
@@ -8685,16 +8549,16 @@
           </w:tblCellMar>
         </w:tblPrEx>
         <w:trPr>
-          <w:trHeight w:val="493" w:hRule="atLeast"/>
+          <w:trHeight w:val="493"/>
         </w:trPr>
         <w:tc>
           <w:tcPr>
             <w:tcW w:w="1663" w:type="dxa"/>
             <w:tcBorders>
-              <w:top w:val="single" w:color="000000" w:sz="4" w:space="0"/>
-              <w:left w:val="single" w:color="000000" w:sz="4" w:space="0"/>
-              <w:bottom w:val="single" w:color="000000" w:sz="4" w:space="0"/>
-              <w:right w:val="single" w:color="000000" w:sz="4" w:space="0"/>
+              <w:top w:val="single" w:sz="4" w:space="0" w:color="000000"/>
+              <w:left w:val="single" w:sz="4" w:space="0" w:color="000000"/>
+              <w:bottom w:val="single" w:sz="4" w:space="0" w:color="000000"/>
+              <w:right w:val="single" w:sz="4" w:space="0" w:color="000000"/>
             </w:tcBorders>
             <w:shd w:val="clear" w:color="auto" w:fill="auto"/>
             <w:vAlign w:val="center"/>
@@ -8705,11 +8569,11 @@
               <w:keepLines w:val="0"/>
               <w:widowControl/>
               <w:suppressLineNumbers w:val="0"/>
-              <w:ind w:left="0" w:leftChars="0" w:right="0" w:rightChars="0" w:firstLine="0" w:firstLineChars="0"/>
+              <w:ind w:left="0" w:right="0" w:firstLine="0" w:leftChars="0" w:rightChars="0" w:firstLineChars="0"/>
               <w:jc w:val="center"/>
               <w:textAlignment w:val="center"/>
               <w:rPr>
-                <w:rFonts w:hint="eastAsia" w:ascii="宋体" w:hAnsi="宋体" w:eastAsia="宋体" w:cs="宋体"/>
+                <w:rFonts w:ascii="宋体" w:eastAsia="宋体" w:hAnsi="宋体" w:cs="宋体" w:hint="eastAsia"/>
                 <w:i w:val="0"/>
                 <w:iCs w:val="0"/>
                 <w:snapToGrid w:val="0"/>
@@ -8723,7 +8587,7 @@
             </w:pPr>
             <w:r>
               <w:rPr>
-                <w:rFonts w:hint="eastAsia" w:ascii="宋体" w:hAnsi="宋体" w:eastAsia="宋体" w:cs="宋体"/>
+                <w:rFonts w:ascii="宋体" w:eastAsia="宋体" w:hAnsi="宋体" w:cs="宋体" w:hint="eastAsia"/>
                 <w:i w:val="0"/>
                 <w:iCs w:val="0"/>
                 <w:snapToGrid w:val="0"/>
@@ -8742,10 +8606,10 @@
           <w:tcPr>
             <w:tcW w:w="1152" w:type="dxa"/>
             <w:tcBorders>
-              <w:top w:val="single" w:color="000000" w:sz="4" w:space="0"/>
-              <w:left w:val="single" w:color="000000" w:sz="4" w:space="0"/>
-              <w:bottom w:val="single" w:color="000000" w:sz="4" w:space="0"/>
-              <w:right w:val="single" w:color="000000" w:sz="4" w:space="0"/>
+              <w:top w:val="single" w:sz="4" w:space="0" w:color="000000"/>
+              <w:left w:val="single" w:sz="4" w:space="0" w:color="000000"/>
+              <w:bottom w:val="single" w:sz="4" w:space="0" w:color="000000"/>
+              <w:right w:val="single" w:sz="4" w:space="0" w:color="000000"/>
             </w:tcBorders>
             <w:shd w:val="clear" w:color="auto" w:fill="auto"/>
             <w:vAlign w:val="center"/>
@@ -8759,7 +8623,7 @@
               <w:jc w:val="left"/>
               <w:textAlignment w:val="center"/>
               <w:rPr>
-                <w:rFonts w:hint="eastAsia" w:ascii="宋体" w:hAnsi="宋体" w:eastAsia="宋体" w:cs="宋体"/>
+                <w:rFonts w:ascii="宋体" w:eastAsia="宋体" w:hAnsi="宋体" w:cs="宋体" w:hint="eastAsia"/>
                 <w:i w:val="0"/>
                 <w:iCs w:val="0"/>
                 <w:snapToGrid w:val="0"/>
@@ -8773,7 +8637,7 @@
             </w:pPr>
             <w:r>
               <w:rPr>
-                <w:rFonts w:hint="eastAsia" w:ascii="宋体" w:hAnsi="宋体" w:eastAsia="宋体" w:cs="宋体"/>
+                <w:rFonts w:ascii="宋体" w:eastAsia="宋体" w:hAnsi="宋体" w:cs="宋体" w:hint="eastAsia"/>
                 <w:i w:val="0"/>
                 <w:iCs w:val="0"/>
                 <w:snapToGrid w:val="0"/>
@@ -8792,10 +8656,10 @@
           <w:tcPr>
             <w:tcW w:w="3552" w:type="dxa"/>
             <w:tcBorders>
-              <w:top w:val="single" w:color="000000" w:sz="4" w:space="0"/>
-              <w:left w:val="single" w:color="000000" w:sz="4" w:space="0"/>
-              <w:bottom w:val="single" w:color="000000" w:sz="4" w:space="0"/>
-              <w:right w:val="single" w:color="000000" w:sz="4" w:space="0"/>
+              <w:top w:val="single" w:sz="4" w:space="0" w:color="000000"/>
+              <w:left w:val="single" w:sz="4" w:space="0" w:color="000000"/>
+              <w:bottom w:val="single" w:sz="4" w:space="0" w:color="000000"/>
+              <w:right w:val="single" w:sz="4" w:space="0" w:color="000000"/>
             </w:tcBorders>
             <w:shd w:val="clear" w:color="auto" w:fill="auto"/>
             <w:vAlign w:val="center"/>
@@ -8809,7 +8673,7 @@
               <w:jc w:val="left"/>
               <w:textAlignment w:val="center"/>
               <w:rPr>
-                <w:rFonts w:hint="eastAsia" w:ascii="宋体" w:hAnsi="宋体" w:eastAsia="宋体" w:cs="宋体"/>
+                <w:rFonts w:ascii="宋体" w:eastAsia="宋体" w:hAnsi="宋体" w:cs="宋体" w:hint="eastAsia"/>
                 <w:i w:val="0"/>
                 <w:iCs w:val="0"/>
                 <w:snapToGrid w:val="0"/>
@@ -8840,7 +8704,7 @@
                           </pic:cNvPicPr>
                         </pic:nvPicPr>
                         <pic:blipFill>
-                          <a:blip r:embed="rId10"/>
+                          <a:blip xmlns:r="http://schemas.openxmlformats.org/officeDocument/2006/relationships" r:embed="rId7"/>
                           <a:stretch>
                             <a:fillRect/>
                           </a:stretch>
@@ -8870,10 +8734,10 @@
           <w:tcPr>
             <w:tcW w:w="1308" w:type="dxa"/>
             <w:tcBorders>
-              <w:top w:val="single" w:color="000000" w:sz="4" w:space="0"/>
-              <w:left w:val="single" w:color="000000" w:sz="4" w:space="0"/>
-              <w:bottom w:val="single" w:color="000000" w:sz="4" w:space="0"/>
-              <w:right w:val="single" w:color="000000" w:sz="4" w:space="0"/>
+              <w:top w:val="single" w:sz="4" w:space="0" w:color="000000"/>
+              <w:left w:val="single" w:sz="4" w:space="0" w:color="000000"/>
+              <w:bottom w:val="single" w:sz="4" w:space="0" w:color="000000"/>
+              <w:right w:val="single" w:sz="4" w:space="0" w:color="000000"/>
             </w:tcBorders>
             <w:shd w:val="clear" w:color="auto" w:fill="auto"/>
             <w:vAlign w:val="center"/>
@@ -8887,7 +8751,7 @@
               <w:jc w:val="left"/>
               <w:textAlignment w:val="center"/>
               <w:rPr>
-                <w:rFonts w:hint="eastAsia" w:ascii="宋体" w:hAnsi="宋体" w:eastAsia="宋体" w:cs="宋体"/>
+                <w:rFonts w:ascii="宋体" w:eastAsia="宋体" w:hAnsi="宋体" w:cs="宋体" w:hint="eastAsia"/>
                 <w:i w:val="0"/>
                 <w:iCs w:val="0"/>
                 <w:snapToGrid w:val="0"/>
@@ -8901,7 +8765,7 @@
             </w:pPr>
             <w:r>
               <w:rPr>
-                <w:rFonts w:hint="eastAsia" w:ascii="宋体" w:hAnsi="宋体" w:eastAsia="宋体" w:cs="宋体"/>
+                <w:rFonts w:ascii="宋体" w:eastAsia="宋体" w:hAnsi="宋体" w:cs="宋体" w:hint="eastAsia"/>
                 <w:i w:val="0"/>
                 <w:iCs w:val="0"/>
                 <w:snapToGrid w:val="0"/>
@@ -8919,14 +8783,8 @@
       </w:tr>
       <w:tr>
         <w:tblPrEx>
-          <w:tblBorders>
-            <w:top w:val="none" w:color="auto" w:sz="0" w:space="0"/>
-            <w:left w:val="none" w:color="auto" w:sz="0" w:space="0"/>
-            <w:bottom w:val="none" w:color="auto" w:sz="0" w:space="0"/>
-            <w:right w:val="none" w:color="auto" w:sz="0" w:space="0"/>
-            <w:insideH w:val="none" w:color="auto" w:sz="0" w:space="0"/>
-            <w:insideV w:val="none" w:color="auto" w:sz="0" w:space="0"/>
-          </w:tblBorders>
+          <w:tblW w:w="7675" w:type="dxa"/>
+          <w:tblInd w:w="96" w:type="dxa"/>
           <w:shd w:val="clear" w:color="auto" w:fill="auto"/>
           <w:tblCellMar>
             <w:top w:w="0" w:type="dxa"/>
@@ -8936,16 +8794,16 @@
           </w:tblCellMar>
         </w:tblPrEx>
         <w:trPr>
-          <w:trHeight w:val="493" w:hRule="atLeast"/>
+          <w:trHeight w:val="493"/>
         </w:trPr>
         <w:tc>
           <w:tcPr>
             <w:tcW w:w="1663" w:type="dxa"/>
             <w:tcBorders>
-              <w:top w:val="single" w:color="000000" w:sz="4" w:space="0"/>
-              <w:left w:val="single" w:color="000000" w:sz="4" w:space="0"/>
-              <w:bottom w:val="single" w:color="000000" w:sz="4" w:space="0"/>
-              <w:right w:val="single" w:color="000000" w:sz="4" w:space="0"/>
+              <w:top w:val="single" w:sz="4" w:space="0" w:color="000000"/>
+              <w:left w:val="single" w:sz="4" w:space="0" w:color="000000"/>
+              <w:bottom w:val="single" w:sz="4" w:space="0" w:color="000000"/>
+              <w:right w:val="single" w:sz="4" w:space="0" w:color="000000"/>
             </w:tcBorders>
             <w:shd w:val="clear" w:color="auto" w:fill="auto"/>
             <w:vAlign w:val="center"/>
@@ -8956,11 +8814,11 @@
               <w:keepLines w:val="0"/>
               <w:widowControl/>
               <w:suppressLineNumbers w:val="0"/>
-              <w:ind w:left="0" w:leftChars="0" w:right="0" w:rightChars="0" w:firstLine="0" w:firstLineChars="0"/>
+              <w:ind w:left="0" w:right="0" w:firstLine="0" w:leftChars="0" w:rightChars="0" w:firstLineChars="0"/>
               <w:jc w:val="center"/>
               <w:textAlignment w:val="center"/>
               <w:rPr>
-                <w:rFonts w:hint="eastAsia" w:ascii="宋体" w:hAnsi="宋体" w:eastAsia="宋体" w:cs="宋体"/>
+                <w:rFonts w:ascii="宋体" w:eastAsia="宋体" w:hAnsi="宋体" w:cs="宋体" w:hint="eastAsia"/>
                 <w:i w:val="0"/>
                 <w:iCs w:val="0"/>
                 <w:snapToGrid w:val="0"/>
@@ -8974,7 +8832,7 @@
             </w:pPr>
             <w:r>
               <w:rPr>
-                <w:rFonts w:hint="eastAsia" w:ascii="宋体" w:hAnsi="宋体" w:eastAsia="宋体" w:cs="宋体"/>
+                <w:rFonts w:ascii="宋体" w:eastAsia="宋体" w:hAnsi="宋体" w:cs="宋体" w:hint="eastAsia"/>
                 <w:i w:val="0"/>
                 <w:iCs w:val="0"/>
                 <w:snapToGrid w:val="0"/>
@@ -8993,10 +8851,10 @@
           <w:tcPr>
             <w:tcW w:w="1152" w:type="dxa"/>
             <w:tcBorders>
-              <w:top w:val="single" w:color="000000" w:sz="4" w:space="0"/>
-              <w:left w:val="single" w:color="000000" w:sz="4" w:space="0"/>
-              <w:bottom w:val="single" w:color="000000" w:sz="4" w:space="0"/>
-              <w:right w:val="single" w:color="000000" w:sz="4" w:space="0"/>
+              <w:top w:val="single" w:sz="4" w:space="0" w:color="000000"/>
+              <w:left w:val="single" w:sz="4" w:space="0" w:color="000000"/>
+              <w:bottom w:val="single" w:sz="4" w:space="0" w:color="000000"/>
+              <w:right w:val="single" w:sz="4" w:space="0" w:color="000000"/>
             </w:tcBorders>
             <w:shd w:val="clear" w:color="auto" w:fill="auto"/>
             <w:vAlign w:val="center"/>
@@ -9010,7 +8868,7 @@
               <w:jc w:val="left"/>
               <w:textAlignment w:val="center"/>
               <w:rPr>
-                <w:rFonts w:hint="eastAsia" w:ascii="宋体" w:hAnsi="宋体" w:eastAsia="宋体" w:cs="宋体"/>
+                <w:rFonts w:ascii="宋体" w:eastAsia="宋体" w:hAnsi="宋体" w:cs="宋体" w:hint="eastAsia"/>
                 <w:i w:val="0"/>
                 <w:iCs w:val="0"/>
                 <w:snapToGrid w:val="0"/>
@@ -9024,7 +8882,7 @@
             </w:pPr>
             <w:r>
               <w:rPr>
-                <w:rFonts w:hint="eastAsia" w:ascii="宋体" w:hAnsi="宋体" w:eastAsia="宋体" w:cs="宋体"/>
+                <w:rFonts w:ascii="宋体" w:eastAsia="宋体" w:hAnsi="宋体" w:cs="宋体" w:hint="eastAsia"/>
                 <w:i w:val="0"/>
                 <w:iCs w:val="0"/>
                 <w:snapToGrid w:val="0"/>
@@ -9043,10 +8901,10 @@
           <w:tcPr>
             <w:tcW w:w="3552" w:type="dxa"/>
             <w:tcBorders>
-              <w:top w:val="single" w:color="000000" w:sz="4" w:space="0"/>
-              <w:left w:val="single" w:color="000000" w:sz="4" w:space="0"/>
-              <w:bottom w:val="single" w:color="000000" w:sz="4" w:space="0"/>
-              <w:right w:val="single" w:color="000000" w:sz="4" w:space="0"/>
+              <w:top w:val="single" w:sz="4" w:space="0" w:color="000000"/>
+              <w:left w:val="single" w:sz="4" w:space="0" w:color="000000"/>
+              <w:bottom w:val="single" w:sz="4" w:space="0" w:color="000000"/>
+              <w:right w:val="single" w:sz="4" w:space="0" w:color="000000"/>
             </w:tcBorders>
             <w:shd w:val="clear" w:color="auto" w:fill="auto"/>
             <w:vAlign w:val="center"/>
@@ -9060,7 +8918,7 @@
               <w:jc w:val="left"/>
               <w:textAlignment w:val="center"/>
               <w:rPr>
-                <w:rFonts w:hint="eastAsia" w:ascii="宋体" w:hAnsi="宋体" w:eastAsia="宋体" w:cs="宋体"/>
+                <w:rFonts w:ascii="宋体" w:eastAsia="宋体" w:hAnsi="宋体" w:cs="宋体" w:hint="eastAsia"/>
                 <w:i w:val="0"/>
                 <w:iCs w:val="0"/>
                 <w:snapToGrid w:val="0"/>
@@ -9074,7 +8932,7 @@
             </w:pPr>
             <w:r>
               <w:rPr>
-                <w:rFonts w:hint="eastAsia" w:ascii="宋体" w:hAnsi="宋体" w:eastAsia="宋体" w:cs="宋体"/>
+                <w:rFonts w:ascii="宋体" w:eastAsia="宋体" w:hAnsi="宋体" w:cs="宋体" w:hint="eastAsia"/>
                 <w:i w:val="0"/>
                 <w:iCs w:val="0"/>
                 <w:snapToGrid w:val="0"/>
@@ -9093,10 +8951,10 @@
           <w:tcPr>
             <w:tcW w:w="1308" w:type="dxa"/>
             <w:tcBorders>
-              <w:top w:val="single" w:color="000000" w:sz="4" w:space="0"/>
-              <w:left w:val="single" w:color="000000" w:sz="4" w:space="0"/>
-              <w:bottom w:val="single" w:color="000000" w:sz="4" w:space="0"/>
-              <w:right w:val="single" w:color="000000" w:sz="4" w:space="0"/>
+              <w:top w:val="single" w:sz="4" w:space="0" w:color="000000"/>
+              <w:left w:val="single" w:sz="4" w:space="0" w:color="000000"/>
+              <w:bottom w:val="single" w:sz="4" w:space="0" w:color="000000"/>
+              <w:right w:val="single" w:sz="4" w:space="0" w:color="000000"/>
             </w:tcBorders>
             <w:shd w:val="clear" w:color="auto" w:fill="auto"/>
             <w:vAlign w:val="center"/>
@@ -9110,7 +8968,7 @@
               <w:jc w:val="left"/>
               <w:textAlignment w:val="center"/>
               <w:rPr>
-                <w:rFonts w:hint="eastAsia" w:ascii="宋体" w:hAnsi="宋体" w:eastAsia="宋体" w:cs="宋体"/>
+                <w:rFonts w:ascii="宋体" w:eastAsia="宋体" w:hAnsi="宋体" w:cs="宋体" w:hint="eastAsia"/>
                 <w:i w:val="0"/>
                 <w:iCs w:val="0"/>
                 <w:snapToGrid w:val="0"/>
@@ -9124,7 +8982,7 @@
             </w:pPr>
             <w:r>
               <w:rPr>
-                <w:rFonts w:hint="eastAsia" w:ascii="宋体" w:hAnsi="宋体" w:eastAsia="宋体" w:cs="宋体"/>
+                <w:rFonts w:ascii="宋体" w:eastAsia="宋体" w:hAnsi="宋体" w:cs="宋体" w:hint="eastAsia"/>
                 <w:i w:val="0"/>
                 <w:iCs w:val="0"/>
                 <w:snapToGrid w:val="0"/>
@@ -9143,27 +9001,27 @@
     </w:tbl>
     <w:p>
       <w:pPr>
-        <w:pStyle w:val="28"/>
-        <w:keepNext w:val="0"/>
-        <w:keepLines w:val="0"/>
-        <w:pageBreakBefore w:val="0"/>
-        <w:widowControl w:val="0"/>
-        <w:kinsoku w:val="0"/>
-        <w:wordWrap/>
-        <w:overflowPunct/>
-        <w:topLinePunct w:val="0"/>
-        <w:autoSpaceDE w:val="0"/>
-        <w:autoSpaceDN w:val="0"/>
-        <w:bidi w:val="0"/>
-        <w:adjustRightInd w:val="0"/>
-        <w:snapToGrid w:val="0"/>
-        <w:textAlignment w:val="baseline"/>
-        <w:rPr>
-          <w:rFonts w:hint="eastAsia"/>
-          <w:lang w:val="en-US" w:eastAsia="zh-CN"/>
-        </w:rPr>
-      </w:pPr>
-      <w:bookmarkStart w:id="33" w:name="_Toc21783"/>
+        <w:pStyle w:val="1"/>
+        <w:keepNext w:val="0"/>
+        <w:keepLines w:val="0"/>
+        <w:pageBreakBefore w:val="0"/>
+        <w:widowControl w:val="0"/>
+        <w:kinsoku w:val="0"/>
+        <w:wordWrap/>
+        <w:overflowPunct/>
+        <w:topLinePunct w:val="0"/>
+        <w:autoSpaceDE w:val="0"/>
+        <w:autoSpaceDN w:val="0"/>
+        <w:bidi w:val="0"/>
+        <w:adjustRightInd w:val="0"/>
+        <w:snapToGrid w:val="0"/>
+        <w:textAlignment w:val="baseline"/>
+        <w:rPr>
+          <w:rFonts w:hint="eastAsia"/>
+          <w:lang w:val="en-US" w:eastAsia="zh-CN"/>
+        </w:rPr>
+      </w:pPr>
+      <w:bookmarkStart w:id="34" w:name="_Toc21783"/>
       <w:r>
         <w:rPr>
           <w:rFonts w:hint="eastAsia"/>
@@ -9171,11 +9029,11 @@
         </w:rPr>
         <w:t>附则</w:t>
       </w:r>
-      <w:bookmarkEnd w:id="33"/>
-    </w:p>
-    <w:p>
-      <w:pPr>
-        <w:pStyle w:val="29"/>
+      <w:bookmarkEnd w:id="34"/>
+    </w:p>
+    <w:p>
+      <w:pPr>
+        <w:pStyle w:val="a1"/>
         <w:keepNext w:val="0"/>
         <w:keepLines w:val="0"/>
         <w:pageBreakBefore w:val="0"/>
@@ -9205,7 +9063,7 @@
     </w:p>
     <w:p>
       <w:pPr>
-        <w:pStyle w:val="29"/>
+        <w:pStyle w:val="a1"/>
         <w:keepNext w:val="0"/>
         <w:keepLines w:val="0"/>
         <w:pageBreakBefore w:val="0"/>
@@ -9234,73 +9092,23 @@
       </w:r>
     </w:p>
     <w:sectPr>
-      <w:headerReference r:id="rId5" w:type="default"/>
+      <w:headerReference w:type="default" r:id="rId8"/>
       <w:pgSz w:w="11906" w:h="16838"/>
       <w:pgMar w:top="1417" w:right="1800" w:bottom="1440" w:left="1800" w:header="1140" w:footer="992" w:gutter="0"/>
-      <w:cols w:space="425" w:num="1"/>
+      <w:cols w:num="1" w:space="425"/>
       <w:docGrid w:type="lines" w:linePitch="312" w:charSpace="0"/>
     </w:sectPr>
   </w:body>
 </w:document>
 </file>
 
-<file path=word/endnotes.xml><?xml version="1.0" encoding="utf-8"?>
-<w:endnotes xmlns:wpc="http://schemas.microsoft.com/office/word/2010/wordprocessingCanvas" xmlns:mc="http://schemas.openxmlformats.org/markup-compatibility/2006" xmlns:o="urn:schemas-microsoft-com:office:office" xmlns:r="http://schemas.openxmlformats.org/officeDocument/2006/relationships" xmlns:m="http://schemas.openxmlformats.org/officeDocument/2006/math" xmlns:v="urn:schemas-microsoft-com:vml" xmlns:wp14="http://schemas.microsoft.com/office/word/2010/wordprocessingDrawing" xmlns:wp="http://schemas.openxmlformats.org/drawingml/2006/wordprocessingDrawing" xmlns:w="http://schemas.openxmlformats.org/wordprocessingml/2006/main" xmlns:w14="http://schemas.microsoft.com/office/word/2010/wordml" xmlns:w15="http://schemas.microsoft.com/office/word/2012/wordml" xmlns:w10="urn:schemas-microsoft-com:office:word" xmlns:wpg="http://schemas.microsoft.com/office/word/2010/wordprocessingGroup" xmlns:wpi="http://schemas.microsoft.com/office/word/2010/wordprocessingInk" xmlns:wne="http://schemas.microsoft.com/office/word/2006/wordml" xmlns:wps="http://schemas.microsoft.com/office/word/2010/wordprocessingShape" xmlns:wpsCustomData="http://www.wps.cn/officeDocument/2013/wpsCustomData" mc:Ignorable="w14 w15 wp14">
-  <w:endnote w:type="separator" w:id="0">
-    <w:p>
-      <w:pPr>
-        <w:spacing w:line="240" w:lineRule="auto"/>
-      </w:pPr>
-      <w:r>
-        <w:separator/>
-      </w:r>
-    </w:p>
-  </w:endnote>
-  <w:endnote w:type="continuationSeparator" w:id="1">
-    <w:p>
-      <w:pPr>
-        <w:spacing w:line="240" w:lineRule="auto"/>
-      </w:pPr>
-      <w:r>
-        <w:continuationSeparator/>
-      </w:r>
-    </w:p>
-  </w:endnote>
-</w:endnotes>
-</file>
-
-<file path=word/footnotes.xml><?xml version="1.0" encoding="utf-8"?>
-<w:footnotes xmlns:wpc="http://schemas.microsoft.com/office/word/2010/wordprocessingCanvas" xmlns:mc="http://schemas.openxmlformats.org/markup-compatibility/2006" xmlns:o="urn:schemas-microsoft-com:office:office" xmlns:r="http://schemas.openxmlformats.org/officeDocument/2006/relationships" xmlns:m="http://schemas.openxmlformats.org/officeDocument/2006/math" xmlns:v="urn:schemas-microsoft-com:vml" xmlns:wp14="http://schemas.microsoft.com/office/word/2010/wordprocessingDrawing" xmlns:wp="http://schemas.openxmlformats.org/drawingml/2006/wordprocessingDrawing" xmlns:w="http://schemas.openxmlformats.org/wordprocessingml/2006/main" xmlns:w14="http://schemas.microsoft.com/office/word/2010/wordml" xmlns:w15="http://schemas.microsoft.com/office/word/2012/wordml" xmlns:w10="urn:schemas-microsoft-com:office:word" xmlns:wpg="http://schemas.microsoft.com/office/word/2010/wordprocessingGroup" xmlns:wpi="http://schemas.microsoft.com/office/word/2010/wordprocessingInk" xmlns:wne="http://schemas.microsoft.com/office/word/2006/wordml" xmlns:wps="http://schemas.microsoft.com/office/word/2010/wordprocessingShape" xmlns:wpsCustomData="http://www.wps.cn/officeDocument/2013/wpsCustomData" mc:Ignorable="w14 w15 wp14">
-  <w:footnote w:type="separator" w:id="0">
-    <w:p>
-      <w:pPr>
-        <w:spacing w:line="360" w:lineRule="auto"/>
-      </w:pPr>
-      <w:r>
-        <w:separator/>
-      </w:r>
-    </w:p>
-  </w:footnote>
-  <w:footnote w:type="continuationSeparator" w:id="1">
-    <w:p>
-      <w:pPr>
-        <w:spacing w:line="360" w:lineRule="auto"/>
-      </w:pPr>
-      <w:r>
-        <w:continuationSeparator/>
-      </w:r>
-    </w:p>
-  </w:footnote>
-</w:footnotes>
-</file>
-
 <file path=word/header1.xml><?xml version="1.0" encoding="utf-8"?>
-<w:hdr xmlns:wpc="http://schemas.microsoft.com/office/word/2010/wordprocessingCanvas" xmlns:mc="http://schemas.openxmlformats.org/markup-compatibility/2006" xmlns:o="urn:schemas-microsoft-com:office:office" xmlns:r="http://schemas.openxmlformats.org/officeDocument/2006/relationships" xmlns:m="http://schemas.openxmlformats.org/officeDocument/2006/math" xmlns:v="urn:schemas-microsoft-com:vml" xmlns:wp14="http://schemas.microsoft.com/office/word/2010/wordprocessingDrawing" xmlns:wp="http://schemas.openxmlformats.org/drawingml/2006/wordprocessingDrawing" xmlns:w10="urn:schemas-microsoft-com:office:word" xmlns:w="http://schemas.openxmlformats.org/wordprocessingml/2006/main" xmlns:w14="http://schemas.microsoft.com/office/word/2010/wordml" xmlns:w15="http://schemas.microsoft.com/office/word/2012/wordml" xmlns:wpg="http://schemas.microsoft.com/office/word/2010/wordprocessingGroup" xmlns:wpi="http://schemas.microsoft.com/office/word/2010/wordprocessingInk" xmlns:wne="http://schemas.microsoft.com/office/word/2006/wordml" xmlns:wps="http://schemas.microsoft.com/office/word/2010/wordprocessingShape" xmlns:wpsCustomData="http://www.wps.cn/officeDocument/2013/wpsCustomData" mc:Ignorable="w14 w15 wp14">
+<w:hdr xmlns:wpc="http://schemas.microsoft.com/office/word/2010/wordprocessingCanvas" xmlns:mc="http://schemas.openxmlformats.org/markup-compatibility/2006" xmlns:o="urn:schemas-microsoft-com:office:office" xmlns:r="http://schemas.openxmlformats.org/officeDocument/2006/relationships" xmlns:m="http://schemas.openxmlformats.org/officeDocument/2006/math" xmlns:v="urn:schemas-microsoft-com:vml" xmlns:wp14="http://schemas.microsoft.com/office/word/2010/wordprocessingDrawing" xmlns:wp="http://schemas.openxmlformats.org/drawingml/2006/wordprocessingDrawing" xmlns:w10="urn:schemas-microsoft-com:office:word" xmlns:w="http://schemas.openxmlformats.org/wordprocessingml/2006/main" xmlns:w14="http://schemas.microsoft.com/office/word/2010/wordml" xmlns:w15="http://schemas.microsoft.com/office/word/2012/wordml" xmlns:wne="http://schemas.microsoft.com/office/word/2006/wordml" xmlns:wpg="http://schemas.microsoft.com/office/word/2010/wordprocessingGroup" xmlns:wpi="http://schemas.microsoft.com/office/word/2010/wordprocessingInk" xmlns:wps="http://schemas.microsoft.com/office/word/2010/wordprocessingShape" mc:Ignorable="w14 w15 wp14">
   <w:p>
     <w:pPr>
-      <w:pStyle w:val="15"/>
+      <w:pStyle w:val="Header"/>
       <w:pBdr>
-        <w:bottom w:val="single" w:color="auto" w:sz="4" w:space="1"/>
+        <w:bottom w:val="single" w:sz="4" w:space="1" w:color="auto"/>
       </w:pBdr>
       <w:tabs>
         <w:tab w:val="left" w:pos="335"/>
@@ -9308,27 +9116,27 @@
       </w:tabs>
       <w:jc w:val="right"/>
       <w:rPr>
-        <w:rFonts w:hint="eastAsia" w:eastAsiaTheme="minorEastAsia"/>
+        <w:rFonts w:eastAsiaTheme="minorEastAsia" w:hint="eastAsia"/>
         <w:lang w:eastAsia="zh-CN"/>
       </w:rPr>
     </w:pPr>
     <w:r>
       <w:rPr>
-        <w:rFonts w:hint="eastAsia" w:eastAsiaTheme="minorEastAsia"/>
+        <w:rFonts w:eastAsiaTheme="minorEastAsia" w:hint="eastAsia"/>
         <w:lang w:val="en-US" w:eastAsia="zh-CN"/>
       </w:rPr>
       <w:tab/>
     </w:r>
     <w:r>
       <w:rPr>
-        <w:rFonts w:hint="eastAsia" w:eastAsiaTheme="minorEastAsia"/>
+        <w:rFonts w:eastAsiaTheme="minorEastAsia" w:hint="eastAsia"/>
         <w:lang w:val="en-US" w:eastAsia="zh-CN"/>
       </w:rPr>
       <w:tab/>
     </w:r>
     <w:r>
       <w:rPr>
-        <w:rFonts w:hint="eastAsia" w:eastAsiaTheme="minorEastAsia"/>
+        <w:rFonts w:eastAsiaTheme="minorEastAsia" w:hint="eastAsia"/>
         <w:lang w:val="en-US" w:eastAsia="zh-CN"/>
       </w:rPr>
       <w:t>桐乡华数广电网络有限公司</w:t>
@@ -9338,15 +9146,15 @@
 </file>
 
 <file path=word/numbering.xml><?xml version="1.0" encoding="utf-8"?>
-<w:numbering xmlns:wpc="http://schemas.microsoft.com/office/word/2010/wordprocessingCanvas" xmlns:mc="http://schemas.openxmlformats.org/markup-compatibility/2006" xmlns:o="urn:schemas-microsoft-com:office:office" xmlns:r="http://schemas.openxmlformats.org/officeDocument/2006/relationships" xmlns:m="http://schemas.openxmlformats.org/officeDocument/2006/math" xmlns:v="urn:schemas-microsoft-com:vml" xmlns:wp14="http://schemas.microsoft.com/office/word/2010/wordprocessingDrawing" xmlns:wp="http://schemas.openxmlformats.org/drawingml/2006/wordprocessingDrawing" xmlns:w10="urn:schemas-microsoft-com:office:word" xmlns:w="http://schemas.openxmlformats.org/wordprocessingml/2006/main" xmlns:w14="http://schemas.microsoft.com/office/word/2010/wordml" xmlns:wpg="http://schemas.microsoft.com/office/word/2010/wordprocessingGroup" xmlns:wpi="http://schemas.microsoft.com/office/word/2010/wordprocessingInk" xmlns:wne="http://schemas.microsoft.com/office/word/2006/wordml" xmlns:wps="http://schemas.microsoft.com/office/word/2010/wordprocessingShape" xmlns:wpsCustomData="http://www.wps.cn/officeDocument/2013/wpsCustomData" mc:Ignorable="w14 wp14">
+<w:numbering xmlns:wpc="http://schemas.microsoft.com/office/word/2010/wordprocessingCanvas" xmlns:mc="http://schemas.openxmlformats.org/markup-compatibility/2006" xmlns:o="urn:schemas-microsoft-com:office:office" xmlns:r="http://schemas.openxmlformats.org/officeDocument/2006/relationships" xmlns:m="http://schemas.openxmlformats.org/officeDocument/2006/math" xmlns:v="urn:schemas-microsoft-com:vml" xmlns:wp14="http://schemas.microsoft.com/office/word/2010/wordprocessingDrawing" xmlns:wp="http://schemas.openxmlformats.org/drawingml/2006/wordprocessingDrawing" xmlns:w10="urn:schemas-microsoft-com:office:word" xmlns:w="http://schemas.openxmlformats.org/wordprocessingml/2006/main" xmlns:w14="http://schemas.microsoft.com/office/word/2010/wordml" xmlns:w15="http://schemas.microsoft.com/office/word/2012/wordml" xmlns:wne="http://schemas.microsoft.com/office/word/2006/wordml" xmlns:wpg="http://schemas.microsoft.com/office/word/2010/wordprocessingGroup" xmlns:wpi="http://schemas.microsoft.com/office/word/2010/wordprocessingInk" xmlns:wps="http://schemas.microsoft.com/office/word/2010/wordprocessingShape" mc:Ignorable="w14 w15 wp14">
   <w:abstractNum w:abstractNumId="0">
     <w:nsid w:val="8E964DCE"/>
     <w:multiLevelType w:val="multilevel"/>
     <w:tmpl w:val="8E964DCE"/>
-    <w:lvl w:ilvl="0" w:tentative="0">
+    <w:lvl w:ilvl="0">
       <w:start w:val="1"/>
       <w:numFmt w:val="decimal"/>
-      <w:pStyle w:val="2"/>
+      <w:pStyle w:val="Heading1"/>
       <w:lvlText w:val="%1."/>
       <w:lvlJc w:val="left"/>
       <w:pPr>
@@ -9356,10 +9164,10 @@
         <w:rFonts w:hint="default"/>
       </w:rPr>
     </w:lvl>
-    <w:lvl w:ilvl="1" w:tentative="0">
+    <w:lvl w:ilvl="1">
       <w:start w:val="1"/>
       <w:numFmt w:val="decimal"/>
-      <w:pStyle w:val="3"/>
+      <w:pStyle w:val="Heading2"/>
       <w:lvlText w:val="%1.%2."/>
       <w:lvlJc w:val="left"/>
       <w:pPr>
@@ -9369,10 +9177,10 @@
         <w:rFonts w:hint="default"/>
       </w:rPr>
     </w:lvl>
-    <w:lvl w:ilvl="2" w:tentative="0">
+    <w:lvl w:ilvl="2">
       <w:start w:val="1"/>
       <w:numFmt w:val="decimal"/>
-      <w:pStyle w:val="4"/>
+      <w:pStyle w:val="Heading3"/>
       <w:lvlText w:val="%1.%2.%3."/>
       <w:lvlJc w:val="left"/>
       <w:pPr>
@@ -9382,10 +9190,10 @@
         <w:rFonts w:hint="default"/>
       </w:rPr>
     </w:lvl>
-    <w:lvl w:ilvl="3" w:tentative="0">
+    <w:lvl w:ilvl="3">
       <w:start w:val="1"/>
       <w:numFmt w:val="decimal"/>
-      <w:pStyle w:val="5"/>
+      <w:pStyle w:val="Heading4"/>
       <w:lvlText w:val="%1.%2.%3.%4."/>
       <w:lvlJc w:val="left"/>
       <w:pPr>
@@ -9395,10 +9203,10 @@
         <w:rFonts w:hint="default"/>
       </w:rPr>
     </w:lvl>
-    <w:lvl w:ilvl="4" w:tentative="0">
+    <w:lvl w:ilvl="4">
       <w:start w:val="1"/>
       <w:numFmt w:val="decimal"/>
-      <w:pStyle w:val="6"/>
+      <w:pStyle w:val="Heading5"/>
       <w:lvlText w:val="%1.%2.%3.%4.%5."/>
       <w:lvlJc w:val="left"/>
       <w:pPr>
@@ -9408,10 +9216,10 @@
         <w:rFonts w:hint="default"/>
       </w:rPr>
     </w:lvl>
-    <w:lvl w:ilvl="5" w:tentative="0">
+    <w:lvl w:ilvl="5">
       <w:start w:val="1"/>
       <w:numFmt w:val="decimal"/>
-      <w:pStyle w:val="7"/>
+      <w:pStyle w:val="Heading6"/>
       <w:lvlText w:val="%1.%2.%3.%4.%5.%6."/>
       <w:lvlJc w:val="left"/>
       <w:pPr>
@@ -9421,10 +9229,10 @@
         <w:rFonts w:hint="default"/>
       </w:rPr>
     </w:lvl>
-    <w:lvl w:ilvl="6" w:tentative="0">
+    <w:lvl w:ilvl="6">
       <w:start w:val="1"/>
       <w:numFmt w:val="decimal"/>
-      <w:pStyle w:val="8"/>
+      <w:pStyle w:val="Heading7"/>
       <w:lvlText w:val="%1.%2.%3.%4.%5.%6.%7."/>
       <w:lvlJc w:val="left"/>
       <w:pPr>
@@ -9434,10 +9242,10 @@
         <w:rFonts w:hint="default"/>
       </w:rPr>
     </w:lvl>
-    <w:lvl w:ilvl="7" w:tentative="0">
+    <w:lvl w:ilvl="7">
       <w:start w:val="1"/>
       <w:numFmt w:val="decimal"/>
-      <w:pStyle w:val="9"/>
+      <w:pStyle w:val="Heading8"/>
       <w:lvlText w:val="%1.%2.%3.%4.%5.%6.%7.%8."/>
       <w:lvlJc w:val="left"/>
       <w:pPr>
@@ -9447,10 +9255,10 @@
         <w:rFonts w:hint="default"/>
       </w:rPr>
     </w:lvl>
-    <w:lvl w:ilvl="8" w:tentative="0">
+    <w:lvl w:ilvl="8">
       <w:start w:val="1"/>
       <w:numFmt w:val="decimal"/>
-      <w:pStyle w:val="10"/>
+      <w:pStyle w:val="Heading9"/>
       <w:lvlText w:val="%1.%2.%3.%4.%5.%6.%7.%8.%9."/>
       <w:lvlJc w:val="left"/>
       <w:pPr>
@@ -9465,7 +9273,7 @@
     <w:nsid w:val="AF15EAC7"/>
     <w:multiLevelType w:val="singleLevel"/>
     <w:tmpl w:val="AF15EAC7"/>
-    <w:lvl w:ilvl="0" w:tentative="0">
+    <w:lvl w:ilvl="0">
       <w:start w:val="1"/>
       <w:numFmt w:val="decimal"/>
       <w:lvlText w:val="%1."/>
@@ -9482,7 +9290,7 @@
     <w:nsid w:val="B2F45703"/>
     <w:multiLevelType w:val="singleLevel"/>
     <w:tmpl w:val="B2F45703"/>
-    <w:lvl w:ilvl="0" w:tentative="0">
+    <w:lvl w:ilvl="0">
       <w:start w:val="1"/>
       <w:numFmt w:val="decimal"/>
       <w:lvlText w:val="%1."/>
@@ -9499,7 +9307,7 @@
     <w:nsid w:val="D46F6FA1"/>
     <w:multiLevelType w:val="singleLevel"/>
     <w:tmpl w:val="D46F6FA1"/>
-    <w:lvl w:ilvl="0" w:tentative="0">
+    <w:lvl w:ilvl="0">
       <w:start w:val="1"/>
       <w:numFmt w:val="decimal"/>
       <w:lvlText w:val="%1."/>
@@ -9516,7 +9324,7 @@
     <w:nsid w:val="0871B627"/>
     <w:multiLevelType w:val="singleLevel"/>
     <w:tmpl w:val="0871B627"/>
-    <w:lvl w:ilvl="0" w:tentative="0">
+    <w:lvl w:ilvl="0">
       <w:start w:val="1"/>
       <w:numFmt w:val="decimal"/>
       <w:lvlText w:val="%1."/>
@@ -9548,269 +9356,267 @@
 </file>
 
 <file path=word/styles.xml><?xml version="1.0" encoding="utf-8"?>
-<w:styles xmlns:mc="http://schemas.openxmlformats.org/markup-compatibility/2006" xmlns:o="urn:schemas-microsoft-com:office:office" xmlns:r="http://schemas.openxmlformats.org/officeDocument/2006/relationships" xmlns:m="http://schemas.openxmlformats.org/officeDocument/2006/math" xmlns:v="urn:schemas-microsoft-com:vml" xmlns:w="http://schemas.openxmlformats.org/wordprocessingml/2006/main" xmlns:w14="http://schemas.microsoft.com/office/word/2010/wordml" xmlns:w10="urn:schemas-microsoft-com:office:word" xmlns:sl="http://schemas.openxmlformats.org/schemaLibrary/2006/main" xmlns:wpsCustomData="http://www.wps.cn/officeDocument/2013/wpsCustomData" mc:Ignorable="w14">
+<w:styles xmlns:mc="http://schemas.openxmlformats.org/markup-compatibility/2006" xmlns:r="http://schemas.openxmlformats.org/officeDocument/2006/relationships" xmlns:w="http://schemas.openxmlformats.org/wordprocessingml/2006/main" xmlns:w14="http://schemas.microsoft.com/office/word/2010/wordml" xmlns:w15="http://schemas.microsoft.com/office/word/2012/wordml" mc:Ignorable="w14 w15">
   <w:docDefaults>
     <w:rPrDefault>
       <w:rPr>
-        <w:rFonts w:ascii="Times New Roman" w:hAnsi="Times New Roman" w:eastAsia="宋体" w:cs="Times New Roman"/>
+        <w:rFonts w:ascii="Times New Roman" w:eastAsia="宋体" w:hAnsi="Times New Roman" w:cs="Times New Roman"/>
       </w:rPr>
     </w:rPrDefault>
     <w:pPrDefault/>
   </w:docDefaults>
-  <w:latentStyles w:count="260" w:defQFormat="0" w:defUnhideWhenUsed="1" w:defSemiHidden="1" w:defUIPriority="99" w:defLockedState="0">
-    <w:lsdException w:qFormat="1" w:unhideWhenUsed="0" w:uiPriority="0" w:semiHidden="0" w:name="Normal"/>
-    <w:lsdException w:qFormat="1" w:unhideWhenUsed="0" w:uiPriority="0" w:semiHidden="0" w:name="heading 1"/>
-    <w:lsdException w:qFormat="1" w:uiPriority="0" w:semiHidden="0" w:name="heading 2"/>
-    <w:lsdException w:qFormat="1" w:uiPriority="0" w:name="heading 3"/>
-    <w:lsdException w:qFormat="1" w:uiPriority="0" w:semiHidden="0" w:name="heading 4"/>
-    <w:lsdException w:qFormat="1" w:uiPriority="0" w:name="heading 5"/>
-    <w:lsdException w:qFormat="1" w:uiPriority="0" w:name="heading 6"/>
-    <w:lsdException w:qFormat="1" w:uiPriority="0" w:name="heading 7"/>
-    <w:lsdException w:qFormat="1" w:uiPriority="0" w:name="heading 8"/>
-    <w:lsdException w:qFormat="1" w:uiPriority="0" w:name="heading 9"/>
-    <w:lsdException w:unhideWhenUsed="0" w:uiPriority="0" w:semiHidden="0" w:name="index 1"/>
-    <w:lsdException w:unhideWhenUsed="0" w:uiPriority="0" w:semiHidden="0" w:name="index 2"/>
-    <w:lsdException w:unhideWhenUsed="0" w:uiPriority="0" w:semiHidden="0" w:name="index 3"/>
-    <w:lsdException w:unhideWhenUsed="0" w:uiPriority="0" w:semiHidden="0" w:name="index 4"/>
-    <w:lsdException w:unhideWhenUsed="0" w:uiPriority="0" w:semiHidden="0" w:name="index 5"/>
-    <w:lsdException w:unhideWhenUsed="0" w:uiPriority="0" w:semiHidden="0" w:name="index 6"/>
-    <w:lsdException w:unhideWhenUsed="0" w:uiPriority="0" w:semiHidden="0" w:name="index 7"/>
-    <w:lsdException w:unhideWhenUsed="0" w:uiPriority="0" w:semiHidden="0" w:name="index 8"/>
-    <w:lsdException w:unhideWhenUsed="0" w:uiPriority="0" w:semiHidden="0" w:name="index 9"/>
-    <w:lsdException w:qFormat="1" w:unhideWhenUsed="0" w:uiPriority="0" w:semiHidden="0" w:name="toc 1"/>
-    <w:lsdException w:qFormat="1" w:unhideWhenUsed="0" w:uiPriority="0" w:semiHidden="0" w:name="toc 2"/>
-    <w:lsdException w:qFormat="1" w:unhideWhenUsed="0" w:uiPriority="0" w:semiHidden="0" w:name="toc 3"/>
-    <w:lsdException w:unhideWhenUsed="0" w:uiPriority="0" w:semiHidden="0" w:name="toc 4"/>
-    <w:lsdException w:unhideWhenUsed="0" w:uiPriority="0" w:semiHidden="0" w:name="toc 5"/>
-    <w:lsdException w:unhideWhenUsed="0" w:uiPriority="0" w:semiHidden="0" w:name="toc 6"/>
-    <w:lsdException w:unhideWhenUsed="0" w:uiPriority="0" w:semiHidden="0" w:name="toc 7"/>
-    <w:lsdException w:unhideWhenUsed="0" w:uiPriority="0" w:semiHidden="0" w:name="toc 8"/>
-    <w:lsdException w:unhideWhenUsed="0" w:uiPriority="0" w:semiHidden="0" w:name="toc 9"/>
-    <w:lsdException w:unhideWhenUsed="0" w:uiPriority="0" w:semiHidden="0" w:name="Normal Indent"/>
-    <w:lsdException w:unhideWhenUsed="0" w:uiPriority="0" w:semiHidden="0" w:name="footnote text"/>
-    <w:lsdException w:qFormat="1" w:unhideWhenUsed="0" w:uiPriority="0" w:semiHidden="0" w:name="annotation text"/>
-    <w:lsdException w:qFormat="1" w:unhideWhenUsed="0" w:uiPriority="0" w:semiHidden="0" w:name="header"/>
-    <w:lsdException w:qFormat="1" w:unhideWhenUsed="0" w:uiPriority="0" w:semiHidden="0" w:name="footer"/>
-    <w:lsdException w:unhideWhenUsed="0" w:uiPriority="0" w:semiHidden="0" w:name="index heading"/>
-    <w:lsdException w:qFormat="1" w:uiPriority="0" w:name="caption"/>
-    <w:lsdException w:unhideWhenUsed="0" w:uiPriority="0" w:semiHidden="0" w:name="table of figures"/>
-    <w:lsdException w:unhideWhenUsed="0" w:uiPriority="0" w:semiHidden="0" w:name="envelope address"/>
-    <w:lsdException w:unhideWhenUsed="0" w:uiPriority="0" w:semiHidden="0" w:name="envelope return"/>
-    <w:lsdException w:unhideWhenUsed="0" w:uiPriority="0" w:semiHidden="0" w:name="footnote reference"/>
-    <w:lsdException w:unhideWhenUsed="0" w:uiPriority="0" w:semiHidden="0" w:name="annotation reference"/>
-    <w:lsdException w:unhideWhenUsed="0" w:uiPriority="0" w:semiHidden="0" w:name="line number"/>
-    <w:lsdException w:unhideWhenUsed="0" w:uiPriority="0" w:semiHidden="0" w:name="page number"/>
-    <w:lsdException w:unhideWhenUsed="0" w:uiPriority="0" w:semiHidden="0" w:name="endnote reference"/>
-    <w:lsdException w:unhideWhenUsed="0" w:uiPriority="0" w:semiHidden="0" w:name="endnote text"/>
-    <w:lsdException w:unhideWhenUsed="0" w:uiPriority="0" w:semiHidden="0" w:name="table of authorities"/>
-    <w:lsdException w:unhideWhenUsed="0" w:uiPriority="0" w:semiHidden="0" w:name="macro"/>
-    <w:lsdException w:unhideWhenUsed="0" w:uiPriority="0" w:semiHidden="0" w:name="toa heading"/>
-    <w:lsdException w:unhideWhenUsed="0" w:uiPriority="0" w:semiHidden="0" w:name="List"/>
-    <w:lsdException w:unhideWhenUsed="0" w:uiPriority="0" w:semiHidden="0" w:name="List Bullet"/>
-    <w:lsdException w:unhideWhenUsed="0" w:uiPriority="0" w:semiHidden="0" w:name="List Number"/>
-    <w:lsdException w:unhideWhenUsed="0" w:uiPriority="0" w:semiHidden="0" w:name="List 2"/>
-    <w:lsdException w:unhideWhenUsed="0" w:uiPriority="0" w:semiHidden="0" w:name="List 3"/>
-    <w:lsdException w:unhideWhenUsed="0" w:uiPriority="0" w:semiHidden="0" w:name="List 4"/>
-    <w:lsdException w:unhideWhenUsed="0" w:uiPriority="0" w:semiHidden="0" w:name="List 5"/>
-    <w:lsdException w:unhideWhenUsed="0" w:uiPriority="0" w:semiHidden="0" w:name="List Bullet 2"/>
-    <w:lsdException w:unhideWhenUsed="0" w:uiPriority="0" w:semiHidden="0" w:name="List Bullet 3"/>
-    <w:lsdException w:unhideWhenUsed="0" w:uiPriority="0" w:semiHidden="0" w:name="List Bullet 4"/>
-    <w:lsdException w:unhideWhenUsed="0" w:uiPriority="0" w:semiHidden="0" w:name="List Bullet 5"/>
-    <w:lsdException w:unhideWhenUsed="0" w:uiPriority="0" w:semiHidden="0" w:name="List Number 2"/>
-    <w:lsdException w:unhideWhenUsed="0" w:uiPriority="0" w:semiHidden="0" w:name="List Number 3"/>
-    <w:lsdException w:unhideWhenUsed="0" w:uiPriority="0" w:semiHidden="0" w:name="List Number 4"/>
-    <w:lsdException w:unhideWhenUsed="0" w:uiPriority="0" w:semiHidden="0" w:name="List Number 5"/>
-    <w:lsdException w:qFormat="1" w:unhideWhenUsed="0" w:uiPriority="0" w:semiHidden="0" w:name="Title"/>
-    <w:lsdException w:unhideWhenUsed="0" w:uiPriority="0" w:semiHidden="0" w:name="Closing"/>
-    <w:lsdException w:unhideWhenUsed="0" w:uiPriority="0" w:semiHidden="0" w:name="Signature"/>
-    <w:lsdException w:qFormat="1" w:unhideWhenUsed="0" w:uiPriority="0" w:name="Default Paragraph Font"/>
-    <w:lsdException w:qFormat="1" w:unhideWhenUsed="0" w:uiPriority="0" w:name="Body Text"/>
-    <w:lsdException w:unhideWhenUsed="0" w:uiPriority="0" w:semiHidden="0" w:name="Body Text Indent"/>
-    <w:lsdException w:unhideWhenUsed="0" w:uiPriority="0" w:semiHidden="0" w:name="List Continue"/>
-    <w:lsdException w:unhideWhenUsed="0" w:uiPriority="0" w:semiHidden="0" w:name="List Continue 2"/>
-    <w:lsdException w:unhideWhenUsed="0" w:uiPriority="0" w:semiHidden="0" w:name="List Continue 3"/>
-    <w:lsdException w:unhideWhenUsed="0" w:uiPriority="0" w:semiHidden="0" w:name="List Continue 4"/>
-    <w:lsdException w:unhideWhenUsed="0" w:uiPriority="0" w:semiHidden="0" w:name="List Continue 5"/>
-    <w:lsdException w:unhideWhenUsed="0" w:uiPriority="0" w:semiHidden="0" w:name="Message Header"/>
-    <w:lsdException w:qFormat="1" w:unhideWhenUsed="0" w:uiPriority="0" w:semiHidden="0" w:name="Subtitle"/>
-    <w:lsdException w:unhideWhenUsed="0" w:uiPriority="0" w:semiHidden="0" w:name="Salutation"/>
-    <w:lsdException w:unhideWhenUsed="0" w:uiPriority="0" w:semiHidden="0" w:name="Date"/>
-    <w:lsdException w:unhideWhenUsed="0" w:uiPriority="0" w:semiHidden="0" w:name="Body Text First Indent"/>
-    <w:lsdException w:unhideWhenUsed="0" w:uiPriority="0" w:semiHidden="0" w:name="Body Text First Indent 2"/>
-    <w:lsdException w:uiPriority="99" w:name="Note Heading"/>
-    <w:lsdException w:unhideWhenUsed="0" w:uiPriority="0" w:semiHidden="0" w:name="Body Text 2"/>
-    <w:lsdException w:unhideWhenUsed="0" w:uiPriority="0" w:semiHidden="0" w:name="Body Text 3"/>
-    <w:lsdException w:unhideWhenUsed="0" w:uiPriority="0" w:semiHidden="0" w:name="Body Text Indent 2"/>
-    <w:lsdException w:unhideWhenUsed="0" w:uiPriority="0" w:semiHidden="0" w:name="Body Text Indent 3"/>
-    <w:lsdException w:unhideWhenUsed="0" w:uiPriority="0" w:semiHidden="0" w:name="Block Text"/>
-    <w:lsdException w:unhideWhenUsed="0" w:uiPriority="0" w:semiHidden="0" w:name="Hyperlink"/>
-    <w:lsdException w:unhideWhenUsed="0" w:uiPriority="0" w:semiHidden="0" w:name="FollowedHyperlink"/>
-    <w:lsdException w:qFormat="1" w:unhideWhenUsed="0" w:uiPriority="0" w:semiHidden="0" w:name="Strong"/>
-    <w:lsdException w:qFormat="1" w:unhideWhenUsed="0" w:uiPriority="0" w:semiHidden="0" w:name="Emphasis"/>
-    <w:lsdException w:unhideWhenUsed="0" w:uiPriority="0" w:semiHidden="0" w:name="Document Map"/>
-    <w:lsdException w:unhideWhenUsed="0" w:uiPriority="0" w:semiHidden="0" w:name="Plain Text"/>
-    <w:lsdException w:unhideWhenUsed="0" w:uiPriority="0" w:semiHidden="0" w:name="E-mail Signature"/>
-    <w:lsdException w:qFormat="1" w:unhideWhenUsed="0" w:uiPriority="0" w:semiHidden="0" w:name="Normal (Web)"/>
-    <w:lsdException w:unhideWhenUsed="0" w:uiPriority="0" w:semiHidden="0" w:name="HTML Acronym"/>
-    <w:lsdException w:unhideWhenUsed="0" w:uiPriority="0" w:semiHidden="0" w:name="HTML Address"/>
-    <w:lsdException w:unhideWhenUsed="0" w:uiPriority="0" w:semiHidden="0" w:name="HTML Cite"/>
-    <w:lsdException w:unhideWhenUsed="0" w:uiPriority="0" w:semiHidden="0" w:name="HTML Code"/>
-    <w:lsdException w:unhideWhenUsed="0" w:uiPriority="0" w:semiHidden="0" w:name="HTML Definition"/>
-    <w:lsdException w:unhideWhenUsed="0" w:uiPriority="0" w:semiHidden="0" w:name="HTML Keyboard"/>
-    <w:lsdException w:unhideWhenUsed="0" w:uiPriority="0" w:semiHidden="0" w:name="HTML Preformatted"/>
-    <w:lsdException w:unhideWhenUsed="0" w:uiPriority="0" w:semiHidden="0" w:name="HTML Sample"/>
-    <w:lsdException w:unhideWhenUsed="0" w:uiPriority="0" w:semiHidden="0" w:name="HTML Typewriter"/>
-    <w:lsdException w:unhideWhenUsed="0" w:uiPriority="0" w:semiHidden="0" w:name="HTML Variable"/>
-    <w:lsdException w:qFormat="1" w:unhideWhenUsed="0" w:uiPriority="0" w:name="Normal Table"/>
-    <w:lsdException w:unhideWhenUsed="0" w:uiPriority="0" w:semiHidden="0" w:name="annotation subject"/>
-    <w:lsdException w:unhideWhenUsed="0" w:uiPriority="0" w:semiHidden="0" w:name="Table Simple 1"/>
-    <w:lsdException w:unhideWhenUsed="0" w:uiPriority="0" w:semiHidden="0" w:name="Table Simple 2"/>
-    <w:lsdException w:unhideWhenUsed="0" w:uiPriority="0" w:semiHidden="0" w:name="Table Simple 3"/>
-    <w:lsdException w:unhideWhenUsed="0" w:uiPriority="0" w:semiHidden="0" w:name="Table Classic 1"/>
-    <w:lsdException w:unhideWhenUsed="0" w:uiPriority="0" w:semiHidden="0" w:name="Table Classic 2"/>
-    <w:lsdException w:unhideWhenUsed="0" w:uiPriority="0" w:semiHidden="0" w:name="Table Classic 3"/>
-    <w:lsdException w:unhideWhenUsed="0" w:uiPriority="0" w:semiHidden="0" w:name="Table Classic 4"/>
-    <w:lsdException w:unhideWhenUsed="0" w:uiPriority="0" w:semiHidden="0" w:name="Table Colorful 1"/>
-    <w:lsdException w:unhideWhenUsed="0" w:uiPriority="0" w:semiHidden="0" w:name="Table Colorful 2"/>
-    <w:lsdException w:unhideWhenUsed="0" w:uiPriority="0" w:semiHidden="0" w:name="Table Colorful 3"/>
-    <w:lsdException w:unhideWhenUsed="0" w:uiPriority="0" w:semiHidden="0" w:name="Table Columns 1"/>
-    <w:lsdException w:unhideWhenUsed="0" w:uiPriority="0" w:semiHidden="0" w:name="Table Columns 2"/>
-    <w:lsdException w:unhideWhenUsed="0" w:uiPriority="0" w:semiHidden="0" w:name="Table Columns 3"/>
-    <w:lsdException w:unhideWhenUsed="0" w:uiPriority="0" w:semiHidden="0" w:name="Table Columns 4"/>
-    <w:lsdException w:unhideWhenUsed="0" w:uiPriority="0" w:semiHidden="0" w:name="Table Columns 5"/>
-    <w:lsdException w:unhideWhenUsed="0" w:uiPriority="0" w:semiHidden="0" w:name="Table Grid 1"/>
-    <w:lsdException w:unhideWhenUsed="0" w:uiPriority="0" w:semiHidden="0" w:name="Table Grid 2"/>
-    <w:lsdException w:unhideWhenUsed="0" w:uiPriority="0" w:semiHidden="0" w:name="Table Grid 3"/>
-    <w:lsdException w:unhideWhenUsed="0" w:uiPriority="0" w:semiHidden="0" w:name="Table Grid 4"/>
-    <w:lsdException w:unhideWhenUsed="0" w:uiPriority="0" w:semiHidden="0" w:name="Table Grid 5"/>
-    <w:lsdException w:unhideWhenUsed="0" w:uiPriority="0" w:semiHidden="0" w:name="Table Grid 6"/>
-    <w:lsdException w:unhideWhenUsed="0" w:uiPriority="0" w:semiHidden="0" w:name="Table Grid 7"/>
-    <w:lsdException w:unhideWhenUsed="0" w:uiPriority="0" w:semiHidden="0" w:name="Table Grid 8"/>
-    <w:lsdException w:unhideWhenUsed="0" w:uiPriority="0" w:semiHidden="0" w:name="Table List 1"/>
-    <w:lsdException w:unhideWhenUsed="0" w:uiPriority="0" w:semiHidden="0" w:name="Table List 2"/>
-    <w:lsdException w:unhideWhenUsed="0" w:uiPriority="0" w:semiHidden="0" w:name="Table List 3"/>
-    <w:lsdException w:unhideWhenUsed="0" w:uiPriority="0" w:semiHidden="0" w:name="Table List 4"/>
-    <w:lsdException w:unhideWhenUsed="0" w:uiPriority="0" w:semiHidden="0" w:name="Table List 5"/>
-    <w:lsdException w:unhideWhenUsed="0" w:uiPriority="0" w:semiHidden="0" w:name="Table List 6"/>
-    <w:lsdException w:unhideWhenUsed="0" w:uiPriority="0" w:semiHidden="0" w:name="Table List 7"/>
-    <w:lsdException w:unhideWhenUsed="0" w:uiPriority="0" w:semiHidden="0" w:name="Table List 8"/>
-    <w:lsdException w:unhideWhenUsed="0" w:uiPriority="0" w:semiHidden="0" w:name="Table 3D effects 1"/>
-    <w:lsdException w:unhideWhenUsed="0" w:uiPriority="0" w:semiHidden="0" w:name="Table 3D effects 2"/>
-    <w:lsdException w:unhideWhenUsed="0" w:uiPriority="0" w:semiHidden="0" w:name="Table 3D effects 3"/>
-    <w:lsdException w:unhideWhenUsed="0" w:uiPriority="0" w:semiHidden="0" w:name="Table Contemporary"/>
-    <w:lsdException w:unhideWhenUsed="0" w:uiPriority="0" w:semiHidden="0" w:name="Table Elegant"/>
-    <w:lsdException w:unhideWhenUsed="0" w:uiPriority="0" w:semiHidden="0" w:name="Table Professional"/>
-    <w:lsdException w:unhideWhenUsed="0" w:uiPriority="0" w:semiHidden="0" w:name="Table Subtle 1"/>
-    <w:lsdException w:unhideWhenUsed="0" w:uiPriority="0" w:semiHidden="0" w:name="Table Subtle 2"/>
-    <w:lsdException w:unhideWhenUsed="0" w:uiPriority="0" w:semiHidden="0" w:name="Table Web 1"/>
-    <w:lsdException w:unhideWhenUsed="0" w:uiPriority="0" w:semiHidden="0" w:name="Table Web 2"/>
-    <w:lsdException w:unhideWhenUsed="0" w:uiPriority="0" w:semiHidden="0" w:name="Table Web 3"/>
-    <w:lsdException w:unhideWhenUsed="0" w:uiPriority="0" w:semiHidden="0" w:name="Balloon Text"/>
-    <w:lsdException w:qFormat="1" w:unhideWhenUsed="0" w:uiPriority="0" w:semiHidden="0" w:name="Table Grid"/>
-    <w:lsdException w:unhideWhenUsed="0" w:uiPriority="0" w:semiHidden="0" w:name="Table Theme"/>
-    <w:lsdException w:unhideWhenUsed="0" w:uiPriority="60" w:semiHidden="0" w:name="Light Shading"/>
-    <w:lsdException w:unhideWhenUsed="0" w:uiPriority="61" w:semiHidden="0" w:name="Light List"/>
-    <w:lsdException w:unhideWhenUsed="0" w:uiPriority="62" w:semiHidden="0" w:name="Light Grid"/>
-    <w:lsdException w:unhideWhenUsed="0" w:uiPriority="63" w:semiHidden="0" w:name="Medium Shading 1"/>
-    <w:lsdException w:unhideWhenUsed="0" w:uiPriority="64" w:semiHidden="0" w:name="Medium Shading 2"/>
-    <w:lsdException w:unhideWhenUsed="0" w:uiPriority="65" w:semiHidden="0" w:name="Medium List 1"/>
-    <w:lsdException w:unhideWhenUsed="0" w:uiPriority="66" w:semiHidden="0" w:name="Medium List 2"/>
-    <w:lsdException w:unhideWhenUsed="0" w:uiPriority="67" w:semiHidden="0" w:name="Medium Grid 1"/>
-    <w:lsdException w:unhideWhenUsed="0" w:uiPriority="68" w:semiHidden="0" w:name="Medium Grid 2"/>
-    <w:lsdException w:unhideWhenUsed="0" w:uiPriority="69" w:semiHidden="0" w:name="Medium Grid 3"/>
-    <w:lsdException w:unhideWhenUsed="0" w:uiPriority="70" w:semiHidden="0" w:name="Dark List"/>
-    <w:lsdException w:unhideWhenUsed="0" w:uiPriority="71" w:semiHidden="0" w:name="Colorful Shading"/>
-    <w:lsdException w:unhideWhenUsed="0" w:uiPriority="72" w:semiHidden="0" w:name="Colorful List"/>
-    <w:lsdException w:unhideWhenUsed="0" w:uiPriority="73" w:semiHidden="0" w:name="Colorful Grid"/>
-    <w:lsdException w:unhideWhenUsed="0" w:uiPriority="60" w:semiHidden="0" w:name="Light Shading Accent 1"/>
-    <w:lsdException w:unhideWhenUsed="0" w:uiPriority="61" w:semiHidden="0" w:name="Light List Accent 1"/>
-    <w:lsdException w:unhideWhenUsed="0" w:uiPriority="62" w:semiHidden="0" w:name="Light Grid Accent 1"/>
-    <w:lsdException w:unhideWhenUsed="0" w:uiPriority="63" w:semiHidden="0" w:name="Medium Shading 1 Accent 1"/>
-    <w:lsdException w:unhideWhenUsed="0" w:uiPriority="64" w:semiHidden="0" w:name="Medium Shading 2 Accent 1"/>
-    <w:lsdException w:unhideWhenUsed="0" w:uiPriority="65" w:semiHidden="0" w:name="Medium List 1 Accent 1"/>
-    <w:lsdException w:unhideWhenUsed="0" w:uiPriority="66" w:semiHidden="0" w:name="Medium List 2 Accent 1"/>
-    <w:lsdException w:unhideWhenUsed="0" w:uiPriority="67" w:semiHidden="0" w:name="Medium Grid 1 Accent 1"/>
-    <w:lsdException w:unhideWhenUsed="0" w:uiPriority="68" w:semiHidden="0" w:name="Medium Grid 2 Accent 1"/>
-    <w:lsdException w:unhideWhenUsed="0" w:uiPriority="69" w:semiHidden="0" w:name="Medium Grid 3 Accent 1"/>
-    <w:lsdException w:unhideWhenUsed="0" w:uiPriority="70" w:semiHidden="0" w:name="Dark List Accent 1"/>
-    <w:lsdException w:unhideWhenUsed="0" w:uiPriority="71" w:semiHidden="0" w:name="Colorful Shading Accent 1"/>
-    <w:lsdException w:unhideWhenUsed="0" w:uiPriority="72" w:semiHidden="0" w:name="Colorful List Accent 1"/>
-    <w:lsdException w:unhideWhenUsed="0" w:uiPriority="73" w:semiHidden="0" w:name="Colorful Grid Accent 1"/>
-    <w:lsdException w:unhideWhenUsed="0" w:uiPriority="60" w:semiHidden="0" w:name="Light Shading Accent 2"/>
-    <w:lsdException w:unhideWhenUsed="0" w:uiPriority="61" w:semiHidden="0" w:name="Light List Accent 2"/>
-    <w:lsdException w:unhideWhenUsed="0" w:uiPriority="62" w:semiHidden="0" w:name="Light Grid Accent 2"/>
-    <w:lsdException w:unhideWhenUsed="0" w:uiPriority="63" w:semiHidden="0" w:name="Medium Shading 1 Accent 2"/>
-    <w:lsdException w:unhideWhenUsed="0" w:uiPriority="64" w:semiHidden="0" w:name="Medium Shading 2 Accent 2"/>
-    <w:lsdException w:unhideWhenUsed="0" w:uiPriority="65" w:semiHidden="0" w:name="Medium List 1 Accent 2"/>
-    <w:lsdException w:unhideWhenUsed="0" w:uiPriority="66" w:semiHidden="0" w:name="Medium List 2 Accent 2"/>
-    <w:lsdException w:unhideWhenUsed="0" w:uiPriority="67" w:semiHidden="0" w:name="Medium Grid 1 Accent 2"/>
-    <w:lsdException w:unhideWhenUsed="0" w:uiPriority="68" w:semiHidden="0" w:name="Medium Grid 2 Accent 2"/>
-    <w:lsdException w:unhideWhenUsed="0" w:uiPriority="69" w:semiHidden="0" w:name="Medium Grid 3 Accent 2"/>
-    <w:lsdException w:unhideWhenUsed="0" w:uiPriority="70" w:semiHidden="0" w:name="Dark List Accent 2"/>
-    <w:lsdException w:unhideWhenUsed="0" w:uiPriority="71" w:semiHidden="0" w:name="Colorful Shading Accent 2"/>
-    <w:lsdException w:unhideWhenUsed="0" w:uiPriority="72" w:semiHidden="0" w:name="Colorful List Accent 2"/>
-    <w:lsdException w:unhideWhenUsed="0" w:uiPriority="73" w:semiHidden="0" w:name="Colorful Grid Accent 2"/>
-    <w:lsdException w:unhideWhenUsed="0" w:uiPriority="60" w:semiHidden="0" w:name="Light Shading Accent 3"/>
-    <w:lsdException w:unhideWhenUsed="0" w:uiPriority="61" w:semiHidden="0" w:name="Light List Accent 3"/>
-    <w:lsdException w:unhideWhenUsed="0" w:uiPriority="62" w:semiHidden="0" w:name="Light Grid Accent 3"/>
-    <w:lsdException w:unhideWhenUsed="0" w:uiPriority="63" w:semiHidden="0" w:name="Medium Shading 1 Accent 3"/>
-    <w:lsdException w:unhideWhenUsed="0" w:uiPriority="64" w:semiHidden="0" w:name="Medium Shading 2 Accent 3"/>
-    <w:lsdException w:unhideWhenUsed="0" w:uiPriority="65" w:semiHidden="0" w:name="Medium List 1 Accent 3"/>
-    <w:lsdException w:unhideWhenUsed="0" w:uiPriority="66" w:semiHidden="0" w:name="Medium List 2 Accent 3"/>
-    <w:lsdException w:unhideWhenUsed="0" w:uiPriority="67" w:semiHidden="0" w:name="Medium Grid 1 Accent 3"/>
-    <w:lsdException w:unhideWhenUsed="0" w:uiPriority="68" w:semiHidden="0" w:name="Medium Grid 2 Accent 3"/>
-    <w:lsdException w:unhideWhenUsed="0" w:uiPriority="69" w:semiHidden="0" w:name="Medium Grid 3 Accent 3"/>
-    <w:lsdException w:unhideWhenUsed="0" w:uiPriority="70" w:semiHidden="0" w:name="Dark List Accent 3"/>
-    <w:lsdException w:unhideWhenUsed="0" w:uiPriority="71" w:semiHidden="0" w:name="Colorful Shading Accent 3"/>
-    <w:lsdException w:unhideWhenUsed="0" w:uiPriority="72" w:semiHidden="0" w:name="Colorful List Accent 3"/>
-    <w:lsdException w:unhideWhenUsed="0" w:uiPriority="73" w:semiHidden="0" w:name="Colorful Grid Accent 3"/>
-    <w:lsdException w:unhideWhenUsed="0" w:uiPriority="60" w:semiHidden="0" w:name="Light Shading Accent 4"/>
-    <w:lsdException w:unhideWhenUsed="0" w:uiPriority="61" w:semiHidden="0" w:name="Light List Accent 4"/>
-    <w:lsdException w:unhideWhenUsed="0" w:uiPriority="62" w:semiHidden="0" w:name="Light Grid Accent 4"/>
-    <w:lsdException w:unhideWhenUsed="0" w:uiPriority="63" w:semiHidden="0" w:name="Medium Shading 1 Accent 4"/>
-    <w:lsdException w:unhideWhenUsed="0" w:uiPriority="64" w:semiHidden="0" w:name="Medium Shading 2 Accent 4"/>
-    <w:lsdException w:unhideWhenUsed="0" w:uiPriority="65" w:semiHidden="0" w:name="Medium List 1 Accent 4"/>
-    <w:lsdException w:unhideWhenUsed="0" w:uiPriority="66" w:semiHidden="0" w:name="Medium List 2 Accent 4"/>
-    <w:lsdException w:unhideWhenUsed="0" w:uiPriority="67" w:semiHidden="0" w:name="Medium Grid 1 Accent 4"/>
-    <w:lsdException w:unhideWhenUsed="0" w:uiPriority="68" w:semiHidden="0" w:name="Medium Grid 2 Accent 4"/>
-    <w:lsdException w:unhideWhenUsed="0" w:uiPriority="69" w:semiHidden="0" w:name="Medium Grid 3 Accent 4"/>
-    <w:lsdException w:unhideWhenUsed="0" w:uiPriority="70" w:semiHidden="0" w:name="Dark List Accent 4"/>
-    <w:lsdException w:unhideWhenUsed="0" w:uiPriority="71" w:semiHidden="0" w:name="Colorful Shading Accent 4"/>
-    <w:lsdException w:unhideWhenUsed="0" w:uiPriority="72" w:semiHidden="0" w:name="Colorful List Accent 4"/>
-    <w:lsdException w:unhideWhenUsed="0" w:uiPriority="73" w:semiHidden="0" w:name="Colorful Grid Accent 4"/>
-    <w:lsdException w:unhideWhenUsed="0" w:uiPriority="60" w:semiHidden="0" w:name="Light Shading Accent 5"/>
-    <w:lsdException w:unhideWhenUsed="0" w:uiPriority="61" w:semiHidden="0" w:name="Light List Accent 5"/>
-    <w:lsdException w:unhideWhenUsed="0" w:uiPriority="62" w:semiHidden="0" w:name="Light Grid Accent 5"/>
-    <w:lsdException w:unhideWhenUsed="0" w:uiPriority="63" w:semiHidden="0" w:name="Medium Shading 1 Accent 5"/>
-    <w:lsdException w:unhideWhenUsed="0" w:uiPriority="64" w:semiHidden="0" w:name="Medium Shading 2 Accent 5"/>
-    <w:lsdException w:unhideWhenUsed="0" w:uiPriority="65" w:semiHidden="0" w:name="Medium List 1 Accent 5"/>
-    <w:lsdException w:unhideWhenUsed="0" w:uiPriority="66" w:semiHidden="0" w:name="Medium List 2 Accent 5"/>
-    <w:lsdException w:unhideWhenUsed="0" w:uiPriority="67" w:semiHidden="0" w:name="Medium Grid 1 Accent 5"/>
-    <w:lsdException w:unhideWhenUsed="0" w:uiPriority="68" w:semiHidden="0" w:name="Medium Grid 2 Accent 5"/>
-    <w:lsdException w:unhideWhenUsed="0" w:uiPriority="69" w:semiHidden="0" w:name="Medium Grid 3 Accent 5"/>
-    <w:lsdException w:unhideWhenUsed="0" w:uiPriority="70" w:semiHidden="0" w:name="Dark List Accent 5"/>
-    <w:lsdException w:unhideWhenUsed="0" w:uiPriority="71" w:semiHidden="0" w:name="Colorful Shading Accent 5"/>
-    <w:lsdException w:unhideWhenUsed="0" w:uiPriority="72" w:semiHidden="0" w:name="Colorful List Accent 5"/>
-    <w:lsdException w:unhideWhenUsed="0" w:uiPriority="73" w:semiHidden="0" w:name="Colorful Grid Accent 5"/>
-    <w:lsdException w:unhideWhenUsed="0" w:uiPriority="60" w:semiHidden="0" w:name="Light Shading Accent 6"/>
-    <w:lsdException w:unhideWhenUsed="0" w:uiPriority="61" w:semiHidden="0" w:name="Light List Accent 6"/>
-    <w:lsdException w:unhideWhenUsed="0" w:uiPriority="62" w:semiHidden="0" w:name="Light Grid Accent 6"/>
-    <w:lsdException w:unhideWhenUsed="0" w:uiPriority="63" w:semiHidden="0" w:name="Medium Shading 1 Accent 6"/>
-    <w:lsdException w:unhideWhenUsed="0" w:uiPriority="64" w:semiHidden="0" w:name="Medium Shading 2 Accent 6"/>
-    <w:lsdException w:unhideWhenUsed="0" w:uiPriority="65" w:semiHidden="0" w:name="Medium List 1 Accent 6"/>
-    <w:lsdException w:unhideWhenUsed="0" w:uiPriority="66" w:semiHidden="0" w:name="Medium List 2 Accent 6"/>
-    <w:lsdException w:unhideWhenUsed="0" w:uiPriority="67" w:semiHidden="0" w:name="Medium Grid 1 Accent 6"/>
-    <w:lsdException w:unhideWhenUsed="0" w:uiPriority="68" w:semiHidden="0" w:name="Medium Grid 2 Accent 6"/>
-    <w:lsdException w:unhideWhenUsed="0" w:uiPriority="69" w:semiHidden="0" w:name="Medium Grid 3 Accent 6"/>
-    <w:lsdException w:unhideWhenUsed="0" w:uiPriority="70" w:semiHidden="0" w:name="Dark List Accent 6"/>
-    <w:lsdException w:unhideWhenUsed="0" w:uiPriority="71" w:semiHidden="0" w:name="Colorful Shading Accent 6"/>
-    <w:lsdException w:unhideWhenUsed="0" w:uiPriority="72" w:semiHidden="0" w:name="Colorful List Accent 6"/>
-    <w:lsdException w:unhideWhenUsed="0" w:uiPriority="73" w:semiHidden="0" w:name="Colorful Grid Accent 6"/>
+  <w:latentStyles w:defLockedState="0" w:defUIPriority="99" w:defSemiHidden="1" w:defUnhideWhenUsed="1" w:defQFormat="0" w:count="260">
+    <w:lsdException w:name="Normal" w:semiHidden="0" w:uiPriority="0" w:unhideWhenUsed="0" w:qFormat="1"/>
+    <w:lsdException w:name="heading 1" w:semiHidden="0" w:uiPriority="0" w:unhideWhenUsed="0" w:qFormat="1"/>
+    <w:lsdException w:name="heading 2" w:semiHidden="0" w:uiPriority="0" w:qFormat="1"/>
+    <w:lsdException w:name="heading 3" w:uiPriority="0" w:qFormat="1"/>
+    <w:lsdException w:name="heading 4" w:semiHidden="0" w:uiPriority="0" w:qFormat="1"/>
+    <w:lsdException w:name="heading 5" w:uiPriority="0" w:qFormat="1"/>
+    <w:lsdException w:name="heading 6" w:uiPriority="0" w:qFormat="1"/>
+    <w:lsdException w:name="heading 7" w:uiPriority="0" w:qFormat="1"/>
+    <w:lsdException w:name="heading 8" w:uiPriority="0" w:qFormat="1"/>
+    <w:lsdException w:name="heading 9" w:uiPriority="0" w:qFormat="1"/>
+    <w:lsdException w:name="index 1" w:semiHidden="0" w:uiPriority="0" w:unhideWhenUsed="0"/>
+    <w:lsdException w:name="index 2" w:semiHidden="0" w:uiPriority="0" w:unhideWhenUsed="0"/>
+    <w:lsdException w:name="index 3" w:semiHidden="0" w:uiPriority="0" w:unhideWhenUsed="0"/>
+    <w:lsdException w:name="index 4" w:semiHidden="0" w:uiPriority="0" w:unhideWhenUsed="0"/>
+    <w:lsdException w:name="index 5" w:semiHidden="0" w:uiPriority="0" w:unhideWhenUsed="0"/>
+    <w:lsdException w:name="index 6" w:semiHidden="0" w:uiPriority="0" w:unhideWhenUsed="0"/>
+    <w:lsdException w:name="index 7" w:semiHidden="0" w:uiPriority="0" w:unhideWhenUsed="0"/>
+    <w:lsdException w:name="index 8" w:semiHidden="0" w:uiPriority="0" w:unhideWhenUsed="0"/>
+    <w:lsdException w:name="index 9" w:semiHidden="0" w:uiPriority="0" w:unhideWhenUsed="0"/>
+    <w:lsdException w:name="toc 1" w:semiHidden="0" w:uiPriority="0" w:unhideWhenUsed="0" w:qFormat="1"/>
+    <w:lsdException w:name="toc 2" w:semiHidden="0" w:uiPriority="0" w:unhideWhenUsed="0" w:qFormat="1"/>
+    <w:lsdException w:name="toc 3" w:semiHidden="0" w:uiPriority="0" w:unhideWhenUsed="0" w:qFormat="1"/>
+    <w:lsdException w:name="toc 4" w:semiHidden="0" w:uiPriority="0" w:unhideWhenUsed="0"/>
+    <w:lsdException w:name="toc 5" w:semiHidden="0" w:uiPriority="0" w:unhideWhenUsed="0"/>
+    <w:lsdException w:name="toc 6" w:semiHidden="0" w:uiPriority="0" w:unhideWhenUsed="0"/>
+    <w:lsdException w:name="toc 7" w:semiHidden="0" w:uiPriority="0" w:unhideWhenUsed="0"/>
+    <w:lsdException w:name="toc 8" w:semiHidden="0" w:uiPriority="0" w:unhideWhenUsed="0"/>
+    <w:lsdException w:name="toc 9" w:semiHidden="0" w:uiPriority="0" w:unhideWhenUsed="0"/>
+    <w:lsdException w:name="Normal Indent" w:semiHidden="0" w:uiPriority="0" w:unhideWhenUsed="0"/>
+    <w:lsdException w:name="footnote text" w:semiHidden="0" w:uiPriority="0" w:unhideWhenUsed="0"/>
+    <w:lsdException w:name="annotation text" w:semiHidden="0" w:uiPriority="0" w:unhideWhenUsed="0" w:qFormat="1"/>
+    <w:lsdException w:name="header" w:semiHidden="0" w:uiPriority="0" w:unhideWhenUsed="0" w:qFormat="1"/>
+    <w:lsdException w:name="footer" w:semiHidden="0" w:uiPriority="0" w:unhideWhenUsed="0" w:qFormat="1"/>
+    <w:lsdException w:name="index heading" w:semiHidden="0" w:uiPriority="0" w:unhideWhenUsed="0"/>
+    <w:lsdException w:name="caption" w:uiPriority="0" w:qFormat="1"/>
+    <w:lsdException w:name="table of figures" w:semiHidden="0" w:uiPriority="0" w:unhideWhenUsed="0"/>
+    <w:lsdException w:name="envelope address" w:semiHidden="0" w:uiPriority="0" w:unhideWhenUsed="0"/>
+    <w:lsdException w:name="envelope return" w:semiHidden="0" w:uiPriority="0" w:unhideWhenUsed="0"/>
+    <w:lsdException w:name="footnote reference" w:semiHidden="0" w:uiPriority="0" w:unhideWhenUsed="0"/>
+    <w:lsdException w:name="annotation reference" w:semiHidden="0" w:uiPriority="0" w:unhideWhenUsed="0"/>
+    <w:lsdException w:name="line number" w:semiHidden="0" w:uiPriority="0" w:unhideWhenUsed="0"/>
+    <w:lsdException w:name="page number" w:semiHidden="0" w:uiPriority="0" w:unhideWhenUsed="0"/>
+    <w:lsdException w:name="endnote reference" w:semiHidden="0" w:uiPriority="0" w:unhideWhenUsed="0"/>
+    <w:lsdException w:name="endnote text" w:semiHidden="0" w:uiPriority="0" w:unhideWhenUsed="0"/>
+    <w:lsdException w:name="table of authorities" w:semiHidden="0" w:uiPriority="0" w:unhideWhenUsed="0"/>
+    <w:lsdException w:name="macro" w:semiHidden="0" w:uiPriority="0" w:unhideWhenUsed="0"/>
+    <w:lsdException w:name="toa heading" w:semiHidden="0" w:uiPriority="0" w:unhideWhenUsed="0"/>
+    <w:lsdException w:name="List" w:semiHidden="0" w:uiPriority="0" w:unhideWhenUsed="0"/>
+    <w:lsdException w:name="List Bullet" w:semiHidden="0" w:uiPriority="0" w:unhideWhenUsed="0"/>
+    <w:lsdException w:name="List Number" w:semiHidden="0" w:uiPriority="0" w:unhideWhenUsed="0"/>
+    <w:lsdException w:name="List 2" w:semiHidden="0" w:uiPriority="0" w:unhideWhenUsed="0"/>
+    <w:lsdException w:name="List 3" w:semiHidden="0" w:uiPriority="0" w:unhideWhenUsed="0"/>
+    <w:lsdException w:name="List 4" w:semiHidden="0" w:uiPriority="0" w:unhideWhenUsed="0"/>
+    <w:lsdException w:name="List 5" w:semiHidden="0" w:uiPriority="0" w:unhideWhenUsed="0"/>
+    <w:lsdException w:name="List Bullet 2" w:semiHidden="0" w:uiPriority="0" w:unhideWhenUsed="0"/>
+    <w:lsdException w:name="List Bullet 3" w:semiHidden="0" w:uiPriority="0" w:unhideWhenUsed="0"/>
+    <w:lsdException w:name="List Bullet 4" w:semiHidden="0" w:uiPriority="0" w:unhideWhenUsed="0"/>
+    <w:lsdException w:name="List Bullet 5" w:semiHidden="0" w:uiPriority="0" w:unhideWhenUsed="0"/>
+    <w:lsdException w:name="List Number 2" w:semiHidden="0" w:uiPriority="0" w:unhideWhenUsed="0"/>
+    <w:lsdException w:name="List Number 3" w:semiHidden="0" w:uiPriority="0" w:unhideWhenUsed="0"/>
+    <w:lsdException w:name="List Number 4" w:semiHidden="0" w:uiPriority="0" w:unhideWhenUsed="0"/>
+    <w:lsdException w:name="List Number 5" w:semiHidden="0" w:uiPriority="0" w:unhideWhenUsed="0"/>
+    <w:lsdException w:name="Title" w:semiHidden="0" w:uiPriority="0" w:unhideWhenUsed="0" w:qFormat="1"/>
+    <w:lsdException w:name="Closing" w:semiHidden="0" w:uiPriority="0" w:unhideWhenUsed="0"/>
+    <w:lsdException w:name="Signature" w:semiHidden="0" w:uiPriority="0" w:unhideWhenUsed="0"/>
+    <w:lsdException w:name="Default Paragraph Font" w:uiPriority="0" w:unhideWhenUsed="0" w:qFormat="1"/>
+    <w:lsdException w:name="Body Text" w:uiPriority="0" w:unhideWhenUsed="0" w:qFormat="1"/>
+    <w:lsdException w:name="Body Text Indent" w:semiHidden="0" w:uiPriority="0" w:unhideWhenUsed="0"/>
+    <w:lsdException w:name="List Continue" w:semiHidden="0" w:uiPriority="0" w:unhideWhenUsed="0"/>
+    <w:lsdException w:name="List Continue 2" w:semiHidden="0" w:uiPriority="0" w:unhideWhenUsed="0"/>
+    <w:lsdException w:name="List Continue 3" w:semiHidden="0" w:uiPriority="0" w:unhideWhenUsed="0"/>
+    <w:lsdException w:name="List Continue 4" w:semiHidden="0" w:uiPriority="0" w:unhideWhenUsed="0"/>
+    <w:lsdException w:name="List Continue 5" w:semiHidden="0" w:uiPriority="0" w:unhideWhenUsed="0"/>
+    <w:lsdException w:name="Message Header" w:semiHidden="0" w:uiPriority="0" w:unhideWhenUsed="0"/>
+    <w:lsdException w:name="Subtitle" w:semiHidden="0" w:uiPriority="0" w:unhideWhenUsed="0" w:qFormat="1"/>
+    <w:lsdException w:name="Salutation" w:semiHidden="0" w:uiPriority="0" w:unhideWhenUsed="0"/>
+    <w:lsdException w:name="Date" w:semiHidden="0" w:uiPriority="0" w:unhideWhenUsed="0"/>
+    <w:lsdException w:name="Body Text First Indent" w:semiHidden="0" w:uiPriority="0" w:unhideWhenUsed="0"/>
+    <w:lsdException w:name="Body Text First Indent 2" w:semiHidden="0" w:uiPriority="0" w:unhideWhenUsed="0"/>
+    <w:lsdException w:name="Body Text 2" w:semiHidden="0" w:uiPriority="0" w:unhideWhenUsed="0"/>
+    <w:lsdException w:name="Body Text 3" w:semiHidden="0" w:uiPriority="0" w:unhideWhenUsed="0"/>
+    <w:lsdException w:name="Body Text Indent 2" w:semiHidden="0" w:uiPriority="0" w:unhideWhenUsed="0"/>
+    <w:lsdException w:name="Body Text Indent 3" w:semiHidden="0" w:uiPriority="0" w:unhideWhenUsed="0"/>
+    <w:lsdException w:name="Block Text" w:semiHidden="0" w:uiPriority="0" w:unhideWhenUsed="0"/>
+    <w:lsdException w:name="Hyperlink" w:semiHidden="0" w:uiPriority="0" w:unhideWhenUsed="0"/>
+    <w:lsdException w:name="FollowedHyperlink" w:semiHidden="0" w:uiPriority="0" w:unhideWhenUsed="0"/>
+    <w:lsdException w:name="Strong" w:semiHidden="0" w:uiPriority="0" w:unhideWhenUsed="0" w:qFormat="1"/>
+    <w:lsdException w:name="Emphasis" w:semiHidden="0" w:uiPriority="0" w:unhideWhenUsed="0" w:qFormat="1"/>
+    <w:lsdException w:name="Document Map" w:semiHidden="0" w:uiPriority="0" w:unhideWhenUsed="0"/>
+    <w:lsdException w:name="Plain Text" w:semiHidden="0" w:uiPriority="0" w:unhideWhenUsed="0"/>
+    <w:lsdException w:name="E-mail Signature" w:semiHidden="0" w:uiPriority="0" w:unhideWhenUsed="0"/>
+    <w:lsdException w:name="Normal (Web)" w:semiHidden="0" w:uiPriority="0" w:unhideWhenUsed="0" w:qFormat="1"/>
+    <w:lsdException w:name="HTML Acronym" w:semiHidden="0" w:uiPriority="0" w:unhideWhenUsed="0"/>
+    <w:lsdException w:name="HTML Address" w:semiHidden="0" w:uiPriority="0" w:unhideWhenUsed="0"/>
+    <w:lsdException w:name="HTML Cite" w:semiHidden="0" w:uiPriority="0" w:unhideWhenUsed="0"/>
+    <w:lsdException w:name="HTML Code" w:semiHidden="0" w:uiPriority="0" w:unhideWhenUsed="0"/>
+    <w:lsdException w:name="HTML Definition" w:semiHidden="0" w:uiPriority="0" w:unhideWhenUsed="0"/>
+    <w:lsdException w:name="HTML Keyboard" w:semiHidden="0" w:uiPriority="0" w:unhideWhenUsed="0"/>
+    <w:lsdException w:name="HTML Preformatted" w:semiHidden="0" w:uiPriority="0" w:unhideWhenUsed="0"/>
+    <w:lsdException w:name="HTML Sample" w:semiHidden="0" w:uiPriority="0" w:unhideWhenUsed="0"/>
+    <w:lsdException w:name="HTML Typewriter" w:semiHidden="0" w:uiPriority="0" w:unhideWhenUsed="0"/>
+    <w:lsdException w:name="HTML Variable" w:semiHidden="0" w:uiPriority="0" w:unhideWhenUsed="0"/>
+    <w:lsdException w:name="Normal Table" w:uiPriority="0" w:unhideWhenUsed="0" w:qFormat="1"/>
+    <w:lsdException w:name="annotation subject" w:semiHidden="0" w:uiPriority="0" w:unhideWhenUsed="0"/>
+    <w:lsdException w:name="Table Simple 1" w:semiHidden="0" w:uiPriority="0" w:unhideWhenUsed="0"/>
+    <w:lsdException w:name="Table Simple 2" w:semiHidden="0" w:uiPriority="0" w:unhideWhenUsed="0"/>
+    <w:lsdException w:name="Table Simple 3" w:semiHidden="0" w:uiPriority="0" w:unhideWhenUsed="0"/>
+    <w:lsdException w:name="Table Classic 1" w:semiHidden="0" w:uiPriority="0" w:unhideWhenUsed="0"/>
+    <w:lsdException w:name="Table Classic 2" w:semiHidden="0" w:uiPriority="0" w:unhideWhenUsed="0"/>
+    <w:lsdException w:name="Table Classic 3" w:semiHidden="0" w:uiPriority="0" w:unhideWhenUsed="0"/>
+    <w:lsdException w:name="Table Classic 4" w:semiHidden="0" w:uiPriority="0" w:unhideWhenUsed="0"/>
+    <w:lsdException w:name="Table Colorful 1" w:semiHidden="0" w:uiPriority="0" w:unhideWhenUsed="0"/>
+    <w:lsdException w:name="Table Colorful 2" w:semiHidden="0" w:uiPriority="0" w:unhideWhenUsed="0"/>
+    <w:lsdException w:name="Table Colorful 3" w:semiHidden="0" w:uiPriority="0" w:unhideWhenUsed="0"/>
+    <w:lsdException w:name="Table Columns 1" w:semiHidden="0" w:uiPriority="0" w:unhideWhenUsed="0"/>
+    <w:lsdException w:name="Table Columns 2" w:semiHidden="0" w:uiPriority="0" w:unhideWhenUsed="0"/>
+    <w:lsdException w:name="Table Columns 3" w:semiHidden="0" w:uiPriority="0" w:unhideWhenUsed="0"/>
+    <w:lsdException w:name="Table Columns 4" w:semiHidden="0" w:uiPriority="0" w:unhideWhenUsed="0"/>
+    <w:lsdException w:name="Table Columns 5" w:semiHidden="0" w:uiPriority="0" w:unhideWhenUsed="0"/>
+    <w:lsdException w:name="Table Grid 1" w:semiHidden="0" w:uiPriority="0" w:unhideWhenUsed="0"/>
+    <w:lsdException w:name="Table Grid 2" w:semiHidden="0" w:uiPriority="0" w:unhideWhenUsed="0"/>
+    <w:lsdException w:name="Table Grid 3" w:semiHidden="0" w:uiPriority="0" w:unhideWhenUsed="0"/>
+    <w:lsdException w:name="Table Grid 4" w:semiHidden="0" w:uiPriority="0" w:unhideWhenUsed="0"/>
+    <w:lsdException w:name="Table Grid 5" w:semiHidden="0" w:uiPriority="0" w:unhideWhenUsed="0"/>
+    <w:lsdException w:name="Table Grid 6" w:semiHidden="0" w:uiPriority="0" w:unhideWhenUsed="0"/>
+    <w:lsdException w:name="Table Grid 7" w:semiHidden="0" w:uiPriority="0" w:unhideWhenUsed="0"/>
+    <w:lsdException w:name="Table Grid 8" w:semiHidden="0" w:uiPriority="0" w:unhideWhenUsed="0"/>
+    <w:lsdException w:name="Table List 1" w:semiHidden="0" w:uiPriority="0" w:unhideWhenUsed="0"/>
+    <w:lsdException w:name="Table List 2" w:semiHidden="0" w:uiPriority="0" w:unhideWhenUsed="0"/>
+    <w:lsdException w:name="Table List 3" w:semiHidden="0" w:uiPriority="0" w:unhideWhenUsed="0"/>
+    <w:lsdException w:name="Table List 4" w:semiHidden="0" w:uiPriority="0" w:unhideWhenUsed="0"/>
+    <w:lsdException w:name="Table List 5" w:semiHidden="0" w:uiPriority="0" w:unhideWhenUsed="0"/>
+    <w:lsdException w:name="Table List 6" w:semiHidden="0" w:uiPriority="0" w:unhideWhenUsed="0"/>
+    <w:lsdException w:name="Table List 7" w:semiHidden="0" w:uiPriority="0" w:unhideWhenUsed="0"/>
+    <w:lsdException w:name="Table List 8" w:semiHidden="0" w:uiPriority="0" w:unhideWhenUsed="0"/>
+    <w:lsdException w:name="Table 3D effects 1" w:semiHidden="0" w:uiPriority="0" w:unhideWhenUsed="0"/>
+    <w:lsdException w:name="Table 3D effects 2" w:semiHidden="0" w:uiPriority="0" w:unhideWhenUsed="0"/>
+    <w:lsdException w:name="Table 3D effects 3" w:semiHidden="0" w:uiPriority="0" w:unhideWhenUsed="0"/>
+    <w:lsdException w:name="Table Contemporary" w:semiHidden="0" w:uiPriority="0" w:unhideWhenUsed="0"/>
+    <w:lsdException w:name="Table Elegant" w:semiHidden="0" w:uiPriority="0" w:unhideWhenUsed="0"/>
+    <w:lsdException w:name="Table Professional" w:semiHidden="0" w:uiPriority="0" w:unhideWhenUsed="0"/>
+    <w:lsdException w:name="Table Subtle 1" w:semiHidden="0" w:uiPriority="0" w:unhideWhenUsed="0"/>
+    <w:lsdException w:name="Table Subtle 2" w:semiHidden="0" w:uiPriority="0" w:unhideWhenUsed="0"/>
+    <w:lsdException w:name="Table Web 1" w:semiHidden="0" w:uiPriority="0" w:unhideWhenUsed="0"/>
+    <w:lsdException w:name="Table Web 2" w:semiHidden="0" w:uiPriority="0" w:unhideWhenUsed="0"/>
+    <w:lsdException w:name="Table Web 3" w:semiHidden="0" w:uiPriority="0" w:unhideWhenUsed="0"/>
+    <w:lsdException w:name="Balloon Text" w:semiHidden="0" w:uiPriority="0" w:unhideWhenUsed="0"/>
+    <w:lsdException w:name="Table Grid" w:semiHidden="0" w:uiPriority="0" w:unhideWhenUsed="0" w:qFormat="1"/>
+    <w:lsdException w:name="Table Theme" w:semiHidden="0" w:uiPriority="0" w:unhideWhenUsed="0"/>
+    <w:lsdException w:name="Light Shading" w:semiHidden="0" w:uiPriority="60" w:unhideWhenUsed="0"/>
+    <w:lsdException w:name="Light List" w:semiHidden="0" w:uiPriority="61" w:unhideWhenUsed="0"/>
+    <w:lsdException w:name="Light Grid" w:semiHidden="0" w:uiPriority="62" w:unhideWhenUsed="0"/>
+    <w:lsdException w:name="Medium Shading 1" w:semiHidden="0" w:uiPriority="63" w:unhideWhenUsed="0"/>
+    <w:lsdException w:name="Medium Shading 2" w:semiHidden="0" w:uiPriority="64" w:unhideWhenUsed="0"/>
+    <w:lsdException w:name="Medium List 1" w:semiHidden="0" w:uiPriority="65" w:unhideWhenUsed="0"/>
+    <w:lsdException w:name="Medium List 2" w:semiHidden="0" w:uiPriority="66" w:unhideWhenUsed="0"/>
+    <w:lsdException w:name="Medium Grid 1" w:semiHidden="0" w:uiPriority="67" w:unhideWhenUsed="0"/>
+    <w:lsdException w:name="Medium Grid 2" w:semiHidden="0" w:uiPriority="68" w:unhideWhenUsed="0"/>
+    <w:lsdException w:name="Medium Grid 3" w:semiHidden="0" w:uiPriority="69" w:unhideWhenUsed="0"/>
+    <w:lsdException w:name="Dark List" w:semiHidden="0" w:uiPriority="70" w:unhideWhenUsed="0"/>
+    <w:lsdException w:name="Colorful Shading" w:semiHidden="0" w:uiPriority="71" w:unhideWhenUsed="0"/>
+    <w:lsdException w:name="Colorful List" w:semiHidden="0" w:uiPriority="72" w:unhideWhenUsed="0"/>
+    <w:lsdException w:name="Colorful Grid" w:semiHidden="0" w:uiPriority="73" w:unhideWhenUsed="0"/>
+    <w:lsdException w:name="Light Shading Accent 1" w:semiHidden="0" w:uiPriority="60" w:unhideWhenUsed="0"/>
+    <w:lsdException w:name="Light List Accent 1" w:semiHidden="0" w:uiPriority="61" w:unhideWhenUsed="0"/>
+    <w:lsdException w:name="Light Grid Accent 1" w:semiHidden="0" w:uiPriority="62" w:unhideWhenUsed="0"/>
+    <w:lsdException w:name="Medium Shading 1 Accent 1" w:semiHidden="0" w:uiPriority="63" w:unhideWhenUsed="0"/>
+    <w:lsdException w:name="Medium Shading 2 Accent 1" w:semiHidden="0" w:uiPriority="64" w:unhideWhenUsed="0"/>
+    <w:lsdException w:name="Medium List 1 Accent 1" w:semiHidden="0" w:uiPriority="65" w:unhideWhenUsed="0"/>
+    <w:lsdException w:name="Medium List 2 Accent 1" w:semiHidden="0" w:uiPriority="66" w:unhideWhenUsed="0"/>
+    <w:lsdException w:name="Medium Grid 1 Accent 1" w:semiHidden="0" w:uiPriority="67" w:unhideWhenUsed="0"/>
+    <w:lsdException w:name="Medium Grid 2 Accent 1" w:semiHidden="0" w:uiPriority="68" w:unhideWhenUsed="0"/>
+    <w:lsdException w:name="Medium Grid 3 Accent 1" w:semiHidden="0" w:uiPriority="69" w:unhideWhenUsed="0"/>
+    <w:lsdException w:name="Dark List Accent 1" w:semiHidden="0" w:uiPriority="70" w:unhideWhenUsed="0"/>
+    <w:lsdException w:name="Colorful Shading Accent 1" w:semiHidden="0" w:uiPriority="71" w:unhideWhenUsed="0"/>
+    <w:lsdException w:name="Colorful List Accent 1" w:semiHidden="0" w:uiPriority="72" w:unhideWhenUsed="0"/>
+    <w:lsdException w:name="Colorful Grid Accent 1" w:semiHidden="0" w:uiPriority="73" w:unhideWhenUsed="0"/>
+    <w:lsdException w:name="Light Shading Accent 2" w:semiHidden="0" w:uiPriority="60" w:unhideWhenUsed="0"/>
+    <w:lsdException w:name="Light List Accent 2" w:semiHidden="0" w:uiPriority="61" w:unhideWhenUsed="0"/>
+    <w:lsdException w:name="Light Grid Accent 2" w:semiHidden="0" w:uiPriority="62" w:unhideWhenUsed="0"/>
+    <w:lsdException w:name="Medium Shading 1 Accent 2" w:semiHidden="0" w:uiPriority="63" w:unhideWhenUsed="0"/>
+    <w:lsdException w:name="Medium Shading 2 Accent 2" w:semiHidden="0" w:uiPriority="64" w:unhideWhenUsed="0"/>
+    <w:lsdException w:name="Medium List 1 Accent 2" w:semiHidden="0" w:uiPriority="65" w:unhideWhenUsed="0"/>
+    <w:lsdException w:name="Medium List 2 Accent 2" w:semiHidden="0" w:uiPriority="66" w:unhideWhenUsed="0"/>
+    <w:lsdException w:name="Medium Grid 1 Accent 2" w:semiHidden="0" w:uiPriority="67" w:unhideWhenUsed="0"/>
+    <w:lsdException w:name="Medium Grid 2 Accent 2" w:semiHidden="0" w:uiPriority="68" w:unhideWhenUsed="0"/>
+    <w:lsdException w:name="Medium Grid 3 Accent 2" w:semiHidden="0" w:uiPriority="69" w:unhideWhenUsed="0"/>
+    <w:lsdException w:name="Dark List Accent 2" w:semiHidden="0" w:uiPriority="70" w:unhideWhenUsed="0"/>
+    <w:lsdException w:name="Colorful Shading Accent 2" w:semiHidden="0" w:uiPriority="71" w:unhideWhenUsed="0"/>
+    <w:lsdException w:name="Colorful List Accent 2" w:semiHidden="0" w:uiPriority="72" w:unhideWhenUsed="0"/>
+    <w:lsdException w:name="Colorful Grid Accent 2" w:semiHidden="0" w:uiPriority="73" w:unhideWhenUsed="0"/>
+    <w:lsdException w:name="Light Shading Accent 3" w:semiHidden="0" w:uiPriority="60" w:unhideWhenUsed="0"/>
+    <w:lsdException w:name="Light List Accent 3" w:semiHidden="0" w:uiPriority="61" w:unhideWhenUsed="0"/>
+    <w:lsdException w:name="Light Grid Accent 3" w:semiHidden="0" w:uiPriority="62" w:unhideWhenUsed="0"/>
+    <w:lsdException w:name="Medium Shading 1 Accent 3" w:semiHidden="0" w:uiPriority="63" w:unhideWhenUsed="0"/>
+    <w:lsdException w:name="Medium Shading 2 Accent 3" w:semiHidden="0" w:uiPriority="64" w:unhideWhenUsed="0"/>
+    <w:lsdException w:name="Medium List 1 Accent 3" w:semiHidden="0" w:uiPriority="65" w:unhideWhenUsed="0"/>
+    <w:lsdException w:name="Medium List 2 Accent 3" w:semiHidden="0" w:uiPriority="66" w:unhideWhenUsed="0"/>
+    <w:lsdException w:name="Medium Grid 1 Accent 3" w:semiHidden="0" w:uiPriority="67" w:unhideWhenUsed="0"/>
+    <w:lsdException w:name="Medium Grid 2 Accent 3" w:semiHidden="0" w:uiPriority="68" w:unhideWhenUsed="0"/>
+    <w:lsdException w:name="Medium Grid 3 Accent 3" w:semiHidden="0" w:uiPriority="69" w:unhideWhenUsed="0"/>
+    <w:lsdException w:name="Dark List Accent 3" w:semiHidden="0" w:uiPriority="70" w:unhideWhenUsed="0"/>
+    <w:lsdException w:name="Colorful Shading Accent 3" w:semiHidden="0" w:uiPriority="71" w:unhideWhenUsed="0"/>
+    <w:lsdException w:name="Colorful List Accent 3" w:semiHidden="0" w:uiPriority="72" w:unhideWhenUsed="0"/>
+    <w:lsdException w:name="Colorful Grid Accent 3" w:semiHidden="0" w:uiPriority="73" w:unhideWhenUsed="0"/>
+    <w:lsdException w:name="Light Shading Accent 4" w:semiHidden="0" w:uiPriority="60" w:unhideWhenUsed="0"/>
+    <w:lsdException w:name="Light List Accent 4" w:semiHidden="0" w:uiPriority="61" w:unhideWhenUsed="0"/>
+    <w:lsdException w:name="Light Grid Accent 4" w:semiHidden="0" w:uiPriority="62" w:unhideWhenUsed="0"/>
+    <w:lsdException w:name="Medium Shading 1 Accent 4" w:semiHidden="0" w:uiPriority="63" w:unhideWhenUsed="0"/>
+    <w:lsdException w:name="Medium Shading 2 Accent 4" w:semiHidden="0" w:uiPriority="64" w:unhideWhenUsed="0"/>
+    <w:lsdException w:name="Medium List 1 Accent 4" w:semiHidden="0" w:uiPriority="65" w:unhideWhenUsed="0"/>
+    <w:lsdException w:name="Medium List 2 Accent 4" w:semiHidden="0" w:uiPriority="66" w:unhideWhenUsed="0"/>
+    <w:lsdException w:name="Medium Grid 1 Accent 4" w:semiHidden="0" w:uiPriority="67" w:unhideWhenUsed="0"/>
+    <w:lsdException w:name="Medium Grid 2 Accent 4" w:semiHidden="0" w:uiPriority="68" w:unhideWhenUsed="0"/>
+    <w:lsdException w:name="Medium Grid 3 Accent 4" w:semiHidden="0" w:uiPriority="69" w:unhideWhenUsed="0"/>
+    <w:lsdException w:name="Dark List Accent 4" w:semiHidden="0" w:uiPriority="70" w:unhideWhenUsed="0"/>
+    <w:lsdException w:name="Colorful Shading Accent 4" w:semiHidden="0" w:uiPriority="71" w:unhideWhenUsed="0"/>
+    <w:lsdException w:name="Colorful List Accent 4" w:semiHidden="0" w:uiPriority="72" w:unhideWhenUsed="0"/>
+    <w:lsdException w:name="Colorful Grid Accent 4" w:semiHidden="0" w:uiPriority="73" w:unhideWhenUsed="0"/>
+    <w:lsdException w:name="Light Shading Accent 5" w:semiHidden="0" w:uiPriority="60" w:unhideWhenUsed="0"/>
+    <w:lsdException w:name="Light List Accent 5" w:semiHidden="0" w:uiPriority="61" w:unhideWhenUsed="0"/>
+    <w:lsdException w:name="Light Grid Accent 5" w:semiHidden="0" w:uiPriority="62" w:unhideWhenUsed="0"/>
+    <w:lsdException w:name="Medium Shading 1 Accent 5" w:semiHidden="0" w:uiPriority="63" w:unhideWhenUsed="0"/>
+    <w:lsdException w:name="Medium Shading 2 Accent 5" w:semiHidden="0" w:uiPriority="64" w:unhideWhenUsed="0"/>
+    <w:lsdException w:name="Medium List 1 Accent 5" w:semiHidden="0" w:uiPriority="65" w:unhideWhenUsed="0"/>
+    <w:lsdException w:name="Medium List 2 Accent 5" w:semiHidden="0" w:uiPriority="66" w:unhideWhenUsed="0"/>
+    <w:lsdException w:name="Medium Grid 1 Accent 5" w:semiHidden="0" w:uiPriority="67" w:unhideWhenUsed="0"/>
+    <w:lsdException w:name="Medium Grid 2 Accent 5" w:semiHidden="0" w:uiPriority="68" w:unhideWhenUsed="0"/>
+    <w:lsdException w:name="Medium Grid 3 Accent 5" w:semiHidden="0" w:uiPriority="69" w:unhideWhenUsed="0"/>
+    <w:lsdException w:name="Dark List Accent 5" w:semiHidden="0" w:uiPriority="70" w:unhideWhenUsed="0"/>
+    <w:lsdException w:name="Colorful Shading Accent 5" w:semiHidden="0" w:uiPriority="71" w:unhideWhenUsed="0"/>
+    <w:lsdException w:name="Colorful List Accent 5" w:semiHidden="0" w:uiPriority="72" w:unhideWhenUsed="0"/>
+    <w:lsdException w:name="Colorful Grid Accent 5" w:semiHidden="0" w:uiPriority="73" w:unhideWhenUsed="0"/>
+    <w:lsdException w:name="Light Shading Accent 6" w:semiHidden="0" w:uiPriority="60" w:unhideWhenUsed="0"/>
+    <w:lsdException w:name="Light List Accent 6" w:semiHidden="0" w:uiPriority="61" w:unhideWhenUsed="0"/>
+    <w:lsdException w:name="Light Grid Accent 6" w:semiHidden="0" w:uiPriority="62" w:unhideWhenUsed="0"/>
+    <w:lsdException w:name="Medium Shading 1 Accent 6" w:semiHidden="0" w:uiPriority="63" w:unhideWhenUsed="0"/>
+    <w:lsdException w:name="Medium Shading 2 Accent 6" w:semiHidden="0" w:uiPriority="64" w:unhideWhenUsed="0"/>
+    <w:lsdException w:name="Medium List 1 Accent 6" w:semiHidden="0" w:uiPriority="65" w:unhideWhenUsed="0"/>
+    <w:lsdException w:name="Medium List 2 Accent 6" w:semiHidden="0" w:uiPriority="66" w:unhideWhenUsed="0"/>
+    <w:lsdException w:name="Medium Grid 1 Accent 6" w:semiHidden="0" w:uiPriority="67" w:unhideWhenUsed="0"/>
+    <w:lsdException w:name="Medium Grid 2 Accent 6" w:semiHidden="0" w:uiPriority="68" w:unhideWhenUsed="0"/>
+    <w:lsdException w:name="Medium Grid 3 Accent 6" w:semiHidden="0" w:uiPriority="69" w:unhideWhenUsed="0"/>
+    <w:lsdException w:name="Dark List Accent 6" w:semiHidden="0" w:uiPriority="70" w:unhideWhenUsed="0"/>
+    <w:lsdException w:name="Colorful Shading Accent 6" w:semiHidden="0" w:uiPriority="71" w:unhideWhenUsed="0"/>
+    <w:lsdException w:name="Colorful List Accent 6" w:semiHidden="0" w:uiPriority="72" w:unhideWhenUsed="0"/>
+    <w:lsdException w:name="Colorful Grid Accent 6" w:semiHidden="0" w:uiPriority="73" w:unhideWhenUsed="0"/>
   </w:latentStyles>
-  <w:style w:type="paragraph" w:default="1" w:styleId="1">
+  <w:style w:type="paragraph" w:default="1" w:styleId="Normal">
     <w:name w:val="Normal"/>
     <w:qFormat/>
-    <w:uiPriority w:val="0"/>
     <w:pPr>
       <w:kinsoku w:val="0"/>
       <w:autoSpaceDE w:val="0"/>
@@ -9822,7 +9628,7 @@
       <w:textAlignment w:val="baseline"/>
     </w:pPr>
     <w:rPr>
-      <w:rFonts w:ascii="Arial" w:hAnsi="Arial" w:eastAsia="宋体" w:cs="Arial"/>
+      <w:rFonts w:ascii="Arial" w:eastAsia="宋体" w:hAnsi="Arial" w:cs="Arial"/>
       <w:snapToGrid w:val="0"/>
       <w:color w:val="000000"/>
       <w:kern w:val="0"/>
@@ -9831,12 +9637,11 @@
       <w:lang w:val="en-US" w:eastAsia="en-US" w:bidi="ar-SA"/>
     </w:rPr>
   </w:style>
-  <w:style w:type="paragraph" w:styleId="2">
+  <w:style w:type="paragraph" w:styleId="Heading1">
     <w:name w:val="heading 1"/>
-    <w:basedOn w:val="1"/>
-    <w:next w:val="1"/>
+    <w:basedOn w:val="Normal"/>
+    <w:next w:val="Normal"/>
     <w:qFormat/>
-    <w:uiPriority w:val="0"/>
     <w:pPr>
       <w:keepNext/>
       <w:keepLines/>
@@ -9854,13 +9659,12 @@
       <w:sz w:val="44"/>
     </w:rPr>
   </w:style>
-  <w:style w:type="paragraph" w:styleId="3">
+  <w:style w:type="paragraph" w:styleId="Heading2">
     <w:name w:val="heading 2"/>
-    <w:basedOn w:val="1"/>
-    <w:next w:val="1"/>
+    <w:basedOn w:val="Normal"/>
+    <w:next w:val="Normal"/>
     <w:unhideWhenUsed/>
     <w:qFormat/>
-    <w:uiPriority w:val="0"/>
     <w:pPr>
       <w:keepNext/>
       <w:keepLines/>
@@ -9873,19 +9677,18 @@
       <w:outlineLvl w:val="1"/>
     </w:pPr>
     <w:rPr>
-      <w:rFonts w:ascii="Arial" w:hAnsi="Arial" w:eastAsia="黑体"/>
+      <w:rFonts w:ascii="Arial" w:eastAsia="黑体" w:hAnsi="Arial"/>
       <w:b/>
       <w:sz w:val="32"/>
     </w:rPr>
   </w:style>
-  <w:style w:type="paragraph" w:styleId="4">
+  <w:style w:type="paragraph" w:styleId="Heading3">
     <w:name w:val="heading 3"/>
-    <w:basedOn w:val="1"/>
-    <w:next w:val="1"/>
+    <w:basedOn w:val="Normal"/>
+    <w:next w:val="Normal"/>
     <w:semiHidden/>
     <w:unhideWhenUsed/>
     <w:qFormat/>
-    <w:uiPriority w:val="0"/>
     <w:pPr>
       <w:keepNext/>
       <w:keepLines/>
@@ -9902,13 +9705,12 @@
       <w:sz w:val="32"/>
     </w:rPr>
   </w:style>
-  <w:style w:type="paragraph" w:styleId="5">
+  <w:style w:type="paragraph" w:styleId="Heading4">
     <w:name w:val="heading 4"/>
-    <w:basedOn w:val="1"/>
-    <w:next w:val="1"/>
+    <w:basedOn w:val="Normal"/>
+    <w:next w:val="Normal"/>
     <w:unhideWhenUsed/>
     <w:qFormat/>
-    <w:uiPriority w:val="0"/>
     <w:pPr>
       <w:keepNext/>
       <w:keepLines/>
@@ -9921,19 +9723,18 @@
       <w:outlineLvl w:val="3"/>
     </w:pPr>
     <w:rPr>
-      <w:rFonts w:ascii="Arial" w:hAnsi="Arial" w:eastAsia="黑体"/>
+      <w:rFonts w:ascii="Arial" w:eastAsia="黑体" w:hAnsi="Arial"/>
       <w:b/>
       <w:sz w:val="28"/>
     </w:rPr>
   </w:style>
-  <w:style w:type="paragraph" w:styleId="6">
+  <w:style w:type="paragraph" w:styleId="Heading5">
     <w:name w:val="heading 5"/>
-    <w:basedOn w:val="1"/>
-    <w:next w:val="1"/>
+    <w:basedOn w:val="Normal"/>
+    <w:next w:val="Normal"/>
     <w:semiHidden/>
     <w:unhideWhenUsed/>
     <w:qFormat/>
-    <w:uiPriority w:val="0"/>
     <w:pPr>
       <w:keepNext/>
       <w:keepLines/>
@@ -9950,14 +9751,13 @@
       <w:sz w:val="28"/>
     </w:rPr>
   </w:style>
-  <w:style w:type="paragraph" w:styleId="7">
+  <w:style w:type="paragraph" w:styleId="Heading6">
     <w:name w:val="heading 6"/>
-    <w:basedOn w:val="1"/>
-    <w:next w:val="1"/>
+    <w:basedOn w:val="Normal"/>
+    <w:next w:val="Normal"/>
     <w:semiHidden/>
     <w:unhideWhenUsed/>
     <w:qFormat/>
-    <w:uiPriority w:val="0"/>
     <w:pPr>
       <w:keepNext/>
       <w:keepLines/>
@@ -9970,19 +9770,18 @@
       <w:outlineLvl w:val="5"/>
     </w:pPr>
     <w:rPr>
-      <w:rFonts w:ascii="Arial" w:hAnsi="Arial" w:eastAsia="黑体"/>
+      <w:rFonts w:ascii="Arial" w:eastAsia="黑体" w:hAnsi="Arial"/>
       <w:b/>
       <w:sz w:val="24"/>
     </w:rPr>
   </w:style>
-  <w:style w:type="paragraph" w:styleId="8">
+  <w:style w:type="paragraph" w:styleId="Heading7">
     <w:name w:val="heading 7"/>
-    <w:basedOn w:val="1"/>
-    <w:next w:val="1"/>
+    <w:basedOn w:val="Normal"/>
+    <w:next w:val="Normal"/>
     <w:semiHidden/>
     <w:unhideWhenUsed/>
     <w:qFormat/>
-    <w:uiPriority w:val="0"/>
     <w:pPr>
       <w:keepNext/>
       <w:keepLines/>
@@ -9999,14 +9798,13 @@
       <w:sz w:val="24"/>
     </w:rPr>
   </w:style>
-  <w:style w:type="paragraph" w:styleId="9">
+  <w:style w:type="paragraph" w:styleId="Heading8">
     <w:name w:val="heading 8"/>
-    <w:basedOn w:val="1"/>
-    <w:next w:val="1"/>
+    <w:basedOn w:val="Normal"/>
+    <w:next w:val="Normal"/>
     <w:semiHidden/>
     <w:unhideWhenUsed/>
     <w:qFormat/>
-    <w:uiPriority w:val="0"/>
     <w:pPr>
       <w:keepNext/>
       <w:keepLines/>
@@ -10019,18 +9817,17 @@
       <w:outlineLvl w:val="7"/>
     </w:pPr>
     <w:rPr>
-      <w:rFonts w:ascii="Arial" w:hAnsi="Arial" w:eastAsia="黑体"/>
+      <w:rFonts w:ascii="Arial" w:eastAsia="黑体" w:hAnsi="Arial"/>
       <w:sz w:val="24"/>
     </w:rPr>
   </w:style>
-  <w:style w:type="paragraph" w:styleId="10">
+  <w:style w:type="paragraph" w:styleId="Heading9">
     <w:name w:val="heading 9"/>
-    <w:basedOn w:val="1"/>
-    <w:next w:val="1"/>
+    <w:basedOn w:val="Normal"/>
+    <w:next w:val="Normal"/>
     <w:semiHidden/>
     <w:unhideWhenUsed/>
     <w:qFormat/>
-    <w:uiPriority w:val="0"/>
     <w:pPr>
       <w:keepNext/>
       <w:keepLines/>
@@ -10043,21 +9840,19 @@
       <w:outlineLvl w:val="8"/>
     </w:pPr>
     <w:rPr>
-      <w:rFonts w:ascii="Arial" w:hAnsi="Arial" w:eastAsia="黑体"/>
+      <w:rFonts w:ascii="Arial" w:eastAsia="黑体" w:hAnsi="Arial"/>
       <w:sz w:val="21"/>
     </w:rPr>
   </w:style>
-  <w:style w:type="character" w:default="1" w:styleId="22">
+  <w:style w:type="character" w:default="1" w:styleId="DefaultParagraphFont">
     <w:name w:val="Default Paragraph Font"/>
     <w:semiHidden/>
     <w:qFormat/>
-    <w:uiPriority w:val="0"/>
   </w:style>
-  <w:style w:type="table" w:default="1" w:styleId="20">
+  <w:style w:type="table" w:default="1" w:styleId="TableNormal">
     <w:name w:val="Normal Table"/>
     <w:semiHidden/>
     <w:qFormat/>
-    <w:uiPriority w:val="0"/>
     <w:tblPr>
       <w:tblCellMar>
         <w:top w:w="0" w:type="dxa"/>
@@ -10067,43 +9862,39 @@
       </w:tblCellMar>
     </w:tblPr>
   </w:style>
-  <w:style w:type="paragraph" w:styleId="11">
+  <w:style w:type="paragraph" w:styleId="CommentText">
     <w:name w:val="annotation text"/>
-    <w:basedOn w:val="1"/>
+    <w:basedOn w:val="Normal"/>
     <w:qFormat/>
-    <w:uiPriority w:val="0"/>
     <w:pPr>
       <w:jc w:val="left"/>
     </w:pPr>
   </w:style>
-  <w:style w:type="paragraph" w:styleId="12">
+  <w:style w:type="paragraph" w:styleId="BodyText">
     <w:name w:val="Body Text"/>
-    <w:basedOn w:val="1"/>
+    <w:basedOn w:val="Normal"/>
     <w:semiHidden/>
     <w:qFormat/>
-    <w:uiPriority w:val="0"/>
     <w:rPr>
-      <w:rFonts w:ascii="Arial" w:hAnsi="Arial" w:eastAsia="Arial" w:cs="Arial"/>
+      <w:rFonts w:ascii="Arial" w:eastAsia="Arial" w:hAnsi="Arial" w:cs="Arial"/>
       <w:sz w:val="21"/>
       <w:szCs w:val="21"/>
       <w:lang w:val="en-US" w:eastAsia="en-US" w:bidi="ar-SA"/>
     </w:rPr>
   </w:style>
-  <w:style w:type="paragraph" w:styleId="13">
+  <w:style w:type="paragraph" w:styleId="TOC3">
     <w:name w:val="toc 3"/>
-    <w:basedOn w:val="1"/>
-    <w:next w:val="1"/>
+    <w:basedOn w:val="Normal"/>
+    <w:next w:val="Normal"/>
     <w:qFormat/>
-    <w:uiPriority w:val="0"/>
     <w:pPr>
       <w:ind w:left="840" w:leftChars="400"/>
     </w:pPr>
   </w:style>
-  <w:style w:type="paragraph" w:styleId="14">
+  <w:style w:type="paragraph" w:styleId="Footer">
     <w:name w:val="footer"/>
-    <w:basedOn w:val="1"/>
+    <w:basedOn w:val="Normal"/>
     <w:qFormat/>
-    <w:uiPriority w:val="0"/>
     <w:pPr>
       <w:tabs>
         <w:tab w:val="center" w:pos="4153"/>
@@ -10116,17 +9907,16 @@
       <w:sz w:val="18"/>
     </w:rPr>
   </w:style>
-  <w:style w:type="paragraph" w:styleId="15">
+  <w:style w:type="paragraph" w:styleId="Header">
     <w:name w:val="header"/>
-    <w:basedOn w:val="1"/>
+    <w:basedOn w:val="Normal"/>
     <w:qFormat/>
-    <w:uiPriority w:val="0"/>
     <w:pPr>
       <w:pBdr>
-        <w:top w:val="none" w:color="auto" w:sz="0" w:space="0"/>
-        <w:left w:val="none" w:color="auto" w:sz="0" w:space="0"/>
-        <w:bottom w:val="none" w:color="auto" w:sz="0" w:space="0"/>
-        <w:right w:val="none" w:color="auto" w:sz="0" w:space="0"/>
+        <w:top w:val="nil"/>
+        <w:left w:val="nil"/>
+        <w:bottom w:val="nil"/>
+        <w:right w:val="nil"/>
       </w:pBdr>
       <w:tabs>
         <w:tab w:val="center" w:pos="4153"/>
@@ -10141,41 +9931,37 @@
       <w:sz w:val="18"/>
     </w:rPr>
   </w:style>
-  <w:style w:type="paragraph" w:styleId="16">
+  <w:style w:type="paragraph" w:styleId="TOC1">
     <w:name w:val="toc 1"/>
-    <w:basedOn w:val="1"/>
-    <w:next w:val="1"/>
+    <w:basedOn w:val="Normal"/>
+    <w:next w:val="Normal"/>
     <w:qFormat/>
-    <w:uiPriority w:val="0"/>
     <w:rPr>
-      <w:rFonts w:ascii="Arial" w:hAnsi="Arial" w:eastAsia="Microsoft JhengHei"/>
+      <w:rFonts w:ascii="Arial" w:eastAsia="Microsoft JhengHei" w:hAnsi="Arial"/>
       <w:sz w:val="24"/>
     </w:rPr>
   </w:style>
-  <w:style w:type="paragraph" w:styleId="17">
+  <w:style w:type="paragraph" w:styleId="TOC2">
     <w:name w:val="toc 2"/>
-    <w:basedOn w:val="1"/>
-    <w:next w:val="1"/>
+    <w:basedOn w:val="Normal"/>
+    <w:next w:val="Normal"/>
     <w:qFormat/>
-    <w:uiPriority w:val="0"/>
     <w:pPr>
       <w:ind w:left="420" w:leftChars="200"/>
     </w:pPr>
   </w:style>
-  <w:style w:type="paragraph" w:styleId="18">
+  <w:style w:type="paragraph" w:styleId="NormalWeb">
     <w:name w:val="Normal (Web)"/>
-    <w:basedOn w:val="1"/>
+    <w:basedOn w:val="Normal"/>
     <w:qFormat/>
-    <w:uiPriority w:val="0"/>
     <w:rPr>
       <w:sz w:val="24"/>
     </w:rPr>
   </w:style>
-  <w:style w:type="paragraph" w:styleId="19">
+  <w:style w:type="paragraph" w:styleId="Title">
     <w:name w:val="Title"/>
-    <w:basedOn w:val="1"/>
+    <w:basedOn w:val="Normal"/>
     <w:qFormat/>
-    <w:uiPriority w:val="0"/>
     <w:pPr>
       <w:spacing w:before="240" w:beforeLines="0" w:beforeAutospacing="0" w:after="60" w:afterLines="0" w:afterAutospacing="0"/>
       <w:jc w:val="center"/>
@@ -10187,73 +9973,68 @@
       <w:sz w:val="32"/>
     </w:rPr>
   </w:style>
-  <w:style w:type="table" w:styleId="21">
+  <w:style w:type="table" w:styleId="TableGrid">
     <w:name w:val="Table Grid"/>
-    <w:basedOn w:val="20"/>
+    <w:basedOn w:val="TableNormal"/>
     <w:qFormat/>
-    <w:uiPriority w:val="0"/>
     <w:pPr>
       <w:widowControl w:val="0"/>
       <w:jc w:val="both"/>
     </w:pPr>
     <w:tblPr>
       <w:tblBorders>
-        <w:top w:val="single" w:color="auto" w:sz="4" w:space="0"/>
-        <w:left w:val="single" w:color="auto" w:sz="4" w:space="0"/>
-        <w:bottom w:val="single" w:color="auto" w:sz="4" w:space="0"/>
-        <w:right w:val="single" w:color="auto" w:sz="4" w:space="0"/>
-        <w:insideH w:val="single" w:color="auto" w:sz="4" w:space="0"/>
-        <w:insideV w:val="single" w:color="auto" w:sz="4" w:space="0"/>
+        <w:top w:val="single" w:sz="4" w:space="0" w:color="auto"/>
+        <w:left w:val="single" w:sz="4" w:space="0" w:color="auto"/>
+        <w:bottom w:val="single" w:sz="4" w:space="0" w:color="auto"/>
+        <w:right w:val="single" w:sz="4" w:space="0" w:color="auto"/>
+        <w:insideH w:val="single" w:sz="4" w:space="0" w:color="auto"/>
+        <w:insideV w:val="single" w:sz="4" w:space="0" w:color="auto"/>
       </w:tblBorders>
     </w:tblPr>
   </w:style>
-  <w:style w:type="character" w:styleId="23">
+  <w:style w:type="character" w:styleId="Strong">
     <w:name w:val="Strong"/>
-    <w:basedOn w:val="22"/>
+    <w:basedOn w:val="DefaultParagraphFont"/>
     <w:qFormat/>
-    <w:uiPriority w:val="0"/>
     <w:rPr>
       <w:b/>
     </w:rPr>
   </w:style>
-  <w:style w:type="paragraph" w:customStyle="1" w:styleId="24">
+  <w:style w:type="paragraph" w:customStyle="1" w:styleId="a">
     <w:name w:val="柴_公司名"/>
-    <w:basedOn w:val="19"/>
+    <w:basedOn w:val="Title"/>
     <w:qFormat/>
-    <w:uiPriority w:val="0"/>
     <w:pPr>
       <w:spacing w:after="600" w:afterLines="600"/>
     </w:pPr>
     <w:rPr>
-      <w:rFonts w:hint="eastAsia" w:ascii="宋体" w:hAnsi="宋体" w:eastAsia="宋体" w:cs="宋体"/>
+      <w:rFonts w:ascii="宋体" w:eastAsia="宋体" w:hAnsi="宋体" w:cs="宋体" w:hint="eastAsia"/>
       <w:bCs/>
       <w:spacing w:val="-6"/>
       <w:sz w:val="52"/>
       <w:szCs w:val="52"/>
     </w:rPr>
   </w:style>
-  <w:style w:type="paragraph" w:customStyle="1" w:styleId="25">
+  <w:style w:type="paragraph" w:customStyle="1" w:styleId="a0">
     <w:name w:val="柴_文档名"/>
-    <w:basedOn w:val="19"/>
+    <w:basedOn w:val="Title"/>
     <w:qFormat/>
-    <w:uiPriority w:val="0"/>
     <w:pPr>
       <w:spacing w:after="900" w:afterLines="900"/>
     </w:pPr>
     <w:rPr>
-      <w:rFonts w:ascii="黑体" w:hAnsi="黑体" w:eastAsia="黑体" w:cs="黑体"/>
+      <w:rFonts w:ascii="黑体" w:eastAsia="黑体" w:hAnsi="黑体" w:cs="黑体"/>
       <w:bCs/>
       <w:spacing w:val="-7"/>
       <w:sz w:val="52"/>
       <w:szCs w:val="52"/>
     </w:rPr>
   </w:style>
-  <w:style w:type="table" w:customStyle="1" w:styleId="26">
+  <w:style w:type="table" w:customStyle="1" w:styleId="TableNormal0">
     <w:name w:val="Table Normal_0"/>
     <w:semiHidden/>
     <w:unhideWhenUsed/>
     <w:qFormat/>
-    <w:uiPriority w:val="0"/>
     <w:tblPr>
       <w:tblCellMar>
         <w:top w:w="0" w:type="dxa"/>
@@ -10263,87 +10044,81 @@
       </w:tblCellMar>
     </w:tblPr>
   </w:style>
-  <w:style w:type="paragraph" w:customStyle="1" w:styleId="27">
+  <w:style w:type="paragraph" w:customStyle="1" w:styleId="TableText">
     <w:name w:val="Table Text"/>
-    <w:basedOn w:val="1"/>
+    <w:basedOn w:val="Normal"/>
     <w:semiHidden/>
     <w:qFormat/>
-    <w:uiPriority w:val="0"/>
     <w:rPr>
-      <w:rFonts w:ascii="宋体" w:hAnsi="宋体" w:eastAsia="宋体" w:cs="宋体"/>
+      <w:rFonts w:ascii="宋体" w:eastAsia="宋体" w:hAnsi="宋体" w:cs="宋体"/>
       <w:sz w:val="21"/>
       <w:szCs w:val="21"/>
       <w:lang w:val="en-US" w:eastAsia="en-US" w:bidi="ar-SA"/>
     </w:rPr>
   </w:style>
-  <w:style w:type="paragraph" w:customStyle="1" w:styleId="28">
+  <w:style w:type="paragraph" w:customStyle="1" w:styleId="1">
     <w:name w:val="柴_标题1"/>
-    <w:basedOn w:val="2"/>
-    <w:next w:val="29"/>
-    <w:link w:val="38"/>
+    <w:basedOn w:val="Heading1"/>
+    <w:next w:val="a1"/>
+    <w:link w:val="1Char"/>
     <w:qFormat/>
-    <w:uiPriority w:val="0"/>
     <w:pPr>
       <w:spacing w:before="100" w:after="90" w:line="360" w:lineRule="auto"/>
     </w:pPr>
     <w:rPr>
-      <w:rFonts w:ascii="Arial" w:hAnsi="Arial" w:eastAsia="宋体"/>
+      <w:rFonts w:ascii="Arial" w:eastAsia="宋体" w:hAnsi="Arial"/>
       <w:sz w:val="32"/>
     </w:rPr>
   </w:style>
-  <w:style w:type="paragraph" w:customStyle="1" w:styleId="29">
+  <w:style w:type="paragraph" w:customStyle="1" w:styleId="a1">
     <w:name w:val="柴_正文"/>
-    <w:basedOn w:val="12"/>
-    <w:link w:val="42"/>
+    <w:basedOn w:val="BodyText"/>
+    <w:link w:val="Char"/>
     <w:qFormat/>
-    <w:uiPriority w:val="0"/>
     <w:pPr>
       <w:spacing w:line="360" w:lineRule="auto"/>
       <w:ind w:firstLine="470" w:firstLineChars="200"/>
     </w:pPr>
     <w:rPr>
-      <w:rFonts w:ascii="Arial" w:hAnsi="Arial" w:eastAsia="宋体"/>
+      <w:rFonts w:ascii="Arial" w:eastAsia="宋体" w:hAnsi="Arial"/>
       <w:sz w:val="24"/>
       <w:lang w:eastAsia="zh-CN"/>
     </w:rPr>
   </w:style>
-  <w:style w:type="paragraph" w:customStyle="1" w:styleId="30">
+  <w:style w:type="paragraph" w:customStyle="1" w:styleId="2">
     <w:name w:val="柴_标题2"/>
-    <w:basedOn w:val="3"/>
-    <w:next w:val="29"/>
+    <w:basedOn w:val="Heading2"/>
+    <w:next w:val="a1"/>
     <w:qFormat/>
-    <w:uiPriority w:val="0"/>
     <w:pPr>
       <w:spacing w:line="360" w:lineRule="auto"/>
     </w:pPr>
     <w:rPr>
-      <w:rFonts w:ascii="Arial" w:hAnsi="Arial" w:eastAsia="宋体"/>
+      <w:rFonts w:ascii="Arial" w:eastAsia="宋体" w:hAnsi="Arial"/>
       <w:sz w:val="28"/>
     </w:rPr>
   </w:style>
-  <w:style w:type="paragraph" w:customStyle="1" w:styleId="31">
+  <w:style w:type="paragraph" w:customStyle="1" w:styleId="3">
     <w:name w:val="柴_标题3"/>
-    <w:basedOn w:val="4"/>
-    <w:next w:val="29"/>
+    <w:basedOn w:val="Heading3"/>
+    <w:next w:val="a1"/>
     <w:qFormat/>
-    <w:uiPriority w:val="0"/>
     <w:pPr>
       <w:spacing w:line="360" w:lineRule="auto"/>
       <w:ind w:left="0" w:firstLine="472" w:firstLineChars="200"/>
     </w:pPr>
     <w:rPr>
-      <w:rFonts w:ascii="宋体" w:hAnsi="宋体" w:eastAsia="宋体" w:cs="宋体"/>
+      <w:rFonts w:ascii="宋体" w:eastAsia="宋体" w:hAnsi="宋体" w:cs="宋体"/>
       <w:spacing w:val="-2"/>
       <w:sz w:val="24"/>
       <w:szCs w:val="24"/>
     </w:rPr>
   </w:style>
-  <w:style w:type="paragraph" w:customStyle="1" w:styleId="32">
+  <w:style w:type="paragraph" w:customStyle="1" w:styleId="a2">
     <w:name w:val="柴_目录"/>
-    <w:basedOn w:val="1"/>
-    <w:next w:val="12"/>
+    <w:basedOn w:val="Normal"/>
+    <w:next w:val="BodyText"/>
     <w:qFormat/>
-    <w:uiPriority w:val="0"/>
     <w:pPr>
       <w:tabs>
         <w:tab w:val="right" w:leader="dot" w:pos="8442"/>
@@ -10351,64 +10126,59 @@
       <w:ind w:left="0" w:leftChars="0"/>
     </w:pPr>
     <w:rPr>
-      <w:rFonts w:ascii="Arial" w:hAnsi="Arial" w:eastAsia="Microsoft JhengHei"/>
+      <w:rFonts w:ascii="Arial" w:eastAsia="Microsoft JhengHei" w:hAnsi="Arial"/>
       <w:sz w:val="24"/>
     </w:rPr>
   </w:style>
-  <w:style w:type="paragraph" w:customStyle="1" w:styleId="33">
+  <w:style w:type="paragraph" w:customStyle="1" w:styleId="WPSOffice1">
     <w:name w:val="WPSOffice手动目录 1"/>
     <w:qFormat/>
-    <w:uiPriority w:val="0"/>
     <w:pPr>
       <w:ind w:leftChars="0"/>
     </w:pPr>
     <w:rPr>
-      <w:rFonts w:ascii="Times New Roman" w:hAnsi="Times New Roman" w:eastAsia="宋体" w:cs="Times New Roman"/>
+      <w:rFonts w:ascii="Times New Roman" w:eastAsia="宋体" w:hAnsi="Times New Roman" w:cs="Times New Roman"/>
       <w:sz w:val="20"/>
       <w:szCs w:val="20"/>
     </w:rPr>
   </w:style>
-  <w:style w:type="paragraph" w:customStyle="1" w:styleId="34">
+  <w:style w:type="paragraph" w:customStyle="1" w:styleId="WPSOffice2">
     <w:name w:val="WPSOffice手动目录 2"/>
     <w:qFormat/>
-    <w:uiPriority w:val="0"/>
     <w:pPr>
       <w:ind w:leftChars="200"/>
     </w:pPr>
     <w:rPr>
-      <w:rFonts w:ascii="Times New Roman" w:hAnsi="Times New Roman" w:eastAsia="宋体" w:cs="Times New Roman"/>
+      <w:rFonts w:ascii="Times New Roman" w:eastAsia="宋体" w:hAnsi="Times New Roman" w:cs="Times New Roman"/>
       <w:sz w:val="20"/>
       <w:szCs w:val="20"/>
     </w:rPr>
   </w:style>
-  <w:style w:type="paragraph" w:customStyle="1" w:styleId="35">
+  <w:style w:type="paragraph" w:customStyle="1" w:styleId="WPSOffice3">
     <w:name w:val="WPSOffice手动目录 3"/>
     <w:qFormat/>
-    <w:uiPriority w:val="0"/>
     <w:pPr>
       <w:ind w:leftChars="400"/>
     </w:pPr>
     <w:rPr>
-      <w:rFonts w:ascii="Times New Roman" w:hAnsi="Times New Roman" w:eastAsia="宋体" w:cs="Times New Roman"/>
+      <w:rFonts w:ascii="Times New Roman" w:eastAsia="宋体" w:hAnsi="Times New Roman" w:cs="Times New Roman"/>
       <w:sz w:val="20"/>
       <w:szCs w:val="20"/>
     </w:rPr>
   </w:style>
-  <w:style w:type="paragraph" w:customStyle="1" w:styleId="36">
+  <w:style w:type="paragraph" w:customStyle="1" w:styleId="Compact">
     <w:name w:val="Compact"/>
-    <w:basedOn w:val="12"/>
+    <w:basedOn w:val="BodyText"/>
     <w:qFormat/>
-    <w:uiPriority w:val="0"/>
     <w:pPr>
       <w:spacing w:before="36" w:after="36"/>
     </w:pPr>
   </w:style>
-  <w:style w:type="table" w:customStyle="1" w:styleId="37">
+  <w:style w:type="table" w:customStyle="1" w:styleId="Table">
     <w:name w:val="Table"/>
     <w:semiHidden/>
     <w:unhideWhenUsed/>
     <w:qFormat/>
-    <w:uiPriority w:val="0"/>
     <w:tblPr>
       <w:tblCellMar>
         <w:top w:w="0" w:type="dxa"/>
@@ -10420,28 +10190,26 @@
     <w:tblStylePr w:type="firstRow">
       <w:tcPr>
         <w:tcBorders>
-          <w:bottom w:val="single" w:color="auto" w:sz="0" w:space="0"/>
+          <w:bottom w:val="single" w:sz="0" w:space="0" w:color="auto"/>
         </w:tcBorders>
         <w:vAlign w:val="bottom"/>
       </w:tcPr>
     </w:tblStylePr>
   </w:style>
-  <w:style w:type="character" w:customStyle="1" w:styleId="38">
+  <w:style w:type="character" w:customStyle="1" w:styleId="1Char">
     <w:name w:val="柴_标题1 Char"/>
-    <w:link w:val="28"/>
+    <w:link w:val="1"/>
     <w:qFormat/>
-    <w:uiPriority w:val="0"/>
     <w:rPr>
-      <w:rFonts w:ascii="Arial" w:hAnsi="Arial" w:eastAsia="宋体"/>
+      <w:rFonts w:ascii="Arial" w:eastAsia="宋体" w:hAnsi="Arial"/>
       <w:sz w:val="32"/>
     </w:rPr>
   </w:style>
-  <w:style w:type="table" w:customStyle="1" w:styleId="39">
+  <w:style w:type="table" w:customStyle="1" w:styleId="TableNormal1">
     <w:name w:val="Table Normal_1"/>
     <w:semiHidden/>
     <w:unhideWhenUsed/>
     <w:qFormat/>
-    <w:uiPriority w:val="0"/>
     <w:tblPr>
       <w:tblCellMar>
         <w:top w:w="0" w:type="dxa"/>
@@ -10451,11 +10219,10 @@
       </w:tblCellMar>
     </w:tblPr>
   </w:style>
-  <w:style w:type="paragraph" w:customStyle="1" w:styleId="40">
+  <w:style w:type="paragraph" w:customStyle="1" w:styleId="a3">
     <w:name w:val="柴_正文_无缩进"/>
-    <w:basedOn w:val="1"/>
+    <w:basedOn w:val="Normal"/>
     <w:qFormat/>
-    <w:uiPriority w:val="0"/>
     <w:pPr>
       <w:ind w:firstLine="0" w:firstLineChars="0"/>
     </w:pPr>
@@ -10465,31 +10232,29 @@
       <w:lang w:eastAsia="zh-CN"/>
     </w:rPr>
   </w:style>
-  <w:style w:type="paragraph" w:customStyle="1" w:styleId="41">
+  <w:style w:type="paragraph" w:customStyle="1" w:styleId="4">
     <w:name w:val="柴_标题4"/>
-    <w:basedOn w:val="5"/>
-    <w:next w:val="1"/>
+    <w:basedOn w:val="Heading4"/>
+    <w:next w:val="Normal"/>
     <w:qFormat/>
-    <w:uiPriority w:val="0"/>
     <w:pPr>
       <w:widowControl w:val="0"/>
       <w:spacing w:before="160" w:line="360" w:lineRule="auto"/>
-      <w:ind w:left="981" w:leftChars="300" w:hanging="862"/>
+      <w:ind w:left="981" w:hanging="862" w:leftChars="300"/>
     </w:pPr>
     <w:rPr>
-      <w:rFonts w:hint="eastAsia" w:ascii="Calibri" w:hAnsi="Calibri" w:eastAsia="宋体" w:cs="宋体"/>
+      <w:rFonts w:ascii="Calibri" w:eastAsia="宋体" w:hAnsi="Calibri" w:cs="宋体" w:hint="eastAsia"/>
       <w:sz w:val="24"/>
       <w:szCs w:val="24"/>
       <w:lang w:eastAsia="zh-CN" w:bidi="zh-CN"/>
     </w:rPr>
   </w:style>
-  <w:style w:type="character" w:customStyle="1" w:styleId="42">
+  <w:style w:type="character" w:customStyle="1" w:styleId="Char">
     <w:name w:val="柴_正文 Char"/>
-    <w:link w:val="29"/>
+    <w:link w:val="a1"/>
     <w:qFormat/>
-    <w:uiPriority w:val="0"/>
     <w:rPr>
-      <w:rFonts w:ascii="Arial" w:hAnsi="Arial" w:eastAsia="宋体"/>
+      <w:rFonts w:ascii="Arial" w:eastAsia="宋体" w:hAnsi="Arial"/>
       <w:sz w:val="24"/>
       <w:lang w:eastAsia="zh-CN"/>
     </w:rPr>

--- a/4.质量管理/1.流程制度规范类文件/TXHS-04-01-运维服务质量管理制度.docx
+++ b/4.质量管理/1.流程制度规范类文件/TXHS-04-01-运维服务质量管理制度.docx
@@ -1334,7 +1334,7 @@
                 <w:vertAlign w:val="baseline"/>
                 <w:lang w:val="en-US" w:eastAsia="zh-CN"/>
               </w:rPr>
-              <w:t>李伟</w:t>
+              <w:t>沈晓晖</w:t>
             </w:r>
           </w:p>
         </w:tc>
@@ -1382,7 +1382,7 @@
                 <w:vertAlign w:val="baseline"/>
                 <w:lang w:val="en-US" w:eastAsia="zh-CN"/>
               </w:rPr>
-              <w:t>陈凯</w:t>
+              <w:t>茅建根</w:t>
             </w:r>
           </w:p>
         </w:tc>
